--- a/downloads/teacher/ai-6-week-16.docx
+++ b/downloads/teacher/ai-6-week-16.docx
@@ -1965,6 +1965,396 @@
         <w:t>For the Grounded Learning Service, retain an annotated trace and the changed-case result. Name the contract or evidence that makes the deciding step valid, so another team can review it.</w:t>
       </w:r>
     </w:p>
+    <w:p>
+      <w:pPr>
+        <w:pStyle w:val="Heading1"/>
+      </w:pPr>
+      <w:r>
+        <w:t>07. Prepare, teach and assess</w:t>
+      </w:r>
+    </w:p>
+    <w:p>
+      <w:r>
+        <w:t>Teaching target: Explain the mechanism and terminology of timeouts retries and cancellation</w:t>
+      </w:r>
+    </w:p>
+    <w:p>
+      <w:r>
+        <w:t>Prepare the labelled worked-case picture, the matching workbook, fictional input cards and a place for individual responses. Check a local Python 3 environment before class; have a paper-trace version ready.</w:t>
+      </w:r>
+    </w:p>
+    <w:tbl>
+      <w:tblPr>
+        <w:tblStyle w:val="LightShading-Accent1"/>
+        <w:tblW w:type="auto" w:w="0"/>
+        <w:tblLook w:firstColumn="1" w:firstRow="1" w:lastColumn="0" w:lastRow="0" w:noHBand="0" w:noVBand="1" w:val="04A0"/>
+      </w:tblPr>
+      <w:tblGrid>
+        <w:gridCol w:w="3408"/>
+        <w:gridCol w:w="3408"/>
+        <w:gridCol w:w="3408"/>
+      </w:tblGrid>
+      <w:tr>
+        <w:trPr>
+          <w:tblHeader/>
+        </w:trPr>
+        <w:tc>
+          <w:tcPr>
+            <w:tcW w:type="dxa" w:w="3408"/>
+          </w:tcPr>
+          <w:p>
+            <w:r>
+              <w:t>Session</w:t>
+            </w:r>
+          </w:p>
+        </w:tc>
+        <w:tc>
+          <w:tcPr>
+            <w:tcW w:type="dxa" w:w="3408"/>
+          </w:tcPr>
+          <w:p>
+            <w:r>
+              <w:t>Plan</w:t>
+            </w:r>
+          </w:p>
+        </w:tc>
+        <w:tc>
+          <w:tcPr>
+            <w:tcW w:type="dxa" w:w="3408"/>
+          </w:tcPr>
+          <w:p>
+            <w:r>
+              <w:t>Resources</w:t>
+            </w:r>
+          </w:p>
+        </w:tc>
+      </w:tr>
+      <w:tr>
+        <w:tc>
+          <w:tcPr>
+            <w:tcW w:type="dxa" w:w="3408"/>
+          </w:tcPr>
+          <w:p>
+            <w:r>
+              <w:t>Session 1 · Understand · 45 min</w:t>
+            </w:r>
+          </w:p>
+        </w:tc>
+        <w:tc>
+          <w:tcPr>
+            <w:tcW w:type="dxa" w:w="3408"/>
+          </w:tcPr>
+          <w:p>
+            <w:r>
+              <w:t>0–7: recall and prerequisite; 7–15: inspect the concrete case and predict; 15–30: teacher models the worked trace; 30–40: learners explain a step using the text and visual; 40–45: check the core idea.</w:t>
+            </w:r>
+          </w:p>
+        </w:tc>
+        <w:tc>
+          <w:tcPr>
+            <w:tcW w:type="dxa" w:w="3408"/>
+          </w:tcPr>
+          <w:p>
+            <w:r>
+              <w:t>Sections 1–6; record the brief recall in the workbook.</w:t>
+            </w:r>
+          </w:p>
+        </w:tc>
+      </w:tr>
+      <w:tr>
+        <w:tc>
+          <w:tcPr>
+            <w:tcW w:type="dxa" w:w="3408"/>
+          </w:tcPr>
+          <w:p>
+            <w:r>
+              <w:t>Session 2 · Practise · 45 min</w:t>
+            </w:r>
+          </w:p>
+        </w:tc>
+        <w:tc>
+          <w:tcPr>
+            <w:tcW w:type="dxa" w:w="3408"/>
+          </w:tcPr>
+          <w:p>
+            <w:r>
+              <w:t>0–5: retrieve the procedure; 5–15: W2 completion practice; 15–23: explain and check with a partner; 23–30: each learner answers the misconception check; 30–40: targeted reteaching or a harder variation; 40–45: prepare the investigation.</w:t>
+            </w:r>
+          </w:p>
+        </w:tc>
+        <w:tc>
+          <w:tcPr>
+            <w:tcW w:type="dxa" w:w="3408"/>
+          </w:tcPr>
+          <w:p>
+            <w:r>
+              <w:t>Sections 7–10; use the matching workbook W2 and misconception check.</w:t>
+            </w:r>
+          </w:p>
+        </w:tc>
+      </w:tr>
+      <w:tr>
+        <w:tc>
+          <w:tcPr>
+            <w:tcW w:type="dxa" w:w="3408"/>
+          </w:tcPr>
+          <w:p>
+            <w:r>
+              <w:t>Session 3 · Investigate and transfer · 45 min</w:t>
+            </w:r>
+          </w:p>
+        </w:tc>
+        <w:tc>
+          <w:tcPr>
+            <w:tcW w:type="dxa" w:w="3408"/>
+          </w:tcPr>
+          <w:p>
+            <w:r>
+              <w:t>0–5: retrieve the decision rule; 5–20: investigate or trace; 20–30: start the independent case; 30–38: connect the project; 38–43: act on feedback; 43–45: plan the return check.</w:t>
+            </w:r>
+          </w:p>
+        </w:tc>
+        <w:tc>
+          <w:tcPr>
+            <w:tcW w:type="dxa" w:w="3408"/>
+          </w:tcPr>
+          <w:p>
+            <w:r>
+              <w:t>Sections 9 and 11–14. Give extra time to finish the full task set; use Section 15 when the week includes a coding lab.</w:t>
+            </w:r>
+          </w:p>
+        </w:tc>
+      </w:tr>
+    </w:tbl>
+    <w:p>
+      <w:r>
+        <w:t>Before class, solve the supported practice: Three attempts each time out after 4 seconds with gaps 1 and 2. A fourth is proposed. Show the intermediate steps and give the conclusion with its scope.</w:t>
+      </w:r>
+    </w:p>
+    <w:p>
+      <w:r>
+        <w:t>Reasoned practice answer: Teacher explanation: Budget is exhausted after 15 seconds under the model; reject fourth attempt. A late side-effect result must still be reconciled.</w:t>
+      </w:r>
+    </w:p>
+    <w:p>
+      <w:r>
+        <w:t>Check every learner before discussion: Use the worked case for Timeouts retries and cancellation. Proposed explanation: “The worked result establishes every future case”. Decide whether this explanation is supported. Point to the step or supplied fact that decides; explain your repair if needed.</w:t>
+      </w:r>
+    </w:p>
+    <w:p>
+      <w:r>
+        <w:t>Misconception repair: A timeout means the caller lacks a timely result, not necessarily that the remote operation did not occur.</w:t>
+      </w:r>
+    </w:p>
+    <w:p>
+      <w:r>
+        <w:t>Support: read the exact case aloud, enlarge the labelled picture, supply input cards and model only the first deciding step. Accept a spoken explanation or drawing; retain the reasoning goal.</w:t>
+      </w:r>
+    </w:p>
+    <w:p>
+      <w:r>
+        <w:t>Extension: Cancellation arrives after the first timeout. Require a prediction and a reason before comparing. Expected result: Do not start the second attempt. Reason: Cancellation overrides the unused retry allowance.</w:t>
+      </w:r>
+    </w:p>
+    <w:p>
+      <w:r>
+        <w:t>Independent assessment: withhold the reserved answer until the learner has attempted the new case. Record support separately from correctness.</w:t>
+      </w:r>
+    </w:p>
+    <w:tbl>
+      <w:tblPr>
+        <w:tblStyle w:val="LightShading-Accent1"/>
+        <w:tblW w:type="auto" w:w="0"/>
+        <w:tblLook w:firstColumn="1" w:firstRow="1" w:lastColumn="0" w:lastRow="0" w:noHBand="0" w:noVBand="1" w:val="04A0"/>
+      </w:tblPr>
+      <w:tblGrid>
+        <w:gridCol w:w="2556"/>
+        <w:gridCol w:w="2556"/>
+        <w:gridCol w:w="2556"/>
+        <w:gridCol w:w="2556"/>
+      </w:tblGrid>
+      <w:tr>
+        <w:trPr>
+          <w:tblHeader/>
+        </w:trPr>
+        <w:tc>
+          <w:tcPr>
+            <w:tcW w:type="dxa" w:w="2556"/>
+          </w:tcPr>
+          <w:p>
+            <w:r>
+              <w:t>Criterion</w:t>
+            </w:r>
+          </w:p>
+        </w:tc>
+        <w:tc>
+          <w:tcPr>
+            <w:tcW w:type="dxa" w:w="2556"/>
+          </w:tcPr>
+          <w:p>
+            <w:r>
+              <w:t>Not yet</w:t>
+            </w:r>
+          </w:p>
+        </w:tc>
+        <w:tc>
+          <w:tcPr>
+            <w:tcW w:type="dxa" w:w="2556"/>
+          </w:tcPr>
+          <w:p>
+            <w:r>
+              <w:t>With support</w:t>
+            </w:r>
+          </w:p>
+        </w:tc>
+        <w:tc>
+          <w:tcPr>
+            <w:tcW w:type="dxa" w:w="2556"/>
+          </w:tcPr>
+          <w:p>
+            <w:r>
+              <w:t>Independent</w:t>
+            </w:r>
+          </w:p>
+        </w:tc>
+      </w:tr>
+      <w:tr>
+        <w:tc>
+          <w:tcPr>
+            <w:tcW w:type="dxa" w:w="2556"/>
+          </w:tcPr>
+          <w:p>
+            <w:r>
+              <w:t>Explanation</w:t>
+            </w:r>
+          </w:p>
+        </w:tc>
+        <w:tc>
+          <w:tcPr>
+            <w:tcW w:type="dxa" w:w="2556"/>
+          </w:tcPr>
+          <w:p>
+            <w:r>
+              <w:t>Names an answer without a deciding fact</w:t>
+            </w:r>
+          </w:p>
+        </w:tc>
+        <w:tc>
+          <w:tcPr>
+            <w:tcW w:type="dxa" w:w="2556"/>
+          </w:tcPr>
+          <w:p>
+            <w:r>
+              <w:t>Uses a hint to link fact and decision</w:t>
+            </w:r>
+          </w:p>
+        </w:tc>
+        <w:tc>
+          <w:tcPr>
+            <w:tcW w:type="dxa" w:w="2556"/>
+          </w:tcPr>
+          <w:p>
+            <w:r>
+              <w:t>Explains the deciding fact in own words</w:t>
+            </w:r>
+          </w:p>
+        </w:tc>
+      </w:tr>
+      <w:tr>
+        <w:tc>
+          <w:tcPr>
+            <w:tcW w:type="dxa" w:w="2556"/>
+          </w:tcPr>
+          <w:p>
+            <w:r>
+              <w:t>Trace or test</w:t>
+            </w:r>
+          </w:p>
+        </w:tc>
+        <w:tc>
+          <w:tcPr>
+            <w:tcW w:type="dxa" w:w="2556"/>
+          </w:tcPr>
+          <w:p>
+            <w:r>
+              <w:t>Cannot connect input and result</w:t>
+            </w:r>
+          </w:p>
+        </w:tc>
+        <w:tc>
+          <w:tcPr>
+            <w:tcW w:type="dxa" w:w="2556"/>
+          </w:tcPr>
+          <w:p>
+            <w:r>
+              <w:t>Completes steps with prompts</w:t>
+            </w:r>
+          </w:p>
+        </w:tc>
+        <w:tc>
+          <w:tcPr>
+            <w:tcW w:type="dxa" w:w="2556"/>
+          </w:tcPr>
+          <w:p>
+            <w:r>
+              <w:t>Traces or tests a changed case accurately</w:t>
+            </w:r>
+          </w:p>
+        </w:tc>
+      </w:tr>
+      <w:tr>
+        <w:tc>
+          <w:tcPr>
+            <w:tcW w:type="dxa" w:w="2556"/>
+          </w:tcPr>
+          <w:p>
+            <w:r>
+              <w:t>Limits and revision</w:t>
+            </w:r>
+          </w:p>
+        </w:tc>
+        <w:tc>
+          <w:tcPr>
+            <w:tcW w:type="dxa" w:w="2556"/>
+          </w:tcPr>
+          <w:p>
+            <w:r>
+              <w:t>Claims more than evidence supports</w:t>
+            </w:r>
+          </w:p>
+        </w:tc>
+        <w:tc>
+          <w:tcPr>
+            <w:tcW w:type="dxa" w:w="2556"/>
+          </w:tcPr>
+          <w:p>
+            <w:r>
+              <w:t>Names a limit after a prompt</w:t>
+            </w:r>
+          </w:p>
+        </w:tc>
+        <w:tc>
+          <w:tcPr>
+            <w:tcW w:type="dxa" w:w="2556"/>
+          </w:tcPr>
+          <w:p>
+            <w:r>
+              <w:t>States a defensible limit and useful next test</w:t>
+            </w:r>
+          </w:p>
+        </w:tc>
+      </w:tr>
+    </w:tbl>
+    <w:p>
+      <w:r>
+        <w:t>Project checkpoint: Test changed cases. Keep normal, boundary and failure cases; compare expected and observed results.</w:t>
+      </w:r>
+    </w:p>
+    <w:p>
+      <w:r>
+        <w:t>Use the weekly teacher answer for topic-specific reasoning. A saved progress tick is an activity record; judge mastery from the learner’s explanation and evidence.</w:t>
+      </w:r>
+    </w:p>
     <w:sectPr>
       <w:pgSz w:w="12240" w:h="15840"/>
       <w:pgMar w:top="936" w:right="1008" w:bottom="936" w:left="1008" w:header="720" w:footer="720" w:gutter="0"/>

--- a/downloads/teacher/ai-6-week-16.docx
+++ b/downloads/teacher/ai-6-week-16.docx
@@ -2355,6 +2355,39 @@
         <w:t>Use the weekly teacher answer for topic-specific reasoning. A saved progress tick is an activity record; judge mastery from the learner’s explanation and evidence.</w:t>
       </w:r>
     </w:p>
+    <w:p>
+      <w:pPr>
+        <w:pStyle w:val="Heading1"/>
+      </w:pPr>
+      <w:r>
+        <w:t>08. Use feedback, labs and repair paths</w:t>
+      </w:r>
+    </w:p>
+    <w:p>
+      <w:r>
+        <w:t>Use the two formative questions as supported practice, not as independent mastery scores. Discuss the deciding evidence rather than accepting a guessed selection.</w:t>
+      </w:r>
+    </w:p>
+    <w:p>
+      <w:r>
+        <w:t>The feedback comes from the reviewed public worked case. Do not reveal the separately reserved independent teacher answer until the learner has attempted that case.</w:t>
+      </w:r>
+    </w:p>
+    <w:p>
+      <w:r>
+        <w:t>Ask students to predict before running code. Preserve errors and actual outputs; collect a changed test and an explanation. The branch-boundary and indexing lessons deliberately include failure cases.</w:t>
+      </w:r>
+    </w:p>
+    <w:p>
+      <w:r>
+        <w:t>Use the earlier worked-explanation links to address a specific missing building block, then return to the current question. Adapt this suggestion after observing the learner; it is not an automatic diagnosis.</w:t>
+      </w:r>
+    </w:p>
+    <w:p>
+      <w:r>
+        <w:t>Collect the completed-work portfolio as evidence. Record support separately from correctness, and assess explanation, trace/test and limitations. Progress ticks and quiz selections alone do not establish mastery.</w:t>
+      </w:r>
+    </w:p>
     <w:sectPr>
       <w:pgSz w:w="12240" w:h="15840"/>
       <w:pgMar w:top="936" w:right="1008" w:bottom="936" w:left="1008" w:header="720" w:footer="720" w:gutter="0"/>

--- a/downloads/teacher/ai-6-week-16.docx
+++ b/downloads/teacher/ai-6-week-16.docx
@@ -29,16 +29,57 @@
       </w:r>
     </w:p>
     <w:p>
-      <w:pPr>
-        <w:pStyle w:val="Heading3"/>
-      </w:pPr>
-      <w:r>
-        <w:t>Teach the learning cycle</w:t>
+      <w:r>
+        <w:t>Prepare Timeouts retries and cancellation: check the target, prerequisites, resources and adaptable teaching schedule.</w:t>
       </w:r>
     </w:p>
     <w:p>
-      <w:r>
-        <w:t>Primary target: Explain the mechanism and terminology of timeouts retries and cancellation</w:t>
+      <w:pPr>
+        <w:pStyle w:val="Heading3"/>
+      </w:pPr>
+      <w:r>
+        <w:t>Teach the learning cycle</w:t>
+      </w:r>
+    </w:p>
+    <w:p>
+      <w:pPr>
+        <w:spacing w:line="336" w:lineRule="auto" w:after="180"/>
+      </w:pPr>
+      <w:r>
+        <w:rPr>
+          <w:b w:val="0"/>
+        </w:rPr>
+        <w:t xml:space="preserve">Primary target: Explain the </w:t>
+      </w:r>
+      <w:r>
+        <w:rPr>
+          <w:b/>
+        </w:rPr>
+        <w:t>mechanism</w:t>
+      </w:r>
+      <w:r>
+        <w:rPr>
+          <w:b w:val="0"/>
+        </w:rPr>
+        <w:t xml:space="preserve"> and terminology of </w:t>
+      </w:r>
+      <w:r>
+        <w:rPr>
+          <w:b/>
+        </w:rPr>
+        <w:t>timeout</w:t>
+      </w:r>
+      <w:r>
+        <w:rPr>
+          <w:b w:val="0"/>
+        </w:rPr>
+        <w:t xml:space="preserve">s retries and </w:t>
+      </w:r>
+      <w:r>
+        <w:rPr>
+          <w:b/>
+        </w:rPr>
+        <w:t>cancellation</w:t>
       </w:r>
     </w:p>
     <w:tbl>
@@ -185,16 +226,37 @@
       </w:tr>
     </w:tbl>
     <w:p>
-      <w:r>
-        <w:t>This is a starting allocation of 135 minutes, not a validated duration. Preserve all named topics. Schedule extra time for connected examples, the full investigation, independent cases and project building. Repeated copies of a case share one recorded attempt; they are not new evidence.</w:t>
+      <w:pPr>
+        <w:spacing w:line="336" w:lineRule="auto" w:after="180"/>
+      </w:pPr>
+      <w:r>
+        <w:rPr>
+          <w:b w:val="0"/>
+        </w:rPr>
+        <w:t>This is a starting allocation of 135 minutes, not a validated duration. Preserve all named topics. Schedule extra time for connected examples, the full investigation, independent cases and project building.</w:t>
       </w:r>
     </w:p>
     <w:p>
       <w:pPr>
-        <w:pStyle w:val="Heading3"/>
-      </w:pPr>
-      <w:r>
-        <w:t>Retrieval answer guidance</w:t>
+        <w:spacing w:line="336" w:lineRule="auto" w:after="180"/>
+      </w:pPr>
+      <w:r>
+        <w:rPr>
+          <w:b w:val="0"/>
+        </w:rPr>
+        <w:t xml:space="preserve">Repeated copies of a case share one recorded attempt; they are not new </w:t>
+      </w:r>
+      <w:r>
+        <w:rPr>
+          <w:b/>
+        </w:rPr>
+        <w:t>evidence</w:t>
+      </w:r>
+      <w:r>
+        <w:rPr>
+          <w:b w:val="0"/>
+        </w:rPr>
+        <w:t>.</w:t>
       </w:r>
     </w:p>
     <w:p>
@@ -202,178 +264,660 @@
         <w:pStyle w:val="Heading3"/>
       </w:pPr>
       <w:r>
-        <w:t>Approval gates and idempotency</w:t>
+        <w:t>Retrieval answer guidance</w:t>
       </w:r>
     </w:p>
     <w:p>
-      <w:r>
-        <w:t>Without opening the old lesson, explain one key idea from Approval gates and idempotency. Give an example and a mistake that the idea helps you avoid.</w:t>
+      <w:pPr>
+        <w:pStyle w:val="Heading3"/>
+      </w:pPr>
+      <w:r>
+        <w:t>Approval gates and idempotency</w:t>
       </w:r>
     </w:p>
     <w:p>
-      <w:r>
-        <w:t>Look for: Explain the mechanism and terminology of approval gates and idempotency</w:t>
+      <w:pPr>
+        <w:spacing w:line="336" w:lineRule="auto" w:after="180"/>
+      </w:pPr>
+      <w:r>
+        <w:rPr>
+          <w:b w:val="0"/>
+        </w:rPr>
+        <w:t>Without opening the old lesson, explain one key idea from Approval gates and idempotency. Give an example and a mistake that the idea helps you avoid.</w:t>
       </w:r>
     </w:p>
     <w:p>
-      <w:r>
-        <w:t>Reference example, not the only acceptable wording: Teacher explanation: Approval gates bind side effects to an actor, exact version and destination. Idempotency prevents repeated requests with the same key from repeating a committed effect. The mock submission requires approval for request version v1 and destination D. Store key -&gt; committed result. Reusing the same key with the same payload returns that result; the same key with different payload is rejected.</w:t>
+      <w:pPr>
+        <w:spacing w:line="336" w:lineRule="auto" w:after="180"/>
+      </w:pPr>
+      <w:r>
+        <w:rPr>
+          <w:b w:val="0"/>
+        </w:rPr>
+        <w:t xml:space="preserve">Look for: Explain the </w:t>
+      </w:r>
+      <w:r>
+        <w:rPr>
+          <w:b/>
+        </w:rPr>
+        <w:t>mechanism</w:t>
+      </w:r>
+      <w:r>
+        <w:rPr>
+          <w:b w:val="0"/>
+        </w:rPr>
+        <w:t xml:space="preserve"> and terminology of approval gates and idempotency</w:t>
       </w:r>
     </w:p>
     <w:p>
       <w:pPr>
-        <w:pStyle w:val="Heading3"/>
-      </w:pPr>
-      <w:r>
-        <w:t>State machines for bounded agents</w:t>
+        <w:spacing w:line="336" w:lineRule="auto" w:after="180"/>
+      </w:pPr>
+      <w:r>
+        <w:rPr>
+          <w:b w:val="0"/>
+        </w:rPr>
+        <w:t>Reference example, not the only acceptable wording: Teacher explanation: Approval gates bind side effects to an actor, exact version and destination.</w:t>
       </w:r>
     </w:p>
     <w:p>
-      <w:r>
-        <w:t>Without opening the old lesson, explain one key idea from State machines for bounded agents. Give an example and a mistake that the idea helps you avoid.</w:t>
+      <w:pPr>
+        <w:spacing w:line="336" w:lineRule="auto" w:after="180"/>
+      </w:pPr>
+      <w:r>
+        <w:rPr>
+          <w:b w:val="0"/>
+        </w:rPr>
+        <w:t>Idempotency prevents repeated requests with the same key from repeating a committed effect. The mock submission requires approval for request version v1 and destination D. Store key -&gt; committed result.</w:t>
       </w:r>
     </w:p>
     <w:p>
-      <w:r>
-        <w:t>Look for: Explain the mechanism and terminology of state machines for bounded agents</w:t>
+      <w:pPr>
+        <w:spacing w:line="336" w:lineRule="auto" w:after="180"/>
+      </w:pPr>
+      <w:r>
+        <w:rPr>
+          <w:b w:val="0"/>
+        </w:rPr>
+        <w:t>Reusing the same key with the same payload returns that result; the same key with different payload is rejected.</w:t>
       </w:r>
     </w:p>
     <w:p>
-      <w:r>
-        <w:t>Reference example, not the only acceptable wording: Teacher explanation: A bounded agent uses explicit states and finite action limits. A state machine makes invalid transitions visible. States are ready, looking_up, review, done. ready may start lookup; lookup may finish done or request review; review may finish done after authorised evidence. done is terminal. Maximum two lookup attempts.</w:t>
+      <w:pPr>
+        <w:pStyle w:val="Heading3"/>
+      </w:pPr>
+      <w:r>
+        <w:t>State machines for bounded agents</w:t>
       </w:r>
     </w:p>
     <w:p>
       <w:pPr>
-        <w:pStyle w:val="Heading3"/>
-      </w:pPr>
-      <w:r>
-        <w:t>Evaluation pipelines</w:t>
+        <w:spacing w:line="336" w:lineRule="auto" w:after="180"/>
+      </w:pPr>
+      <w:r>
+        <w:rPr>
+          <w:b w:val="0"/>
+        </w:rPr>
+        <w:t>Without opening the old lesson, explain one key idea from State machines for bounded agents. Give an example and a mistake that the idea helps you avoid.</w:t>
       </w:r>
     </w:p>
     <w:p>
-      <w:r>
-        <w:t>Without opening the old lesson, explain one key idea from Evaluation pipelines. Give an example and a mistake that the idea helps you avoid.</w:t>
+      <w:pPr>
+        <w:spacing w:line="336" w:lineRule="auto" w:after="180"/>
+      </w:pPr>
+      <w:r>
+        <w:rPr>
+          <w:b w:val="0"/>
+        </w:rPr>
+        <w:t xml:space="preserve">Look for: Explain the </w:t>
+      </w:r>
+      <w:r>
+        <w:rPr>
+          <w:b/>
+        </w:rPr>
+        <w:t>mechanism</w:t>
+      </w:r>
+      <w:r>
+        <w:rPr>
+          <w:b w:val="0"/>
+        </w:rPr>
+        <w:t xml:space="preserve"> and terminology of state machines for bounded agents</w:t>
       </w:r>
     </w:p>
     <w:p>
-      <w:r>
-        <w:t>Look for: Explain the mechanism and terminology of evaluation pipelines</w:t>
+      <w:pPr>
+        <w:spacing w:line="336" w:lineRule="auto" w:after="180"/>
+      </w:pPr>
+      <w:r>
+        <w:rPr>
+          <w:b w:val="0"/>
+        </w:rPr>
+        <w:t>Reference example, not the only acceptable wording: Teacher explanation: A bounded agent uses explicit states and finite action limits. A state machine makes invalid transitions visible.</w:t>
       </w:r>
     </w:p>
     <w:p>
-      <w:r>
-        <w:t>Reference example, not the only acceptable wording: Teacher explanation: Evaluation pipelines preserve case versions, procedure versions and raw outcomes before producing metrics. A rerun must identify what changed. Load versioned cases, validate expected outcomes, execute the frozen system, store case-level results and compute declared denominators. Reject missing results rather than silently counting them as success.</w:t>
+      <w:pPr>
+        <w:spacing w:line="336" w:lineRule="auto" w:after="180"/>
+      </w:pPr>
+      <w:r>
+        <w:rPr>
+          <w:b w:val="0"/>
+        </w:rPr>
+        <w:t xml:space="preserve">States are ready, looking_up, review, done. ready may start lookup; lookup may finish done or request review; review may finish done after authorised </w:t>
+      </w:r>
+      <w:r>
+        <w:rPr>
+          <w:b/>
+        </w:rPr>
+        <w:t>evidence</w:t>
+      </w:r>
+      <w:r>
+        <w:rPr>
+          <w:b w:val="0"/>
+        </w:rPr>
+        <w:t>. done is terminal. Maximum two lookup attempts.</w:t>
       </w:r>
     </w:p>
     <w:p>
-      <w:r>
-        <w:t>Two 45-minute sessions. Timeouts bound waiting; retries consume a finite budget. Cancellation should stop future work while accounting for operations already committed. Use the supplied constructed scenarios to make the mechanism inspectable. Collect W4 before sharing solutions. Students should name intermediate evidence and limitations; classroom pacing and learning effectiveness remain unvalidated.</w:t>
+      <w:pPr>
+        <w:pStyle w:val="Heading3"/>
+      </w:pPr>
+      <w:r>
+        <w:t>Evaluation pipelines</w:t>
       </w:r>
     </w:p>
     <w:p>
       <w:pPr>
-        <w:pStyle w:val="Heading3"/>
-      </w:pPr>
-      <w:r>
-        <w:t>Outcomes</w:t>
+        <w:spacing w:line="336" w:lineRule="auto" w:after="180"/>
+      </w:pPr>
+      <w:r>
+        <w:rPr>
+          <w:b w:val="0"/>
+        </w:rPr>
+        <w:t>Without opening the old lesson, explain one key idea from Evaluation pipelines. Give an example and a mistake that the idea helps you avoid.</w:t>
       </w:r>
     </w:p>
     <w:p>
-      <w:r>
-        <w:t>Explain the mechanism and terminology of timeouts retries and cancellation</w:t>
+      <w:pPr>
+        <w:spacing w:line="336" w:lineRule="auto" w:after="180"/>
+      </w:pPr>
+      <w:r>
+        <w:rPr>
+          <w:b w:val="0"/>
+        </w:rPr>
+        <w:t xml:space="preserve">Look for: Explain the </w:t>
+      </w:r>
+      <w:r>
+        <w:rPr>
+          <w:b/>
+        </w:rPr>
+        <w:t>mechanism</w:t>
+      </w:r>
+      <w:r>
+        <w:rPr>
+          <w:b w:val="0"/>
+        </w:rPr>
+        <w:t xml:space="preserve"> and terminology of evaluation pipelines</w:t>
       </w:r>
     </w:p>
     <w:p>
-      <w:r>
-        <w:t>Apply the stated procedure to a new case with a traceable result</w:t>
+      <w:pPr>
+        <w:spacing w:line="336" w:lineRule="auto" w:after="180"/>
+      </w:pPr>
+      <w:r>
+        <w:rPr>
+          <w:b w:val="0"/>
+        </w:rPr>
+        <w:t>Reference example, not the only acceptable wording: Teacher explanation: Evaluation pipelines preserve case versions, procedure versions and raw outcomes before producing metrics. A rerun must identify what changed.</w:t>
       </w:r>
     </w:p>
     <w:p>
-      <w:r>
-        <w:t>Identify an assumption or limitation and design a revealing follow-up</w:t>
+      <w:pPr>
+        <w:spacing w:line="336" w:lineRule="auto" w:after="180"/>
+      </w:pPr>
+      <w:r>
+        <w:rPr>
+          <w:b w:val="0"/>
+        </w:rPr>
+        <w:t>Load versioned cases, validate expected outcomes, execute the frozen system, store case-level results and compute declared denominators. Reject missing results rather than silently counting them as success.</w:t>
       </w:r>
     </w:p>
     <w:p>
       <w:pPr>
-        <w:pStyle w:val="Heading3"/>
-      </w:pPr>
-      <w:r>
-        <w:t>Preparation</w:t>
+        <w:spacing w:line="336" w:lineRule="auto" w:after="180"/>
+      </w:pPr>
+      <w:r>
+        <w:rPr>
+          <w:b w:val="0"/>
+        </w:rPr>
+        <w:t xml:space="preserve">Two 45-minute sessions. </w:t>
+      </w:r>
+      <w:r>
+        <w:rPr>
+          <w:b/>
+        </w:rPr>
+        <w:t>Timeout</w:t>
+      </w:r>
+      <w:r>
+        <w:rPr>
+          <w:b w:val="0"/>
+        </w:rPr>
+        <w:t xml:space="preserve">s bound waiting; retries consume a finite budget. </w:t>
+      </w:r>
+      <w:r>
+        <w:rPr>
+          <w:b/>
+        </w:rPr>
+        <w:t>Cancellation</w:t>
+      </w:r>
+      <w:r>
+        <w:rPr>
+          <w:b w:val="0"/>
+        </w:rPr>
+        <w:t xml:space="preserve"> should stop future work while accounting for operations already committed.</w:t>
       </w:r>
     </w:p>
     <w:p>
-      <w:r>
-        <w:t>Lesson and workbook; paper and pencil</w:t>
+      <w:pPr>
+        <w:spacing w:line="336" w:lineRule="auto" w:after="180"/>
+      </w:pPr>
+      <w:r>
+        <w:rPr>
+          <w:b w:val="0"/>
+        </w:rPr>
+        <w:t xml:space="preserve">Use the supplied constructed scenarios to make the </w:t>
+      </w:r>
+      <w:r>
+        <w:rPr>
+          <w:b/>
+        </w:rPr>
+        <w:t>mechanism</w:t>
+      </w:r>
+      <w:r>
+        <w:rPr>
+          <w:b w:val="0"/>
+        </w:rPr>
+        <w:t xml:space="preserve"> inspectable. Collect W4 before sharing solutions.</w:t>
       </w:r>
     </w:p>
     <w:p>
-      <w:r>
-        <w:t>Calculator and optional local Python 3 for arithmetic; no live API or private data</w:t>
+      <w:pPr>
+        <w:spacing w:line="336" w:lineRule="auto" w:after="180"/>
+      </w:pPr>
+      <w:r>
+        <w:rPr>
+          <w:b w:val="0"/>
+        </w:rPr>
+        <w:t xml:space="preserve">Students should name intermediate </w:t>
+      </w:r>
+      <w:r>
+        <w:rPr>
+          <w:b/>
+        </w:rPr>
+        <w:t>evidence</w:t>
+      </w:r>
+      <w:r>
+        <w:rPr>
+          <w:b w:val="0"/>
+        </w:rPr>
+        <w:t xml:space="preserve"> and limitations; classroom pacing and learning effectiveness remain unvalidated.</w:t>
       </w:r>
     </w:p>
     <w:p>
-      <w:r>
-        <w:t>Prepare the fresh retry separately and withhold its solution until after collection</w:t>
+      <w:pPr>
+        <w:pStyle w:val="Heading3"/>
+      </w:pPr>
+      <w:r>
+        <w:t>Outcomes</w:t>
       </w:r>
     </w:p>
     <w:p>
       <w:pPr>
-        <w:pStyle w:val="Heading3"/>
-      </w:pPr>
-      <w:r>
-        <w:t>Prerequisite answer</w:t>
+        <w:spacing w:line="336" w:lineRule="auto" w:after="180"/>
+      </w:pPr>
+      <w:r>
+        <w:rPr>
+          <w:b w:val="0"/>
+        </w:rPr>
+        <w:t xml:space="preserve">Explain the </w:t>
+      </w:r>
+      <w:r>
+        <w:rPr>
+          <w:b/>
+        </w:rPr>
+        <w:t>mechanism</w:t>
+      </w:r>
+      <w:r>
+        <w:rPr>
+          <w:b w:val="0"/>
+        </w:rPr>
+        <w:t xml:space="preserve"> and terminology of </w:t>
+      </w:r>
+      <w:r>
+        <w:rPr>
+          <w:b/>
+        </w:rPr>
+        <w:t>timeout</w:t>
+      </w:r>
+      <w:r>
+        <w:rPr>
+          <w:b w:val="0"/>
+        </w:rPr>
+        <w:t xml:space="preserve">s retries and </w:t>
+      </w:r>
+      <w:r>
+        <w:rPr>
+          <w:b/>
+        </w:rPr>
+        <w:t>cancellation</w:t>
       </w:r>
     </w:p>
     <w:p>
-      <w:r>
-        <w:t>A result depends on the inputs, procedure and conditions that produced it. Preserve data roles and distinguish observed outcomes from predictions or unmeasured conditions. If the prior concept cannot be explained, use a short retrieval activity before this chapter.</w:t>
+      <w:pPr>
+        <w:spacing w:line="336" w:lineRule="auto" w:after="180"/>
+      </w:pPr>
+      <w:r>
+        <w:rPr>
+          <w:b w:val="0"/>
+        </w:rPr>
+        <w:t>Apply the stated procedure to a new case with a traceable result</w:t>
       </w:r>
     </w:p>
     <w:p>
       <w:pPr>
-        <w:pStyle w:val="Heading3"/>
-      </w:pPr>
-      <w:r>
-        <w:t>End goal for the pictorial case</w:t>
+        <w:spacing w:line="336" w:lineRule="auto" w:after="180"/>
+      </w:pPr>
+      <w:r>
+        <w:rPr>
+          <w:b w:val="0"/>
+        </w:rPr>
+        <w:t>Identify an assumption or limitation and design a revealing follow-up</w:t>
       </w:r>
     </w:p>
     <w:p>
-      <w:r>
-        <w:t>Explain timeouts retries and cancellation using the deciding step in this fictional service.</w:t>
+      <w:pPr>
+        <w:pStyle w:val="Heading3"/>
+      </w:pPr>
+      <w:r>
+        <w:t>Preparation</w:t>
       </w:r>
     </w:p>
     <w:p>
-      <w:r>
-        <w:t>This added worked case illustrates the week’s main idea. Retain all original and connected topics; schedule its practice within the teaching cycle.</w:t>
+      <w:pPr>
+        <w:spacing w:line="336" w:lineRule="auto" w:after="180"/>
+      </w:pPr>
+      <w:r>
+        <w:rPr>
+          <w:b w:val="0"/>
+        </w:rPr>
+        <w:t>Lesson and workbook; paper and pencil</w:t>
       </w:r>
     </w:p>
     <w:p>
       <w:pPr>
-        <w:pStyle w:val="Heading1"/>
-      </w:pPr>
-      <w:r>
-        <w:t>02. Explain and model the mechanism</w:t>
+        <w:spacing w:line="336" w:lineRule="auto" w:after="180"/>
+      </w:pPr>
+      <w:r>
+        <w:rPr>
+          <w:b w:val="0"/>
+        </w:rPr>
+        <w:t>Calculator and optional local Python 3 for arithmetic; no live API or private data</w:t>
       </w:r>
     </w:p>
     <w:p>
-      <w:r>
-        <w:t>Timeouts bound waiting; retries consume a finite budget. Cancellation should stop future work while accounting for operations already committed.</w:t>
+      <w:pPr>
+        <w:spacing w:line="336" w:lineRule="auto" w:after="180"/>
+      </w:pPr>
+      <w:r>
+        <w:rPr>
+          <w:b w:val="0"/>
+        </w:rPr>
+        <w:t>Prepare the fresh retry separately and withhold its solution until after collection</w:t>
       </w:r>
     </w:p>
     <w:p>
-      <w:r>
-        <w:t>Begin by writing the question the procedure is intended to answer. Identify the information already supplied, the information it will produce and the information still missing. These are constructed classroom examples; they do not require live accounts, private records or an external service. Do not treat a plausible explanation as a measured outcome.</w:t>
+      <w:pPr>
+        <w:pStyle w:val="Heading3"/>
+      </w:pPr>
+      <w:r>
+        <w:t>Prerequisite answer</w:t>
       </w:r>
     </w:p>
     <w:p>
-      <w:r>
-        <w:t>Retry only declared transient failures. Use at most three attempts with waiting gaps 1 and 2 seconds; each attempt may run at most 4 seconds. Worst-case elapsed bound excluding overhead is 3*4+1+2=15 seconds.</w:t>
+      <w:pPr>
+        <w:spacing w:line="336" w:lineRule="auto" w:after="180"/>
+      </w:pPr>
+      <w:r>
+        <w:rPr>
+          <w:b w:val="0"/>
+        </w:rPr>
+        <w:t xml:space="preserve">A result depends on the </w:t>
+      </w:r>
+      <w:r>
+        <w:rPr>
+          <w:b/>
+        </w:rPr>
+        <w:t>input</w:t>
+      </w:r>
+      <w:r>
+        <w:rPr>
+          <w:b w:val="0"/>
+        </w:rPr>
+        <w:t xml:space="preserve">s, procedure and conditions that produced it. Preserve data roles and distinguish observed outcomes from </w:t>
+      </w:r>
+      <w:r>
+        <w:rPr>
+          <w:b/>
+        </w:rPr>
+        <w:t>prediction</w:t>
+      </w:r>
+      <w:r>
+        <w:rPr>
+          <w:b w:val="0"/>
+        </w:rPr>
+        <w:t>s or unmeasured conditions.</w:t>
       </w:r>
     </w:p>
     <w:p>
-      <w:r>
-        <w:t>Before applying the procedure, write its units, denominator or decision boundary where relevant. A partner should be able to repeat each step using the same inputs. If a required input is absent or violates the stated contract, record that condition explicitly instead of quietly replacing it with a convenient value.</w:t>
+      <w:pPr>
+        <w:spacing w:line="336" w:lineRule="auto" w:after="180"/>
+      </w:pPr>
+      <w:r>
+        <w:rPr>
+          <w:b w:val="0"/>
+        </w:rPr>
+        <w:t>If the prior concept cannot be explained, use a short retrieval activity before this chapter.</w:t>
+      </w:r>
+    </w:p>
+    <w:p>
+      <w:pPr>
+        <w:pStyle w:val="Heading3"/>
+      </w:pPr>
+      <w:r>
+        <w:t>End goal for the pictorial case</w:t>
+      </w:r>
+    </w:p>
+    <w:p>
+      <w:pPr>
+        <w:spacing w:line="336" w:lineRule="auto" w:after="180"/>
+      </w:pPr>
+      <w:r>
+        <w:rPr>
+          <w:b w:val="0"/>
+        </w:rPr>
+        <w:t xml:space="preserve">Explain </w:t>
+      </w:r>
+      <w:r>
+        <w:rPr>
+          <w:b/>
+        </w:rPr>
+        <w:t>timeout</w:t>
+      </w:r>
+      <w:r>
+        <w:rPr>
+          <w:b w:val="0"/>
+        </w:rPr>
+        <w:t xml:space="preserve">s retries and </w:t>
+      </w:r>
+      <w:r>
+        <w:rPr>
+          <w:b/>
+        </w:rPr>
+        <w:t>cancellation</w:t>
+      </w:r>
+      <w:r>
+        <w:rPr>
+          <w:b w:val="0"/>
+        </w:rPr>
+        <w:t xml:space="preserve"> using the deciding step in this fictional service.</w:t>
+      </w:r>
+    </w:p>
+    <w:p>
+      <w:pPr>
+        <w:spacing w:line="336" w:lineRule="auto" w:after="180"/>
+      </w:pPr>
+      <w:r>
+        <w:rPr>
+          <w:b w:val="0"/>
+        </w:rPr>
+        <w:t>This added worked case illustrates the week’s main idea. Retain all original and connected topics; schedule its practice within the teaching cycle.</w:t>
+      </w:r>
+    </w:p>
+    <w:p>
+      <w:pPr>
+        <w:pStyle w:val="Heading1"/>
+      </w:pPr>
+      <w:r>
+        <w:t>02. Explain and model the mechanism</w:t>
+      </w:r>
+    </w:p>
+    <w:p>
+      <w:r>
+        <w:t>Model Timeouts retries and cancellation using the supplied case, labelled mechanism and reasoning. Make the scope of each conclusion explicit.</w:t>
+      </w:r>
+    </w:p>
+    <w:p>
+      <w:pPr>
+        <w:spacing w:line="336" w:lineRule="auto" w:after="180"/>
+      </w:pPr>
+      <w:r>
+        <w:rPr>
+          <w:b/>
+        </w:rPr>
+        <w:t>Timeout</w:t>
+      </w:r>
+      <w:r>
+        <w:rPr>
+          <w:b w:val="0"/>
+        </w:rPr>
+        <w:t xml:space="preserve">s bound waiting; retries consume a finite budget. </w:t>
+      </w:r>
+      <w:r>
+        <w:rPr>
+          <w:b/>
+        </w:rPr>
+        <w:t>Cancellation</w:t>
+      </w:r>
+      <w:r>
+        <w:rPr>
+          <w:b w:val="0"/>
+        </w:rPr>
+        <w:t xml:space="preserve"> should stop future work while accounting for operations already committed.</w:t>
+      </w:r>
+    </w:p>
+    <w:p>
+      <w:pPr>
+        <w:pStyle w:val="Heading3"/>
+      </w:pPr>
+      <w:r>
+        <w:t>Explain Timeouts retries and cancellation · 1</w:t>
+      </w:r>
+    </w:p>
+    <w:p>
+      <w:pPr>
+        <w:spacing w:line="336" w:lineRule="auto" w:after="180"/>
+      </w:pPr>
+      <w:r>
+        <w:rPr>
+          <w:b w:val="0"/>
+        </w:rPr>
+        <w:t>Begin by writing the question the procedure is intended to answer. Identify the information already supplied, the information it will produce and the information still missing.</w:t>
+      </w:r>
+    </w:p>
+    <w:p>
+      <w:pPr>
+        <w:spacing w:line="336" w:lineRule="auto" w:after="180"/>
+      </w:pPr>
+      <w:r>
+        <w:rPr>
+          <w:b w:val="0"/>
+        </w:rPr>
+        <w:t>These are constructed classroom examples; they do not require live accounts, private records or an external service. Do not treat a plausible explanation as a measured outcome.</w:t>
+      </w:r>
+    </w:p>
+    <w:p>
+      <w:pPr>
+        <w:spacing w:line="336" w:lineRule="auto" w:after="180"/>
+      </w:pPr>
+      <w:r>
+        <w:rPr>
+          <w:b w:val="0"/>
+        </w:rPr>
+        <w:t>Retry only declared transient failures. Use at most three attempts with waiting gaps 1 and 2 seconds; each attempt may run at most 4 seconds. Worst-case elapsed bound excluding overhead is 3*4+1+2=15 seconds.</w:t>
+      </w:r>
+    </w:p>
+    <w:p>
+      <w:pPr>
+        <w:pStyle w:val="Heading3"/>
+      </w:pPr>
+      <w:r>
+        <w:t>Explain Timeouts retries and cancellation · 2</w:t>
+      </w:r>
+    </w:p>
+    <w:p>
+      <w:pPr>
+        <w:spacing w:line="336" w:lineRule="auto" w:after="180"/>
+      </w:pPr>
+      <w:r>
+        <w:rPr>
+          <w:b w:val="0"/>
+        </w:rPr>
+        <w:t xml:space="preserve">Before applying the procedure, write its units, denominator or decision boundary where relevant. A partner should be able to repeat each step using the same </w:t>
+      </w:r>
+      <w:r>
+        <w:rPr>
+          <w:b/>
+        </w:rPr>
+        <w:t>input</w:t>
+      </w:r>
+      <w:r>
+        <w:rPr>
+          <w:b w:val="0"/>
+        </w:rPr>
+        <w:t>s.</w:t>
+      </w:r>
+    </w:p>
+    <w:p>
+      <w:pPr>
+        <w:spacing w:line="336" w:lineRule="auto" w:after="180"/>
+      </w:pPr>
+      <w:r>
+        <w:rPr>
+          <w:b w:val="0"/>
+        </w:rPr>
+        <w:t xml:space="preserve">If a required </w:t>
+      </w:r>
+      <w:r>
+        <w:rPr>
+          <w:b/>
+        </w:rPr>
+        <w:t>input</w:t>
+      </w:r>
+      <w:r>
+        <w:rPr>
+          <w:b w:val="0"/>
+        </w:rPr>
+        <w:t xml:space="preserve"> is absent or violates the stated contract, record that condition explicitly instead of quietly replacing it with a convenient value.</w:t>
       </w:r>
     </w:p>
     <w:tbl>
@@ -571,41 +1115,252 @@
       </w:r>
     </w:p>
     <w:p>
-      <w:r>
-        <w:t>Guided: Budget is exhausted after 15 seconds under the model; reject fourth attempt. A late side-effect result must still be reconciled. Qualification: A timeout means the caller lacks a timely result, not necessarily that the remote operation did not occur. Exit: accept a concrete variation with its predicted outcome and a stated condition that would challenge the mechanism; reject a claim resting on unmeasured evidence.</w:t>
+      <w:pPr>
+        <w:pStyle w:val="Heading3"/>
+      </w:pPr>
+      <w:r>
+        <w:t>Explain Timeouts retries and cancellation · 3</w:t>
       </w:r>
     </w:p>
     <w:p>
       <w:pPr>
-        <w:pStyle w:val="Heading3"/>
-      </w:pPr>
-      <w:r>
-        <w:t>Model the reasoning aloud</w:t>
+        <w:spacing w:line="336" w:lineRule="auto" w:after="180"/>
+      </w:pPr>
+      <w:r>
+        <w:rPr>
+          <w:b w:val="0"/>
+        </w:rPr>
+        <w:t>Guided: Budget is exhausted after 15 seconds under the model; reject fourth attempt. A late side-effect result must still be reconciled.</w:t>
       </w:r>
     </w:p>
     <w:p>
-      <w:r>
-        <w:t>Use the complete worked example below before asking learners to complete W2. Reveal a small part, invite a prediction, then explain the deciding step. These teacher notes contain solutions; do not reveal the independent case answer during modelling.</w:t>
+      <w:pPr>
+        <w:spacing w:line="336" w:lineRule="auto" w:after="180"/>
+      </w:pPr>
+      <w:r>
+        <w:rPr>
+          <w:b w:val="0"/>
+        </w:rPr>
+        <w:t xml:space="preserve">Qualification: A </w:t>
+      </w:r>
+      <w:r>
+        <w:rPr>
+          <w:b/>
+        </w:rPr>
+        <w:t>timeout</w:t>
+      </w:r>
+      <w:r>
+        <w:rPr>
+          <w:b w:val="0"/>
+        </w:rPr>
+        <w:t xml:space="preserve"> means the caller lacks a timely result, not necessarily that the remote operation did not occur.</w:t>
       </w:r>
     </w:p>
     <w:p>
-      <w:r>
-        <w:t>Three attempts each time out after 4 seconds with gaps 1 and 2. A fourth is proposed.</w:t>
+      <w:pPr>
+        <w:spacing w:line="336" w:lineRule="auto" w:after="180"/>
+      </w:pPr>
+      <w:r>
+        <w:rPr>
+          <w:b w:val="0"/>
+        </w:rPr>
+        <w:t xml:space="preserve">Exit: accept a concrete variation with its predicted outcome and a stated condition that would challenge the </w:t>
+      </w:r>
+      <w:r>
+        <w:rPr>
+          <w:b/>
+        </w:rPr>
+        <w:t>mechanism</w:t>
+      </w:r>
+      <w:r>
+        <w:rPr>
+          <w:b w:val="0"/>
+        </w:rPr>
+        <w:t xml:space="preserve">; reject a claim resting on unmeasured </w:t>
+      </w:r>
+      <w:r>
+        <w:rPr>
+          <w:b/>
+        </w:rPr>
+        <w:t>evidence</w:t>
+      </w:r>
+      <w:r>
+        <w:rPr>
+          <w:b w:val="0"/>
+        </w:rPr>
+        <w:t>.</w:t>
       </w:r>
     </w:p>
     <w:p>
-      <w:r>
-        <w:t>Budget is exhausted after 15 seconds under the model; reject fourth attempt. A late side-effect result must still be reconciled.</w:t>
+      <w:pPr>
+        <w:pStyle w:val="Heading3"/>
+      </w:pPr>
+      <w:r>
+        <w:t>Model the reasoning aloud</w:t>
       </w:r>
     </w:p>
     <w:p>
-      <w:r>
-        <w:t>Compare the intermediate evidence with the final statement. Explain why each number or decision follows from the stated inputs. The conclusion belongs to this scenario and procedure; changing the inputs, evaluation population or authority can change what it establishes. Retain the raw record so a later revision can be compared honestly.</w:t>
+      <w:pPr>
+        <w:spacing w:line="336" w:lineRule="auto" w:after="180"/>
+      </w:pPr>
+      <w:r>
+        <w:rPr>
+          <w:b w:val="0"/>
+        </w:rPr>
+        <w:t xml:space="preserve">Use the complete worked example below before asking learners to complete W2. Reveal a small part, invite a </w:t>
+      </w:r>
+      <w:r>
+        <w:rPr>
+          <w:b/>
+        </w:rPr>
+        <w:t>prediction</w:t>
+      </w:r>
+      <w:r>
+        <w:rPr>
+          <w:b w:val="0"/>
+        </w:rPr>
+        <w:t>, then explain the deciding step.</w:t>
       </w:r>
     </w:p>
     <w:p>
-      <w:r>
-        <w:t>Optional local lab: predict the printed result before running this standalone Python 3 example. Change one relevant boundary input, record the outcome and state the contract or statistical assumptions. The program uses fictional values and the Python standard library; it performs no external operations.</w:t>
+      <w:pPr>
+        <w:spacing w:line="336" w:lineRule="auto" w:after="180"/>
+      </w:pPr>
+      <w:r>
+        <w:rPr>
+          <w:b w:val="0"/>
+        </w:rPr>
+        <w:t>These teacher notes contain solutions; do not reveal the independent case answer during modelling.</w:t>
+      </w:r>
+    </w:p>
+    <w:p>
+      <w:pPr>
+        <w:spacing w:line="336" w:lineRule="auto" w:after="180"/>
+      </w:pPr>
+      <w:r>
+        <w:rPr>
+          <w:b w:val="0"/>
+        </w:rPr>
+        <w:t>Three attempts each time out after 4 seconds with gaps 1 and 2. A fourth is proposed.</w:t>
+      </w:r>
+    </w:p>
+    <w:p>
+      <w:pPr>
+        <w:spacing w:line="336" w:lineRule="auto" w:after="180"/>
+      </w:pPr>
+      <w:r>
+        <w:rPr>
+          <w:b w:val="0"/>
+        </w:rPr>
+        <w:t>Budget is exhausted after 15 seconds under the model; reject fourth attempt. A late side-effect result must still be reconciled.</w:t>
+      </w:r>
+    </w:p>
+    <w:p>
+      <w:pPr>
+        <w:pStyle w:val="Heading3"/>
+      </w:pPr>
+      <w:r>
+        <w:t>Model the reasoning aloud · 4</w:t>
+      </w:r>
+    </w:p>
+    <w:p>
+      <w:pPr>
+        <w:spacing w:line="336" w:lineRule="auto" w:after="180"/>
+      </w:pPr>
+      <w:r>
+        <w:rPr>
+          <w:b w:val="0"/>
+        </w:rPr>
+        <w:t xml:space="preserve">Compare the intermediate </w:t>
+      </w:r>
+      <w:r>
+        <w:rPr>
+          <w:b/>
+        </w:rPr>
+        <w:t>evidence</w:t>
+      </w:r>
+      <w:r>
+        <w:rPr>
+          <w:b w:val="0"/>
+        </w:rPr>
+        <w:t xml:space="preserve"> with the final statement. Explain why each number or decision follows from the stated </w:t>
+      </w:r>
+      <w:r>
+        <w:rPr>
+          <w:b/>
+        </w:rPr>
+        <w:t>input</w:t>
+      </w:r>
+      <w:r>
+        <w:rPr>
+          <w:b w:val="0"/>
+        </w:rPr>
+        <w:t>s.</w:t>
+      </w:r>
+    </w:p>
+    <w:p>
+      <w:pPr>
+        <w:spacing w:line="336" w:lineRule="auto" w:after="180"/>
+      </w:pPr>
+      <w:r>
+        <w:rPr>
+          <w:b w:val="0"/>
+        </w:rPr>
+        <w:t xml:space="preserve">The conclusion belongs to this scenario and procedure; changing the </w:t>
+      </w:r>
+      <w:r>
+        <w:rPr>
+          <w:b/>
+        </w:rPr>
+        <w:t>input</w:t>
+      </w:r>
+      <w:r>
+        <w:rPr>
+          <w:b w:val="0"/>
+        </w:rPr>
+        <w:t>s, evaluation population or authority can change what it establishes. Retain the raw record so a later revision can be compared honestly.</w:t>
+      </w:r>
+    </w:p>
+    <w:p>
+      <w:pPr>
+        <w:pStyle w:val="Heading3"/>
+      </w:pPr>
+      <w:r>
+        <w:t>Model the reasoning aloud · 5</w:t>
+      </w:r>
+    </w:p>
+    <w:p>
+      <w:pPr>
+        <w:spacing w:line="336" w:lineRule="auto" w:after="180"/>
+      </w:pPr>
+      <w:r>
+        <w:rPr>
+          <w:b w:val="0"/>
+        </w:rPr>
+        <w:t xml:space="preserve">Optional local lab: predict the printed result before running this standalone Python 3 example. Change one relevant boundary </w:t>
+      </w:r>
+      <w:r>
+        <w:rPr>
+          <w:b/>
+        </w:rPr>
+        <w:t>input</w:t>
+      </w:r>
+      <w:r>
+        <w:rPr>
+          <w:b w:val="0"/>
+        </w:rPr>
+        <w:t>, record the outcome and state the contract or statistical assumptions.</w:t>
+      </w:r>
+    </w:p>
+    <w:p>
+      <w:pPr>
+        <w:spacing w:line="336" w:lineRule="auto" w:after="180"/>
+      </w:pPr>
+      <w:r>
+        <w:rPr>
+          <w:b w:val="0"/>
+        </w:rPr>
+        <w:t>The program uses fictional values and the Python standard library; it performs no external operations.</w:t>
       </w:r>
     </w:p>
     <w:p>
@@ -733,7 +1488,13 @@
       </w:tr>
     </w:tbl>
     <w:p>
-      <w:r>
+      <w:pPr>
+        <w:spacing w:line="336" w:lineRule="auto" w:after="180"/>
+      </w:pPr>
+      <w:r>
+        <w:rPr>
+          <w:b w:val="0"/>
+        </w:rPr>
         <w:t>Use the diagram and verbal explanation together. Ask learners to match a sentence to a specific visual step; do not assign learners fixed visual or auditory learning styles.</w:t>
       </w:r>
     </w:p>
@@ -746,8 +1507,26 @@
       </w:r>
     </w:p>
     <w:p>
-      <w:r>
-        <w:t>Retry within declared limits. A read-only lookup allows two attempts of at most one second each. Cancellation forbids further attempts.</w:t>
+      <w:pPr>
+        <w:spacing w:line="336" w:lineRule="auto" w:after="180"/>
+      </w:pPr>
+      <w:r>
+        <w:rPr>
+          <w:b w:val="0"/>
+        </w:rPr>
+        <w:t xml:space="preserve">Retry within declared limits. A read-only lookup allows two attempts of at most one second each. </w:t>
+      </w:r>
+      <w:r>
+        <w:rPr>
+          <w:b/>
+        </w:rPr>
+        <w:t>Cancellation</w:t>
+      </w:r>
+      <w:r>
+        <w:rPr>
+          <w:b w:val="0"/>
+        </w:rPr>
+        <w:t xml:space="preserve"> forbids further attempts.</w:t>
       </w:r>
     </w:p>
     <w:p>
@@ -759,8 +1538,35 @@
       </w:r>
     </w:p>
     <w:p>
-      <w:r>
-        <w:t>First attempt times out at 1 second. Second succeeds in 0.4 seconds. Ignore overhead. No cancellation occurs.</w:t>
+      <w:pPr>
+        <w:pStyle w:val="Heading3"/>
+      </w:pPr>
+      <w:r>
+        <w:t>Supplied facts</w:t>
+      </w:r>
+    </w:p>
+    <w:p>
+      <w:pPr>
+        <w:spacing w:line="336" w:lineRule="auto" w:after="180"/>
+        <w:shd w:fill="F1F6FC"/>
+      </w:pPr>
+      <w:r>
+        <w:rPr>
+          <w:b w:val="0"/>
+        </w:rPr>
+        <w:t xml:space="preserve">First attempt times out at 1 second. Second succeeds in 0.4 seconds. Ignore overhead. No </w:t>
+      </w:r>
+      <w:r>
+        <w:rPr>
+          <w:b/>
+        </w:rPr>
+        <w:t>cancellation</w:t>
+      </w:r>
+      <w:r>
+        <w:rPr>
+          <w:b w:val="0"/>
+        </w:rPr>
+        <w:t xml:space="preserve"> occurs.</w:t>
       </w:r>
     </w:p>
     <w:p>
@@ -923,21 +1729,55 @@
       </w:r>
     </w:p>
     <w:p>
-      <w:r>
-        <w:t>A timeout bounds waiting; a retry tries again; cancellation withdraws the request. They are separate conditions on the next action.</w:t>
+      <w:pPr>
+        <w:pStyle w:val="Heading3"/>
+      </w:pPr>
+      <w:r>
+        <w:t>Why the result follows</w:t>
       </w:r>
     </w:p>
     <w:p>
       <w:pPr>
-        <w:pStyle w:val="Heading3"/>
-      </w:pPr>
-      <w:r>
-        <w:t>What this example does not establish</w:t>
+        <w:spacing w:line="336" w:lineRule="auto" w:after="180"/>
+        <w:shd w:fill="F1F6FC"/>
+      </w:pPr>
+      <w:r>
+        <w:rPr>
+          <w:b w:val="0"/>
+        </w:rPr>
+        <w:t xml:space="preserve">A </w:t>
+      </w:r>
+      <w:r>
+        <w:rPr>
+          <w:b/>
+        </w:rPr>
+        <w:t>timeout</w:t>
+      </w:r>
+      <w:r>
+        <w:rPr>
+          <w:b w:val="0"/>
+        </w:rPr>
+        <w:t xml:space="preserve"> bounds waiting; a retry tries again; </w:t>
+      </w:r>
+      <w:r>
+        <w:rPr>
+          <w:b/>
+        </w:rPr>
+        <w:t>cancellation</w:t>
+      </w:r>
+      <w:r>
+        <w:rPr>
+          <w:b w:val="0"/>
+        </w:rPr>
+        <w:t xml:space="preserve"> withdraws the request. They are separate conditions on the next action.</w:t>
       </w:r>
     </w:p>
     <w:p>
-      <w:r>
-        <w:t>The arithmetic excludes overhead; retries of side-effecting operations require separate duplicate and recovery controls.</w:t>
+      <w:pPr>
+        <w:pStyle w:val="Heading3"/>
+      </w:pPr>
+      <w:r>
+        <w:t>What this example does not establish</w:t>
       </w:r>
     </w:p>
     <w:p>
@@ -945,43 +1785,204 @@
         <w:pStyle w:val="Heading3"/>
       </w:pPr>
       <w:r>
-        <w:t>Change one thing in the pictured case</w:t>
+        <w:t>Keep the stated limit</w:t>
       </w:r>
     </w:p>
     <w:p>
-      <w:r>
-        <w:t>Change: Cancellation arrives after the first timeout.</w:t>
+      <w:pPr>
+        <w:spacing w:line="336" w:lineRule="auto" w:after="180"/>
+        <w:shd w:fill="FFF5E6"/>
+      </w:pPr>
+      <w:r>
+        <w:rPr>
+          <w:b w:val="0"/>
+        </w:rPr>
+        <w:t>The arithmetic excludes overhead; retries of side-effecting operations require separate duplicate and recovery controls.</w:t>
       </w:r>
     </w:p>
     <w:p>
-      <w:r>
-        <w:t>Prediction: Do not start the second attempt.</w:t>
+      <w:pPr>
+        <w:pStyle w:val="Heading3"/>
+      </w:pPr>
+      <w:r>
+        <w:t>Change one thing in the pictured case</w:t>
       </w:r>
     </w:p>
     <w:p>
-      <w:r>
-        <w:t>Reason: Cancellation overrides the unused retry allowance.</w:t>
+      <w:pPr>
+        <w:pStyle w:val="Heading3"/>
+      </w:pPr>
+      <w:r>
+        <w:t>Change one thing</w:t>
       </w:r>
     </w:p>
     <w:p>
       <w:pPr>
-        <w:pStyle w:val="Heading3"/>
-      </w:pPr>
-      <w:r>
-        <w:t>Ask while showing the picture</w:t>
+        <w:spacing w:line="336" w:lineRule="auto" w:after="180"/>
+        <w:shd w:fill="F5F1FB"/>
+      </w:pPr>
+      <w:r>
+        <w:rPr>
+          <w:b w:val="0"/>
+        </w:rPr>
+        <w:t xml:space="preserve">Change: </w:t>
+      </w:r>
+      <w:r>
+        <w:rPr>
+          <w:b/>
+        </w:rPr>
+        <w:t>Cancellation</w:t>
+      </w:r>
+      <w:r>
+        <w:rPr>
+          <w:b w:val="0"/>
+        </w:rPr>
+        <w:t xml:space="preserve"> arrives after the first </w:t>
+      </w:r>
+      <w:r>
+        <w:rPr>
+          <w:b/>
+        </w:rPr>
+        <w:t>timeout</w:t>
+      </w:r>
+      <w:r>
+        <w:rPr>
+          <w:b w:val="0"/>
+        </w:rPr>
+        <w:t>.</w:t>
       </w:r>
     </w:p>
     <w:p>
-      <w:r>
-        <w:t>Cover the result. Ask learners to name the inputs and predict the next step. Uncover one step, connect the icon to the actual procedure, and explain its evidence. Then change the supplied condition and compare. The picture is a representation; it does not document execution of a real AI model.</w:t>
+      <w:pPr>
+        <w:pStyle w:val="Heading3"/>
+      </w:pPr>
+      <w:r>
+        <w:t>Predicted result</w:t>
       </w:r>
     </w:p>
     <w:p>
       <w:pPr>
+        <w:spacing w:line="336" w:lineRule="auto" w:after="180"/>
+        <w:shd w:fill="F1F6FC"/>
+      </w:pPr>
+      <w:r>
+        <w:rPr>
+          <w:b/>
+        </w:rPr>
+        <w:t>Prediction</w:t>
+      </w:r>
+      <w:r>
+        <w:rPr>
+          <w:b w:val="0"/>
+        </w:rPr>
+        <w:t>: Do not start the second attempt.</w:t>
+      </w:r>
+    </w:p>
+    <w:p>
+      <w:pPr>
+        <w:pStyle w:val="Heading3"/>
+      </w:pPr>
+      <w:r>
+        <w:t>Why the result follows</w:t>
+      </w:r>
+    </w:p>
+    <w:p>
+      <w:pPr>
+        <w:spacing w:line="336" w:lineRule="auto" w:after="180"/>
+        <w:shd w:fill="F1F6FC"/>
+      </w:pPr>
+      <w:r>
+        <w:rPr>
+          <w:b w:val="0"/>
+        </w:rPr>
+        <w:t xml:space="preserve">Reason: </w:t>
+      </w:r>
+      <w:r>
+        <w:rPr>
+          <w:b/>
+        </w:rPr>
+        <w:t>Cancellation</w:t>
+      </w:r>
+      <w:r>
+        <w:rPr>
+          <w:b w:val="0"/>
+        </w:rPr>
+        <w:t xml:space="preserve"> overrides the unused retry allowance.</w:t>
+      </w:r>
+    </w:p>
+    <w:p>
+      <w:pPr>
+        <w:pStyle w:val="Heading3"/>
+      </w:pPr>
+      <w:r>
+        <w:t>Ask while showing the picture</w:t>
+      </w:r>
+    </w:p>
+    <w:p>
+      <w:pPr>
+        <w:pStyle w:val="Heading3"/>
+      </w:pPr>
+      <w:r>
+        <w:t>Ask while showing the picture · 6</w:t>
+      </w:r>
+    </w:p>
+    <w:p>
+      <w:pPr>
+        <w:spacing w:line="336" w:lineRule="auto" w:after="180"/>
+      </w:pPr>
+      <w:r>
+        <w:rPr>
+          <w:b w:val="0"/>
+        </w:rPr>
+        <w:t xml:space="preserve">Cover the result. Ask learners to name the </w:t>
+      </w:r>
+      <w:r>
+        <w:rPr>
+          <w:b/>
+        </w:rPr>
+        <w:t>input</w:t>
+      </w:r>
+      <w:r>
+        <w:rPr>
+          <w:b w:val="0"/>
+        </w:rPr>
+        <w:t xml:space="preserve">s and predict the next step. Uncover one step, connect the icon to the actual procedure, and explain its </w:t>
+      </w:r>
+      <w:r>
+        <w:rPr>
+          <w:b/>
+        </w:rPr>
+        <w:t>evidence</w:t>
+      </w:r>
+      <w:r>
+        <w:rPr>
+          <w:b w:val="0"/>
+        </w:rPr>
+        <w:t>. Then change the supplied condition and compare.</w:t>
+      </w:r>
+    </w:p>
+    <w:p>
+      <w:pPr>
+        <w:spacing w:line="336" w:lineRule="auto" w:after="180"/>
+      </w:pPr>
+      <w:r>
+        <w:rPr>
+          <w:b w:val="0"/>
+        </w:rPr>
+        <w:t>The picture is a representation; it does not document execution of a real AI model.</w:t>
+      </w:r>
+    </w:p>
+    <w:p>
+      <w:pPr>
         <w:pStyle w:val="Heading1"/>
       </w:pPr>
       <w:r>
         <w:t>03. Demonstrate and guide practice</w:t>
+      </w:r>
+    </w:p>
+    <w:p>
+      <w:r>
+        <w:t>Demonstrate Timeouts retries and cancellation, reduce support deliberately and check individual reasoning before discussing answers.</w:t>
       </w:r>
     </w:p>
     <w:tbl>
@@ -1197,36 +2198,100 @@
       </w:tr>
     </w:tbl>
     <w:p>
-      <w:r>
-        <w:t>Use the worked example in Sections 3 and 6. Collect a prediction before revealing its result; ask the learner to point to each intermediate fact.</w:t>
+      <w:pPr>
+        <w:spacing w:line="336" w:lineRule="auto" w:after="180"/>
+      </w:pPr>
+      <w:r>
+        <w:rPr>
+          <w:b w:val="0"/>
+        </w:rPr>
+        <w:t xml:space="preserve">Use the worked example in Sections 3 and 6. Collect a </w:t>
+      </w:r>
+      <w:r>
+        <w:rPr>
+          <w:b/>
+        </w:rPr>
+        <w:t>prediction</w:t>
+      </w:r>
+      <w:r>
+        <w:rPr>
+          <w:b w:val="0"/>
+        </w:rPr>
+        <w:t xml:space="preserve"> before revealing its result; ask the learner to point to each intermediate fact.</w:t>
       </w:r>
     </w:p>
     <w:p>
-      <w:r>
-        <w:t>Provide an input/procedure/result/limit frame and a calculator when needed. Ask students to identify the first step before completing the whole trace. Extension: compare two concrete variants of this mechanism while holding unrelated conditions fixed; report both successful and unsuccessful outcomes.</w:t>
+      <w:pPr>
+        <w:spacing w:line="336" w:lineRule="auto" w:after="180"/>
+      </w:pPr>
+      <w:r>
+        <w:rPr>
+          <w:b w:val="0"/>
+        </w:rPr>
+        <w:t xml:space="preserve">Provide an </w:t>
+      </w:r>
+      <w:r>
+        <w:rPr>
+          <w:b/>
+        </w:rPr>
+        <w:t>input</w:t>
+      </w:r>
+      <w:r>
+        <w:rPr>
+          <w:b w:val="0"/>
+        </w:rPr>
+        <w:t>/procedure/result/limit frame and a calculator when needed. Ask students to identify the first step before completing the whole trace.</w:t>
       </w:r>
     </w:p>
     <w:p>
       <w:pPr>
-        <w:pStyle w:val="Heading3"/>
-      </w:pPr>
-      <w:r>
-        <w:t>Reduce help deliberately</w:t>
+        <w:spacing w:line="336" w:lineRule="auto" w:after="180"/>
+      </w:pPr>
+      <w:r>
+        <w:rPr>
+          <w:b w:val="0"/>
+        </w:rPr>
+        <w:t xml:space="preserve">Extension: compare two concrete variants of this </w:t>
+      </w:r>
+      <w:r>
+        <w:rPr>
+          <w:b/>
+        </w:rPr>
+        <w:t>mechanism</w:t>
+      </w:r>
+      <w:r>
+        <w:rPr>
+          <w:b w:val="0"/>
+        </w:rPr>
+        <w:t xml:space="preserve"> while holding unrelated conditions fixed; report both successful and unsuccessful outcomes.</w:t>
       </w:r>
     </w:p>
     <w:p>
-      <w:r>
-        <w:t>Completion task: Three attempts each time out after 4 seconds with gaps 1 and 2. A fourth is proposed. Show the intermediate steps and give the conclusion with its scope.</w:t>
+      <w:pPr>
+        <w:pStyle w:val="Heading3"/>
+      </w:pPr>
+      <w:r>
+        <w:t>Reduce help deliberately</w:t>
       </w:r>
     </w:p>
     <w:p>
-      <w:r>
-        <w:t>Teacher check: Teacher explanation: Budget is exhausted after 15 seconds under the model; reject fourth attempt. A late side-effect result must still be reconciled.</w:t>
+      <w:pPr>
+        <w:pStyle w:val="Heading3"/>
+      </w:pPr>
+      <w:r>
+        <w:t>Completion practice</w:t>
       </w:r>
     </w:p>
     <w:p>
-      <w:r>
-        <w:t>Start by identifying the given inputs together. Leave the intermediate steps blank. If needed, model one step, then withdraw that help on the next step. Move to a full trace only when the partial trace is understood. For partners, alternate explainer and checker; collect a response from every learner before discussion.</w:t>
+      <w:pPr>
+        <w:spacing w:line="336" w:lineRule="auto" w:after="180"/>
+        <w:shd w:fill="F5F1FB"/>
+      </w:pPr>
+      <w:r>
+        <w:rPr>
+          <w:b w:val="0"/>
+        </w:rPr>
+        <w:t>Completion task: Three attempts each time out after 4 seconds with gaps 1 and 2. A fourth is proposed. Show the intermediate steps and give the conclusion with its scope.</w:t>
       </w:r>
     </w:p>
     <w:p>
@@ -1234,22 +2299,53 @@
         <w:pStyle w:val="Heading3"/>
       </w:pPr>
       <w:r>
-        <w:t>Individual reasoning check</w:t>
+        <w:t>Reasoning to listen for</w:t>
       </w:r>
     </w:p>
     <w:p>
-      <w:r>
-        <w:t>Use the worked case for Timeouts retries and cancellation. Proposed explanation: “The worked result establishes every future case”. Decide whether this explanation is supported. Point to the step or supplied fact that decides; explain your repair if needed.</w:t>
+      <w:pPr>
+        <w:spacing w:line="336" w:lineRule="auto" w:after="180"/>
+        <w:shd w:fill="F1F6FC"/>
+      </w:pPr>
+      <w:r>
+        <w:rPr>
+          <w:b w:val="0"/>
+        </w:rPr>
+        <w:t>Teacher check: Teacher explanation: Budget is exhausted after 15 seconds under the model; reject fourth attempt. A late side-effect result must still be reconciled.</w:t>
       </w:r>
     </w:p>
     <w:p>
-      <w:r>
-        <w:t>Expected correction: A timeout means the caller lacks a timely result, not necessarily that the remote operation did not occur.</w:t>
+      <w:pPr>
+        <w:spacing w:line="336" w:lineRule="auto" w:after="180"/>
+      </w:pPr>
+      <w:r>
+        <w:rPr>
+          <w:b w:val="0"/>
+        </w:rPr>
+        <w:t xml:space="preserve">Start by identifying the given </w:t>
+      </w:r>
+      <w:r>
+        <w:rPr>
+          <w:b/>
+        </w:rPr>
+        <w:t>input</w:t>
+      </w:r>
+      <w:r>
+        <w:rPr>
+          <w:b w:val="0"/>
+        </w:rPr>
+        <w:t>s together. Leave the intermediate steps blank. If needed, model one step, then withdraw that help on the next step. Move to a full trace only when the partial trace is understood.</w:t>
       </w:r>
     </w:p>
     <w:p>
-      <w:r>
-        <w:t>Collect explanations, not only yes/no votes. If a misunderstanding is common, re-model the relevant step for the class. If it affects a few learners, give a short targeted group explanation while others solve a more demanding variation.</w:t>
+      <w:pPr>
+        <w:spacing w:line="336" w:lineRule="auto" w:after="180"/>
+      </w:pPr>
+      <w:r>
+        <w:rPr>
+          <w:b w:val="0"/>
+        </w:rPr>
+        <w:t>For partners, alternate explainer and checker; collect a response from every learner before discussion.</w:t>
       </w:r>
     </w:p>
     <w:p>
@@ -1257,63 +2353,386 @@
         <w:pStyle w:val="Heading3"/>
       </w:pPr>
       <w:r>
-        <w:t>Pictorial practice question</w:t>
+        <w:t>Individual reasoning check</w:t>
       </w:r>
     </w:p>
     <w:p>
-      <w:r>
-        <w:t>Calculate waiting time for a one-second timeout followed by a 0.4-second success. What changes if cancellation arrives after the first attempt but before the retry?</w:t>
+      <w:pPr>
+        <w:spacing w:line="336" w:lineRule="auto" w:after="180"/>
+      </w:pPr>
+      <w:r>
+        <w:rPr>
+          <w:b w:val="0"/>
+        </w:rPr>
+        <w:t xml:space="preserve">Use the worked case for </w:t>
+      </w:r>
+      <w:r>
+        <w:rPr>
+          <w:b/>
+        </w:rPr>
+        <w:t>Timeout</w:t>
+      </w:r>
+      <w:r>
+        <w:rPr>
+          <w:b w:val="0"/>
+        </w:rPr>
+        <w:t xml:space="preserve">s retries and </w:t>
+      </w:r>
+      <w:r>
+        <w:rPr>
+          <w:b/>
+        </w:rPr>
+        <w:t>cancellation</w:t>
+      </w:r>
+      <w:r>
+        <w:rPr>
+          <w:b w:val="0"/>
+        </w:rPr>
+        <w:t>. Proposed explanation: “The worked result establishes every future case”. Decide whether this explanation is supported.</w:t>
       </w:r>
     </w:p>
     <w:p>
       <w:pPr>
-        <w:pStyle w:val="Heading3"/>
-      </w:pPr>
-      <w:r>
-        <w:t>Reasoned teacher answer</w:t>
+        <w:spacing w:line="336" w:lineRule="auto" w:after="180"/>
+      </w:pPr>
+      <w:r>
+        <w:rPr>
+          <w:b w:val="0"/>
+        </w:rPr>
+        <w:t>Point to the step or supplied fact that decides; explain your repair if needed.</w:t>
       </w:r>
     </w:p>
     <w:p>
-      <w:r>
-        <w:t>Stop attempt one after its one-second allowance. One attempt remains, and cancellation has not occurred. Accept the checked record; total waiting is 1.4 seconds. Changed case: Do not start the second attempt. Cancellation overrides the unused retry allowance.</w:t>
+      <w:pPr>
+        <w:pStyle w:val="Heading3"/>
+      </w:pPr>
+      <w:r>
+        <w:t>Expected repair</w:t>
       </w:r>
     </w:p>
     <w:p>
-      <w:r>
-        <w:t>Changed-case reasoning: Do not start the second attempt. Cancellation overrides the unused retry allowance.</w:t>
+      <w:pPr>
+        <w:spacing w:line="336" w:lineRule="auto" w:after="180"/>
+        <w:shd w:fill="F1F6FC"/>
+      </w:pPr>
+      <w:r>
+        <w:rPr>
+          <w:b w:val="0"/>
+        </w:rPr>
+        <w:t xml:space="preserve">Expected correction: A </w:t>
+      </w:r>
+      <w:r>
+        <w:rPr>
+          <w:b/>
+        </w:rPr>
+        <w:t>timeout</w:t>
+      </w:r>
+      <w:r>
+        <w:rPr>
+          <w:b w:val="0"/>
+        </w:rPr>
+        <w:t xml:space="preserve"> means the caller lacks a timely result, not necessarily that the remote operation did not occur.</w:t>
       </w:r>
     </w:p>
     <w:p>
-      <w:r>
-        <w:t>Collect each learner’s explanation before discussion. Use the first missing connection between input, deciding step and result to choose support. This question is worked-case practice, not fresh mastery evidence.</w:t>
+      <w:pPr>
+        <w:spacing w:line="336" w:lineRule="auto" w:after="180"/>
+      </w:pPr>
+      <w:r>
+        <w:rPr>
+          <w:b w:val="0"/>
+        </w:rPr>
+        <w:t>Collect explanations, not only yes/no votes. If a misunderstanding is common, re-model the relevant step for the class.</w:t>
       </w:r>
     </w:p>
     <w:p>
       <w:pPr>
-        <w:pStyle w:val="Heading1"/>
-      </w:pPr>
-      <w:r>
-        <w:t>04. Run the investigation and diagnose misconceptions</w:t>
+        <w:spacing w:line="336" w:lineRule="auto" w:after="180"/>
+      </w:pPr>
+      <w:r>
+        <w:rPr>
+          <w:b w:val="0"/>
+        </w:rPr>
+        <w:t>If it affects a few learners, give a short targeted group explanation while others solve a more demanding variation.</w:t>
       </w:r>
     </w:p>
     <w:p>
-      <w:r>
-        <w:t>The worked result establishes every future case: A timeout means the caller lacks a timely result, not necessarily that the remote operation did not occur.</w:t>
+      <w:pPr>
+        <w:pStyle w:val="Heading3"/>
+      </w:pPr>
+      <w:r>
+        <w:t>Pictorial practice question</w:t>
       </w:r>
     </w:p>
     <w:p>
-      <w:r>
-        <w:t>A missing input may be replaced without recording the change: A replacement changes the evidence or contract. Record the change and its justification; do not silently turn unknown into a measured value.</w:t>
+      <w:pPr>
+        <w:spacing w:line="336" w:lineRule="auto" w:after="180"/>
+        <w:shd w:fill="F5F1FB"/>
+      </w:pPr>
+      <w:r>
+        <w:rPr>
+          <w:b w:val="0"/>
+        </w:rPr>
+        <w:t xml:space="preserve">Calculate waiting time for a one-second </w:t>
+      </w:r>
+      <w:r>
+        <w:rPr>
+          <w:b/>
+        </w:rPr>
+        <w:t>timeout</w:t>
+      </w:r>
+      <w:r>
+        <w:rPr>
+          <w:b w:val="0"/>
+        </w:rPr>
+        <w:t xml:space="preserve"> followed by a 0.4-second success. What changes if </w:t>
+      </w:r>
+      <w:r>
+        <w:rPr>
+          <w:b/>
+        </w:rPr>
+        <w:t>cancellation</w:t>
+      </w:r>
+      <w:r>
+        <w:rPr>
+          <w:b w:val="0"/>
+        </w:rPr>
+        <w:t xml:space="preserve"> arrives after the first attempt but before the retry?</w:t>
       </w:r>
     </w:p>
     <w:p>
-      <w:r>
-        <w:t>Repeating an assessed case is new independent evidence: A replay checks consistency. An example used for feedback or revision cannot later be described as untouched final evaluation.</w:t>
+      <w:pPr>
+        <w:pStyle w:val="Heading3"/>
+      </w:pPr>
+      <w:r>
+        <w:t>Reasoned teacher answer</w:t>
       </w:r>
     </w:p>
     <w:p>
-      <w:r>
-        <w:t>Use Section 9 for the evidence ledger. Add a boundary or missing-input case and record the expected response before checking. More successful repeats of one case do not establish wider coverage.</w:t>
+      <w:pPr>
+        <w:spacing w:line="336" w:lineRule="auto" w:after="180"/>
+      </w:pPr>
+      <w:r>
+        <w:rPr>
+          <w:b w:val="0"/>
+        </w:rPr>
+        <w:t xml:space="preserve">Stop attempt one after its one-second allowance. One attempt remains, and </w:t>
+      </w:r>
+      <w:r>
+        <w:rPr>
+          <w:b/>
+        </w:rPr>
+        <w:t>cancellation</w:t>
+      </w:r>
+      <w:r>
+        <w:rPr>
+          <w:b w:val="0"/>
+        </w:rPr>
+        <w:t xml:space="preserve"> has not occurred. Accept the checked record; total waiting is 1.4 seconds. Changed case: Do not start the second attempt.</w:t>
+      </w:r>
+    </w:p>
+    <w:p>
+      <w:pPr>
+        <w:spacing w:line="336" w:lineRule="auto" w:after="180"/>
+      </w:pPr>
+      <w:r>
+        <w:rPr>
+          <w:b/>
+        </w:rPr>
+        <w:t>Cancellation</w:t>
+      </w:r>
+      <w:r>
+        <w:rPr>
+          <w:b w:val="0"/>
+        </w:rPr>
+        <w:t xml:space="preserve"> overrides the unused retry allowance.</w:t>
+      </w:r>
+    </w:p>
+    <w:p>
+      <w:pPr>
+        <w:spacing w:line="336" w:lineRule="auto" w:after="180"/>
+      </w:pPr>
+      <w:r>
+        <w:rPr>
+          <w:b w:val="0"/>
+        </w:rPr>
+        <w:t xml:space="preserve">Changed-case reasoning: Do not start the second attempt. </w:t>
+      </w:r>
+      <w:r>
+        <w:rPr>
+          <w:b/>
+        </w:rPr>
+        <w:t>Cancellation</w:t>
+      </w:r>
+      <w:r>
+        <w:rPr>
+          <w:b w:val="0"/>
+        </w:rPr>
+        <w:t xml:space="preserve"> overrides the unused retry allowance.</w:t>
+      </w:r>
+    </w:p>
+    <w:p>
+      <w:pPr>
+        <w:spacing w:line="336" w:lineRule="auto" w:after="180"/>
+      </w:pPr>
+      <w:r>
+        <w:rPr>
+          <w:b w:val="0"/>
+        </w:rPr>
+        <w:t xml:space="preserve">Collect each learner’s explanation before discussion. Use the first missing connection between </w:t>
+      </w:r>
+      <w:r>
+        <w:rPr>
+          <w:b/>
+        </w:rPr>
+        <w:t>input</w:t>
+      </w:r>
+      <w:r>
+        <w:rPr>
+          <w:b w:val="0"/>
+        </w:rPr>
+        <w:t xml:space="preserve">, deciding step and result to choose support. This question is worked-case practice, not fresh mastery </w:t>
+      </w:r>
+      <w:r>
+        <w:rPr>
+          <w:b/>
+        </w:rPr>
+        <w:t>evidence</w:t>
+      </w:r>
+      <w:r>
+        <w:rPr>
+          <w:b w:val="0"/>
+        </w:rPr>
+        <w:t>.</w:t>
+      </w:r>
+    </w:p>
+    <w:p>
+      <w:pPr>
+        <w:pStyle w:val="Heading1"/>
+      </w:pPr>
+      <w:r>
+        <w:t>04. Run the investigation and diagnose misconceptions</w:t>
+      </w:r>
+    </w:p>
+    <w:p>
+      <w:r>
+        <w:t>Run the Timeouts retries and cancellation investigation and use the first unsupported step to choose a teaching response.</w:t>
+      </w:r>
+    </w:p>
+    <w:p>
+      <w:pPr>
+        <w:spacing w:line="336" w:lineRule="auto" w:after="180"/>
+      </w:pPr>
+      <w:r>
+        <w:rPr>
+          <w:b w:val="0"/>
+        </w:rPr>
+        <w:t xml:space="preserve">The worked result establishes every future case: A </w:t>
+      </w:r>
+      <w:r>
+        <w:rPr>
+          <w:b/>
+        </w:rPr>
+        <w:t>timeout</w:t>
+      </w:r>
+      <w:r>
+        <w:rPr>
+          <w:b w:val="0"/>
+        </w:rPr>
+        <w:t xml:space="preserve"> means the caller lacks a timely result, not necessarily that the remote operation did not occur.</w:t>
+      </w:r>
+    </w:p>
+    <w:p>
+      <w:pPr>
+        <w:spacing w:line="336" w:lineRule="auto" w:after="180"/>
+      </w:pPr>
+      <w:r>
+        <w:rPr>
+          <w:b w:val="0"/>
+        </w:rPr>
+        <w:t xml:space="preserve">A missing </w:t>
+      </w:r>
+      <w:r>
+        <w:rPr>
+          <w:b/>
+        </w:rPr>
+        <w:t>input</w:t>
+      </w:r>
+      <w:r>
+        <w:rPr>
+          <w:b w:val="0"/>
+        </w:rPr>
+        <w:t xml:space="preserve"> may be replaced without recording the change: A replacement changes the </w:t>
+      </w:r>
+      <w:r>
+        <w:rPr>
+          <w:b/>
+        </w:rPr>
+        <w:t>evidence</w:t>
+      </w:r>
+      <w:r>
+        <w:rPr>
+          <w:b w:val="0"/>
+        </w:rPr>
+        <w:t xml:space="preserve"> or contract. Record the change and its justification; do not silently turn unknown into a measured value.</w:t>
+      </w:r>
+    </w:p>
+    <w:p>
+      <w:pPr>
+        <w:spacing w:line="336" w:lineRule="auto" w:after="180"/>
+      </w:pPr>
+      <w:r>
+        <w:rPr>
+          <w:b w:val="0"/>
+        </w:rPr>
+        <w:t xml:space="preserve">Repeating an assessed case is new independent </w:t>
+      </w:r>
+      <w:r>
+        <w:rPr>
+          <w:b/>
+        </w:rPr>
+        <w:t>evidence</w:t>
+      </w:r>
+      <w:r>
+        <w:rPr>
+          <w:b w:val="0"/>
+        </w:rPr>
+        <w:t>: A replay checks consistency. An example used for feedback or revision cannot later be described as untouched final evaluation.</w:t>
+      </w:r>
+    </w:p>
+    <w:p>
+      <w:pPr>
+        <w:spacing w:line="336" w:lineRule="auto" w:after="180"/>
+      </w:pPr>
+      <w:r>
+        <w:rPr>
+          <w:b w:val="0"/>
+        </w:rPr>
+        <w:t xml:space="preserve">Use Section 9 for the </w:t>
+      </w:r>
+      <w:r>
+        <w:rPr>
+          <w:b/>
+        </w:rPr>
+        <w:t>evidence</w:t>
+      </w:r>
+      <w:r>
+        <w:rPr>
+          <w:b w:val="0"/>
+        </w:rPr>
+        <w:t xml:space="preserve"> ledger. Add a boundary or missing-</w:t>
+      </w:r>
+      <w:r>
+        <w:rPr>
+          <w:b/>
+        </w:rPr>
+        <w:t>input</w:t>
+      </w:r>
+      <w:r>
+        <w:rPr>
+          <w:b w:val="0"/>
+        </w:rPr>
+        <w:t xml:space="preserve"> case and record the expected response before checking. More successful repeats of one case do not establish wider coverage.</w:t>
       </w:r>
     </w:p>
     <w:p>
@@ -1471,29 +2890,38 @@
       </w:tr>
     </w:tbl>
     <w:p>
-      <w:r>
-        <w:t>Offer an oral explanation, drawing, enlarged visual or fewer examples when that removes a reading/writing barrier. Keep the same reasoning goal. Stretch secure learners by changing a boundary or assumption and asking them to defend the effect, not simply by assigning more of the same questions.</w:t>
+      <w:pPr>
+        <w:spacing w:line="336" w:lineRule="auto" w:after="180"/>
+      </w:pPr>
+      <w:r>
+        <w:rPr>
+          <w:b w:val="0"/>
+        </w:rPr>
+        <w:t>Offer an oral explanation, drawing, enlarged visual or fewer examples when that removes a reading/writing barrier. Keep the same reasoning goal.</w:t>
       </w:r>
     </w:p>
     <w:p>
       <w:pPr>
-        <w:pStyle w:val="Heading1"/>
-      </w:pPr>
-      <w:r>
-        <w:t>05. Assess and explain the answers</w:t>
+        <w:spacing w:line="336" w:lineRule="auto" w:after="180"/>
+      </w:pPr>
+      <w:r>
+        <w:rPr>
+          <w:b w:val="0"/>
+        </w:rPr>
+        <w:t>Stretch secure learners by changing a boundary or assumption and asking them to defend the effect, not simply by assigning more of the same questions.</w:t>
       </w:r>
     </w:p>
     <w:p>
       <w:pPr>
-        <w:pStyle w:val="Heading3"/>
-      </w:pPr>
-      <w:r>
-        <w:t>Guided and exit questions</w:t>
+        <w:pStyle w:val="Heading1"/>
+      </w:pPr>
+      <w:r>
+        <w:t>05. Assess and explain the answers</w:t>
       </w:r>
     </w:p>
     <w:p>
       <w:r>
-        <w:t>Guided: Budget is exhausted after 15 seconds under the model; reject fourth attempt. A late side-effect result must still be reconciled. Qualification: A timeout means the caller lacks a timely result, not necessarily that the remote operation did not occur. Exit: accept a concrete variation with its predicted outcome and a stated condition that would challenge the mechanism; reject a claim resting on unmeasured evidence.</w:t>
+        <w:t>Use the Timeouts retries and cancellation questions, teacher keys and criteria after the relevant attempts. Previously discussed cases are practice; protect the separately selected independent task.</w:t>
       </w:r>
     </w:p>
     <w:p>
@@ -1501,89 +2929,244 @@
         <w:pStyle w:val="Heading3"/>
       </w:pPr>
       <w:r>
-        <w:t>W1 Explain the mechanism</w:t>
+        <w:t>Guided and exit questions</w:t>
       </w:r>
     </w:p>
     <w:p>
-      <w:r>
-        <w:t>Explain the weekly mechanism in your own words. Use the worked scenario to name its input, decision rule and output.</w:t>
+      <w:pPr>
+        <w:spacing w:line="336" w:lineRule="auto" w:after="180"/>
+      </w:pPr>
+      <w:r>
+        <w:rPr>
+          <w:b w:val="0"/>
+        </w:rPr>
+        <w:t>Guided: Budget is exhausted after 15 seconds under the model; reject fourth attempt. A late side-effect result must still be reconciled.</w:t>
       </w:r>
     </w:p>
     <w:p>
-      <w:r>
-        <w:t>Teacher explanation: Timeouts bound waiting; retries consume a finite budget. Cancellation should stop future work while accounting for operations already committed. Retry only declared transient failures. Use at most three attempts with waiting gaps 1 and 2 seconds; each attempt may run at most 4 seconds. Worst-case elapsed bound excluding overhead is 3*4+1+2=15 seconds.</w:t>
+      <w:pPr>
+        <w:spacing w:line="336" w:lineRule="auto" w:after="180"/>
+      </w:pPr>
+      <w:r>
+        <w:rPr>
+          <w:b w:val="0"/>
+        </w:rPr>
+        <w:t xml:space="preserve">Qualification: A </w:t>
+      </w:r>
+      <w:r>
+        <w:rPr>
+          <w:b/>
+        </w:rPr>
+        <w:t>timeout</w:t>
+      </w:r>
+      <w:r>
+        <w:rPr>
+          <w:b w:val="0"/>
+        </w:rPr>
+        <w:t xml:space="preserve"> means the caller lacks a timely result, not necessarily that the remote operation did not occur.</w:t>
       </w:r>
     </w:p>
     <w:p>
       <w:pPr>
-        <w:pStyle w:val="Heading3"/>
-      </w:pPr>
-      <w:r>
-        <w:t>W2 Trace the worked case</w:t>
+        <w:spacing w:line="336" w:lineRule="auto" w:after="180"/>
+      </w:pPr>
+      <w:r>
+        <w:rPr>
+          <w:b w:val="0"/>
+        </w:rPr>
+        <w:t xml:space="preserve">Exit: accept a concrete variation with its predicted outcome and a stated condition that would challenge the </w:t>
+      </w:r>
+      <w:r>
+        <w:rPr>
+          <w:b/>
+        </w:rPr>
+        <w:t>mechanism</w:t>
+      </w:r>
+      <w:r>
+        <w:rPr>
+          <w:b w:val="0"/>
+        </w:rPr>
+        <w:t xml:space="preserve">; reject a claim resting on unmeasured </w:t>
+      </w:r>
+      <w:r>
+        <w:rPr>
+          <w:b/>
+        </w:rPr>
+        <w:t>evidence</w:t>
+      </w:r>
+      <w:r>
+        <w:rPr>
+          <w:b w:val="0"/>
+        </w:rPr>
+        <w:t>.</w:t>
       </w:r>
     </w:p>
     <w:p>
-      <w:r>
-        <w:t>Three attempts each time out after 4 seconds with gaps 1 and 2. A fourth is proposed. Show the intermediate steps and give the conclusion with its scope.</w:t>
+      <w:pPr>
+        <w:pStyle w:val="Heading3"/>
+      </w:pPr>
+      <w:r>
+        <w:t>W1 Explain the mechanism</w:t>
       </w:r>
     </w:p>
     <w:p>
-      <w:r>
-        <w:t>Teacher explanation: Budget is exhausted after 15 seconds under the model; reject fourth attempt. A late side-effect result must still be reconciled.</w:t>
+      <w:pPr>
+        <w:pStyle w:val="Heading3"/>
+      </w:pPr>
+      <w:r>
+        <w:t>Workbook question · W1</w:t>
       </w:r>
     </w:p>
     <w:p>
       <w:pPr>
-        <w:pStyle w:val="Heading3"/>
-      </w:pPr>
-      <w:r>
-        <w:t>W3 Audit the limit</w:t>
+        <w:spacing w:line="336" w:lineRule="auto" w:after="180"/>
+        <w:shd w:fill="F5F1FB"/>
+      </w:pPr>
+      <w:r>
+        <w:rPr>
+          <w:b w:val="0"/>
+        </w:rPr>
+        <w:t xml:space="preserve">Explain the weekly </w:t>
+      </w:r>
+      <w:r>
+        <w:rPr>
+          <w:b/>
+        </w:rPr>
+        <w:t>mechanism</w:t>
+      </w:r>
+      <w:r>
+        <w:rPr>
+          <w:b w:val="0"/>
+        </w:rPr>
+        <w:t xml:space="preserve"> in your own words. Use the worked scenario to name its </w:t>
+      </w:r>
+      <w:r>
+        <w:rPr>
+          <w:b/>
+        </w:rPr>
+        <w:t>input</w:t>
+      </w:r>
+      <w:r>
+        <w:rPr>
+          <w:b w:val="0"/>
+        </w:rPr>
+        <w:t xml:space="preserve">, decision rule and </w:t>
+      </w:r>
+      <w:r>
+        <w:rPr>
+          <w:b/>
+        </w:rPr>
+        <w:t>output</w:t>
+      </w:r>
+      <w:r>
+        <w:rPr>
+          <w:b w:val="0"/>
+        </w:rPr>
+        <w:t>.</w:t>
       </w:r>
     </w:p>
     <w:p>
-      <w:r>
-        <w:t>A report omits this qualification: A timeout means the caller lacks a timely result, not necessarily that the remote operation did not occur. Explain how omitting it could change a reader's interpretation, and write an accurate replacement.</w:t>
+      <w:pPr>
+        <w:pStyle w:val="Heading3"/>
+      </w:pPr>
+      <w:r>
+        <w:t>Teacher reasoning · W1</w:t>
       </w:r>
     </w:p>
     <w:p>
-      <w:r>
-        <w:t>Teacher explanation: A timeout means the caller lacks a timely result, not necessarily that the remote operation did not occur. State the observed result separately from the unverified or out-of-scope claim; preserve the original evidence rather than inventing a missing fact.</w:t>
+      <w:pPr>
+        <w:spacing w:line="336" w:lineRule="auto" w:after="180"/>
+        <w:shd w:fill="F1F6FC"/>
+      </w:pPr>
+      <w:r>
+        <w:rPr>
+          <w:b w:val="0"/>
+        </w:rPr>
+        <w:t xml:space="preserve">Teacher explanation: </w:t>
+      </w:r>
+      <w:r>
+        <w:rPr>
+          <w:b/>
+        </w:rPr>
+        <w:t>Timeout</w:t>
+      </w:r>
+      <w:r>
+        <w:rPr>
+          <w:b w:val="0"/>
+        </w:rPr>
+        <w:t xml:space="preserve">s bound waiting; retries consume a finite budget. </w:t>
+      </w:r>
+      <w:r>
+        <w:rPr>
+          <w:b/>
+        </w:rPr>
+        <w:t>Cancellation</w:t>
+      </w:r>
+      <w:r>
+        <w:rPr>
+          <w:b w:val="0"/>
+        </w:rPr>
+        <w:t xml:space="preserve"> should stop future work while accounting for operations already committed. Retry only declared transient failures.</w:t>
       </w:r>
     </w:p>
     <w:p>
       <w:pPr>
-        <w:pStyle w:val="Heading3"/>
-      </w:pPr>
-      <w:r>
-        <w:t>W4 Apply a new case independently</w:t>
+        <w:spacing w:line="336" w:lineRule="auto" w:after="180"/>
+        <w:shd w:fill="F1F6FC"/>
+      </w:pPr>
+      <w:r>
+        <w:rPr>
+          <w:b w:val="0"/>
+        </w:rPr>
+        <w:t>Use at most three attempts with waiting gaps 1 and 2 seconds; each attempt may run at most 4 seconds. Worst-case elapsed bound excluding overhead is 3*4+1+2=15 seconds.</w:t>
       </w:r>
     </w:p>
     <w:p>
-      <w:r>
-        <w:t>Two attempts, each up to 5 seconds, gap 2. Compute bound and decide whether authentication failure should retry.</w:t>
+      <w:pPr>
+        <w:pStyle w:val="Heading3"/>
+      </w:pPr>
+      <w:r>
+        <w:t>W2 Trace the worked case</w:t>
       </w:r>
     </w:p>
     <w:p>
-      <w:r>
-        <w:t>Teacher explanation: Bound12 seconds excluding overhead. Authentication failure is non-transient under this policy; do not retry it.</w:t>
+      <w:pPr>
+        <w:pStyle w:val="Heading3"/>
+      </w:pPr>
+      <w:r>
+        <w:t>Workbook question · W2</w:t>
       </w:r>
     </w:p>
     <w:p>
       <w:pPr>
-        <w:pStyle w:val="Heading3"/>
-      </w:pPr>
-      <w:r>
-        <w:t>W5 Design a revealing follow-up</w:t>
+        <w:spacing w:line="336" w:lineRule="auto" w:after="180"/>
+        <w:shd w:fill="F5F1FB"/>
+      </w:pPr>
+      <w:r>
+        <w:rPr>
+          <w:b w:val="0"/>
+        </w:rPr>
+        <w:t>Three attempts each time out after 4 seconds with gaps 1 and 2. A fourth is proposed. Show the intermediate steps and give the conclusion with its scope.</w:t>
       </w:r>
     </w:p>
     <w:p>
-      <w:r>
-        <w:t>For the worked scenario, propose one additional case that could reveal a failure, describe its expected outcome before running it, and explain what would need to remain fixed for a fair comparison. Do not reuse W4 as a new final test after receiving feedback.</w:t>
+      <w:pPr>
+        <w:pStyle w:val="Heading3"/>
+      </w:pPr>
+      <w:r>
+        <w:t>Teacher reasoning · W2</w:t>
       </w:r>
     </w:p>
     <w:p>
-      <w:r>
-        <w:t>Teacher explanation: Accept a concrete variant of the worked input or a missing/conflicting/boundary condition, with an expectation derived from the declared procedure. Require preserved settings, original outputs and data roles. A timeout means the caller lacks a timely result, not necessarily that the remote operation did not occur. The new case should test this particular mechanism rather than merely restate the original result.</w:t>
+      <w:pPr>
+        <w:spacing w:line="336" w:lineRule="auto" w:after="180"/>
+        <w:shd w:fill="F1F6FC"/>
+      </w:pPr>
+      <w:r>
+        <w:rPr>
+          <w:b w:val="0"/>
+        </w:rPr>
+        <w:t>Teacher explanation: Budget is exhausted after 15 seconds under the model; reject fourth attempt. A late side-effect result must still be reconciled.</w:t>
       </w:r>
     </w:p>
     <w:p>
@@ -1591,25 +3174,51 @@
         <w:pStyle w:val="Heading3"/>
       </w:pPr>
       <w:r>
-        <w:t>Independent assessment and fresh retry</w:t>
+        <w:t>W3 Audit the limit</w:t>
       </w:r>
     </w:p>
     <w:p>
-      <w:r>
-        <w:t>W4: Bound12 seconds excluding overhead. Authentication failure is non-transient under this policy; do not retry it. Require intermediate reasoning and the stated scope. Fresh retry: Four attempts, each up to 2 seconds, gaps1, 2, 4. Expected reasoning: Bound15 seconds. Cancellation prevents new attempts; it cannot undo an already committed effect. If students need support, record it and reassess with another new case rather than awarding independence to a copied answer.</w:t>
+      <w:pPr>
+        <w:pStyle w:val="Heading3"/>
+      </w:pPr>
+      <w:r>
+        <w:t>Workbook question · W3</w:t>
       </w:r>
     </w:p>
     <w:p>
       <w:pPr>
-        <w:pStyle w:val="Heading3"/>
-      </w:pPr>
-      <w:r>
-        <w:t>Assess independent transfer</w:t>
+        <w:spacing w:line="336" w:lineRule="auto" w:after="180"/>
+        <w:shd w:fill="F5F1FB"/>
+      </w:pPr>
+      <w:r>
+        <w:rPr>
+          <w:b w:val="0"/>
+        </w:rPr>
+        <w:t xml:space="preserve">A report omits this qualification: A </w:t>
+      </w:r>
+      <w:r>
+        <w:rPr>
+          <w:b/>
+        </w:rPr>
+        <w:t>timeout</w:t>
+      </w:r>
+      <w:r>
+        <w:rPr>
+          <w:b w:val="0"/>
+        </w:rPr>
+        <w:t xml:space="preserve"> means the caller lacks a timely result, not necessarily that the remote operation did not occur.</w:t>
       </w:r>
     </w:p>
     <w:p>
-      <w:r>
-        <w:t>Selected case: Two attempts, each up to 5 seconds, gap 2. Compute bound and decide whether authentication failure should retry.</w:t>
+      <w:pPr>
+        <w:spacing w:line="336" w:lineRule="auto" w:after="180"/>
+        <w:shd w:fill="F5F1FB"/>
+      </w:pPr>
+      <w:r>
+        <w:rPr>
+          <w:b w:val="0"/>
+        </w:rPr>
+        <w:t>Explain how omitting it could change a reader's interpretation, and write an accurate replacement.</w:t>
       </w:r>
     </w:p>
     <w:p>
@@ -1617,11 +3226,354 @@
         <w:pStyle w:val="Heading3"/>
       </w:pPr>
       <w:r>
-        <w:t>Selected case answer</w:t>
+        <w:t>Teacher reasoning · W3</w:t>
       </w:r>
     </w:p>
     <w:p>
-      <w:r>
+      <w:pPr>
+        <w:spacing w:line="336" w:lineRule="auto" w:after="180"/>
+        <w:shd w:fill="F1F6FC"/>
+      </w:pPr>
+      <w:r>
+        <w:rPr>
+          <w:b w:val="0"/>
+        </w:rPr>
+        <w:t xml:space="preserve">Teacher explanation: A </w:t>
+      </w:r>
+      <w:r>
+        <w:rPr>
+          <w:b/>
+        </w:rPr>
+        <w:t>timeout</w:t>
+      </w:r>
+      <w:r>
+        <w:rPr>
+          <w:b w:val="0"/>
+        </w:rPr>
+        <w:t xml:space="preserve"> means the caller lacks a timely result, not necessarily that the remote operation did not occur.</w:t>
+      </w:r>
+    </w:p>
+    <w:p>
+      <w:pPr>
+        <w:spacing w:line="336" w:lineRule="auto" w:after="180"/>
+        <w:shd w:fill="F1F6FC"/>
+      </w:pPr>
+      <w:r>
+        <w:rPr>
+          <w:b w:val="0"/>
+        </w:rPr>
+        <w:t xml:space="preserve">State the observed result separately from the unverified or out-of-scope claim; preserve the original </w:t>
+      </w:r>
+      <w:r>
+        <w:rPr>
+          <w:b/>
+        </w:rPr>
+        <w:t>evidence</w:t>
+      </w:r>
+      <w:r>
+        <w:rPr>
+          <w:b w:val="0"/>
+        </w:rPr>
+        <w:t xml:space="preserve"> rather than inventing a missing fact.</w:t>
+      </w:r>
+    </w:p>
+    <w:p>
+      <w:pPr>
+        <w:pStyle w:val="Heading3"/>
+      </w:pPr>
+      <w:r>
+        <w:t>W4 Apply a new case independently</w:t>
+      </w:r>
+    </w:p>
+    <w:p>
+      <w:pPr>
+        <w:pStyle w:val="Heading3"/>
+      </w:pPr>
+      <w:r>
+        <w:t>Workbook question · W4</w:t>
+      </w:r>
+    </w:p>
+    <w:p>
+      <w:pPr>
+        <w:spacing w:line="336" w:lineRule="auto" w:after="180"/>
+        <w:shd w:fill="F5F1FB"/>
+      </w:pPr>
+      <w:r>
+        <w:rPr>
+          <w:b w:val="0"/>
+        </w:rPr>
+        <w:t>Two attempts, each up to 5 seconds, gap 2. Compute bound and decide whether authentication failure should retry.</w:t>
+      </w:r>
+    </w:p>
+    <w:p>
+      <w:pPr>
+        <w:pStyle w:val="Heading3"/>
+      </w:pPr>
+      <w:r>
+        <w:t>Teacher reasoning · W4</w:t>
+      </w:r>
+    </w:p>
+    <w:p>
+      <w:pPr>
+        <w:spacing w:line="336" w:lineRule="auto" w:after="180"/>
+        <w:shd w:fill="F1F6FC"/>
+      </w:pPr>
+      <w:r>
+        <w:rPr>
+          <w:b w:val="0"/>
+        </w:rPr>
+        <w:t>Teacher explanation: Bound12 seconds excluding overhead. Authentication failure is non-transient under this policy; do not retry it.</w:t>
+      </w:r>
+    </w:p>
+    <w:p>
+      <w:pPr>
+        <w:pStyle w:val="Heading3"/>
+      </w:pPr>
+      <w:r>
+        <w:t>W5 Design a revealing follow-up</w:t>
+      </w:r>
+    </w:p>
+    <w:p>
+      <w:pPr>
+        <w:pStyle w:val="Heading3"/>
+      </w:pPr>
+      <w:r>
+        <w:t>Workbook question · W5</w:t>
+      </w:r>
+    </w:p>
+    <w:p>
+      <w:pPr>
+        <w:spacing w:line="336" w:lineRule="auto" w:after="180"/>
+        <w:shd w:fill="F5F1FB"/>
+      </w:pPr>
+      <w:r>
+        <w:rPr>
+          <w:b w:val="0"/>
+        </w:rPr>
+        <w:t>For the worked scenario, propose one additional case that could reveal a failure, describe its expected outcome before running it, and explain what would need to remain fixed for a fair comparison.</w:t>
+      </w:r>
+    </w:p>
+    <w:p>
+      <w:pPr>
+        <w:spacing w:line="336" w:lineRule="auto" w:after="180"/>
+        <w:shd w:fill="F5F1FB"/>
+      </w:pPr>
+      <w:r>
+        <w:rPr>
+          <w:b w:val="0"/>
+        </w:rPr>
+        <w:t>Do not reuse W4 as a new final test after receiving feedback.</w:t>
+      </w:r>
+    </w:p>
+    <w:p>
+      <w:pPr>
+        <w:pStyle w:val="Heading3"/>
+      </w:pPr>
+      <w:r>
+        <w:t>Teacher reasoning · W5</w:t>
+      </w:r>
+    </w:p>
+    <w:p>
+      <w:pPr>
+        <w:spacing w:line="336" w:lineRule="auto" w:after="180"/>
+        <w:shd w:fill="F1F6FC"/>
+      </w:pPr>
+      <w:r>
+        <w:rPr>
+          <w:b w:val="0"/>
+        </w:rPr>
+        <w:t xml:space="preserve">Teacher explanation: Accept a concrete variant of the worked </w:t>
+      </w:r>
+      <w:r>
+        <w:rPr>
+          <w:b/>
+        </w:rPr>
+        <w:t>input</w:t>
+      </w:r>
+      <w:r>
+        <w:rPr>
+          <w:b w:val="0"/>
+        </w:rPr>
+        <w:t xml:space="preserve"> or a missing/conflicting/boundary condition, with an expectation derived from the declared procedure.</w:t>
+      </w:r>
+    </w:p>
+    <w:p>
+      <w:pPr>
+        <w:spacing w:line="336" w:lineRule="auto" w:after="180"/>
+        <w:shd w:fill="F1F6FC"/>
+      </w:pPr>
+      <w:r>
+        <w:rPr>
+          <w:b w:val="0"/>
+        </w:rPr>
+        <w:t xml:space="preserve">Require preserved settings, original </w:t>
+      </w:r>
+      <w:r>
+        <w:rPr>
+          <w:b/>
+        </w:rPr>
+        <w:t>output</w:t>
+      </w:r>
+      <w:r>
+        <w:rPr>
+          <w:b w:val="0"/>
+        </w:rPr>
+        <w:t xml:space="preserve">s and data roles. A </w:t>
+      </w:r>
+      <w:r>
+        <w:rPr>
+          <w:b/>
+        </w:rPr>
+        <w:t>timeout</w:t>
+      </w:r>
+      <w:r>
+        <w:rPr>
+          <w:b w:val="0"/>
+        </w:rPr>
+        <w:t xml:space="preserve"> means the caller lacks a timely result, not necessarily that the remote operation did not occur.</w:t>
+      </w:r>
+    </w:p>
+    <w:p>
+      <w:pPr>
+        <w:spacing w:line="336" w:lineRule="auto" w:after="180"/>
+        <w:shd w:fill="F1F6FC"/>
+      </w:pPr>
+      <w:r>
+        <w:rPr>
+          <w:b w:val="0"/>
+        </w:rPr>
+        <w:t xml:space="preserve">The new case should test this particular </w:t>
+      </w:r>
+      <w:r>
+        <w:rPr>
+          <w:b/>
+        </w:rPr>
+        <w:t>mechanism</w:t>
+      </w:r>
+      <w:r>
+        <w:rPr>
+          <w:b w:val="0"/>
+        </w:rPr>
+        <w:t xml:space="preserve"> rather than merely restate the original result.</w:t>
+      </w:r>
+    </w:p>
+    <w:p>
+      <w:pPr>
+        <w:pStyle w:val="Heading3"/>
+      </w:pPr>
+      <w:r>
+        <w:t>Independent assessment and fresh retry</w:t>
+      </w:r>
+    </w:p>
+    <w:p>
+      <w:pPr>
+        <w:pStyle w:val="Heading3"/>
+      </w:pPr>
+      <w:r>
+        <w:t>Teacher key · Independent assessment and fresh retry</w:t>
+      </w:r>
+    </w:p>
+    <w:p>
+      <w:pPr>
+        <w:spacing w:line="336" w:lineRule="auto" w:after="180"/>
+        <w:shd w:fill="F1F6FC"/>
+      </w:pPr>
+      <w:r>
+        <w:rPr>
+          <w:b w:val="0"/>
+        </w:rPr>
+        <w:t>W4: Bound12 seconds excluding overhead. Authentication failure is non-transient under this policy; do not retry it. Require intermediate reasoning and the stated scope.</w:t>
+      </w:r>
+    </w:p>
+    <w:p>
+      <w:pPr>
+        <w:spacing w:line="336" w:lineRule="auto" w:after="180"/>
+        <w:shd w:fill="F1F6FC"/>
+      </w:pPr>
+      <w:r>
+        <w:rPr>
+          <w:b w:val="0"/>
+        </w:rPr>
+        <w:t xml:space="preserve">Fresh retry: Four attempts, each up to 2 seconds, gaps1, 2, 4. Expected reasoning: Bound15 seconds. </w:t>
+      </w:r>
+      <w:r>
+        <w:rPr>
+          <w:b/>
+        </w:rPr>
+        <w:t>Cancellation</w:t>
+      </w:r>
+      <w:r>
+        <w:rPr>
+          <w:b w:val="0"/>
+        </w:rPr>
+        <w:t xml:space="preserve"> prevents new attempts; it cannot undo an already committed effect.</w:t>
+      </w:r>
+    </w:p>
+    <w:p>
+      <w:pPr>
+        <w:spacing w:line="336" w:lineRule="auto" w:after="180"/>
+        <w:shd w:fill="F1F6FC"/>
+      </w:pPr>
+      <w:r>
+        <w:rPr>
+          <w:b w:val="0"/>
+        </w:rPr>
+        <w:t>If students need support, record it and reassess with another new case rather than awarding independence to a copied answer.</w:t>
+      </w:r>
+    </w:p>
+    <w:p>
+      <w:pPr>
+        <w:pStyle w:val="Heading3"/>
+      </w:pPr>
+      <w:r>
+        <w:t>Assess independent transfer</w:t>
+      </w:r>
+    </w:p>
+    <w:p>
+      <w:pPr>
+        <w:pStyle w:val="Heading3"/>
+      </w:pPr>
+      <w:r>
+        <w:t>Independent question · withhold the key</w:t>
+      </w:r>
+    </w:p>
+    <w:p>
+      <w:pPr>
+        <w:spacing w:line="336" w:lineRule="auto" w:after="180"/>
+        <w:shd w:fill="F5F1FB"/>
+      </w:pPr>
+      <w:r>
+        <w:rPr>
+          <w:b w:val="0"/>
+        </w:rPr>
+        <w:t>Selected case: Two attempts, each up to 5 seconds, gap 2. Compute bound and decide whether authentication failure should retry.</w:t>
+      </w:r>
+    </w:p>
+    <w:p>
+      <w:pPr>
+        <w:pStyle w:val="Heading3"/>
+      </w:pPr>
+      <w:r>
+        <w:t>Selected case answer</w:t>
+      </w:r>
+    </w:p>
+    <w:p>
+      <w:pPr>
+        <w:pStyle w:val="Heading3"/>
+      </w:pPr>
+      <w:r>
+        <w:t>Teacher key · Selected case answer</w:t>
+      </w:r>
+    </w:p>
+    <w:p>
+      <w:pPr>
+        <w:spacing w:line="336" w:lineRule="auto" w:after="180"/>
+        <w:shd w:fill="F1F6FC"/>
+      </w:pPr>
+      <w:r>
+        <w:rPr>
+          <w:b w:val="0"/>
+        </w:rPr>
         <w:t>Teacher explanation: Bound12 seconds excluding overhead. Authentication failure is non-transient under this policy; do not retry it.</w:t>
       </w:r>
     </w:p>
@@ -1728,67 +3680,329 @@
       </w:tr>
     </w:tbl>
     <w:p>
-      <w:r>
-        <w:t>Record each dimension as not yet, with support, or independent. Accept a valid alternative procedure with a defensible trace. Do not penalise an honestly recorded model failure if the learner correctly explains its evidence and limits.</w:t>
+      <w:pPr>
+        <w:pStyle w:val="Heading3"/>
+      </w:pPr>
+      <w:r>
+        <w:t>Teacher key · Selected case answer</w:t>
       </w:r>
     </w:p>
     <w:p>
       <w:pPr>
-        <w:pStyle w:val="Heading3"/>
-      </w:pPr>
-      <w:r>
-        <w:t>Feedback that the learner uses</w:t>
+        <w:spacing w:line="336" w:lineRule="auto" w:after="180"/>
+        <w:shd w:fill="F1F6FC"/>
+      </w:pPr>
+      <w:r>
+        <w:rPr>
+          <w:b w:val="0"/>
+        </w:rPr>
+        <w:t>Record each dimension as not yet, with support, or independent. Accept a valid alternative procedure with a defensible trace.</w:t>
       </w:r>
     </w:p>
     <w:p>
-      <w:r>
-        <w:t>Name the earliest unsupported step and give one action to repair it. Have the learner make that repair now and explain why. Then assess the relevant skill on a fresh, fully specified case. Confirm it was not previously practised with feedback; solve and check the new case before assigning it. A follow-up design prompt is a starting brief, not automatically an equivalent test.</w:t>
+      <w:pPr>
+        <w:spacing w:line="336" w:lineRule="auto" w:after="180"/>
+        <w:shd w:fill="F1F6FC"/>
+      </w:pPr>
+      <w:r>
+        <w:rPr>
+          <w:b w:val="0"/>
+        </w:rPr>
+        <w:t xml:space="preserve">Do not penalise an honestly recorded model failure if the learner correctly explains its </w:t>
+      </w:r>
+      <w:r>
+        <w:rPr>
+          <w:b/>
+        </w:rPr>
+        <w:t>evidence</w:t>
+      </w:r>
+      <w:r>
+        <w:rPr>
+          <w:b w:val="0"/>
+        </w:rPr>
+        <w:t xml:space="preserve"> and limits.</w:t>
       </w:r>
     </w:p>
     <w:p>
       <w:pPr>
-        <w:pStyle w:val="Heading1"/>
-      </w:pPr>
-      <w:r>
-        <w:t>06. Connect the project, support and next lesson</w:t>
+        <w:pStyle w:val="Heading3"/>
+      </w:pPr>
+      <w:r>
+        <w:t>Feedback that the learner uses</w:t>
       </w:r>
     </w:p>
     <w:p>
-      <w:r>
-        <w:t>Add a labelled timeouts retries and cancellation evidence sheet to Grounded Learning Service. Show how you can explain the mechanism and terminology of timeouts retries and cancellation. Use the supplied fictional case and keep its inputs, intermediate steps, calculation or prediction, and limitation. Connect this record to last week’s record; a matching answer without a trace is insufficient.</w:t>
+      <w:pPr>
+        <w:spacing w:line="336" w:lineRule="auto" w:after="180"/>
+      </w:pPr>
+      <w:r>
+        <w:rPr>
+          <w:b w:val="0"/>
+        </w:rPr>
+        <w:t>Name the earliest unsupported step and give one action to repair it. Have the learner make that repair now and explain why. Then assess the relevant skill on a fresh, fully specified case.</w:t>
       </w:r>
     </w:p>
     <w:p>
-      <w:r>
-        <w:t>Provide an input/procedure/result/limit frame and a calculator when needed. Ask students to identify the first step before completing the whole trace. Extension: compare two concrete variants of this mechanism while holding unrelated conditions fixed; report both successful and unsuccessful outcomes.</w:t>
+      <w:pPr>
+        <w:spacing w:line="336" w:lineRule="auto" w:after="180"/>
+      </w:pPr>
+      <w:r>
+        <w:rPr>
+          <w:b w:val="0"/>
+        </w:rPr>
+        <w:t>Confirm it was not previously practised with feedback; solve and check the new case before assigning it. A follow-up design prompt is a starting brief, not automatically an equivalent test.</w:t>
       </w:r>
     </w:p>
     <w:p>
-      <w:r>
-        <w:t>Next connection: External side effects and recovery. Preserve the current case record and retrieve its evidence boundary before moving on.</w:t>
+      <w:pPr>
+        <w:pStyle w:val="Heading1"/>
+      </w:pPr>
+      <w:r>
+        <w:t>06. Connect the project, support and next lesson</w:t>
       </w:r>
     </w:p>
     <w:p>
       <w:r>
-        <w:t>Retain the project ledger and assess a changed case after support. Check the relevant prerequisite before carrying this component forward.</w:t>
+        <w:t>Connect Timeouts retries and cancellation to Grounded Learning Service, adapt support and plan a later changed-case check.</w:t>
       </w:r>
     </w:p>
     <w:p>
       <w:pPr>
-        <w:pStyle w:val="Heading3"/>
-      </w:pPr>
-      <w:r>
-        <w:t>Plan the delayed return</w:t>
+        <w:spacing w:line="336" w:lineRule="auto" w:after="180"/>
+      </w:pPr>
+      <w:r>
+        <w:rPr>
+          <w:b w:val="0"/>
+        </w:rPr>
+        <w:t xml:space="preserve">Add a labelled </w:t>
+      </w:r>
+      <w:r>
+        <w:rPr>
+          <w:b/>
+        </w:rPr>
+        <w:t>timeout</w:t>
+      </w:r>
+      <w:r>
+        <w:rPr>
+          <w:b w:val="0"/>
+        </w:rPr>
+        <w:t xml:space="preserve">s retries and </w:t>
+      </w:r>
+      <w:r>
+        <w:rPr>
+          <w:b/>
+        </w:rPr>
+        <w:t>cancellation</w:t>
+      </w:r>
+      <w:r>
+        <w:rPr>
+          <w:b w:val="0"/>
+        </w:rPr>
+        <w:t xml:space="preserve"> </w:t>
+      </w:r>
+      <w:r>
+        <w:rPr>
+          <w:b/>
+        </w:rPr>
+        <w:t>evidence</w:t>
+      </w:r>
+      <w:r>
+        <w:rPr>
+          <w:b w:val="0"/>
+        </w:rPr>
+        <w:t xml:space="preserve"> sheet to Grounded Learning Service. Show how you can explain the </w:t>
+      </w:r>
+      <w:r>
+        <w:rPr>
+          <w:b/>
+        </w:rPr>
+        <w:t>mechanism</w:t>
+      </w:r>
+      <w:r>
+        <w:rPr>
+          <w:b w:val="0"/>
+        </w:rPr>
+        <w:t xml:space="preserve"> and terminology of </w:t>
+      </w:r>
+      <w:r>
+        <w:rPr>
+          <w:b/>
+        </w:rPr>
+        <w:t>timeout</w:t>
+      </w:r>
+      <w:r>
+        <w:rPr>
+          <w:b w:val="0"/>
+        </w:rPr>
+        <w:t xml:space="preserve">s retries and </w:t>
+      </w:r>
+      <w:r>
+        <w:rPr>
+          <w:b/>
+        </w:rPr>
+        <w:t>cancellation</w:t>
+      </w:r>
+      <w:r>
+        <w:rPr>
+          <w:b w:val="0"/>
+        </w:rPr>
+        <w:t>.</w:t>
       </w:r>
     </w:p>
     <w:p>
-      <w:r>
-        <w:t>Suggested return points in this level: ai-6/17, ai-6/19, ai-6/22. Use actual classroom dates, adjusting for holidays and gaps. One, three and six teaching weeks are scheduling choices, not a claimed optimal spacing.</w:t>
+      <w:pPr>
+        <w:spacing w:line="336" w:lineRule="auto" w:after="180"/>
+      </w:pPr>
+      <w:r>
+        <w:rPr>
+          <w:b w:val="0"/>
+        </w:rPr>
+        <w:t xml:space="preserve">Use the supplied fictional case and keep its </w:t>
+      </w:r>
+      <w:r>
+        <w:rPr>
+          <w:b/>
+        </w:rPr>
+        <w:t>input</w:t>
+      </w:r>
+      <w:r>
+        <w:rPr>
+          <w:b w:val="0"/>
+        </w:rPr>
+        <w:t xml:space="preserve">s, intermediate steps, calculation or </w:t>
+      </w:r>
+      <w:r>
+        <w:rPr>
+          <w:b/>
+        </w:rPr>
+        <w:t>prediction</w:t>
+      </w:r>
+      <w:r>
+        <w:rPr>
+          <w:b w:val="0"/>
+        </w:rPr>
+        <w:t>, and limitation. Connect this record to last week’s record; a matching answer without a trace is insufficient.</w:t>
       </w:r>
     </w:p>
     <w:p>
-      <w:r>
-        <w:t>At a delayed check, ask for the idea from memory and a changed application. Compare with the earlier independent response and record support used. For a new level, revisit the previous capstone before checking the new prerequisites.</w:t>
+      <w:pPr>
+        <w:spacing w:line="336" w:lineRule="auto" w:after="180"/>
+      </w:pPr>
+      <w:r>
+        <w:rPr>
+          <w:b w:val="0"/>
+        </w:rPr>
+        <w:t xml:space="preserve">Provide an </w:t>
+      </w:r>
+      <w:r>
+        <w:rPr>
+          <w:b/>
+        </w:rPr>
+        <w:t>input</w:t>
+      </w:r>
+      <w:r>
+        <w:rPr>
+          <w:b w:val="0"/>
+        </w:rPr>
+        <w:t>/procedure/result/limit frame and a calculator when needed. Ask students to identify the first step before completing the whole trace.</w:t>
+      </w:r>
+    </w:p>
+    <w:p>
+      <w:pPr>
+        <w:spacing w:line="336" w:lineRule="auto" w:after="180"/>
+      </w:pPr>
+      <w:r>
+        <w:rPr>
+          <w:b w:val="0"/>
+        </w:rPr>
+        <w:t xml:space="preserve">Extension: compare two concrete variants of this </w:t>
+      </w:r>
+      <w:r>
+        <w:rPr>
+          <w:b/>
+        </w:rPr>
+        <w:t>mechanism</w:t>
+      </w:r>
+      <w:r>
+        <w:rPr>
+          <w:b w:val="0"/>
+        </w:rPr>
+        <w:t xml:space="preserve"> while holding unrelated conditions fixed; report both successful and unsuccessful outcomes.</w:t>
+      </w:r>
+    </w:p>
+    <w:p>
+      <w:pPr>
+        <w:spacing w:line="336" w:lineRule="auto" w:after="180"/>
+      </w:pPr>
+      <w:r>
+        <w:rPr>
+          <w:b w:val="0"/>
+        </w:rPr>
+        <w:t xml:space="preserve">Next connection: External side effects and recovery. Preserve the current case record and retrieve its </w:t>
+      </w:r>
+      <w:r>
+        <w:rPr>
+          <w:b/>
+        </w:rPr>
+        <w:t>evidence</w:t>
+      </w:r>
+      <w:r>
+        <w:rPr>
+          <w:b w:val="0"/>
+        </w:rPr>
+        <w:t xml:space="preserve"> boundary before moving on.</w:t>
+      </w:r>
+    </w:p>
+    <w:p>
+      <w:pPr>
+        <w:spacing w:line="336" w:lineRule="auto" w:after="180"/>
+      </w:pPr>
+      <w:r>
+        <w:rPr>
+          <w:b w:val="0"/>
+        </w:rPr>
+        <w:t>Retain the project ledger and assess a changed case after support. Check the relevant prerequisite before carrying this component forward.</w:t>
+      </w:r>
+    </w:p>
+    <w:p>
+      <w:pPr>
+        <w:pStyle w:val="Heading3"/>
+      </w:pPr>
+      <w:r>
+        <w:t>Plan the delayed return</w:t>
+      </w:r>
+    </w:p>
+    <w:p>
+      <w:pPr>
+        <w:spacing w:line="336" w:lineRule="auto" w:after="180"/>
+      </w:pPr>
+      <w:r>
+        <w:rPr>
+          <w:b w:val="0"/>
+        </w:rPr>
+        <w:t>Suggested return points in this level: ai-6/17, ai-6/19, ai-6/22. Use actual classroom dates, adjusting for holidays and gaps. One, three and six teaching weeks are scheduling choices, not a claimed optimal spacing.</w:t>
+      </w:r>
+    </w:p>
+    <w:p>
+      <w:pPr>
+        <w:spacing w:line="336" w:lineRule="auto" w:after="180"/>
+      </w:pPr>
+      <w:r>
+        <w:rPr>
+          <w:b w:val="0"/>
+        </w:rPr>
+        <w:t>At a delayed check, ask for the idea from memory and a changed application. Compare with the earlier independent response and record support used.</w:t>
+      </w:r>
+    </w:p>
+    <w:p>
+      <w:pPr>
+        <w:spacing w:line="336" w:lineRule="auto" w:after="180"/>
+      </w:pPr>
+      <w:r>
+        <w:rPr>
+          <w:b w:val="0"/>
+        </w:rPr>
+        <w:t>For a new level, revisit the previous capstone before checking the new prerequisites.</w:t>
       </w:r>
     </w:p>
     <w:tbl>
@@ -1948,8 +4162,26 @@
       </w:tr>
     </w:tbl>
     <w:p>
-      <w:r>
-        <w:t>Use the evidence to choose reteaching or the next step. A completed page, confidence rating or attractive project does not by itself demonstrate understanding.</w:t>
+      <w:pPr>
+        <w:spacing w:line="336" w:lineRule="auto" w:after="180"/>
+      </w:pPr>
+      <w:r>
+        <w:rPr>
+          <w:b w:val="0"/>
+        </w:rPr>
+        <w:t xml:space="preserve">Use the </w:t>
+      </w:r>
+      <w:r>
+        <w:rPr>
+          <w:b/>
+        </w:rPr>
+        <w:t>evidence</w:t>
+      </w:r>
+      <w:r>
+        <w:rPr>
+          <w:b w:val="0"/>
+        </w:rPr>
+        <w:t xml:space="preserve"> to choose reteaching or the next step. A completed page, confidence rating or attractive project does not by itself demonstrate understanding.</w:t>
       </w:r>
     </w:p>
     <w:p>
@@ -1961,8 +4193,26 @@
       </w:r>
     </w:p>
     <w:p>
-      <w:r>
-        <w:t>For the Grounded Learning Service, retain an annotated trace and the changed-case result. Name the contract or evidence that makes the deciding step valid, so another team can review it.</w:t>
+      <w:pPr>
+        <w:spacing w:line="336" w:lineRule="auto" w:after="180"/>
+      </w:pPr>
+      <w:r>
+        <w:rPr>
+          <w:b w:val="0"/>
+        </w:rPr>
+        <w:t xml:space="preserve">For the Grounded Learning Service, retain an annotated trace and the changed-case result. Name the contract or </w:t>
+      </w:r>
+      <w:r>
+        <w:rPr>
+          <w:b/>
+        </w:rPr>
+        <w:t>evidence</w:t>
+      </w:r>
+      <w:r>
+        <w:rPr>
+          <w:b w:val="0"/>
+        </w:rPr>
+        <w:t xml:space="preserve"> that makes the deciding step valid, so another team can review it.</w:t>
       </w:r>
     </w:p>
     <w:p>
@@ -1975,12 +4225,80 @@
     </w:p>
     <w:p>
       <w:r>
-        <w:t>Teaching target: Explain the mechanism and terminology of timeouts retries and cancellation</w:t>
+        <w:t>Use this preparation summary alongside the detailed Timeouts retries and cancellation lesson; it is a checklist rather than a replacement for the full sequence.</w:t>
       </w:r>
     </w:p>
     <w:p>
-      <w:r>
-        <w:t>Prepare the labelled worked-case picture, the matching workbook, fictional input cards and a place for individual responses. Check a local Python 3 environment before class; have a paper-trace version ready.</w:t>
+      <w:pPr>
+        <w:pStyle w:val="Heading3"/>
+      </w:pPr>
+      <w:r>
+        <w:t>Teaching target</w:t>
+      </w:r>
+    </w:p>
+    <w:p>
+      <w:pPr>
+        <w:spacing w:line="336" w:lineRule="auto" w:after="180"/>
+        <w:shd w:fill="EDF7F3"/>
+      </w:pPr>
+      <w:r>
+        <w:rPr>
+          <w:b w:val="0"/>
+        </w:rPr>
+        <w:t xml:space="preserve">Teaching target: Explain the </w:t>
+      </w:r>
+      <w:r>
+        <w:rPr>
+          <w:b/>
+        </w:rPr>
+        <w:t>mechanism</w:t>
+      </w:r>
+      <w:r>
+        <w:rPr>
+          <w:b w:val="0"/>
+        </w:rPr>
+        <w:t xml:space="preserve"> and terminology of </w:t>
+      </w:r>
+      <w:r>
+        <w:rPr>
+          <w:b/>
+        </w:rPr>
+        <w:t>timeout</w:t>
+      </w:r>
+      <w:r>
+        <w:rPr>
+          <w:b w:val="0"/>
+        </w:rPr>
+        <w:t xml:space="preserve">s retries and </w:t>
+      </w:r>
+      <w:r>
+        <w:rPr>
+          <w:b/>
+        </w:rPr>
+        <w:t>cancellation</w:t>
+      </w:r>
+    </w:p>
+    <w:p>
+      <w:pPr>
+        <w:spacing w:line="336" w:lineRule="auto" w:after="180"/>
+      </w:pPr>
+      <w:r>
+        <w:rPr>
+          <w:b w:val="0"/>
+        </w:rPr>
+        <w:t xml:space="preserve">Prepare the labelled worked-case picture, the matching workbook, fictional </w:t>
+      </w:r>
+      <w:r>
+        <w:rPr>
+          <w:b/>
+        </w:rPr>
+        <w:t>input</w:t>
+      </w:r>
+      <w:r>
+        <w:rPr>
+          <w:b w:val="0"/>
+        </w:rPr>
+        <w:t xml:space="preserve"> cards and a place for individual responses. Check a local Python 3 environment before class; have a paper-trace version ready.</w:t>
       </w:r>
     </w:p>
     <w:tbl>
@@ -2127,37 +4445,231 @@
       </w:tr>
     </w:tbl>
     <w:p>
-      <w:r>
+      <w:pPr>
+        <w:spacing w:line="336" w:lineRule="auto" w:after="180"/>
+      </w:pPr>
+      <w:r>
+        <w:rPr>
+          <w:b w:val="0"/>
+        </w:rPr>
         <w:t>Before class, solve the supported practice: Three attempts each time out after 4 seconds with gaps 1 and 2. A fourth is proposed. Show the intermediate steps and give the conclusion with its scope.</w:t>
       </w:r>
     </w:p>
     <w:p>
-      <w:r>
-        <w:t>Reasoned practice answer: Teacher explanation: Budget is exhausted after 15 seconds under the model; reject fourth attempt. A late side-effect result must still be reconciled.</w:t>
+      <w:pPr>
+        <w:pStyle w:val="Heading3"/>
+      </w:pPr>
+      <w:r>
+        <w:t>Supported practice answer</w:t>
       </w:r>
     </w:p>
     <w:p>
-      <w:r>
-        <w:t>Check every learner before discussion: Use the worked case for Timeouts retries and cancellation. Proposed explanation: “The worked result establishes every future case”. Decide whether this explanation is supported. Point to the step or supplied fact that decides; explain your repair if needed.</w:t>
+      <w:pPr>
+        <w:spacing w:line="336" w:lineRule="auto" w:after="180"/>
+        <w:shd w:fill="F1F6FC"/>
+      </w:pPr>
+      <w:r>
+        <w:rPr>
+          <w:b w:val="0"/>
+        </w:rPr>
+        <w:t>Reasoned practice answer: Teacher explanation: Budget is exhausted after 15 seconds under the model; reject fourth attempt. A late side-effect result must still be reconciled.</w:t>
       </w:r>
     </w:p>
     <w:p>
-      <w:r>
-        <w:t>Misconception repair: A timeout means the caller lacks a timely result, not necessarily that the remote operation did not occur.</w:t>
+      <w:pPr>
+        <w:spacing w:line="336" w:lineRule="auto" w:after="180"/>
+      </w:pPr>
+      <w:r>
+        <w:rPr>
+          <w:b w:val="0"/>
+        </w:rPr>
+        <w:t xml:space="preserve">Check every learner before discussion: Use the worked case for </w:t>
+      </w:r>
+      <w:r>
+        <w:rPr>
+          <w:b/>
+        </w:rPr>
+        <w:t>Timeout</w:t>
+      </w:r>
+      <w:r>
+        <w:rPr>
+          <w:b w:val="0"/>
+        </w:rPr>
+        <w:t xml:space="preserve">s retries and </w:t>
+      </w:r>
+      <w:r>
+        <w:rPr>
+          <w:b/>
+        </w:rPr>
+        <w:t>cancellation</w:t>
+      </w:r>
+      <w:r>
+        <w:rPr>
+          <w:b w:val="0"/>
+        </w:rPr>
+        <w:t>. Proposed explanation: “The worked result establishes every future case”. Decide whether this explanation is supported.</w:t>
       </w:r>
     </w:p>
     <w:p>
-      <w:r>
-        <w:t>Support: read the exact case aloud, enlarge the labelled picture, supply input cards and model only the first deciding step. Accept a spoken explanation or drawing; retain the reasoning goal.</w:t>
+      <w:pPr>
+        <w:spacing w:line="336" w:lineRule="auto" w:after="180"/>
+      </w:pPr>
+      <w:r>
+        <w:rPr>
+          <w:b w:val="0"/>
+        </w:rPr>
+        <w:t>Point to the step or supplied fact that decides; explain your repair if needed.</w:t>
       </w:r>
     </w:p>
     <w:p>
-      <w:r>
-        <w:t>Extension: Cancellation arrives after the first timeout. Require a prediction and a reason before comparing. Expected result: Do not start the second attempt. Reason: Cancellation overrides the unused retry allowance.</w:t>
+      <w:pPr>
+        <w:pStyle w:val="Heading3"/>
+      </w:pPr>
+      <w:r>
+        <w:t>Repair the misconception</w:t>
       </w:r>
     </w:p>
     <w:p>
-      <w:r>
+      <w:pPr>
+        <w:spacing w:line="336" w:lineRule="auto" w:after="180"/>
+        <w:shd w:fill="FFF5E6"/>
+      </w:pPr>
+      <w:r>
+        <w:rPr>
+          <w:b w:val="0"/>
+        </w:rPr>
+        <w:t xml:space="preserve">Misconception repair: A </w:t>
+      </w:r>
+      <w:r>
+        <w:rPr>
+          <w:b/>
+        </w:rPr>
+        <w:t>timeout</w:t>
+      </w:r>
+      <w:r>
+        <w:rPr>
+          <w:b w:val="0"/>
+        </w:rPr>
+        <w:t xml:space="preserve"> means the caller lacks a timely result, not necessarily that the remote operation did not occur.</w:t>
+      </w:r>
+    </w:p>
+    <w:p>
+      <w:pPr>
+        <w:pStyle w:val="Heading3"/>
+      </w:pPr>
+      <w:r>
+        <w:t>Support without giving away the answer</w:t>
+      </w:r>
+    </w:p>
+    <w:p>
+      <w:pPr>
+        <w:spacing w:line="336" w:lineRule="auto" w:after="180"/>
+        <w:shd w:fill="F1F6F8"/>
+      </w:pPr>
+      <w:r>
+        <w:rPr>
+          <w:b w:val="0"/>
+        </w:rPr>
+        <w:t xml:space="preserve">Support: read the exact case aloud, enlarge the labelled picture, supply </w:t>
+      </w:r>
+      <w:r>
+        <w:rPr>
+          <w:b/>
+        </w:rPr>
+        <w:t>input</w:t>
+      </w:r>
+      <w:r>
+        <w:rPr>
+          <w:b w:val="0"/>
+        </w:rPr>
+        <w:t xml:space="preserve"> cards and model only the first deciding step. Accept a spoken explanation or drawing; retain the reasoning goal.</w:t>
+      </w:r>
+    </w:p>
+    <w:p>
+      <w:pPr>
+        <w:pStyle w:val="Heading3"/>
+      </w:pPr>
+      <w:r>
+        <w:t>Extend the reasoning</w:t>
+      </w:r>
+    </w:p>
+    <w:p>
+      <w:pPr>
+        <w:spacing w:line="336" w:lineRule="auto" w:after="180"/>
+        <w:shd w:fill="F5F1FB"/>
+      </w:pPr>
+      <w:r>
+        <w:rPr>
+          <w:b w:val="0"/>
+        </w:rPr>
+        <w:t xml:space="preserve">Extension: </w:t>
+      </w:r>
+      <w:r>
+        <w:rPr>
+          <w:b/>
+        </w:rPr>
+        <w:t>Cancellation</w:t>
+      </w:r>
+      <w:r>
+        <w:rPr>
+          <w:b w:val="0"/>
+        </w:rPr>
+        <w:t xml:space="preserve"> arrives after the first </w:t>
+      </w:r>
+      <w:r>
+        <w:rPr>
+          <w:b/>
+        </w:rPr>
+        <w:t>timeout</w:t>
+      </w:r>
+      <w:r>
+        <w:rPr>
+          <w:b w:val="0"/>
+        </w:rPr>
+        <w:t xml:space="preserve">. Require a </w:t>
+      </w:r>
+      <w:r>
+        <w:rPr>
+          <w:b/>
+        </w:rPr>
+        <w:t>prediction</w:t>
+      </w:r>
+      <w:r>
+        <w:rPr>
+          <w:b w:val="0"/>
+        </w:rPr>
+        <w:t xml:space="preserve"> and a reason before comparing. Expected result: Do not start the second attempt. Reason: </w:t>
+      </w:r>
+      <w:r>
+        <w:rPr>
+          <w:b/>
+        </w:rPr>
+        <w:t>Cancellation</w:t>
+      </w:r>
+      <w:r>
+        <w:rPr>
+          <w:b w:val="0"/>
+        </w:rPr>
+        <w:t xml:space="preserve"> overrides the unused retry allowance.</w:t>
+      </w:r>
+    </w:p>
+    <w:p>
+      <w:pPr>
+        <w:pStyle w:val="Heading3"/>
+      </w:pPr>
+      <w:r>
+        <w:t>Protect the independent attempt</w:t>
+      </w:r>
+    </w:p>
+    <w:p>
+      <w:pPr>
+        <w:spacing w:line="336" w:lineRule="auto" w:after="180"/>
+        <w:shd w:fill="FFF5E6"/>
+      </w:pPr>
+      <w:r>
+        <w:rPr>
+          <w:b w:val="0"/>
+        </w:rPr>
         <w:t>Independent assessment: withhold the reserved answer until the learner has attempted the new case. Record support separately from correctness.</w:t>
       </w:r>
     </w:p>
@@ -2346,46 +4858,1091 @@
       </w:tr>
     </w:tbl>
     <w:p>
-      <w:r>
-        <w:t>Project checkpoint: Test changed cases. Keep normal, boundary and failure cases; compare expected and observed results.</w:t>
+      <w:pPr>
+        <w:pStyle w:val="Heading3"/>
+      </w:pPr>
+      <w:r>
+        <w:t>Project checkpoint</w:t>
       </w:r>
     </w:p>
     <w:p>
-      <w:r>
-        <w:t>Use the weekly teacher answer for topic-specific reasoning. A saved progress tick is an activity record; judge mastery from the learner’s explanation and evidence.</w:t>
+      <w:pPr>
+        <w:spacing w:line="336" w:lineRule="auto" w:after="180"/>
+        <w:shd w:fill="EDF7F3"/>
+      </w:pPr>
+      <w:r>
+        <w:rPr>
+          <w:b w:val="0"/>
+        </w:rPr>
+        <w:t>Project checkpoint: Test changed cases. Keep normal, boundary and failure cases; compare expected and observed results.</w:t>
       </w:r>
     </w:p>
     <w:p>
       <w:pPr>
-        <w:pStyle w:val="Heading1"/>
-      </w:pPr>
-      <w:r>
-        <w:t>08. Use feedback, labs and repair paths</w:t>
+        <w:spacing w:line="336" w:lineRule="auto" w:after="180"/>
+      </w:pPr>
+      <w:r>
+        <w:rPr>
+          <w:b w:val="0"/>
+        </w:rPr>
+        <w:t xml:space="preserve">Use the weekly teacher answer for topic-specific reasoning. A saved progress tick is an activity record; judge mastery from the learner’s explanation and </w:t>
+      </w:r>
+      <w:r>
+        <w:rPr>
+          <w:b/>
+        </w:rPr>
+        <w:t>evidence</w:t>
+      </w:r>
+      <w:r>
+        <w:rPr>
+          <w:b w:val="0"/>
+        </w:rPr>
+        <w:t>.</w:t>
       </w:r>
     </w:p>
     <w:p>
-      <w:r>
-        <w:t>Use the two formative questions as supported practice, not as independent mastery scores. Discuss the deciding evidence rather than accepting a guessed selection.</w:t>
+      <w:pPr>
+        <w:pStyle w:val="Heading1"/>
+      </w:pPr>
+      <w:r>
+        <w:t>08. Use feedback, labs and repair paths</w:t>
       </w:r>
     </w:p>
     <w:p>
       <w:r>
-        <w:t>The feedback comes from the reviewed public worked case. Do not reveal the separately reserved independent teacher answer until the learner has attempted that case.</w:t>
+        <w:t>Use feedback, earlier review and portfolios purposefully. Apply the coding routine only when this lesson has an executable lab.</w:t>
       </w:r>
     </w:p>
     <w:p>
-      <w:r>
-        <w:t>Ask students to predict before running code. Preserve errors and actual outputs; collect a changed test and an explanation. The branch-boundary and indexing lessons deliberately include failure cases.</w:t>
+      <w:pPr>
+        <w:spacing w:line="336" w:lineRule="auto" w:after="180"/>
+      </w:pPr>
+      <w:r>
+        <w:rPr>
+          <w:b w:val="0"/>
+        </w:rPr>
+        <w:t xml:space="preserve">Use the two formative questions as supported practice, not as independent mastery scores. Discuss the deciding </w:t>
+      </w:r>
+      <w:r>
+        <w:rPr>
+          <w:b/>
+        </w:rPr>
+        <w:t>evidence</w:t>
+      </w:r>
+      <w:r>
+        <w:rPr>
+          <w:b w:val="0"/>
+        </w:rPr>
+        <w:t xml:space="preserve"> rather than accepting a guessed selection.</w:t>
       </w:r>
     </w:p>
     <w:p>
-      <w:r>
-        <w:t>Use the earlier worked-explanation links to address a specific missing building block, then return to the current question. Adapt this suggestion after observing the learner; it is not an automatic diagnosis.</w:t>
+      <w:pPr>
+        <w:spacing w:line="336" w:lineRule="auto" w:after="180"/>
+      </w:pPr>
+      <w:r>
+        <w:rPr>
+          <w:b w:val="0"/>
+        </w:rPr>
+        <w:t>The feedback comes from the reviewed public worked case. Do not reveal the separately reserved independent teacher answer until the learner has attempted that case.</w:t>
       </w:r>
     </w:p>
     <w:p>
-      <w:r>
-        <w:t>Collect the completed-work portfolio as evidence. Record support separately from correctness, and assess explanation, trace/test and limitations. Progress ticks and quiz selections alone do not establish mastery.</w:t>
+      <w:pPr>
+        <w:spacing w:line="336" w:lineRule="auto" w:after="180"/>
+      </w:pPr>
+      <w:r>
+        <w:rPr>
+          <w:b w:val="0"/>
+        </w:rPr>
+        <w:t xml:space="preserve">Ask students to predict before running code. Preserve errors and actual </w:t>
+      </w:r>
+      <w:r>
+        <w:rPr>
+          <w:b/>
+        </w:rPr>
+        <w:t>output</w:t>
+      </w:r>
+      <w:r>
+        <w:rPr>
+          <w:b w:val="0"/>
+        </w:rPr>
+        <w:t>s; collect a changed test and an explanation. The branch-boundary and indexing lessons deliberately include failure cases.</w:t>
+      </w:r>
+    </w:p>
+    <w:p>
+      <w:pPr>
+        <w:spacing w:line="336" w:lineRule="auto" w:after="180"/>
+      </w:pPr>
+      <w:r>
+        <w:rPr>
+          <w:b w:val="0"/>
+        </w:rPr>
+        <w:t>Use the earlier worked-explanation links to address a specific missing building block, then return to the current question. Adapt this suggestion after observing the learner; it is not an automatic diagnosis.</w:t>
+      </w:r>
+    </w:p>
+    <w:p>
+      <w:pPr>
+        <w:spacing w:line="336" w:lineRule="auto" w:after="180"/>
+      </w:pPr>
+      <w:r>
+        <w:rPr>
+          <w:b w:val="0"/>
+        </w:rPr>
+        <w:t xml:space="preserve">Collect the completed-work portfolio as </w:t>
+      </w:r>
+      <w:r>
+        <w:rPr>
+          <w:b/>
+        </w:rPr>
+        <w:t>evidence</w:t>
+      </w:r>
+      <w:r>
+        <w:rPr>
+          <w:b w:val="0"/>
+        </w:rPr>
+        <w:t>. Record support separately from correctness, and assess explanation, trace/test and limitations. Progress ticks and quiz selections alone do not establish mastery.</w:t>
+      </w:r>
+    </w:p>
+    <w:p>
+      <w:pPr>
+        <w:pStyle w:val="Heading1"/>
+      </w:pPr>
+      <w:r>
+        <w:t>09. Visual concept journey</w:t>
+      </w:r>
+    </w:p>
+    <w:p>
+      <w:r>
+        <w:t>Show one Timeouts retries and cancellation graphic at a time, request a prediction and discuss its trace before the independent assessment.</w:t>
+      </w:r>
+    </w:p>
+    <w:p>
+      <w:pPr>
+        <w:spacing w:line="336" w:lineRule="auto" w:after="180"/>
+      </w:pPr>
+      <w:r>
+        <w:rPr>
+          <w:b w:val="0"/>
+        </w:rPr>
+        <w:t xml:space="preserve">Use one picture at a time. Hide a worked result before asking for a </w:t>
+      </w:r>
+      <w:r>
+        <w:rPr>
+          <w:b/>
+        </w:rPr>
+        <w:t>prediction</w:t>
+      </w:r>
+      <w:r>
+        <w:rPr>
+          <w:b w:val="0"/>
+        </w:rPr>
+        <w:t>, then reveal it for feedback. These are supported teaching cases; retain the separate independent assessment for a fresh first attempt.</w:t>
+      </w:r>
+    </w:p>
+    <w:p>
+      <w:pPr>
+        <w:pStyle w:val="Heading3"/>
+      </w:pPr>
+      <w:r>
+        <w:t>01. Timeouts retries and cancellation: the case</w:t>
+      </w:r>
+    </w:p>
+    <w:p>
+      <w:r>
+        <w:drawing>
+          <wp:inline xmlns:a="http://schemas.openxmlformats.org/drawingml/2006/main" xmlns:pic="http://schemas.openxmlformats.org/drawingml/2006/picture">
+            <wp:extent cx="5486400" cy="2834640"/>
+            <wp:docPr id="2" name="Picture 2" descr="Retry within declared limits. A read-only lookup allows two attempts of at most one second each. Cancellation forbids further attempts. Supplied facts: First attempt times out at 1 second. Second succeeds in 0.4 seconds. Ignore overhead. No cancellation occurs."/>
+            <wp:cNvGraphicFramePr>
+              <a:graphicFrameLocks noChangeAspect="1"/>
+            </wp:cNvGraphicFramePr>
+            <a:graphic>
+              <a:graphicData uri="http://schemas.openxmlformats.org/drawingml/2006/picture">
+                <pic:pic>
+                  <pic:nvPicPr>
+                    <pic:cNvPr id="0" name="academy-story-ai-6-16-01.png"/>
+                    <pic:cNvPicPr/>
+                  </pic:nvPicPr>
+                  <pic:blipFill>
+                    <a:blip r:embed="rId10"/>
+                    <a:stretch>
+                      <a:fillRect/>
+                    </a:stretch>
+                  </pic:blipFill>
+                  <pic:spPr>
+                    <a:xfrm>
+                      <a:off x="0" y="0"/>
+                      <a:ext cx="5486400" cy="2834640"/>
+                    </a:xfrm>
+                    <a:prstGeom prst="rect"/>
+                  </pic:spPr>
+                </pic:pic>
+              </a:graphicData>
+            </a:graphic>
+          </wp:inline>
+        </w:drawing>
+      </w:r>
+    </w:p>
+    <w:p>
+      <w:pPr>
+        <w:spacing w:line="336" w:lineRule="auto" w:after="180"/>
+      </w:pPr>
+      <w:r>
+        <w:rPr>
+          <w:b w:val="0"/>
+        </w:rPr>
+        <w:t xml:space="preserve">Retry within declared limits. A read-only lookup allows two attempts of at most one second each. </w:t>
+      </w:r>
+      <w:r>
+        <w:rPr>
+          <w:b/>
+        </w:rPr>
+        <w:t>Cancellation</w:t>
+      </w:r>
+      <w:r>
+        <w:rPr>
+          <w:b w:val="0"/>
+        </w:rPr>
+        <w:t xml:space="preserve"> forbids further attempts. Supplied facts: First attempt times out at 1 second. Second succeeds in 0.4 seconds.</w:t>
+      </w:r>
+    </w:p>
+    <w:p>
+      <w:pPr>
+        <w:spacing w:line="336" w:lineRule="auto" w:after="180"/>
+      </w:pPr>
+      <w:r>
+        <w:rPr>
+          <w:b w:val="0"/>
+        </w:rPr>
+        <w:t xml:space="preserve">Ignore overhead. No </w:t>
+      </w:r>
+      <w:r>
+        <w:rPr>
+          <w:b/>
+        </w:rPr>
+        <w:t>cancellation</w:t>
+      </w:r>
+      <w:r>
+        <w:rPr>
+          <w:b w:val="0"/>
+        </w:rPr>
+        <w:t xml:space="preserve"> occurs.</w:t>
+      </w:r>
+    </w:p>
+    <w:p>
+      <w:pPr>
+        <w:spacing w:line="336" w:lineRule="auto" w:after="180"/>
+        <w:shd w:fill="F5F1FB"/>
+      </w:pPr>
+      <w:r>
+        <w:rPr>
+          <w:b w:val="0"/>
+        </w:rPr>
+        <w:t>Point to the given fact that matters most. Explain why it matters.</w:t>
+      </w:r>
+    </w:p>
+    <w:p>
+      <w:pPr>
+        <w:pStyle w:val="Heading3"/>
+      </w:pPr>
+      <w:r>
+        <w:t>Discuss while showing the picture</w:t>
+      </w:r>
+    </w:p>
+    <w:p>
+      <w:pPr>
+        <w:spacing w:line="336" w:lineRule="auto" w:after="180"/>
+        <w:shd w:fill="F1F6F8"/>
+      </w:pPr>
+      <w:r>
+        <w:rPr>
+          <w:b w:val="0"/>
+        </w:rPr>
+        <w:t>Teacher prompt: Point to the given fact that matters most. Explain why it matters. Ask learners to describe one label or arrow in ordinary words. Use the adjacent transcript if the image is difficult to see.</w:t>
+      </w:r>
+    </w:p>
+    <w:p>
+      <w:pPr>
+        <w:pStyle w:val="Heading3"/>
+      </w:pPr>
+      <w:r>
+        <w:t>02. Follow the deciding steps</w:t>
+      </w:r>
+    </w:p>
+    <w:p>
+      <w:r>
+        <w:drawing>
+          <wp:inline xmlns:a="http://schemas.openxmlformats.org/drawingml/2006/main" xmlns:pic="http://schemas.openxmlformats.org/drawingml/2006/picture">
+            <wp:extent cx="5486400" cy="3182112"/>
+            <wp:docPr id="3" name="Picture 3" descr="Bound first wait: Stop attempt one after its one-second allowance. → Check retry: One attempt remains, and cancellation has not occurred. → Complete next attempt: Accept the checked record; total waiting is 1.4 seconds."/>
+            <wp:cNvGraphicFramePr>
+              <a:graphicFrameLocks noChangeAspect="1"/>
+            </wp:cNvGraphicFramePr>
+            <a:graphic>
+              <a:graphicData uri="http://schemas.openxmlformats.org/drawingml/2006/picture">
+                <pic:pic>
+                  <pic:nvPicPr>
+                    <pic:cNvPr id="0" name="academy-story-ai-6-16-02.png"/>
+                    <pic:cNvPicPr/>
+                  </pic:nvPicPr>
+                  <pic:blipFill>
+                    <a:blip r:embed="rId11"/>
+                    <a:stretch>
+                      <a:fillRect/>
+                    </a:stretch>
+                  </pic:blipFill>
+                  <pic:spPr>
+                    <a:xfrm>
+                      <a:off x="0" y="0"/>
+                      <a:ext cx="5486400" cy="3182112"/>
+                    </a:xfrm>
+                    <a:prstGeom prst="rect"/>
+                  </pic:spPr>
+                </pic:pic>
+              </a:graphicData>
+            </a:graphic>
+          </wp:inline>
+        </w:drawing>
+      </w:r>
+    </w:p>
+    <w:p>
+      <w:pPr>
+        <w:spacing w:line="336" w:lineRule="auto" w:after="180"/>
+      </w:pPr>
+      <w:r>
+        <w:rPr>
+          <w:b w:val="0"/>
+        </w:rPr>
+        <w:t xml:space="preserve">Bound first wait: Stop attempt one after its one-second allowance. → Check retry: One attempt remains, and </w:t>
+      </w:r>
+      <w:r>
+        <w:rPr>
+          <w:b/>
+        </w:rPr>
+        <w:t>cancellation</w:t>
+      </w:r>
+      <w:r>
+        <w:rPr>
+          <w:b w:val="0"/>
+        </w:rPr>
+        <w:t xml:space="preserve"> has not occurred. → Complete next attempt: Accept the checked record; total waiting is 1.4 seconds.</w:t>
+      </w:r>
+    </w:p>
+    <w:p>
+      <w:pPr>
+        <w:spacing w:line="336" w:lineRule="auto" w:after="180"/>
+        <w:shd w:fill="F5F1FB"/>
+      </w:pPr>
+      <w:r>
+        <w:rPr>
+          <w:b w:val="0"/>
+        </w:rPr>
+        <w:t xml:space="preserve">Point to each numbered stage and explain which recorded </w:t>
+      </w:r>
+      <w:r>
+        <w:rPr>
+          <w:b/>
+        </w:rPr>
+        <w:t>input</w:t>
+      </w:r>
+      <w:r>
+        <w:rPr>
+          <w:b w:val="0"/>
+        </w:rPr>
+        <w:t xml:space="preserve"> it uses.</w:t>
+      </w:r>
+    </w:p>
+    <w:p>
+      <w:pPr>
+        <w:pStyle w:val="Heading3"/>
+      </w:pPr>
+      <w:r>
+        <w:t>Discuss while showing the picture</w:t>
+      </w:r>
+    </w:p>
+    <w:p>
+      <w:pPr>
+        <w:spacing w:line="336" w:lineRule="auto" w:after="180"/>
+        <w:shd w:fill="F1F6F8"/>
+      </w:pPr>
+      <w:r>
+        <w:rPr>
+          <w:b w:val="0"/>
+        </w:rPr>
+        <w:t xml:space="preserve">Teacher prompt: Point to each numbered stage and explain which recorded </w:t>
+      </w:r>
+      <w:r>
+        <w:rPr>
+          <w:b/>
+        </w:rPr>
+        <w:t>input</w:t>
+      </w:r>
+      <w:r>
+        <w:rPr>
+          <w:b w:val="0"/>
+        </w:rPr>
+        <w:t xml:space="preserve"> it uses. Ask learners to describe one label or arrow in ordinary words. Use the adjacent transcript if the image is difficult to see.</w:t>
+      </w:r>
+    </w:p>
+    <w:p>
+      <w:pPr>
+        <w:pStyle w:val="Heading3"/>
+      </w:pPr>
+      <w:r>
+        <w:t>03. Timeouts retries and cancellation — evidence trace</w:t>
+      </w:r>
+    </w:p>
+    <w:p>
+      <w:r>
+        <w:drawing>
+          <wp:inline xmlns:a="http://schemas.openxmlformats.org/drawingml/2006/main" xmlns:pic="http://schemas.openxmlformats.org/drawingml/2006/picture">
+            <wp:extent cx="5486400" cy="3145536"/>
+            <wp:docPr id="4" name="Picture 4" descr="Timeouts retries and cancellation — evidence trace. Three attempts each time out after 4 seconds with gaps 1 and 2. A fourth is proposed. | Retry only declared transient failures. Use at most three attempts with waiting gaps 1 and 2 seconds; each attempt may run at most 4 seconds. Worst-case elapsed bound excluding overhead is 3*4+1+2=15 seconds. | Budget is exhausted after 15 seconds under the model; reject fourth attempt. A late side-effect result must still be reconciled."/>
+            <wp:cNvGraphicFramePr>
+              <a:graphicFrameLocks noChangeAspect="1"/>
+            </wp:cNvGraphicFramePr>
+            <a:graphic>
+              <a:graphicData uri="http://schemas.openxmlformats.org/drawingml/2006/picture">
+                <pic:pic>
+                  <pic:nvPicPr>
+                    <pic:cNvPr id="0" name="academy-story-ai-6-16-03.png"/>
+                    <pic:cNvPicPr/>
+                  </pic:nvPicPr>
+                  <pic:blipFill>
+                    <a:blip r:embed="rId12"/>
+                    <a:stretch>
+                      <a:fillRect/>
+                    </a:stretch>
+                  </pic:blipFill>
+                  <pic:spPr>
+                    <a:xfrm>
+                      <a:off x="0" y="0"/>
+                      <a:ext cx="5486400" cy="3145536"/>
+                    </a:xfrm>
+                    <a:prstGeom prst="rect"/>
+                  </pic:spPr>
+                </pic:pic>
+              </a:graphicData>
+            </a:graphic>
+          </wp:inline>
+        </w:drawing>
+      </w:r>
+    </w:p>
+    <w:p>
+      <w:pPr>
+        <w:spacing w:line="336" w:lineRule="auto" w:after="180"/>
+      </w:pPr>
+      <w:r>
+        <w:rPr>
+          <w:b/>
+        </w:rPr>
+        <w:t>Timeout</w:t>
+      </w:r>
+      <w:r>
+        <w:rPr>
+          <w:b w:val="0"/>
+        </w:rPr>
+        <w:t xml:space="preserve">s retries and </w:t>
+      </w:r>
+      <w:r>
+        <w:rPr>
+          <w:b/>
+        </w:rPr>
+        <w:t>cancellation</w:t>
+      </w:r>
+      <w:r>
+        <w:rPr>
+          <w:b w:val="0"/>
+        </w:rPr>
+        <w:t xml:space="preserve"> — </w:t>
+      </w:r>
+      <w:r>
+        <w:rPr>
+          <w:b/>
+        </w:rPr>
+        <w:t>evidence</w:t>
+      </w:r>
+      <w:r>
+        <w:rPr>
+          <w:b w:val="0"/>
+        </w:rPr>
+        <w:t xml:space="preserve"> trace. Three attempts each time out after 4 seconds with gaps 1 and 2. A fourth is proposed. | Retry only declared transient failures.</w:t>
+      </w:r>
+    </w:p>
+    <w:p>
+      <w:pPr>
+        <w:spacing w:line="336" w:lineRule="auto" w:after="180"/>
+      </w:pPr>
+      <w:r>
+        <w:rPr>
+          <w:b w:val="0"/>
+        </w:rPr>
+        <w:t>Use at most three attempts with waiting gaps 1 and 2 seconds; each attempt may run at most 4 seconds.</w:t>
+      </w:r>
+    </w:p>
+    <w:p>
+      <w:pPr>
+        <w:spacing w:line="336" w:lineRule="auto" w:after="180"/>
+      </w:pPr>
+      <w:r>
+        <w:rPr>
+          <w:b w:val="0"/>
+        </w:rPr>
+        <w:t>Worst-case elapsed bound excluding overhead is 3*4+1+2=15 seconds. | Budget is exhausted after 15 seconds under the model; reject fourth attempt. A late side-effect result must still be reconciled.</w:t>
+      </w:r>
+    </w:p>
+    <w:p>
+      <w:pPr>
+        <w:spacing w:line="336" w:lineRule="auto" w:after="180"/>
+        <w:shd w:fill="F5F1FB"/>
+      </w:pPr>
+      <w:r>
+        <w:rPr>
+          <w:b w:val="0"/>
+        </w:rPr>
+        <w:t>Read the labels and values. Explain the relationship the model shows.</w:t>
+      </w:r>
+    </w:p>
+    <w:p>
+      <w:pPr>
+        <w:pStyle w:val="Heading3"/>
+      </w:pPr>
+      <w:r>
+        <w:t>Discuss while showing the picture</w:t>
+      </w:r>
+    </w:p>
+    <w:p>
+      <w:pPr>
+        <w:spacing w:line="336" w:lineRule="auto" w:after="180"/>
+        <w:shd w:fill="F1F6F8"/>
+      </w:pPr>
+      <w:r>
+        <w:rPr>
+          <w:b w:val="0"/>
+        </w:rPr>
+        <w:t>Teacher prompt: Read the labels and values. Explain the relationship the model shows. Ask learners to describe one label or arrow in ordinary words. Use the adjacent transcript if the image is difficult to see.</w:t>
+      </w:r>
+    </w:p>
+    <w:p>
+      <w:pPr>
+        <w:pStyle w:val="Heading3"/>
+      </w:pPr>
+      <w:r>
+        <w:t>04. Change one thing. Trace what follows.</w:t>
+      </w:r>
+    </w:p>
+    <w:p>
+      <w:r>
+        <w:drawing>
+          <wp:inline xmlns:a="http://schemas.openxmlformats.org/drawingml/2006/main" xmlns:pic="http://schemas.openxmlformats.org/drawingml/2006/picture">
+            <wp:extent cx="5486400" cy="3026664"/>
+            <wp:docPr id="5" name="Picture 5" descr="Original case: Accept the checked record; total waiting is 1.4 seconds. Changed condition: Cancellation arrives after the first timeout. Expected result: Do not start the second attempt. Reason: Cancellation overrides the unused retry allowance."/>
+            <wp:cNvGraphicFramePr>
+              <a:graphicFrameLocks noChangeAspect="1"/>
+            </wp:cNvGraphicFramePr>
+            <a:graphic>
+              <a:graphicData uri="http://schemas.openxmlformats.org/drawingml/2006/picture">
+                <pic:pic>
+                  <pic:nvPicPr>
+                    <pic:cNvPr id="0" name="academy-story-ai-6-16-04.png"/>
+                    <pic:cNvPicPr/>
+                  </pic:nvPicPr>
+                  <pic:blipFill>
+                    <a:blip r:embed="rId13"/>
+                    <a:stretch>
+                      <a:fillRect/>
+                    </a:stretch>
+                  </pic:blipFill>
+                  <pic:spPr>
+                    <a:xfrm>
+                      <a:off x="0" y="0"/>
+                      <a:ext cx="5486400" cy="3026664"/>
+                    </a:xfrm>
+                    <a:prstGeom prst="rect"/>
+                  </pic:spPr>
+                </pic:pic>
+              </a:graphicData>
+            </a:graphic>
+          </wp:inline>
+        </w:drawing>
+      </w:r>
+    </w:p>
+    <w:p>
+      <w:pPr>
+        <w:spacing w:line="336" w:lineRule="auto" w:after="180"/>
+      </w:pPr>
+      <w:r>
+        <w:rPr>
+          <w:b w:val="0"/>
+        </w:rPr>
+        <w:t xml:space="preserve">Original case: Accept the checked record; total waiting is 1.4 seconds. Changed condition: </w:t>
+      </w:r>
+      <w:r>
+        <w:rPr>
+          <w:b/>
+        </w:rPr>
+        <w:t>Cancellation</w:t>
+      </w:r>
+      <w:r>
+        <w:rPr>
+          <w:b w:val="0"/>
+        </w:rPr>
+        <w:t xml:space="preserve"> arrives after the first </w:t>
+      </w:r>
+      <w:r>
+        <w:rPr>
+          <w:b/>
+        </w:rPr>
+        <w:t>timeout</w:t>
+      </w:r>
+      <w:r>
+        <w:rPr>
+          <w:b w:val="0"/>
+        </w:rPr>
+        <w:t>. Expected result: Do not start the second attempt.</w:t>
+      </w:r>
+    </w:p>
+    <w:p>
+      <w:pPr>
+        <w:spacing w:line="336" w:lineRule="auto" w:after="180"/>
+      </w:pPr>
+      <w:r>
+        <w:rPr>
+          <w:b w:val="0"/>
+        </w:rPr>
+        <w:t xml:space="preserve">Reason: </w:t>
+      </w:r>
+      <w:r>
+        <w:rPr>
+          <w:b/>
+        </w:rPr>
+        <w:t>Cancellation</w:t>
+      </w:r>
+      <w:r>
+        <w:rPr>
+          <w:b w:val="0"/>
+        </w:rPr>
+        <w:t xml:space="preserve"> overrides the unused retry allowance.</w:t>
+      </w:r>
+    </w:p>
+    <w:p>
+      <w:pPr>
+        <w:spacing w:line="336" w:lineRule="auto" w:after="180"/>
+        <w:shd w:fill="F5F1FB"/>
+      </w:pPr>
+      <w:r>
+        <w:rPr>
+          <w:b w:val="0"/>
+        </w:rPr>
+        <w:t>Predict before checking the worked changed-case result. Name what changed and what the supplied facts allow you to conclude.</w:t>
+      </w:r>
+    </w:p>
+    <w:p>
+      <w:pPr>
+        <w:pStyle w:val="Heading3"/>
+      </w:pPr>
+      <w:r>
+        <w:t>Discuss while showing the picture</w:t>
+      </w:r>
+    </w:p>
+    <w:p>
+      <w:pPr>
+        <w:spacing w:line="336" w:lineRule="auto" w:after="180"/>
+        <w:shd w:fill="F1F6F8"/>
+      </w:pPr>
+      <w:r>
+        <w:rPr>
+          <w:b w:val="0"/>
+        </w:rPr>
+        <w:t>Teacher prompt: Predict before checking the worked changed-case result. Name what changed and what the supplied facts allow you to conclude. Ask learners to describe one label or arrow in ordinary words.</w:t>
+      </w:r>
+    </w:p>
+    <w:p>
+      <w:pPr>
+        <w:spacing w:line="336" w:lineRule="auto" w:after="180"/>
+        <w:shd w:fill="F1F6F8"/>
+      </w:pPr>
+      <w:r>
+        <w:rPr>
+          <w:b w:val="0"/>
+        </w:rPr>
+        <w:t xml:space="preserve">Use the adjacent transcript if the image is difficult to see. Changed-case reasoning: </w:t>
+      </w:r>
+      <w:r>
+        <w:rPr>
+          <w:b/>
+        </w:rPr>
+        <w:t>Cancellation</w:t>
+      </w:r>
+      <w:r>
+        <w:rPr>
+          <w:b w:val="0"/>
+        </w:rPr>
+        <w:t xml:space="preserve"> overrides the unused retry allowance.</w:t>
+      </w:r>
+    </w:p>
+    <w:p>
+      <w:pPr>
+        <w:pStyle w:val="Heading3"/>
+      </w:pPr>
+      <w:r>
+        <w:t>05. Connect the explanation to its limit</w:t>
+      </w:r>
+    </w:p>
+    <w:p>
+      <w:r>
+        <w:drawing>
+          <wp:inline xmlns:a="http://schemas.openxmlformats.org/drawingml/2006/main" xmlns:pic="http://schemas.openxmlformats.org/drawingml/2006/picture">
+            <wp:extent cx="5486400" cy="2834640"/>
+            <wp:docPr id="6" name="Picture 6" descr="A timeout bounds waiting; a retry tries again; cancellation withdraws the request. They are separate conditions on the next action. Limit: The arithmetic excludes overhead; retries of side-effecting operations require separate duplicate and recovery controls."/>
+            <wp:cNvGraphicFramePr>
+              <a:graphicFrameLocks noChangeAspect="1"/>
+            </wp:cNvGraphicFramePr>
+            <a:graphic>
+              <a:graphicData uri="http://schemas.openxmlformats.org/drawingml/2006/picture">
+                <pic:pic>
+                  <pic:nvPicPr>
+                    <pic:cNvPr id="0" name="academy-story-ai-6-16-05.png"/>
+                    <pic:cNvPicPr/>
+                  </pic:nvPicPr>
+                  <pic:blipFill>
+                    <a:blip r:embed="rId14"/>
+                    <a:stretch>
+                      <a:fillRect/>
+                    </a:stretch>
+                  </pic:blipFill>
+                  <pic:spPr>
+                    <a:xfrm>
+                      <a:off x="0" y="0"/>
+                      <a:ext cx="5486400" cy="2834640"/>
+                    </a:xfrm>
+                    <a:prstGeom prst="rect"/>
+                  </pic:spPr>
+                </pic:pic>
+              </a:graphicData>
+            </a:graphic>
+          </wp:inline>
+        </w:drawing>
+      </w:r>
+    </w:p>
+    <w:p>
+      <w:pPr>
+        <w:spacing w:line="336" w:lineRule="auto" w:after="180"/>
+      </w:pPr>
+      <w:r>
+        <w:rPr>
+          <w:b w:val="0"/>
+        </w:rPr>
+        <w:t xml:space="preserve">A </w:t>
+      </w:r>
+      <w:r>
+        <w:rPr>
+          <w:b/>
+        </w:rPr>
+        <w:t>timeout</w:t>
+      </w:r>
+      <w:r>
+        <w:rPr>
+          <w:b w:val="0"/>
+        </w:rPr>
+        <w:t xml:space="preserve"> bounds waiting; a retry tries again; </w:t>
+      </w:r>
+      <w:r>
+        <w:rPr>
+          <w:b/>
+        </w:rPr>
+        <w:t>cancellation</w:t>
+      </w:r>
+      <w:r>
+        <w:rPr>
+          <w:b w:val="0"/>
+        </w:rPr>
+        <w:t xml:space="preserve"> withdraws the request. They are separate conditions on the next action.</w:t>
+      </w:r>
+    </w:p>
+    <w:p>
+      <w:pPr>
+        <w:spacing w:line="336" w:lineRule="auto" w:after="180"/>
+      </w:pPr>
+      <w:r>
+        <w:rPr>
+          <w:b w:val="0"/>
+        </w:rPr>
+        <w:t>Limit: The arithmetic excludes overhead; retries of side-effecting operations require separate duplicate and recovery controls.</w:t>
+      </w:r>
+    </w:p>
+    <w:p>
+      <w:pPr>
+        <w:spacing w:line="336" w:lineRule="auto" w:after="180"/>
+        <w:shd w:fill="F5F1FB"/>
+      </w:pPr>
+      <w:r>
+        <w:rPr>
+          <w:b w:val="0"/>
+        </w:rPr>
+        <w:t>Explain the case, then point to a limit on the claim.</w:t>
+      </w:r>
+    </w:p>
+    <w:p>
+      <w:pPr>
+        <w:pStyle w:val="Heading3"/>
+      </w:pPr>
+      <w:r>
+        <w:t>Discuss while showing the picture</w:t>
+      </w:r>
+    </w:p>
+    <w:p>
+      <w:pPr>
+        <w:spacing w:line="336" w:lineRule="auto" w:after="180"/>
+        <w:shd w:fill="F1F6F8"/>
+      </w:pPr>
+      <w:r>
+        <w:rPr>
+          <w:b w:val="0"/>
+        </w:rPr>
+        <w:t>Teacher prompt: Explain the case, then point to a limit on the claim. Ask learners to describe one label or arrow in ordinary words. Use the adjacent transcript if the image is difficult to see.</w:t>
+      </w:r>
+    </w:p>
+    <w:p>
+      <w:pPr>
+        <w:spacing w:line="336" w:lineRule="auto" w:after="180"/>
+        <w:shd w:fill="F1F6F8"/>
+      </w:pPr>
+      <w:r>
+        <w:rPr>
+          <w:b w:val="0"/>
+        </w:rPr>
+        <w:t>Keep the stated scope: The arithmetic excludes overhead; retries of side-effecting operations require separate duplicate and recovery controls.</w:t>
+      </w:r>
+    </w:p>
+    <w:p>
+      <w:pPr>
+        <w:pStyle w:val="Heading3"/>
+      </w:pPr>
+      <w:r>
+        <w:t>06. Make the idea visible in your project</w:t>
+      </w:r>
+    </w:p>
+    <w:p>
+      <w:r>
+        <w:drawing>
+          <wp:inline xmlns:a="http://schemas.openxmlformats.org/drawingml/2006/main" xmlns:pic="http://schemas.openxmlformats.org/drawingml/2006/picture">
+            <wp:extent cx="5486400" cy="3529584"/>
+            <wp:docPr id="7" name="Picture 7" descr="For the Grounded Learning Service, retain an annotated trace and the changed-case result. Name the contract or evidence that makes the deciding step valid, so another team can review it. Draw your input, deciding step, result and limit. Supported question: Calculate waiting time for a one-second timeout followed by a 0.4-second success. What changes if cancellation arrives after the first attempt but before the retry?"/>
+            <wp:cNvGraphicFramePr>
+              <a:graphicFrameLocks noChangeAspect="1"/>
+            </wp:cNvGraphicFramePr>
+            <a:graphic>
+              <a:graphicData uri="http://schemas.openxmlformats.org/drawingml/2006/picture">
+                <pic:pic>
+                  <pic:nvPicPr>
+                    <pic:cNvPr id="0" name="academy-story-ai-6-16-06.png"/>
+                    <pic:cNvPicPr/>
+                  </pic:nvPicPr>
+                  <pic:blipFill>
+                    <a:blip r:embed="rId15"/>
+                    <a:stretch>
+                      <a:fillRect/>
+                    </a:stretch>
+                  </pic:blipFill>
+                  <pic:spPr>
+                    <a:xfrm>
+                      <a:off x="0" y="0"/>
+                      <a:ext cx="5486400" cy="3529584"/>
+                    </a:xfrm>
+                    <a:prstGeom prst="rect"/>
+                  </pic:spPr>
+                </pic:pic>
+              </a:graphicData>
+            </a:graphic>
+          </wp:inline>
+        </w:drawing>
+      </w:r>
+    </w:p>
+    <w:p>
+      <w:pPr>
+        <w:spacing w:line="336" w:lineRule="auto" w:after="180"/>
+      </w:pPr>
+      <w:r>
+        <w:rPr>
+          <w:b w:val="0"/>
+        </w:rPr>
+        <w:t xml:space="preserve">For the Grounded Learning Service, retain an annotated trace and the changed-case result. Name the contract or </w:t>
+      </w:r>
+      <w:r>
+        <w:rPr>
+          <w:b/>
+        </w:rPr>
+        <w:t>evidence</w:t>
+      </w:r>
+      <w:r>
+        <w:rPr>
+          <w:b w:val="0"/>
+        </w:rPr>
+        <w:t xml:space="preserve"> that makes the deciding step valid, so another team can review it.</w:t>
+      </w:r>
+    </w:p>
+    <w:p>
+      <w:pPr>
+        <w:spacing w:line="336" w:lineRule="auto" w:after="180"/>
+      </w:pPr>
+      <w:r>
+        <w:rPr>
+          <w:b w:val="0"/>
+        </w:rPr>
+        <w:t xml:space="preserve">Draw your </w:t>
+      </w:r>
+      <w:r>
+        <w:rPr>
+          <w:b/>
+        </w:rPr>
+        <w:t>input</w:t>
+      </w:r>
+      <w:r>
+        <w:rPr>
+          <w:b w:val="0"/>
+        </w:rPr>
+        <w:t xml:space="preserve">, deciding step, result and limit. Supported question: Calculate waiting time for a one-second </w:t>
+      </w:r>
+      <w:r>
+        <w:rPr>
+          <w:b/>
+        </w:rPr>
+        <w:t>timeout</w:t>
+      </w:r>
+      <w:r>
+        <w:rPr>
+          <w:b w:val="0"/>
+        </w:rPr>
+        <w:t xml:space="preserve"> followed by a 0.4-second success.</w:t>
+      </w:r>
+    </w:p>
+    <w:p>
+      <w:pPr>
+        <w:spacing w:line="336" w:lineRule="auto" w:after="180"/>
+      </w:pPr>
+      <w:r>
+        <w:rPr>
+          <w:b w:val="0"/>
+        </w:rPr>
+        <w:t xml:space="preserve">What changes if </w:t>
+      </w:r>
+      <w:r>
+        <w:rPr>
+          <w:b/>
+        </w:rPr>
+        <w:t>cancellation</w:t>
+      </w:r>
+      <w:r>
+        <w:rPr>
+          <w:b w:val="0"/>
+        </w:rPr>
+        <w:t xml:space="preserve"> arrives after the first attempt but before the retry?</w:t>
+      </w:r>
+    </w:p>
+    <w:p>
+      <w:pPr>
+        <w:spacing w:line="336" w:lineRule="auto" w:after="180"/>
+        <w:shd w:fill="F5F1FB"/>
+      </w:pPr>
+      <w:r>
+        <w:rPr>
+          <w:b w:val="0"/>
+        </w:rPr>
+        <w:t xml:space="preserve">Draw your project trace and justify the deciding step using </w:t>
+      </w:r>
+      <w:r>
+        <w:rPr>
+          <w:b/>
+        </w:rPr>
+        <w:t>evidence</w:t>
+      </w:r>
+      <w:r>
+        <w:rPr>
+          <w:b w:val="0"/>
+        </w:rPr>
+        <w:t>.</w:t>
+      </w:r>
+    </w:p>
+    <w:p>
+      <w:pPr>
+        <w:pStyle w:val="Heading3"/>
+      </w:pPr>
+      <w:r>
+        <w:t>Discuss while showing the picture</w:t>
+      </w:r>
+    </w:p>
+    <w:p>
+      <w:pPr>
+        <w:spacing w:line="336" w:lineRule="auto" w:after="180"/>
+        <w:shd w:fill="F1F6F8"/>
+      </w:pPr>
+      <w:r>
+        <w:rPr>
+          <w:b w:val="0"/>
+        </w:rPr>
+        <w:t xml:space="preserve">Teacher prompt: Draw your project trace and justify the deciding step using </w:t>
+      </w:r>
+      <w:r>
+        <w:rPr>
+          <w:b/>
+        </w:rPr>
+        <w:t>evidence</w:t>
+      </w:r>
+      <w:r>
+        <w:rPr>
+          <w:b w:val="0"/>
+        </w:rPr>
+        <w:t>. Ask learners to describe one label or arrow in ordinary words. Use the adjacent transcript if the image is difficult to see.</w:t>
+      </w:r>
+    </w:p>
+    <w:p>
+      <w:pPr>
+        <w:spacing w:line="336" w:lineRule="auto" w:after="180"/>
+        <w:shd w:fill="F1F6F8"/>
+      </w:pPr>
+      <w:r>
+        <w:rPr>
+          <w:b w:val="0"/>
+        </w:rPr>
+        <w:t xml:space="preserve">Supported practice key: Stop attempt one after its one-second allowance. One attempt remains, and </w:t>
+      </w:r>
+      <w:r>
+        <w:rPr>
+          <w:b/>
+        </w:rPr>
+        <w:t>cancellation</w:t>
+      </w:r>
+      <w:r>
+        <w:rPr>
+          <w:b w:val="0"/>
+        </w:rPr>
+        <w:t xml:space="preserve"> has not occurred. Accept the checked record; total waiting is 1.4 seconds.</w:t>
+      </w:r>
+    </w:p>
+    <w:p>
+      <w:pPr>
+        <w:spacing w:line="336" w:lineRule="auto" w:after="180"/>
+        <w:shd w:fill="F1F6F8"/>
+      </w:pPr>
+      <w:r>
+        <w:rPr>
+          <w:b w:val="0"/>
+        </w:rPr>
+        <w:t xml:space="preserve">Changed case: Do not start the second attempt. </w:t>
+      </w:r>
+      <w:r>
+        <w:rPr>
+          <w:b/>
+        </w:rPr>
+        <w:t>Cancellation</w:t>
+      </w:r>
+      <w:r>
+        <w:rPr>
+          <w:b w:val="0"/>
+        </w:rPr>
+        <w:t xml:space="preserve"> overrides the unused retry allowance.</w:t>
       </w:r>
     </w:p>
     <w:sectPr>

--- a/downloads/teacher/ai-6-week-16.docx
+++ b/downloads/teacher/ai-6-week-16.docx
@@ -155,7 +155,7 @@
           </w:tcPr>
           <w:p>
             <w:r>
-              <w:t>Sections 1–6; record the brief recall in the workbook.</w:t>
+              <w:t>Use Your mission, Notice the evidence, See how it works, Words that unlock the idea and Follow a worked example; record recall in the workbook.</w:t>
             </w:r>
           </w:p>
         </w:tc>
@@ -187,7 +187,7 @@
           </w:tcPr>
           <w:p>
             <w:r>
-              <w:t>Sections 7–10; use the matching workbook W2 and misconception check.</w:t>
+              <w:t>Use Find and repair a mistake, Practise together and Build your understanding; use the matching workbook W2 and Individual reasoning check.</w:t>
             </w:r>
           </w:p>
         </w:tc>
@@ -219,7 +219,7 @@
           </w:tcPr>
           <w:p>
             <w:r>
-              <w:t>Sections 9 and 11–14. Give extra time to finish the full task set; use Section 15 when the week includes a coding lab.</w:t>
+              <w:t>Use Run the investigation, Connect your project and Try a new case independently. Allow extra time for the full task set. When code is supplied, use the examples in See how it works or Follow a worked example and the browser lab in Supported practice, repair and portfolio.</w:t>
             </w:r>
           </w:p>
         </w:tc>
@@ -2205,7 +2205,7 @@
         <w:rPr>
           <w:b w:val="0"/>
         </w:rPr>
-        <w:t xml:space="preserve">Use the worked example in Sections 3 and 6. Collect a </w:t>
+        <w:t xml:space="preserve">Use See how it works and Follow a worked example. Collect a </w:t>
       </w:r>
       <w:r>
         <w:rPr>
@@ -2708,7 +2708,7 @@
         <w:rPr>
           <w:b w:val="0"/>
         </w:rPr>
-        <w:t xml:space="preserve">Use Section 9 for the </w:t>
+        <w:t xml:space="preserve">Use Run the investigation for the </w:t>
       </w:r>
       <w:r>
         <w:rPr>
@@ -3322,7 +3322,7 @@
         <w:rPr>
           <w:b w:val="0"/>
         </w:rPr>
-        <w:t>Teacher explanation: Bound12 seconds excluding overhead. Authentication failure is non-transient under this policy; do not retry it.</w:t>
+        <w:t>Teacher explanation: Bound 12 seconds excluding overhead. Authentication failure is non-transient under this policy; do not retry it.</w:t>
       </w:r>
     </w:p>
     <w:p>
@@ -3482,7 +3482,7 @@
         <w:rPr>
           <w:b w:val="0"/>
         </w:rPr>
-        <w:t>W4: Bound12 seconds excluding overhead. Authentication failure is non-transient under this policy; do not retry it. Require intermediate reasoning and the stated scope.</w:t>
+        <w:t>W4: Bound 12 seconds excluding overhead. Authentication failure is non-transient under this policy; do not retry it. Require intermediate reasoning and the stated scope.</w:t>
       </w:r>
     </w:p>
     <w:p>
@@ -3494,7 +3494,7 @@
         <w:rPr>
           <w:b w:val="0"/>
         </w:rPr>
-        <w:t xml:space="preserve">Fresh retry: Four attempts, each up to 2 seconds, gaps1, 2, 4. Expected reasoning: Bound15 seconds. </w:t>
+        <w:t xml:space="preserve">Fresh retry: Four attempts, each up to 2 seconds, gaps 1, 2, 4. Expected reasoning: Bound 15 seconds. </w:t>
       </w:r>
       <w:r>
         <w:rPr>
@@ -3574,7 +3574,7 @@
         <w:rPr>
           <w:b w:val="0"/>
         </w:rPr>
-        <w:t>Teacher explanation: Bound12 seconds excluding overhead. Authentication failure is non-transient under this policy; do not retry it.</w:t>
+        <w:t>Teacher explanation: Bound 12 seconds excluding overhead. Authentication failure is non-transient under this policy; do not retry it.</w:t>
       </w:r>
     </w:p>
     <w:tbl>
@@ -4374,7 +4374,7 @@
           </w:tcPr>
           <w:p>
             <w:r>
-              <w:t>Sections 1–6; record the brief recall in the workbook.</w:t>
+              <w:t>Use Your mission, Notice the evidence, See how it works, Words that unlock the idea and Follow a worked example; record recall in the workbook.</w:t>
             </w:r>
           </w:p>
         </w:tc>
@@ -4406,7 +4406,7 @@
           </w:tcPr>
           <w:p>
             <w:r>
-              <w:t>Sections 7–10; use the matching workbook W2 and misconception check.</w:t>
+              <w:t>Use Find and repair a mistake, Practise together and Build your understanding; use the matching workbook W2 and Individual reasoning check.</w:t>
             </w:r>
           </w:p>
         </w:tc>
@@ -4438,7 +4438,7 @@
           </w:tcPr>
           <w:p>
             <w:r>
-              <w:t>Sections 9 and 11–14. Give extra time to finish the full task set; use Section 15 when the week includes a coding lab.</w:t>
+              <w:t>Use Run the investigation, Connect your project and Try a new case independently. Allow extra time for the full task set. When code is supplied, use the examples in See how it works or Follow a worked example and the browser lab in Supported practice, repair and portfolio.</w:t>
             </w:r>
           </w:p>
         </w:tc>

--- a/downloads/teacher/ai-6-week-16.docx
+++ b/downloads/teacher/ai-6-week-16.docx
@@ -25,20 +25,38 @@
         <w:pStyle w:val="Heading1"/>
       </w:pPr>
       <w:r>
-        <w:t>01. Prepare the purpose, prerequisites and materials</w:t>
+        <w:t>Ask whose waiting is bounded and which next action is still permitted.</w:t>
       </w:r>
     </w:p>
     <w:p>
       <w:r>
-        <w:t>Prepare Timeouts retries and cancellation: check the target, prerequisites, resources and adaptable teaching schedule.</w:t>
+        <w:t>Use explicit virtual timelines and no-real-clock claims while keeping transient policy and side-effect recovery separate.</w:t>
       </w:r>
     </w:p>
     <w:p>
-      <w:pPr>
-        <w:pStyle w:val="Heading3"/>
-      </w:pPr>
-      <w:r>
-        <w:t>Teach the learning cycle</w:t>
+      <w:r>
+        <w:t>Model all waits/gaps → inspect attempt counts → compare cancellation outcomes → assess fresh bound and nonretryable failure → declare real implementation evidence still needed.</w:t>
+      </w:r>
+    </w:p>
+    <w:p>
+      <w:pPr>
+        <w:pStyle w:val="Heading1"/>
+      </w:pPr>
+      <w:r>
+        <w:t>01. Prepare the connected service investigation</w:t>
+      </w:r>
+    </w:p>
+    <w:p>
+      <w:r>
+        <w:t>Keep modelling, shared practice and independent evidence distinct.</w:t>
+      </w:r>
+    </w:p>
+    <w:p>
+      <w:pPr>
+        <w:pStyle w:val="Heading2"/>
+      </w:pPr>
+      <w:r>
+        <w:t>Target and main teaching plan</w:t>
       </w:r>
     </w:p>
     <w:p>
@@ -261,18 +279,21 @@
     </w:p>
     <w:p>
       <w:pPr>
-        <w:pStyle w:val="Heading3"/>
-      </w:pPr>
-      <w:r>
-        <w:t>Retrieval answer guidance</w:t>
+        <w:pStyle w:val="Heading2"/>
+      </w:pPr>
+      <w:r>
+        <w:t>Preparation and prerequisite</w:t>
       </w:r>
     </w:p>
     <w:p>
       <w:pPr>
-        <w:pStyle w:val="Heading3"/>
-      </w:pPr>
-      <w:r>
-        <w:t>Approval gates and idempotency</w:t>
+        <w:spacing w:line="336" w:lineRule="auto" w:after="180"/>
+      </w:pPr>
+      <w:r>
+        <w:rPr>
+          <w:b w:val="0"/>
+        </w:rPr>
+        <w:t>Lesson and workbook; paper and pencil</w:t>
       </w:r>
     </w:p>
     <w:p>
@@ -283,7 +304,7 @@
         <w:rPr>
           <w:b w:val="0"/>
         </w:rPr>
-        <w:t>Without opening the old lesson, explain one key idea from Approval gates and idempotency. Give an example and a mistake that the idea helps you avoid.</w:t>
+        <w:t>Calculator and optional local Python 3 for arithmetic; no live API or private data</w:t>
       </w:r>
     </w:p>
     <w:p>
@@ -294,19 +315,7 @@
         <w:rPr>
           <w:b w:val="0"/>
         </w:rPr>
-        <w:t xml:space="preserve">Look for: Explain the </w:t>
-      </w:r>
-      <w:r>
-        <w:rPr>
-          <w:b/>
-        </w:rPr>
-        <w:t>mechanism</w:t>
-      </w:r>
-      <w:r>
-        <w:rPr>
-          <w:b w:val="0"/>
-        </w:rPr>
-        <w:t xml:space="preserve"> and terminology of approval gates and idempotency</w:t>
+        <w:t>Prepare the fresh retry separately and withhold its solution until after collection</w:t>
       </w:r>
     </w:p>
     <w:p>
@@ -317,7 +326,31 @@
         <w:rPr>
           <w:b w:val="0"/>
         </w:rPr>
-        <w:t>Reference example, not the only acceptable wording: Teacher explanation: Approval gates bind side effects to an actor, exact version and destination.</w:t>
+        <w:t xml:space="preserve">A result depends on the </w:t>
+      </w:r>
+      <w:r>
+        <w:rPr>
+          <w:b/>
+        </w:rPr>
+        <w:t>input</w:t>
+      </w:r>
+      <w:r>
+        <w:rPr>
+          <w:b w:val="0"/>
+        </w:rPr>
+        <w:t xml:space="preserve">s, procedure and conditions that produced it. Preserve data roles and distinguish observed outcomes from </w:t>
+      </w:r>
+      <w:r>
+        <w:rPr>
+          <w:b/>
+        </w:rPr>
+        <w:t>prediction</w:t>
+      </w:r>
+      <w:r>
+        <w:rPr>
+          <w:b w:val="0"/>
+        </w:rPr>
+        <w:t>s or unmeasured conditions.</w:t>
       </w:r>
     </w:p>
     <w:p>
@@ -328,26 +361,26 @@
         <w:rPr>
           <w:b w:val="0"/>
         </w:rPr>
-        <w:t>Idempotency prevents repeated requests with the same key from repeating a committed effect. The mock submission requires approval for request version v1 and destination D. Store key -&gt; committed result.</w:t>
+        <w:t>If the prior concept cannot be explained, use a short retrieval activity before this chapter.</w:t>
       </w:r>
     </w:p>
     <w:p>
       <w:pPr>
-        <w:spacing w:line="336" w:lineRule="auto" w:after="180"/>
-      </w:pPr>
-      <w:r>
-        <w:rPr>
-          <w:b w:val="0"/>
-        </w:rPr>
-        <w:t>Reusing the same key with the same payload returns that result; the same key with different payload is rejected.</w:t>
+        <w:pStyle w:val="Heading2"/>
+      </w:pPr>
+      <w:r>
+        <w:t>Opening retrieval</w:t>
       </w:r>
     </w:p>
     <w:p>
       <w:pPr>
-        <w:pStyle w:val="Heading3"/>
-      </w:pPr>
-      <w:r>
-        <w:t>State machines for bounded agents</w:t>
+        <w:spacing w:line="336" w:lineRule="auto" w:after="180"/>
+      </w:pPr>
+      <w:r>
+        <w:rPr>
+          <w:b w:val="0"/>
+        </w:rPr>
+        <w:t>Without opening the old lesson, explain one key idea from Approval gates and idempotency. Give an example and a mistake that the idea helps you avoid.</w:t>
       </w:r>
     </w:p>
     <w:p>
@@ -358,7 +391,19 @@
         <w:rPr>
           <w:b w:val="0"/>
         </w:rPr>
-        <w:t>Without opening the old lesson, explain one key idea from State machines for bounded agents. Give an example and a mistake that the idea helps you avoid.</w:t>
+        <w:t xml:space="preserve">Look for: Explain the </w:t>
+      </w:r>
+      <w:r>
+        <w:rPr>
+          <w:b/>
+        </w:rPr>
+        <w:t>mechanism</w:t>
+      </w:r>
+      <w:r>
+        <w:rPr>
+          <w:b w:val="0"/>
+        </w:rPr>
+        <w:t xml:space="preserve"> and terminology of approval gates and idempotency</w:t>
       </w:r>
     </w:p>
     <w:p>
@@ -369,19 +414,7 @@
         <w:rPr>
           <w:b w:val="0"/>
         </w:rPr>
-        <w:t xml:space="preserve">Look for: Explain the </w:t>
-      </w:r>
-      <w:r>
-        <w:rPr>
-          <w:b/>
-        </w:rPr>
-        <w:t>mechanism</w:t>
-      </w:r>
-      <w:r>
-        <w:rPr>
-          <w:b w:val="0"/>
-        </w:rPr>
-        <w:t xml:space="preserve"> and terminology of state machines for bounded agents</w:t>
+        <w:t>Reference example, not the only acceptable wording: Teacher explanation: Approval gates bind side effects to an actor, exact version and destination.</w:t>
       </w:r>
     </w:p>
     <w:p>
@@ -392,7 +425,7 @@
         <w:rPr>
           <w:b w:val="0"/>
         </w:rPr>
-        <w:t>Reference example, not the only acceptable wording: Teacher explanation: A bounded agent uses explicit states and finite action limits. A state machine makes invalid transitions visible.</w:t>
+        <w:t>Idempotency prevents repeated requests with the same key from repeating a committed effect. The mock submission requires approval for request version v1 and destination D. Store key -&gt; committed result.</w:t>
       </w:r>
     </w:p>
     <w:p>
@@ -403,27 +436,18 @@
         <w:rPr>
           <w:b w:val="0"/>
         </w:rPr>
-        <w:t xml:space="preserve">States are ready, looking_up, review, done. ready may start lookup; lookup may finish done or request review; review may finish done after authorised </w:t>
-      </w:r>
-      <w:r>
-        <w:rPr>
-          <w:b/>
-        </w:rPr>
-        <w:t>evidence</w:t>
-      </w:r>
-      <w:r>
-        <w:rPr>
-          <w:b w:val="0"/>
-        </w:rPr>
-        <w:t>. done is terminal. Maximum two lookup attempts.</w:t>
+        <w:t>Reusing the same key with the same payload returns that result; the same key with different payload is rejected.</w:t>
       </w:r>
     </w:p>
     <w:p>
       <w:pPr>
-        <w:pStyle w:val="Heading3"/>
-      </w:pPr>
-      <w:r>
-        <w:t>Evaluation pipelines</w:t>
+        <w:spacing w:line="336" w:lineRule="auto" w:after="180"/>
+      </w:pPr>
+      <w:r>
+        <w:rPr>
+          <w:b w:val="0"/>
+        </w:rPr>
+        <w:t>Without opening the old lesson, explain one key idea from State machines for bounded agents. Give an example and a mistake that the idea helps you avoid.</w:t>
       </w:r>
     </w:p>
     <w:p>
@@ -434,7 +458,19 @@
         <w:rPr>
           <w:b w:val="0"/>
         </w:rPr>
-        <w:t>Without opening the old lesson, explain one key idea from Evaluation pipelines. Give an example and a mistake that the idea helps you avoid.</w:t>
+        <w:t xml:space="preserve">Look for: Explain the </w:t>
+      </w:r>
+      <w:r>
+        <w:rPr>
+          <w:b/>
+        </w:rPr>
+        <w:t>mechanism</w:t>
+      </w:r>
+      <w:r>
+        <w:rPr>
+          <w:b w:val="0"/>
+        </w:rPr>
+        <w:t xml:space="preserve"> and terminology of state machines for bounded agents</w:t>
       </w:r>
     </w:p>
     <w:p>
@@ -445,19 +481,7 @@
         <w:rPr>
           <w:b w:val="0"/>
         </w:rPr>
-        <w:t xml:space="preserve">Look for: Explain the </w:t>
-      </w:r>
-      <w:r>
-        <w:rPr>
-          <w:b/>
-        </w:rPr>
-        <w:t>mechanism</w:t>
-      </w:r>
-      <w:r>
-        <w:rPr>
-          <w:b w:val="0"/>
-        </w:rPr>
-        <w:t xml:space="preserve"> and terminology of evaluation pipelines</w:t>
+        <w:t>Reference example, not the only acceptable wording: Teacher explanation: A bounded agent uses explicit states and finite action limits. A state machine makes invalid transitions visible.</w:t>
       </w:r>
     </w:p>
     <w:p>
@@ -468,7 +492,19 @@
         <w:rPr>
           <w:b w:val="0"/>
         </w:rPr>
-        <w:t>Reference example, not the only acceptable wording: Teacher explanation: Evaluation pipelines preserve case versions, procedure versions and raw outcomes before producing metrics. A rerun must identify what changed.</w:t>
+        <w:t xml:space="preserve">States are ready, looking_up, review, done. ready may start lookup; lookup may finish done or request review; review may finish done after authorised </w:t>
+      </w:r>
+      <w:r>
+        <w:rPr>
+          <w:b/>
+        </w:rPr>
+        <w:t>evidence</w:t>
+      </w:r>
+      <w:r>
+        <w:rPr>
+          <w:b w:val="0"/>
+        </w:rPr>
+        <w:t>. done is terminal. Maximum two lookup attempts.</w:t>
       </w:r>
     </w:p>
     <w:p>
@@ -479,7 +515,7 @@
         <w:rPr>
           <w:b w:val="0"/>
         </w:rPr>
-        <w:t>Load versioned cases, validate expected outcomes, execute the frozen system, store case-level results and compute declared denominators. Reject missing results rather than silently counting them as success.</w:t>
+        <w:t>Without opening the old lesson, explain one key idea from Evaluation pipelines. Give an example and a mistake that the idea helps you avoid.</w:t>
       </w:r>
     </w:p>
     <w:p>
@@ -490,31 +526,19 @@
         <w:rPr>
           <w:b w:val="0"/>
         </w:rPr>
-        <w:t xml:space="preserve">Two 45-minute sessions. </w:t>
+        <w:t xml:space="preserve">Look for: Explain the </w:t>
       </w:r>
       <w:r>
         <w:rPr>
           <w:b/>
         </w:rPr>
-        <w:t>Timeout</w:t>
+        <w:t>mechanism</w:t>
       </w:r>
       <w:r>
         <w:rPr>
           <w:b w:val="0"/>
         </w:rPr>
-        <w:t xml:space="preserve">s bound waiting; retries consume a finite budget. </w:t>
-      </w:r>
-      <w:r>
-        <w:rPr>
-          <w:b/>
-        </w:rPr>
-        <w:t>Cancellation</w:t>
-      </w:r>
-      <w:r>
-        <w:rPr>
-          <w:b w:val="0"/>
-        </w:rPr>
-        <w:t xml:space="preserve"> should stop future work while accounting for operations already committed.</w:t>
+        <w:t xml:space="preserve"> and terminology of evaluation pipelines</w:t>
       </w:r>
     </w:p>
     <w:p>
@@ -525,19 +549,7 @@
         <w:rPr>
           <w:b w:val="0"/>
         </w:rPr>
-        <w:t xml:space="preserve">Use the supplied constructed scenarios to make the </w:t>
-      </w:r>
-      <w:r>
-        <w:rPr>
-          <w:b/>
-        </w:rPr>
-        <w:t>mechanism</w:t>
-      </w:r>
-      <w:r>
-        <w:rPr>
-          <w:b w:val="0"/>
-        </w:rPr>
-        <w:t xml:space="preserve"> inspectable. Collect W4 before sharing solutions.</w:t>
+        <w:t>Reference example, not the only acceptable wording: Teacher explanation: Evaluation pipelines preserve case versions, procedure versions and raw outcomes before producing metrics. A rerun must identify what changed.</w:t>
       </w:r>
     </w:p>
     <w:p>
@@ -548,27 +560,15 @@
         <w:rPr>
           <w:b w:val="0"/>
         </w:rPr>
-        <w:t xml:space="preserve">Students should name intermediate </w:t>
-      </w:r>
-      <w:r>
-        <w:rPr>
-          <w:b/>
-        </w:rPr>
-        <w:t>evidence</w:t>
-      </w:r>
-      <w:r>
-        <w:rPr>
-          <w:b w:val="0"/>
-        </w:rPr>
-        <w:t xml:space="preserve"> and limitations; classroom pacing and learning effectiveness remain unvalidated.</w:t>
+        <w:t>Load versioned cases, validate expected outcomes, execute the frozen system, store case-level results and compute declared denominators. Reject missing results rather than silently counting them as success.</w:t>
       </w:r>
     </w:p>
     <w:p>
       <w:pPr>
-        <w:pStyle w:val="Heading3"/>
-      </w:pPr>
-      <w:r>
-        <w:t>Outcomes</w:t>
+        <w:pStyle w:val="Heading2"/>
+      </w:pPr>
+      <w:r>
+        <w:t>Pictured end goal</w:t>
       </w:r>
     </w:p>
     <w:p>
@@ -579,59 +579,47 @@
         <w:rPr>
           <w:b w:val="0"/>
         </w:rPr>
-        <w:t xml:space="preserve">Explain the </w:t>
+        <w:t xml:space="preserve">Explain </w:t>
       </w:r>
       <w:r>
         <w:rPr>
           <w:b/>
         </w:rPr>
-        <w:t>mechanism</w:t>
+        <w:t>timeout</w:t>
       </w:r>
       <w:r>
         <w:rPr>
           <w:b w:val="0"/>
         </w:rPr>
-        <w:t xml:space="preserve"> and terminology of </w:t>
+        <w:t xml:space="preserve">s retries and </w:t>
       </w:r>
       <w:r>
         <w:rPr>
           <w:b/>
         </w:rPr>
-        <w:t>timeout</w:t>
+        <w:t>cancellation</w:t>
       </w:r>
       <w:r>
         <w:rPr>
           <w:b w:val="0"/>
         </w:rPr>
-        <w:t xml:space="preserve">s retries and </w:t>
-      </w:r>
-      <w:r>
-        <w:rPr>
-          <w:b/>
-        </w:rPr>
-        <w:t>cancellation</w:t>
+        <w:t xml:space="preserve"> using the deciding step in this fictional service.</w:t>
       </w:r>
     </w:p>
     <w:p>
       <w:pPr>
-        <w:spacing w:line="336" w:lineRule="auto" w:after="180"/>
-      </w:pPr>
-      <w:r>
-        <w:rPr>
-          <w:b w:val="0"/>
-        </w:rPr>
-        <w:t>Apply the stated procedure to a new case with a traceable result</w:t>
+        <w:pStyle w:val="Heading2"/>
+      </w:pPr>
+      <w:r>
+        <w:t>Earlier wording, alternatives and picture transcripts · reference / check after trying</w:t>
       </w:r>
     </w:p>
     <w:p>
       <w:pPr>
-        <w:spacing w:line="336" w:lineRule="auto" w:after="180"/>
-      </w:pPr>
-      <w:r>
-        <w:rPr>
-          <w:b w:val="0"/>
-        </w:rPr>
-        <w:t>Identify an assumption or limitation and design a revealing follow-up</w:t>
+        <w:pStyle w:val="Heading3"/>
+      </w:pPr>
+      <w:r>
+        <w:t>Teach the learning cycle</w:t>
       </w:r>
     </w:p>
     <w:p>
@@ -639,83 +627,98 @@
         <w:pStyle w:val="Heading3"/>
       </w:pPr>
       <w:r>
-        <w:t>Preparation</w:t>
+        <w:t>Retrieval answer guidance</w:t>
       </w:r>
     </w:p>
     <w:p>
       <w:pPr>
-        <w:spacing w:line="336" w:lineRule="auto" w:after="180"/>
-      </w:pPr>
-      <w:r>
-        <w:rPr>
-          <w:b w:val="0"/>
-        </w:rPr>
-        <w:t>Lesson and workbook; paper and pencil</w:t>
+        <w:pStyle w:val="Heading3"/>
+      </w:pPr>
+      <w:r>
+        <w:t>Approval gates and idempotency</w:t>
       </w:r>
     </w:p>
     <w:p>
       <w:pPr>
-        <w:spacing w:line="336" w:lineRule="auto" w:after="180"/>
-      </w:pPr>
-      <w:r>
-        <w:rPr>
-          <w:b w:val="0"/>
-        </w:rPr>
-        <w:t>Calculator and optional local Python 3 for arithmetic; no live API or private data</w:t>
+        <w:pStyle w:val="Heading3"/>
+      </w:pPr>
+      <w:r>
+        <w:t>State machines for bounded agents</w:t>
       </w:r>
     </w:p>
     <w:p>
       <w:pPr>
-        <w:spacing w:line="336" w:lineRule="auto" w:after="180"/>
-      </w:pPr>
-      <w:r>
-        <w:rPr>
-          <w:b w:val="0"/>
-        </w:rPr>
-        <w:t>Prepare the fresh retry separately and withhold its solution until after collection</w:t>
+        <w:pStyle w:val="Heading3"/>
+      </w:pPr>
+      <w:r>
+        <w:t>Evaluation pipelines</w:t>
       </w:r>
     </w:p>
     <w:p>
       <w:pPr>
-        <w:pStyle w:val="Heading3"/>
-      </w:pPr>
-      <w:r>
-        <w:t>Prerequisite answer</w:t>
+        <w:spacing w:line="336" w:lineRule="auto" w:after="180"/>
+      </w:pPr>
+      <w:r>
+        <w:rPr>
+          <w:b w:val="0"/>
+        </w:rPr>
+        <w:t xml:space="preserve">Use the three-session teaching cycle above, with extra time as needed. </w:t>
+      </w:r>
+      <w:r>
+        <w:rPr>
+          <w:b/>
+        </w:rPr>
+        <w:t>Timeout</w:t>
+      </w:r>
+      <w:r>
+        <w:rPr>
+          <w:b w:val="0"/>
+        </w:rPr>
+        <w:t xml:space="preserve">s bound waiting; retries consume a finite budget. </w:t>
+      </w:r>
+      <w:r>
+        <w:rPr>
+          <w:b/>
+        </w:rPr>
+        <w:t>Cancellation</w:t>
+      </w:r>
+      <w:r>
+        <w:rPr>
+          <w:b w:val="0"/>
+        </w:rPr>
+        <w:t xml:space="preserve"> should stop future work while accounting for operations already committed. Use the supplied constructed scenarios to make the </w:t>
+      </w:r>
+      <w:r>
+        <w:rPr>
+          <w:b/>
+        </w:rPr>
+        <w:t>mechanism</w:t>
+      </w:r>
+      <w:r>
+        <w:rPr>
+          <w:b w:val="0"/>
+        </w:rPr>
+        <w:t xml:space="preserve"> inspectable. Collect W4 before sharing solutions. Students should name intermediate </w:t>
+      </w:r>
+      <w:r>
+        <w:rPr>
+          <w:b/>
+        </w:rPr>
+        <w:t>evidence</w:t>
+      </w:r>
+      <w:r>
+        <w:rPr>
+          <w:b w:val="0"/>
+        </w:rPr>
+        <w:t xml:space="preserve"> and limitations; classroom pacing and learning effectiveness remain unvalidated.</w:t>
       </w:r>
     </w:p>
     <w:p>
       <w:pPr>
-        <w:spacing w:line="336" w:lineRule="auto" w:after="180"/>
-      </w:pPr>
-      <w:r>
-        <w:rPr>
-          <w:b w:val="0"/>
-        </w:rPr>
-        <w:t xml:space="preserve">A result depends on the </w:t>
-      </w:r>
-      <w:r>
-        <w:rPr>
-          <w:b/>
-        </w:rPr>
-        <w:t>input</w:t>
-      </w:r>
-      <w:r>
-        <w:rPr>
-          <w:b w:val="0"/>
-        </w:rPr>
-        <w:t xml:space="preserve">s, procedure and conditions that produced it. Preserve data roles and distinguish observed outcomes from </w:t>
-      </w:r>
-      <w:r>
-        <w:rPr>
-          <w:b/>
-        </w:rPr>
-        <w:t>prediction</w:t>
-      </w:r>
-      <w:r>
-        <w:rPr>
-          <w:b w:val="0"/>
-        </w:rPr>
-        <w:t>s or unmeasured conditions.</w:t>
+        <w:pStyle w:val="Heading3"/>
+      </w:pPr>
+      <w:r>
+        <w:t>Outcomes</w:t>
       </w:r>
     </w:p>
     <w:p>
@@ -726,15 +729,48 @@
         <w:rPr>
           <w:b w:val="0"/>
         </w:rPr>
-        <w:t>If the prior concept cannot be explained, use a short retrieval activity before this chapter.</w:t>
+        <w:t xml:space="preserve">Explain the </w:t>
+      </w:r>
+      <w:r>
+        <w:rPr>
+          <w:b/>
+        </w:rPr>
+        <w:t>mechanism</w:t>
+      </w:r>
+      <w:r>
+        <w:rPr>
+          <w:b w:val="0"/>
+        </w:rPr>
+        <w:t xml:space="preserve"> and terminology of </w:t>
+      </w:r>
+      <w:r>
+        <w:rPr>
+          <w:b/>
+        </w:rPr>
+        <w:t>timeout</w:t>
+      </w:r>
+      <w:r>
+        <w:rPr>
+          <w:b w:val="0"/>
+        </w:rPr>
+        <w:t xml:space="preserve">s retries and </w:t>
+      </w:r>
+      <w:r>
+        <w:rPr>
+          <w:b/>
+        </w:rPr>
+        <w:t>cancellation</w:t>
       </w:r>
     </w:p>
     <w:p>
       <w:pPr>
-        <w:pStyle w:val="Heading3"/>
-      </w:pPr>
-      <w:r>
-        <w:t>End goal for the pictorial case</w:t>
+        <w:spacing w:line="336" w:lineRule="auto" w:after="180"/>
+      </w:pPr>
+      <w:r>
+        <w:rPr>
+          <w:b w:val="0"/>
+        </w:rPr>
+        <w:t>Apply the stated procedure to a new case with a traceable result</w:t>
       </w:r>
     </w:p>
     <w:p>
@@ -745,55 +781,31 @@
         <w:rPr>
           <w:b w:val="0"/>
         </w:rPr>
-        <w:t xml:space="preserve">Explain </w:t>
-      </w:r>
-      <w:r>
-        <w:rPr>
-          <w:b/>
-        </w:rPr>
-        <w:t>timeout</w:t>
-      </w:r>
-      <w:r>
-        <w:rPr>
-          <w:b w:val="0"/>
-        </w:rPr>
-        <w:t xml:space="preserve">s retries and </w:t>
-      </w:r>
-      <w:r>
-        <w:rPr>
-          <w:b/>
-        </w:rPr>
-        <w:t>cancellation</w:t>
-      </w:r>
-      <w:r>
-        <w:rPr>
-          <w:b w:val="0"/>
-        </w:rPr>
-        <w:t xml:space="preserve"> using the deciding step in this fictional service.</w:t>
+        <w:t>Identify an assumption or limitation and design a revealing follow-up</w:t>
       </w:r>
     </w:p>
     <w:p>
       <w:pPr>
-        <w:spacing w:line="336" w:lineRule="auto" w:after="180"/>
-      </w:pPr>
-      <w:r>
-        <w:rPr>
-          <w:b w:val="0"/>
-        </w:rPr>
-        <w:t>This added worked case illustrates the week’s main idea. Retain all original and connected topics; schedule its practice within the teaching cycle.</w:t>
+        <w:pStyle w:val="Heading3"/>
+      </w:pPr>
+      <w:r>
+        <w:t>Preparation</w:t>
       </w:r>
     </w:p>
     <w:p>
       <w:pPr>
-        <w:pStyle w:val="Heading1"/>
-      </w:pPr>
-      <w:r>
-        <w:t>02. Explain and model the mechanism</w:t>
+        <w:pStyle w:val="Heading3"/>
+      </w:pPr>
+      <w:r>
+        <w:t>Prerequisite answer</w:t>
       </w:r>
     </w:p>
     <w:p>
-      <w:r>
-        <w:t>Model Timeouts retries and cancellation using the supplied case, labelled mechanism and reasoning. Make the scope of each conclusion explicit.</w:t>
+      <w:pPr>
+        <w:pStyle w:val="Heading3"/>
+      </w:pPr>
+      <w:r>
+        <w:t>End goal for the pictorial case</w:t>
       </w:r>
     </w:p>
     <w:p>
@@ -802,57 +814,30 @@
       </w:pPr>
       <w:r>
         <w:rPr>
-          <w:b/>
-        </w:rPr>
-        <w:t>Timeout</w:t>
-      </w:r>
-      <w:r>
-        <w:rPr>
           <w:b w:val="0"/>
         </w:rPr>
-        <w:t xml:space="preserve">s bound waiting; retries consume a finite budget. </w:t>
-      </w:r>
-      <w:r>
-        <w:rPr>
-          <w:b/>
-        </w:rPr>
-        <w:t>Cancellation</w:t>
-      </w:r>
-      <w:r>
-        <w:rPr>
-          <w:b w:val="0"/>
-        </w:rPr>
-        <w:t xml:space="preserve"> should stop future work while accounting for operations already committed.</w:t>
+        <w:t>This added worked case illustrates the week’s main idea. Retain all original and connected topics; schedule its practice within the teaching cycle.</w:t>
       </w:r>
     </w:p>
     <w:p>
       <w:pPr>
-        <w:pStyle w:val="Heading3"/>
-      </w:pPr>
-      <w:r>
-        <w:t>Explain Timeouts retries and cancellation · 1</w:t>
+        <w:pStyle w:val="Heading1"/>
+      </w:pPr>
+      <w:r>
+        <w:t>02. Teach caller-wait bounds, finite retries and uncertain remote outcomes distinctly</w:t>
       </w:r>
     </w:p>
     <w:p>
-      <w:pPr>
-        <w:spacing w:line="336" w:lineRule="auto" w:after="180"/>
-      </w:pPr>
-      <w:r>
-        <w:rPr>
-          <w:b w:val="0"/>
-        </w:rPr>
-        <w:t>Begin by writing the question the procedure is intended to answer. Identify the information already supplied, the information it will produce and the information still missing.</w:t>
+      <w:r>
+        <w:t>Make assumptions and between-attempt cancellation scope visible in every timing claim.</w:t>
       </w:r>
     </w:p>
     <w:p>
       <w:pPr>
-        <w:spacing w:line="336" w:lineRule="auto" w:after="180"/>
-      </w:pPr>
-      <w:r>
-        <w:rPr>
-          <w:b w:val="0"/>
-        </w:rPr>
-        <w:t>These are constructed classroom examples; they do not require live accounts, private records or an external service. Do not treat a plausible explanation as a measured outcome.</w:t>
+        <w:pStyle w:val="Heading2"/>
+      </w:pPr>
+      <w:r>
+        <w:t>Definitions and complete timing contract</w:t>
       </w:r>
     </w:p>
     <w:p>
@@ -861,17 +846,1581 @@
       </w:pPr>
       <w:r>
         <w:rPr>
+          <w:b/>
+        </w:rPr>
+        <w:t>Timeout</w:t>
+      </w:r>
+      <w:r>
+        <w:rPr>
           <w:b w:val="0"/>
         </w:rPr>
-        <w:t>Retry only declared transient failures. Use at most three attempts with waiting gaps 1 and 2 seconds; each attempt may run at most 4 seconds. Worst-case elapsed bound excluding overhead is 3*4+1+2=15 seconds.</w:t>
+        <w:t xml:space="preserve">s bound waiting; retries consume a finite budget. </w:t>
+      </w:r>
+      <w:r>
+        <w:rPr>
+          <w:b/>
+        </w:rPr>
+        <w:t>Cancellation</w:t>
+      </w:r>
+      <w:r>
+        <w:rPr>
+          <w:b w:val="0"/>
+        </w:rPr>
+        <w:t xml:space="preserve"> should stop future work while accounting for operations already committed.</w:t>
       </w:r>
     </w:p>
     <w:p>
       <w:pPr>
+        <w:spacing w:line="336" w:lineRule="auto" w:after="180"/>
+      </w:pPr>
+      <w:r>
+        <w:rPr>
+          <w:b w:val="0"/>
+        </w:rPr>
+        <w:t>Retry only declared transient failures. Use at most three attempts with waiting gaps 1 and 2 seconds; the caller waits at most 4 seconds for each attempt under the enforced local timeout model. Worst-case elapsed bound excluding overhead is 3*4+1+2=15 seconds.</w:t>
+      </w:r>
+    </w:p>
+    <w:tbl>
+      <w:tblPr>
+        <w:tblStyle w:val="LightShading-Accent1"/>
+        <w:tblW w:type="auto" w:w="0"/>
+        <w:tblLook w:firstColumn="1" w:firstRow="1" w:lastColumn="0" w:lastRow="0" w:noHBand="0" w:noVBand="1" w:val="04A0"/>
+      </w:tblPr>
+      <w:tblGrid>
+        <w:gridCol w:w="5112"/>
+        <w:gridCol w:w="5112"/>
+      </w:tblGrid>
+      <w:tr>
+        <w:trPr>
+          <w:tblHeader/>
+        </w:trPr>
+        <w:tc>
+          <w:tcPr>
+            <w:tcW w:type="dxa" w:w="5112"/>
+          </w:tcPr>
+          <w:p>
+            <w:r>
+              <w:t>Main virtual waiting contract</w:t>
+            </w:r>
+          </w:p>
+        </w:tc>
+        <w:tc>
+          <w:tcPr>
+            <w:tcW w:type="dxa" w:w="5112"/>
+          </w:tcPr>
+          <w:p>
+            <w:r>
+              <w:t>Declared value or rule</w:t>
+            </w:r>
+          </w:p>
+        </w:tc>
+      </w:tr>
+      <w:tr>
+        <w:tc>
+          <w:tcPr>
+            <w:tcW w:type="dxa" w:w="5112"/>
+          </w:tcPr>
+          <w:p>
+            <w:r>
+              <w:t>Maximum attempts</w:t>
+            </w:r>
+          </w:p>
+        </w:tc>
+        <w:tc>
+          <w:tcPr>
+            <w:tcW w:type="dxa" w:w="5112"/>
+          </w:tcPr>
+          <w:p>
+            <w:r>
+              <w:t>3 total attempts, including the first; at most 2 retries</w:t>
+            </w:r>
+          </w:p>
+        </w:tc>
+      </w:tr>
+      <w:tr>
+        <w:tc>
+          <w:tcPr>
+            <w:tcW w:type="dxa" w:w="5112"/>
+          </w:tcPr>
+          <w:p>
+            <w:r>
+              <w:t>Per-attempt cap</w:t>
+            </w:r>
+          </w:p>
+        </w:tc>
+        <w:tc>
+          <w:tcPr>
+            <w:tcW w:type="dxa" w:w="5112"/>
+          </w:tcPr>
+          <w:p>
+            <w:r>
+              <w:t>Caller waits at most 4 seconds under the enforced local model</w:t>
+            </w:r>
+          </w:p>
+        </w:tc>
+      </w:tr>
+      <w:tr>
+        <w:tc>
+          <w:tcPr>
+            <w:tcW w:type="dxa" w:w="5112"/>
+          </w:tcPr>
+          <w:p>
+            <w:r>
+              <w:t>Retry gaps</w:t>
+            </w:r>
+          </w:p>
+        </w:tc>
+        <w:tc>
+          <w:tcPr>
+            <w:tcW w:type="dxa" w:w="5112"/>
+          </w:tcPr>
+          <w:p>
+            <w:r>
+              <w:t>1 second before attempt 2; 2 seconds before attempt 3</w:t>
+            </w:r>
+          </w:p>
+        </w:tc>
+      </w:tr>
+      <w:tr>
+        <w:tc>
+          <w:tcPr>
+            <w:tcW w:type="dxa" w:w="5112"/>
+          </w:tcPr>
+          <w:p>
+            <w:r>
+              <w:t>Retryable categories</w:t>
+            </w:r>
+          </w:p>
+        </w:tc>
+        <w:tc>
+          <w:tcPr>
+            <w:tcW w:type="dxa" w:w="5112"/>
+          </w:tcPr>
+          <w:p>
+            <w:r>
+              <w:t>Only timeout/transient under this declared simulation policy</w:t>
+            </w:r>
+          </w:p>
+        </w:tc>
+      </w:tr>
+      <w:tr>
+        <w:tc>
+          <w:tcPr>
+            <w:tcW w:type="dxa" w:w="5112"/>
+          </w:tcPr>
+          <w:p>
+            <w:r>
+              <w:t>Nonretryable categories</w:t>
+            </w:r>
+          </w:p>
+        </w:tc>
+        <w:tc>
+          <w:tcPr>
+            <w:tcW w:type="dxa" w:w="5112"/>
+          </w:tcPr>
+          <w:p>
+            <w:r>
+              <w:t>Authentication, permission or invalid-request failures stop automatic retry</w:t>
+            </w:r>
+          </w:p>
+        </w:tc>
+      </w:tr>
+      <w:tr>
+        <w:tc>
+          <w:tcPr>
+            <w:tcW w:type="dxa" w:w="5112"/>
+          </w:tcPr>
+          <w:p>
+            <w:r>
+              <w:t>Cancellation model</w:t>
+            </w:r>
+          </w:p>
+        </w:tc>
+        <w:tc>
+          <w:tcPr>
+            <w:tcW w:type="dxa" w:w="5112"/>
+          </w:tcPr>
+          <w:p>
+            <w:r>
+              <w:t>Can be supplied before an attempt/backoff starts; prevents that future attempt</w:t>
+            </w:r>
+          </w:p>
+        </w:tc>
+      </w:tr>
+      <w:tr>
+        <w:tc>
+          <w:tcPr>
+            <w:tcW w:type="dxa" w:w="5112"/>
+          </w:tcPr>
+          <w:p>
+            <w:r>
+              <w:t>Overhead</w:t>
+            </w:r>
+          </w:p>
+        </w:tc>
+        <w:tc>
+          <w:tcPr>
+            <w:tcW w:type="dxa" w:w="5112"/>
+          </w:tcPr>
+          <w:p>
+            <w:r>
+              <w:t>Excluded from arithmetic; no real timer is used</w:t>
+            </w:r>
+          </w:p>
+        </w:tc>
+      </w:tr>
+      <w:tr>
+        <w:tc>
+          <w:tcPr>
+            <w:tcW w:type="dxa" w:w="5112"/>
+          </w:tcPr>
+          <w:p>
+            <w:r>
+              <w:t>Side-effect scope</w:t>
+            </w:r>
+          </w:p>
+        </w:tc>
+        <w:tc>
+          <w:tcPr>
+            <w:tcW w:type="dxa" w:w="5112"/>
+          </w:tcPr>
+          <w:p>
+            <w:r>
+              <w:t>Read-only model or a separately justified safe-retry policy; no automatic duplicate/undo guarantee</w:t>
+            </w:r>
+          </w:p>
+        </w:tc>
+      </w:tr>
+      <w:tr>
+        <w:tc>
+          <w:tcPr>
+            <w:tcW w:type="dxa" w:w="5112"/>
+          </w:tcPr>
+          <w:p>
+            <w:r>
+              <w:t>Maximum modeled waiting</w:t>
+            </w:r>
+          </w:p>
+        </w:tc>
+        <w:tc>
+          <w:tcPr>
+            <w:tcW w:type="dxa" w:w="5112"/>
+          </w:tcPr>
+          <w:p>
+            <w:r>
+              <w:t>3×4 +1+2 =15 seconds; no fourth attempt</w:t>
+            </w:r>
+          </w:p>
+        </w:tc>
+      </w:tr>
+    </w:tbl>
+    <w:p>
+      <w:pPr>
+        <w:pStyle w:val="Heading2"/>
+      </w:pPr>
+      <w:r>
+        <w:t>Timeline, exact main arithmetic and checked reasoning</w:t>
+      </w:r>
+    </w:p>
+    <w:p>
+      <w:r>
+        <w:drawing>
+          <wp:inline xmlns:a="http://schemas.openxmlformats.org/drawingml/2006/main" xmlns:pic="http://schemas.openxmlformats.org/drawingml/2006/picture">
+            <wp:extent cx="5486400" cy="2514600"/>
+            <wp:docPr id="1" name="Picture 1" descr="Two virtual timing panels use separate scales. Three caller waits of 4 seconds, separated by 1 and 2 second gaps, end at 15 seconds with no fourth attempt. A separate picture has a 1 second timeout then a 0.4 second success, totaling 1.4 seconds. Cancellation after the first timeout prevents the second attempt. These are modeled waits excluding overhead, not measured clock or network runs."/>
+            <wp:cNvGraphicFramePr>
+              <a:graphicFrameLocks noChangeAspect="1"/>
+            </wp:cNvGraphicFramePr>
+            <a:graphic>
+              <a:graphicData uri="http://schemas.openxmlformats.org/drawingml/2006/picture">
+                <pic:pic>
+                  <pic:nvPicPr>
+                    <pic:cNvPr id="0" name="ai-6-16-caller-wait-timeline.png"/>
+                    <pic:cNvPicPr/>
+                  </pic:nvPicPr>
+                  <pic:blipFill>
+                    <a:blip r:embed="rId9"/>
+                    <a:stretch>
+                      <a:fillRect/>
+                    </a:stretch>
+                  </pic:blipFill>
+                  <pic:spPr>
+                    <a:xfrm>
+                      <a:off x="0" y="0"/>
+                      <a:ext cx="5486400" cy="2514600"/>
+                    </a:xfrm>
+                    <a:prstGeom prst="rect"/>
+                  </pic:spPr>
+                </pic:pic>
+              </a:graphicData>
+            </a:graphic>
+          </wp:inline>
+        </w:drawing>
+      </w:r>
+    </w:p>
+    <w:tbl>
+      <w:tblPr>
+        <w:tblStyle w:val="LightShading-Accent1"/>
+        <w:tblW w:type="auto" w:w="0"/>
+        <w:tblLook w:firstColumn="1" w:firstRow="1" w:lastColumn="0" w:lastRow="0" w:noHBand="0" w:noVBand="1" w:val="04A0"/>
+      </w:tblPr>
+      <w:tblGrid>
+        <w:gridCol w:w="2556"/>
+        <w:gridCol w:w="2556"/>
+        <w:gridCol w:w="2556"/>
+        <w:gridCol w:w="2556"/>
+      </w:tblGrid>
+      <w:tr>
+        <w:trPr>
+          <w:tblHeader/>
+        </w:trPr>
+        <w:tc>
+          <w:tcPr>
+            <w:tcW w:type="dxa" w:w="2556"/>
+          </w:tcPr>
+          <w:p>
+            <w:r>
+              <w:t>Main event</w:t>
+            </w:r>
+          </w:p>
+        </w:tc>
+        <w:tc>
+          <w:tcPr>
+            <w:tcW w:type="dxa" w:w="2556"/>
+          </w:tcPr>
+          <w:p>
+            <w:r>
+              <w:t>Modeled interval in seconds</w:t>
+            </w:r>
+          </w:p>
+        </w:tc>
+        <w:tc>
+          <w:tcPr>
+            <w:tcW w:type="dxa" w:w="2556"/>
+          </w:tcPr>
+          <w:p>
+            <w:r>
+              <w:t>Elapsed end</w:t>
+            </w:r>
+          </w:p>
+        </w:tc>
+        <w:tc>
+          <w:tcPr>
+            <w:tcW w:type="dxa" w:w="2556"/>
+          </w:tcPr>
+          <w:p>
+            <w:r>
+              <w:t>Reason</w:t>
+            </w:r>
+          </w:p>
+        </w:tc>
+      </w:tr>
+      <w:tr>
+        <w:tc>
+          <w:tcPr>
+            <w:tcW w:type="dxa" w:w="2556"/>
+          </w:tcPr>
+          <w:p>
+            <w:r>
+              <w:t>Attempt1 times out</w:t>
+            </w:r>
+          </w:p>
+        </w:tc>
+        <w:tc>
+          <w:tcPr>
+            <w:tcW w:type="dxa" w:w="2556"/>
+          </w:tcPr>
+          <w:p>
+            <w:r>
+              <w:t>0–4</w:t>
+            </w:r>
+          </w:p>
+        </w:tc>
+        <w:tc>
+          <w:tcPr>
+            <w:tcW w:type="dxa" w:w="2556"/>
+          </w:tcPr>
+          <w:p>
+            <w:r>
+              <w:t>4</w:t>
+            </w:r>
+          </w:p>
+        </w:tc>
+        <w:tc>
+          <w:tcPr>
+            <w:tcW w:type="dxa" w:w="2556"/>
+          </w:tcPr>
+          <w:p>
+            <w:r>
+              <w:t>Uses first capped caller wait</w:t>
+            </w:r>
+          </w:p>
+        </w:tc>
+      </w:tr>
+      <w:tr>
+        <w:tc>
+          <w:tcPr>
+            <w:tcW w:type="dxa" w:w="2556"/>
+          </w:tcPr>
+          <w:p>
+            <w:r>
+              <w:t>Gap before retry</w:t>
+            </w:r>
+          </w:p>
+        </w:tc>
+        <w:tc>
+          <w:tcPr>
+            <w:tcW w:type="dxa" w:w="2556"/>
+          </w:tcPr>
+          <w:p>
+            <w:r>
+              <w:t>4–5</w:t>
+            </w:r>
+          </w:p>
+        </w:tc>
+        <w:tc>
+          <w:tcPr>
+            <w:tcW w:type="dxa" w:w="2556"/>
+          </w:tcPr>
+          <w:p>
+            <w:r>
+              <w:t>5</w:t>
+            </w:r>
+          </w:p>
+        </w:tc>
+        <w:tc>
+          <w:tcPr>
+            <w:tcW w:type="dxa" w:w="2556"/>
+          </w:tcPr>
+          <w:p>
+            <w:r>
+              <w:t>Declared1 second gap</w:t>
+            </w:r>
+          </w:p>
+        </w:tc>
+      </w:tr>
+      <w:tr>
+        <w:tc>
+          <w:tcPr>
+            <w:tcW w:type="dxa" w:w="2556"/>
+          </w:tcPr>
+          <w:p>
+            <w:r>
+              <w:t>Attempt2 times out</w:t>
+            </w:r>
+          </w:p>
+        </w:tc>
+        <w:tc>
+          <w:tcPr>
+            <w:tcW w:type="dxa" w:w="2556"/>
+          </w:tcPr>
+          <w:p>
+            <w:r>
+              <w:t>5–9</w:t>
+            </w:r>
+          </w:p>
+        </w:tc>
+        <w:tc>
+          <w:tcPr>
+            <w:tcW w:type="dxa" w:w="2556"/>
+          </w:tcPr>
+          <w:p>
+            <w:r>
+              <w:t>9</w:t>
+            </w:r>
+          </w:p>
+        </w:tc>
+        <w:tc>
+          <w:tcPr>
+            <w:tcW w:type="dxa" w:w="2556"/>
+          </w:tcPr>
+          <w:p>
+            <w:r>
+              <w:t>Second of3 attempts</w:t>
+            </w:r>
+          </w:p>
+        </w:tc>
+      </w:tr>
+      <w:tr>
+        <w:tc>
+          <w:tcPr>
+            <w:tcW w:type="dxa" w:w="2556"/>
+          </w:tcPr>
+          <w:p>
+            <w:r>
+              <w:t>Gap before retry</w:t>
+            </w:r>
+          </w:p>
+        </w:tc>
+        <w:tc>
+          <w:tcPr>
+            <w:tcW w:type="dxa" w:w="2556"/>
+          </w:tcPr>
+          <w:p>
+            <w:r>
+              <w:t>9–11</w:t>
+            </w:r>
+          </w:p>
+        </w:tc>
+        <w:tc>
+          <w:tcPr>
+            <w:tcW w:type="dxa" w:w="2556"/>
+          </w:tcPr>
+          <w:p>
+            <w:r>
+              <w:t>11</w:t>
+            </w:r>
+          </w:p>
+        </w:tc>
+        <w:tc>
+          <w:tcPr>
+            <w:tcW w:type="dxa" w:w="2556"/>
+          </w:tcPr>
+          <w:p>
+            <w:r>
+              <w:t>Declared2 second gap</w:t>
+            </w:r>
+          </w:p>
+        </w:tc>
+      </w:tr>
+      <w:tr>
+        <w:tc>
+          <w:tcPr>
+            <w:tcW w:type="dxa" w:w="2556"/>
+          </w:tcPr>
+          <w:p>
+            <w:r>
+              <w:t>Attempt3 times out</w:t>
+            </w:r>
+          </w:p>
+        </w:tc>
+        <w:tc>
+          <w:tcPr>
+            <w:tcW w:type="dxa" w:w="2556"/>
+          </w:tcPr>
+          <w:p>
+            <w:r>
+              <w:t>11–15</w:t>
+            </w:r>
+          </w:p>
+        </w:tc>
+        <w:tc>
+          <w:tcPr>
+            <w:tcW w:type="dxa" w:w="2556"/>
+          </w:tcPr>
+          <w:p>
+            <w:r>
+              <w:t>15</w:t>
+            </w:r>
+          </w:p>
+        </w:tc>
+        <w:tc>
+          <w:tcPr>
+            <w:tcW w:type="dxa" w:w="2556"/>
+          </w:tcPr>
+          <w:p>
+            <w:r>
+              <w:t>Budget exhausted</w:t>
+            </w:r>
+          </w:p>
+        </w:tc>
+      </w:tr>
+      <w:tr>
+        <w:tc>
+          <w:tcPr>
+            <w:tcW w:type="dxa" w:w="2556"/>
+          </w:tcPr>
+          <w:p>
+            <w:r>
+              <w:t>Proposed attempt 4</w:t>
+            </w:r>
+          </w:p>
+        </w:tc>
+        <w:tc>
+          <w:tcPr>
+            <w:tcW w:type="dxa" w:w="2556"/>
+          </w:tcPr>
+          <w:p>
+            <w:r>
+              <w:t>Not started</w:t>
+            </w:r>
+          </w:p>
+        </w:tc>
+        <w:tc>
+          <w:tcPr>
+            <w:tcW w:type="dxa" w:w="2556"/>
+          </w:tcPr>
+          <w:p>
+            <w:r>
+              <w:t>15</w:t>
+            </w:r>
+          </w:p>
+        </w:tc>
+        <w:tc>
+          <w:tcPr>
+            <w:tcW w:type="dxa" w:w="2556"/>
+          </w:tcPr>
+          <w:p>
+            <w:r>
+              <w:t>An extra desired result does not add authority or budget</w:t>
+            </w:r>
+          </w:p>
+        </w:tc>
+      </w:tr>
+    </w:tbl>
+    <w:p>
+      <w:pPr>
+        <w:spacing w:line="336" w:lineRule="auto" w:after="180"/>
+      </w:pPr>
+      <w:r>
+        <w:rPr>
+          <w:b w:val="0"/>
+        </w:rPr>
+        <w:t>Main 3 attempts include the first and 2 retries; 4+1+4+2+4=15 seconds under enforced caller caps, with overhead excluded. Stop before a fourth attempt. A caller-wait timeout is not a proof that the remote operation ran for at most 4 seconds or did not commit. The pictured case has a different cap/budget: 1+0.4=1.4 seconds, or 1 second with cancellation before the retry.</w:t>
+      </w:r>
+    </w:p>
+    <w:p>
+      <w:pPr>
+        <w:spacing w:line="336" w:lineRule="auto" w:after="180"/>
+      </w:pPr>
+      <w:r>
+        <w:rPr>
+          <w:b w:val="0"/>
+        </w:rPr>
+        <w:t>The code’s success/cancellation/failure outcomes are supplied fixtures and virtual arithmetic, not a live timing/cancellation experiment. Authentication or permission failures are not automatically retryable under the declared policy. Keep side-effect reconciliation separate from local waiting control.</w:t>
+      </w:r>
+    </w:p>
+    <w:p>
+      <w:pPr>
         <w:pStyle w:val="Heading3"/>
       </w:pPr>
       <w:r>
-        <w:t>Explain Timeouts retries and cancellation · 2</w:t>
+        <w:t>Timeouts retries and cancellation — evidence trace</w:t>
+      </w:r>
+    </w:p>
+    <w:tbl>
+      <w:tblPr>
+        <w:tblStyle w:val="LightShading-Accent1"/>
+        <w:tblW w:type="auto" w:w="0"/>
+        <w:tblLook w:firstColumn="1" w:firstRow="1" w:lastColumn="0" w:lastRow="0" w:noHBand="0" w:noVBand="1" w:val="04A0"/>
+      </w:tblPr>
+      <w:tblGrid>
+        <w:gridCol w:w="3408"/>
+        <w:gridCol w:w="3408"/>
+        <w:gridCol w:w="3408"/>
+      </w:tblGrid>
+      <w:tr>
+        <w:trPr>
+          <w:tblHeader/>
+        </w:trPr>
+        <w:tc>
+          <w:tcPr>
+            <w:tcW w:type="dxa" w:w="3408"/>
+          </w:tcPr>
+          <w:p>
+            <w:r>
+              <w:t>Input and scope</w:t>
+            </w:r>
+          </w:p>
+        </w:tc>
+        <w:tc>
+          <w:tcPr>
+            <w:tcW w:type="dxa" w:w="3408"/>
+          </w:tcPr>
+          <w:p>
+            <w:r>
+              <w:t>Check or calculation</w:t>
+            </w:r>
+          </w:p>
+        </w:tc>
+        <w:tc>
+          <w:tcPr>
+            <w:tcW w:type="dxa" w:w="3408"/>
+          </w:tcPr>
+          <w:p>
+            <w:r>
+              <w:t>Conclusion and limit</w:t>
+            </w:r>
+          </w:p>
+        </w:tc>
+      </w:tr>
+      <w:tr>
+        <w:tc>
+          <w:tcPr>
+            <w:tcW w:type="dxa" w:w="3408"/>
+          </w:tcPr>
+          <w:p>
+            <w:r>
+              <w:t>Three attempts each time out after 4 seconds with gaps 1 and 2. A fourth is proposed.</w:t>
+            </w:r>
+          </w:p>
+        </w:tc>
+        <w:tc>
+          <w:tcPr>
+            <w:tcW w:type="dxa" w:w="3408"/>
+          </w:tcPr>
+          <w:p>
+            <w:r>
+              <w:t>Retry only declared transient failures. Use at most three attempts with waiting gaps 1 and 2 seconds; the caller waits at most 4 seconds for each attempt under the enforced local timeout model. Worst-case elapsed bound excluding overhead is 3*4+1+2=15 seconds.</w:t>
+            </w:r>
+          </w:p>
+        </w:tc>
+        <w:tc>
+          <w:tcPr>
+            <w:tcW w:type="dxa" w:w="3408"/>
+          </w:tcPr>
+          <w:p>
+            <w:r>
+              <w:t>Budget is exhausted after 15 seconds under the model; reject fourth attempt. A late side-effect result must still be reconciled.</w:t>
+            </w:r>
+          </w:p>
+        </w:tc>
+      </w:tr>
+    </w:tbl>
+    <w:p>
+      <w:r>
+        <w:t>The figure connects this chapter's worked input, declared procedure and result. Read the complete worked reasoning for qualifiers and intermediate steps; the abbreviated labels do not replace that reasoning.</w:t>
+      </w:r>
+    </w:p>
+    <w:p>
+      <w:pPr>
+        <w:spacing w:line="336" w:lineRule="auto" w:after="180"/>
+      </w:pPr>
+      <w:r>
+        <w:rPr>
+          <w:b w:val="0"/>
+        </w:rPr>
+        <w:t>Guided: Budget is exhausted after 15 seconds under the model; reject fourth attempt. A late side-effect result must still be reconciled.</w:t>
+      </w:r>
+    </w:p>
+    <w:p>
+      <w:pPr>
+        <w:spacing w:line="336" w:lineRule="auto" w:after="180"/>
+      </w:pPr>
+      <w:r>
+        <w:rPr>
+          <w:b w:val="0"/>
+        </w:rPr>
+        <w:t xml:space="preserve">Qualification: A </w:t>
+      </w:r>
+      <w:r>
+        <w:rPr>
+          <w:b/>
+        </w:rPr>
+        <w:t>timeout</w:t>
+      </w:r>
+      <w:r>
+        <w:rPr>
+          <w:b w:val="0"/>
+        </w:rPr>
+        <w:t xml:space="preserve"> means the caller lacks a timely result, not necessarily that the remote operation did not occur.</w:t>
+      </w:r>
+    </w:p>
+    <w:p>
+      <w:pPr>
+        <w:spacing w:line="336" w:lineRule="auto" w:after="180"/>
+      </w:pPr>
+      <w:r>
+        <w:rPr>
+          <w:b w:val="0"/>
+        </w:rPr>
+        <w:t xml:space="preserve">Exit: accept a concrete variation with its predicted outcome and a stated condition that would challenge the </w:t>
+      </w:r>
+      <w:r>
+        <w:rPr>
+          <w:b/>
+        </w:rPr>
+        <w:t>mechanism</w:t>
+      </w:r>
+      <w:r>
+        <w:rPr>
+          <w:b w:val="0"/>
+        </w:rPr>
+        <w:t xml:space="preserve">; reject a claim resting on unmeasured </w:t>
+      </w:r>
+      <w:r>
+        <w:rPr>
+          <w:b/>
+        </w:rPr>
+        <w:t>evidence</w:t>
+      </w:r>
+      <w:r>
+        <w:rPr>
+          <w:b w:val="0"/>
+        </w:rPr>
+        <w:t>.</w:t>
+      </w:r>
+    </w:p>
+    <w:p>
+      <w:pPr>
+        <w:spacing w:line="336" w:lineRule="auto" w:after="180"/>
+      </w:pPr>
+      <w:r>
+        <w:rPr>
+          <w:b w:val="0"/>
+        </w:rPr>
+        <w:t>Three attempts each time out after 4 seconds with gaps 1 and 2. A fourth is proposed.</w:t>
+      </w:r>
+    </w:p>
+    <w:p>
+      <w:pPr>
+        <w:spacing w:line="336" w:lineRule="auto" w:after="180"/>
+      </w:pPr>
+      <w:r>
+        <w:rPr>
+          <w:b w:val="0"/>
+        </w:rPr>
+        <w:t>Budget is exhausted after 15 seconds under the model; reject fourth attempt. A late side-effect result must still be reconciled.</w:t>
+      </w:r>
+    </w:p>
+    <w:p>
+      <w:pPr>
+        <w:spacing w:line="336" w:lineRule="auto" w:after="180"/>
+      </w:pPr>
+      <w:r>
+        <w:rPr>
+          <w:b w:val="0"/>
+        </w:rPr>
+        <w:t xml:space="preserve">Compare the intermediate </w:t>
+      </w:r>
+      <w:r>
+        <w:rPr>
+          <w:b/>
+        </w:rPr>
+        <w:t>evidence</w:t>
+      </w:r>
+      <w:r>
+        <w:rPr>
+          <w:b w:val="0"/>
+        </w:rPr>
+        <w:t xml:space="preserve"> with the final statement. Explain why each number or decision follows from the stated </w:t>
+      </w:r>
+      <w:r>
+        <w:rPr>
+          <w:b/>
+        </w:rPr>
+        <w:t>input</w:t>
+      </w:r>
+      <w:r>
+        <w:rPr>
+          <w:b w:val="0"/>
+        </w:rPr>
+        <w:t>s.</w:t>
+      </w:r>
+    </w:p>
+    <w:p>
+      <w:pPr>
+        <w:spacing w:line="336" w:lineRule="auto" w:after="180"/>
+      </w:pPr>
+      <w:r>
+        <w:rPr>
+          <w:b w:val="0"/>
+        </w:rPr>
+        <w:t xml:space="preserve">The conclusion belongs to this scenario and procedure; changing the </w:t>
+      </w:r>
+      <w:r>
+        <w:rPr>
+          <w:b/>
+        </w:rPr>
+        <w:t>input</w:t>
+      </w:r>
+      <w:r>
+        <w:rPr>
+          <w:b w:val="0"/>
+        </w:rPr>
+        <w:t>s, evaluation population or authority can change what it establishes. Retain the raw record so a later revision can be compared honestly.</w:t>
+      </w:r>
+    </w:p>
+    <w:p>
+      <w:pPr>
+        <w:pStyle w:val="Heading2"/>
+      </w:pPr>
+      <w:r>
+        <w:t>Transient, numeric and cancellation-scope probes</w:t>
+      </w:r>
+    </w:p>
+    <w:tbl>
+      <w:tblPr>
+        <w:tblStyle w:val="LightShading-Accent1"/>
+        <w:tblW w:type="auto" w:w="0"/>
+        <w:tblLook w:firstColumn="1" w:firstRow="1" w:lastColumn="0" w:lastRow="0" w:noHBand="0" w:noVBand="1" w:val="04A0"/>
+      </w:tblPr>
+      <w:tblGrid>
+        <w:gridCol w:w="5112"/>
+        <w:gridCol w:w="5112"/>
+      </w:tblGrid>
+      <w:tr>
+        <w:trPr>
+          <w:tblHeader/>
+        </w:trPr>
+        <w:tc>
+          <w:tcPr>
+            <w:tcW w:type="dxa" w:w="5112"/>
+          </w:tcPr>
+          <w:p>
+            <w:r>
+              <w:t>Timing or retry probe</w:t>
+            </w:r>
+          </w:p>
+        </w:tc>
+        <w:tc>
+          <w:tcPr>
+            <w:tcW w:type="dxa" w:w="5112"/>
+          </w:tcPr>
+          <w:p>
+            <w:r>
+              <w:t>Expected interpretation</w:t>
+            </w:r>
+          </w:p>
+        </w:tc>
+      </w:tr>
+      <w:tr>
+        <w:tc>
+          <w:tcPr>
+            <w:tcW w:type="dxa" w:w="5112"/>
+          </w:tcPr>
+          <w:p>
+            <w:r>
+              <w:t>Three 4-second timeouts plus gaps 1/2</w:t>
+            </w:r>
+          </w:p>
+        </w:tc>
+        <w:tc>
+          <w:tcPr>
+            <w:tcW w:type="dxa" w:w="5112"/>
+          </w:tcPr>
+          <w:p>
+            <w:r>
+              <w:t>15 seconds modeled waiting; attempt 4 not permitted</w:t>
+            </w:r>
+          </w:p>
+        </w:tc>
+      </w:tr>
+      <w:tr>
+        <w:tc>
+          <w:tcPr>
+            <w:tcW w:type="dxa" w:w="5112"/>
+          </w:tcPr>
+          <w:p>
+            <w:r>
+              <w:t>A declared transient failure with budget remaining</w:t>
+            </w:r>
+          </w:p>
+        </w:tc>
+        <w:tc>
+          <w:tcPr>
+            <w:tcW w:type="dxa" w:w="5112"/>
+          </w:tcPr>
+          <w:p>
+            <w:r>
+              <w:t>May retry under this local policy after the declared gap</w:t>
+            </w:r>
+          </w:p>
+        </w:tc>
+      </w:tr>
+      <w:tr>
+        <w:tc>
+          <w:tcPr>
+            <w:tcW w:type="dxa" w:w="5112"/>
+          </w:tcPr>
+          <w:p>
+            <w:r>
+              <w:t>Authentication/permission/invalid-request failure</w:t>
+            </w:r>
+          </w:p>
+        </w:tc>
+        <w:tc>
+          <w:tcPr>
+            <w:tcW w:type="dxa" w:w="5112"/>
+          </w:tcPr>
+          <w:p>
+            <w:r>
+              <w:t>Stop automatic retry; spare budget does not repair authority or input</w:t>
+            </w:r>
+          </w:p>
+        </w:tc>
+      </w:tr>
+      <w:tr>
+        <w:tc>
+          <w:tcPr>
+            <w:tcW w:type="dxa" w:w="5112"/>
+          </w:tcPr>
+          <w:p>
+            <w:r>
+              <w:t>Cancellation before next attempt/backoff</w:t>
+            </w:r>
+          </w:p>
+        </w:tc>
+        <w:tc>
+          <w:tcPr>
+            <w:tcW w:type="dxa" w:w="5112"/>
+          </w:tcPr>
+          <w:p>
+            <w:r>
+              <w:t>Stop future modeled work without deleting earlier outcome records</w:t>
+            </w:r>
+          </w:p>
+        </w:tc>
+      </w:tr>
+      <w:tr>
+        <w:tc>
+          <w:tcPr>
+            <w:tcW w:type="dxa" w:w="5112"/>
+          </w:tcPr>
+          <w:p>
+            <w:r>
+              <w:t>Negative, nonfinite or Boolean duration</w:t>
+            </w:r>
+          </w:p>
+        </w:tc>
+        <w:tc>
+          <w:tcPr>
+            <w:tcW w:type="dxa" w:w="5112"/>
+          </w:tcPr>
+          <w:p>
+            <w:r>
+              <w:t>Reject in the extended arithmetic helper</w:t>
+            </w:r>
+          </w:p>
+        </w:tc>
+      </w:tr>
+      <w:tr>
+        <w:tc>
+          <w:tcPr>
+            <w:tcW w:type="dxa" w:w="5112"/>
+          </w:tcPr>
+          <w:p>
+            <w:r>
+              <w:t>Gap count differs from attempts−1</w:t>
+            </w:r>
+          </w:p>
+        </w:tc>
+        <w:tc>
+          <w:tcPr>
+            <w:tcW w:type="dxa" w:w="5112"/>
+          </w:tcPr>
+          <w:p>
+            <w:r>
+              <w:t>Reject incomplete timing contract</w:t>
+            </w:r>
+          </w:p>
+        </w:tc>
+      </w:tr>
+      <w:tr>
+        <w:tc>
+          <w:tcPr>
+            <w:tcW w:type="dxa" w:w="5112"/>
+          </w:tcPr>
+          <w:p>
+            <w:r>
+              <w:t>Caller timeout occurs</w:t>
+            </w:r>
+          </w:p>
+        </w:tc>
+        <w:tc>
+          <w:tcPr>
+            <w:tcW w:type="dxa" w:w="5112"/>
+          </w:tcPr>
+          <w:p>
+            <w:r>
+              <w:t>Remote work may still have happened; reconcile possible committed effects</w:t>
+            </w:r>
+          </w:p>
+        </w:tc>
+      </w:tr>
+      <w:tr>
+        <w:tc>
+          <w:tcPr>
+            <w:tcW w:type="dxa" w:w="5112"/>
+          </w:tcPr>
+          <w:p>
+            <w:r>
+              <w:t>Cancellation is requested</w:t>
+            </w:r>
+          </w:p>
+        </w:tc>
+        <w:tc>
+          <w:tcPr>
+            <w:tcW w:type="dxa" w:w="5112"/>
+          </w:tcPr>
+          <w:p>
+            <w:r>
+              <w:t>Does not automatically undo already committed effects</w:t>
+            </w:r>
+          </w:p>
+        </w:tc>
+      </w:tr>
+      <w:tr>
+        <w:tc>
+          <w:tcPr>
+            <w:tcW w:type="dxa" w:w="5112"/>
+          </w:tcPr>
+          <w:p>
+            <w:r>
+              <w:t>Virtual simulation passes</w:t>
+            </w:r>
+          </w:p>
+        </w:tc>
+        <w:tc>
+          <w:tcPr>
+            <w:tcW w:type="dxa" w:w="5112"/>
+          </w:tcPr>
+          <w:p>
+            <w:r>
+              <w:t>No measured wall-clock bound, network abort or asynchronous cancellation implementation established</w:t>
+            </w:r>
+          </w:p>
+        </w:tc>
+      </w:tr>
+    </w:tbl>
+    <w:p>
+      <w:pPr>
+        <w:pStyle w:val="Heading2"/>
+      </w:pPr>
+      <w:r>
+        <w:t>Separate pictured caps and outcome fixtures</w:t>
+      </w:r>
+    </w:p>
+    <w:p>
+      <w:pPr>
+        <w:spacing w:line="336" w:lineRule="auto" w:after="180"/>
+      </w:pPr>
+      <w:r>
+        <w:rPr>
+          <w:b w:val="0"/>
+        </w:rPr>
+        <w:t xml:space="preserve">Retry within declared limits. A read-only lookup allows two attempts of at most one second each. </w:t>
+      </w:r>
+      <w:r>
+        <w:rPr>
+          <w:b/>
+        </w:rPr>
+        <w:t>Cancellation</w:t>
+      </w:r>
+      <w:r>
+        <w:rPr>
+          <w:b w:val="0"/>
+        </w:rPr>
+        <w:t xml:space="preserve"> forbids further attempts.</w:t>
+      </w:r>
+    </w:p>
+    <w:p>
+      <w:pPr>
+        <w:spacing w:line="336" w:lineRule="auto" w:after="180"/>
+      </w:pPr>
+      <w:r>
+        <w:rPr>
+          <w:b w:val="0"/>
+        </w:rPr>
+        <w:t xml:space="preserve">First attempt times out at 1 second. Second succeeds in 0.4 seconds. Ignore overhead. No </w:t>
+      </w:r>
+      <w:r>
+        <w:rPr>
+          <w:b/>
+        </w:rPr>
+        <w:t>cancellation</w:t>
+      </w:r>
+      <w:r>
+        <w:rPr>
+          <w:b w:val="0"/>
+        </w:rPr>
+        <w:t xml:space="preserve"> occurs.</w:t>
+      </w:r>
+    </w:p>
+    <w:p>
+      <w:pPr>
+        <w:spacing w:line="336" w:lineRule="auto" w:after="180"/>
+      </w:pPr>
+      <w:r>
+        <w:rPr>
+          <w:b w:val="0"/>
+        </w:rPr>
+        <w:t>The main model allows 3 attempts with 4 second caller caps and gaps 1/2 seconds. The picture is separate: a read-only lookup allows 2 attempts with 1 second caps, no retry gap and no overhead. A 1-second timeout followed by a 0.4-second successful fixture totals 1.4 seconds.</w:t>
+      </w:r>
+    </w:p>
+    <w:p>
+      <w:pPr>
+        <w:spacing w:line="336" w:lineRule="auto" w:after="180"/>
+      </w:pPr>
+      <w:r>
+        <w:rPr>
+          <w:b w:val="0"/>
+        </w:rPr>
+        <w:t>If cancellation is supplied immediately after the first timeout and before retry/backoff, the second attempt does not start and modeled elapsed waiting stays 1 second. Success is a supplied checked-outcome fixture, not an actual response validation or live lookup.</w:t>
+      </w:r>
+    </w:p>
+    <w:p>
+      <w:pPr>
+        <w:pStyle w:val="Heading2"/>
+      </w:pPr>
+      <w:r>
+        <w:t>Picture trace and no-second-attempt key</w:t>
+      </w:r>
+    </w:p>
+    <w:p>
+      <w:r>
+        <w:drawing>
+          <wp:inline xmlns:a="http://schemas.openxmlformats.org/drawingml/2006/main" xmlns:pic="http://schemas.openxmlformats.org/drawingml/2006/picture">
+            <wp:extent cx="5486400" cy="3182112"/>
+            <wp:docPr id="2" name="Picture 2" descr="Bound first wait: Stop attempt one after its one-second allowance. → Check retry: One attempt remains, and cancellation has not occurred. → Complete next attempt: Accept the checked record; total waiting is 1.4 seconds."/>
+            <wp:cNvGraphicFramePr>
+              <a:graphicFrameLocks noChangeAspect="1"/>
+            </wp:cNvGraphicFramePr>
+            <a:graphic>
+              <a:graphicData uri="http://schemas.openxmlformats.org/drawingml/2006/picture">
+                <pic:pic>
+                  <pic:nvPicPr>
+                    <pic:cNvPr id="0" name="academy-story-ai-6-16-02.png"/>
+                    <pic:cNvPicPr/>
+                  </pic:nvPicPr>
+                  <pic:blipFill>
+                    <a:blip r:embed="rId10"/>
+                    <a:stretch>
+                      <a:fillRect/>
+                    </a:stretch>
+                  </pic:blipFill>
+                  <pic:spPr>
+                    <a:xfrm>
+                      <a:off x="0" y="0"/>
+                      <a:ext cx="5486400" cy="3182112"/>
+                    </a:xfrm>
+                    <a:prstGeom prst="rect"/>
+                  </pic:spPr>
+                </pic:pic>
+              </a:graphicData>
+            </a:graphic>
+          </wp:inline>
+        </w:drawing>
+      </w:r>
+    </w:p>
+    <w:p>
+      <w:pPr>
+        <w:pStyle w:val="Heading3"/>
+      </w:pPr>
+      <w:r>
+        <w:t>Read the picture one step at a time</w:t>
+      </w:r>
+    </w:p>
+    <w:tbl>
+      <w:tblPr>
+        <w:tblStyle w:val="LightShading-Accent1"/>
+        <w:tblW w:type="auto" w:w="0"/>
+        <w:tblLook w:firstColumn="1" w:firstRow="1" w:lastColumn="0" w:lastRow="0" w:noHBand="0" w:noVBand="1" w:val="04A0"/>
+      </w:tblPr>
+      <w:tblGrid>
+        <w:gridCol w:w="5112"/>
+        <w:gridCol w:w="5112"/>
+      </w:tblGrid>
+      <w:tr>
+        <w:trPr>
+          <w:tblHeader/>
+        </w:trPr>
+        <w:tc>
+          <w:tcPr>
+            <w:tcW w:type="dxa" w:w="5112"/>
+          </w:tcPr>
+          <w:p>
+            <w:r>
+              <w:t>Step</w:t>
+            </w:r>
+          </w:p>
+        </w:tc>
+        <w:tc>
+          <w:tcPr>
+            <w:tcW w:type="dxa" w:w="5112"/>
+          </w:tcPr>
+          <w:p>
+            <w:r>
+              <w:t>What happens and why</w:t>
+            </w:r>
+          </w:p>
+        </w:tc>
+      </w:tr>
+      <w:tr>
+        <w:tc>
+          <w:tcPr>
+            <w:tcW w:type="dxa" w:w="5112"/>
+          </w:tcPr>
+          <w:p>
+            <w:r>
+              <w:t>1. Bound first wait</w:t>
+            </w:r>
+          </w:p>
+        </w:tc>
+        <w:tc>
+          <w:tcPr>
+            <w:tcW w:type="dxa" w:w="5112"/>
+          </w:tcPr>
+          <w:p>
+            <w:r>
+              <w:t>Stop attempt one after its one-second allowance.</w:t>
+            </w:r>
+          </w:p>
+        </w:tc>
+      </w:tr>
+      <w:tr>
+        <w:tc>
+          <w:tcPr>
+            <w:tcW w:type="dxa" w:w="5112"/>
+          </w:tcPr>
+          <w:p>
+            <w:r>
+              <w:t>2. Check retry</w:t>
+            </w:r>
+          </w:p>
+        </w:tc>
+        <w:tc>
+          <w:tcPr>
+            <w:tcW w:type="dxa" w:w="5112"/>
+          </w:tcPr>
+          <w:p>
+            <w:r>
+              <w:t>One attempt remains, and cancellation has not occurred.</w:t>
+            </w:r>
+          </w:p>
+        </w:tc>
+      </w:tr>
+      <w:tr>
+        <w:tc>
+          <w:tcPr>
+            <w:tcW w:type="dxa" w:w="5112"/>
+          </w:tcPr>
+          <w:p>
+            <w:r>
+              <w:t>3. Complete next attempt</w:t>
+            </w:r>
+          </w:p>
+        </w:tc>
+        <w:tc>
+          <w:tcPr>
+            <w:tcW w:type="dxa" w:w="5112"/>
+          </w:tcPr>
+          <w:p>
+            <w:r>
+              <w:t>Accept the checked record; total waiting is 1.4 seconds.</w:t>
+            </w:r>
+          </w:p>
+        </w:tc>
+      </w:tr>
+    </w:tbl>
+    <w:p>
+      <w:r>
+        <w:t>Match each pictured step to the supplied facts. This is a worked teaching case, not an independent assessment.</w:t>
+      </w:r>
+    </w:p>
+    <w:p>
+      <w:pPr>
+        <w:spacing w:line="336" w:lineRule="auto" w:after="180"/>
+      </w:pPr>
+      <w:r>
+        <w:rPr>
+          <w:b w:val="0"/>
+        </w:rPr>
+        <w:t xml:space="preserve">A </w:t>
+      </w:r>
+      <w:r>
+        <w:rPr>
+          <w:b/>
+        </w:rPr>
+        <w:t>timeout</w:t>
+      </w:r>
+      <w:r>
+        <w:rPr>
+          <w:b w:val="0"/>
+        </w:rPr>
+        <w:t xml:space="preserve"> bounds waiting; a retry tries again; </w:t>
+      </w:r>
+      <w:r>
+        <w:rPr>
+          <w:b/>
+        </w:rPr>
+        <w:t>cancellation</w:t>
+      </w:r>
+      <w:r>
+        <w:rPr>
+          <w:b w:val="0"/>
+        </w:rPr>
+        <w:t xml:space="preserve"> withdraws the request. They are separate conditions on the next action.</w:t>
+      </w:r>
+    </w:p>
+    <w:p>
+      <w:pPr>
+        <w:spacing w:line="336" w:lineRule="auto" w:after="180"/>
+      </w:pPr>
+      <w:r>
+        <w:rPr>
+          <w:b w:val="0"/>
+        </w:rPr>
+        <w:t>The arithmetic excludes overhead; retries of side-effecting operations require separate duplicate and recovery controls.</w:t>
+      </w:r>
+    </w:p>
+    <w:p>
+      <w:pPr>
+        <w:spacing w:line="336" w:lineRule="auto" w:after="180"/>
+      </w:pPr>
+      <w:r>
+        <w:rPr>
+          <w:b w:val="0"/>
+        </w:rPr>
+        <w:t xml:space="preserve">Change: </w:t>
+      </w:r>
+      <w:r>
+        <w:rPr>
+          <w:b/>
+        </w:rPr>
+        <w:t>Cancellation</w:t>
+      </w:r>
+      <w:r>
+        <w:rPr>
+          <w:b w:val="0"/>
+        </w:rPr>
+        <w:t xml:space="preserve"> arrives after the first </w:t>
+      </w:r>
+      <w:r>
+        <w:rPr>
+          <w:b/>
+        </w:rPr>
+        <w:t>timeout</w:t>
+      </w:r>
+      <w:r>
+        <w:rPr>
+          <w:b w:val="0"/>
+        </w:rPr>
+        <w:t>.</w:t>
+      </w:r>
+    </w:p>
+    <w:p>
+      <w:pPr>
+        <w:spacing w:line="336" w:lineRule="auto" w:after="180"/>
+      </w:pPr>
+      <w:r>
+        <w:rPr>
+          <w:b/>
+        </w:rPr>
+        <w:t>Prediction</w:t>
+      </w:r>
+      <w:r>
+        <w:rPr>
+          <w:b w:val="0"/>
+        </w:rPr>
+        <w:t>: Do not start the second attempt.</w:t>
+      </w:r>
+    </w:p>
+    <w:p>
+      <w:pPr>
+        <w:spacing w:line="336" w:lineRule="auto" w:after="180"/>
+      </w:pPr>
+      <w:r>
+        <w:rPr>
+          <w:b w:val="0"/>
+        </w:rPr>
+        <w:t xml:space="preserve">Reason: </w:t>
+      </w:r>
+      <w:r>
+        <w:rPr>
+          <w:b/>
+        </w:rPr>
+        <w:t>Cancellation</w:t>
+      </w:r>
+      <w:r>
+        <w:rPr>
+          <w:b w:val="0"/>
+        </w:rPr>
+        <w:t xml:space="preserve"> overrides the unused retry allowance.</w:t>
+      </w:r>
+    </w:p>
+    <w:p>
+      <w:pPr>
+        <w:pStyle w:val="Heading2"/>
+      </w:pPr>
+      <w:r>
+        <w:t>Reference: original compact helper · reference / check after trying</w:t>
+      </w:r>
+    </w:p>
+    <w:p>
+      <w:pPr>
+        <w:spacing w:line="336" w:lineRule="auto" w:after="180"/>
+      </w:pPr>
+      <w:r>
+        <w:rPr>
+          <w:b w:val="0"/>
+        </w:rPr>
+        <w:t xml:space="preserve">Optional local lab: predict the printed result before running this standalone Python 3 example. Change one relevant boundary </w:t>
+      </w:r>
+      <w:r>
+        <w:rPr>
+          <w:b/>
+        </w:rPr>
+        <w:t>input</w:t>
+      </w:r>
+      <w:r>
+        <w:rPr>
+          <w:b w:val="0"/>
+        </w:rPr>
+        <w:t>, record the outcome and state the contract or statistical assumptions.</w:t>
+      </w:r>
+    </w:p>
+    <w:p>
+      <w:pPr>
+        <w:spacing w:line="336" w:lineRule="auto" w:after="180"/>
+      </w:pPr>
+      <w:r>
+        <w:rPr>
+          <w:b w:val="0"/>
+        </w:rPr>
+        <w:t>The program uses fictional values and the Python standard library; it performs no external operations.</w:t>
+      </w:r>
+    </w:p>
+    <w:p>
+      <w:r>
+        <w:rPr>
+          <w:rFonts w:ascii="Courier New" w:hAnsi="Courier New"/>
+          <w:sz w:val="18"/>
+        </w:rPr>
+        <w:t>def waiting_bound(attempts, per_attempt, gaps):</w:t>
+        <w:br/>
+        <w:t xml:space="preserve">    if type(attempts) is not int or attempts &lt; 1 or len(gaps) != attempts - 1:</w:t>
+        <w:br/>
+        <w:t xml:space="preserve">        raise ValueError('attempt budget')</w:t>
+        <w:br/>
+        <w:t xml:space="preserve">    if per_attempt &lt; 0 or any((g &lt; 0 for g in gaps)):</w:t>
+        <w:br/>
+        <w:t xml:space="preserve">        raise ValueError('negative duration')</w:t>
+        <w:br/>
+        <w:t xml:space="preserve">    return attempts * per_attempt + sum(gaps)</w:t>
+        <w:br/>
+        <w:br/>
+        <w:t>print(waiting_bound(3, 4, [1, 2]))</w:t>
+      </w:r>
+    </w:p>
+    <w:p>
+      <w:pPr>
+        <w:pStyle w:val="Heading2"/>
+      </w:pPr>
+      <w:r>
+        <w:t>Earlier wording, alternatives and picture transcripts · reference / check after trying</w:t>
+      </w:r>
+    </w:p>
+    <w:p>
+      <w:pPr>
+        <w:spacing w:line="336" w:lineRule="auto" w:after="180"/>
+      </w:pPr>
+      <w:r>
+        <w:rPr>
+          <w:b w:val="0"/>
+        </w:rPr>
+        <w:t>Begin by writing the question the procedure is intended to answer. Identify the information already supplied, the information it will produce and the information still missing.</w:t>
+      </w:r>
+    </w:p>
+    <w:p>
+      <w:pPr>
+        <w:spacing w:line="336" w:lineRule="auto" w:after="180"/>
+      </w:pPr>
+      <w:r>
+        <w:rPr>
+          <w:b w:val="0"/>
+        </w:rPr>
+        <w:t>These are constructed classroom examples; they do not require live accounts, private records or an external service. Do not treat a plausible explanation as a measured outcome.</w:t>
       </w:r>
     </w:p>
     <w:p>
@@ -1027,99 +2576,30 @@
         <w:pStyle w:val="Heading3"/>
       </w:pPr>
       <w:r>
-        <w:t>Timeouts retries and cancellation — evidence trace</w:t>
-      </w:r>
-    </w:p>
-    <w:tbl>
-      <w:tblPr>
-        <w:tblStyle w:val="LightShading-Accent1"/>
-        <w:tblW w:type="auto" w:w="0"/>
-        <w:tblLook w:firstColumn="1" w:firstRow="1" w:lastColumn="0" w:lastRow="0" w:noHBand="0" w:noVBand="1" w:val="04A0"/>
-      </w:tblPr>
-      <w:tblGrid>
-        <w:gridCol w:w="3408"/>
-        <w:gridCol w:w="3408"/>
-        <w:gridCol w:w="3408"/>
-      </w:tblGrid>
-      <w:tr>
-        <w:trPr>
-          <w:tblHeader/>
-        </w:trPr>
-        <w:tc>
-          <w:tcPr>
-            <w:tcW w:type="dxa" w:w="3408"/>
-          </w:tcPr>
-          <w:p>
-            <w:r>
-              <w:t>Input and scope</w:t>
-            </w:r>
-          </w:p>
-        </w:tc>
-        <w:tc>
-          <w:tcPr>
-            <w:tcW w:type="dxa" w:w="3408"/>
-          </w:tcPr>
-          <w:p>
-            <w:r>
-              <w:t>Check or calculation</w:t>
-            </w:r>
-          </w:p>
-        </w:tc>
-        <w:tc>
-          <w:tcPr>
-            <w:tcW w:type="dxa" w:w="3408"/>
-          </w:tcPr>
-          <w:p>
-            <w:r>
-              <w:t>Conclusion and limit</w:t>
-            </w:r>
-          </w:p>
-        </w:tc>
-      </w:tr>
-      <w:tr>
-        <w:tc>
-          <w:tcPr>
-            <w:tcW w:type="dxa" w:w="3408"/>
-          </w:tcPr>
-          <w:p>
-            <w:r>
-              <w:t>Three attempts each time out after 4 seconds with gaps 1 and 2. A fourth is proposed.</w:t>
-            </w:r>
-          </w:p>
-        </w:tc>
-        <w:tc>
-          <w:tcPr>
-            <w:tcW w:type="dxa" w:w="3408"/>
-          </w:tcPr>
-          <w:p>
-            <w:r>
-              <w:t>Retry only declared transient failures. Use at most three attempts with waiting gaps 1 and 2 seconds; each attempt may run at most 4 seconds. Worst-case elapsed bound excluding overhead is 3*4+1+2=15 seconds.</w:t>
-            </w:r>
-          </w:p>
-        </w:tc>
-        <w:tc>
-          <w:tcPr>
-            <w:tcW w:type="dxa" w:w="3408"/>
-          </w:tcPr>
-          <w:p>
-            <w:r>
-              <w:t>Budget is exhausted after 15 seconds under the model; reject fourth attempt. A late side-effect result must still be reconciled.</w:t>
-            </w:r>
-          </w:p>
-        </w:tc>
-      </w:tr>
-    </w:tbl>
-    <w:p>
-      <w:r>
-        <w:t>The figure connects this chapter's worked input, declared procedure and result. Read the complete worked reasoning for qualifiers and intermediate steps; the abbreviated labels do not replace that reasoning.</w:t>
+        <w:t>Model the reasoning aloud</w:t>
       </w:r>
     </w:p>
     <w:p>
       <w:pPr>
-        <w:pStyle w:val="Heading3"/>
-      </w:pPr>
-      <w:r>
-        <w:t>Explain Timeouts retries and cancellation · 3</w:t>
+        <w:spacing w:line="336" w:lineRule="auto" w:after="180"/>
+      </w:pPr>
+      <w:r>
+        <w:rPr>
+          <w:b w:val="0"/>
+        </w:rPr>
+        <w:t xml:space="preserve">Use the complete worked example below before asking learners to complete W2. Reveal a small part, invite a </w:t>
+      </w:r>
+      <w:r>
+        <w:rPr>
+          <w:b/>
+        </w:rPr>
+        <w:t>prediction</w:t>
+      </w:r>
+      <w:r>
+        <w:rPr>
+          <w:b w:val="0"/>
+        </w:rPr>
+        <w:t>, then explain the deciding step.</w:t>
       </w:r>
     </w:p>
     <w:p>
@@ -1130,259 +2610,7 @@
         <w:rPr>
           <w:b w:val="0"/>
         </w:rPr>
-        <w:t>Guided: Budget is exhausted after 15 seconds under the model; reject fourth attempt. A late side-effect result must still be reconciled.</w:t>
-      </w:r>
-    </w:p>
-    <w:p>
-      <w:pPr>
-        <w:spacing w:line="336" w:lineRule="auto" w:after="180"/>
-      </w:pPr>
-      <w:r>
-        <w:rPr>
-          <w:b w:val="0"/>
-        </w:rPr>
-        <w:t xml:space="preserve">Qualification: A </w:t>
-      </w:r>
-      <w:r>
-        <w:rPr>
-          <w:b/>
-        </w:rPr>
-        <w:t>timeout</w:t>
-      </w:r>
-      <w:r>
-        <w:rPr>
-          <w:b w:val="0"/>
-        </w:rPr>
-        <w:t xml:space="preserve"> means the caller lacks a timely result, not necessarily that the remote operation did not occur.</w:t>
-      </w:r>
-    </w:p>
-    <w:p>
-      <w:pPr>
-        <w:spacing w:line="336" w:lineRule="auto" w:after="180"/>
-      </w:pPr>
-      <w:r>
-        <w:rPr>
-          <w:b w:val="0"/>
-        </w:rPr>
-        <w:t xml:space="preserve">Exit: accept a concrete variation with its predicted outcome and a stated condition that would challenge the </w:t>
-      </w:r>
-      <w:r>
-        <w:rPr>
-          <w:b/>
-        </w:rPr>
-        <w:t>mechanism</w:t>
-      </w:r>
-      <w:r>
-        <w:rPr>
-          <w:b w:val="0"/>
-        </w:rPr>
-        <w:t xml:space="preserve">; reject a claim resting on unmeasured </w:t>
-      </w:r>
-      <w:r>
-        <w:rPr>
-          <w:b/>
-        </w:rPr>
-        <w:t>evidence</w:t>
-      </w:r>
-      <w:r>
-        <w:rPr>
-          <w:b w:val="0"/>
-        </w:rPr>
-        <w:t>.</w:t>
-      </w:r>
-    </w:p>
-    <w:p>
-      <w:pPr>
-        <w:pStyle w:val="Heading3"/>
-      </w:pPr>
-      <w:r>
-        <w:t>Model the reasoning aloud</w:t>
-      </w:r>
-    </w:p>
-    <w:p>
-      <w:pPr>
-        <w:spacing w:line="336" w:lineRule="auto" w:after="180"/>
-      </w:pPr>
-      <w:r>
-        <w:rPr>
-          <w:b w:val="0"/>
-        </w:rPr>
-        <w:t xml:space="preserve">Use the complete worked example below before asking learners to complete W2. Reveal a small part, invite a </w:t>
-      </w:r>
-      <w:r>
-        <w:rPr>
-          <w:b/>
-        </w:rPr>
-        <w:t>prediction</w:t>
-      </w:r>
-      <w:r>
-        <w:rPr>
-          <w:b w:val="0"/>
-        </w:rPr>
-        <w:t>, then explain the deciding step.</w:t>
-      </w:r>
-    </w:p>
-    <w:p>
-      <w:pPr>
-        <w:spacing w:line="336" w:lineRule="auto" w:after="180"/>
-      </w:pPr>
-      <w:r>
-        <w:rPr>
-          <w:b w:val="0"/>
-        </w:rPr>
         <w:t>These teacher notes contain solutions; do not reveal the independent case answer during modelling.</w:t>
-      </w:r>
-    </w:p>
-    <w:p>
-      <w:pPr>
-        <w:spacing w:line="336" w:lineRule="auto" w:after="180"/>
-      </w:pPr>
-      <w:r>
-        <w:rPr>
-          <w:b w:val="0"/>
-        </w:rPr>
-        <w:t>Three attempts each time out after 4 seconds with gaps 1 and 2. A fourth is proposed.</w:t>
-      </w:r>
-    </w:p>
-    <w:p>
-      <w:pPr>
-        <w:spacing w:line="336" w:lineRule="auto" w:after="180"/>
-      </w:pPr>
-      <w:r>
-        <w:rPr>
-          <w:b w:val="0"/>
-        </w:rPr>
-        <w:t>Budget is exhausted after 15 seconds under the model; reject fourth attempt. A late side-effect result must still be reconciled.</w:t>
-      </w:r>
-    </w:p>
-    <w:p>
-      <w:pPr>
-        <w:pStyle w:val="Heading3"/>
-      </w:pPr>
-      <w:r>
-        <w:t>Model the reasoning aloud · 4</w:t>
-      </w:r>
-    </w:p>
-    <w:p>
-      <w:pPr>
-        <w:spacing w:line="336" w:lineRule="auto" w:after="180"/>
-      </w:pPr>
-      <w:r>
-        <w:rPr>
-          <w:b w:val="0"/>
-        </w:rPr>
-        <w:t xml:space="preserve">Compare the intermediate </w:t>
-      </w:r>
-      <w:r>
-        <w:rPr>
-          <w:b/>
-        </w:rPr>
-        <w:t>evidence</w:t>
-      </w:r>
-      <w:r>
-        <w:rPr>
-          <w:b w:val="0"/>
-        </w:rPr>
-        <w:t xml:space="preserve"> with the final statement. Explain why each number or decision follows from the stated </w:t>
-      </w:r>
-      <w:r>
-        <w:rPr>
-          <w:b/>
-        </w:rPr>
-        <w:t>input</w:t>
-      </w:r>
-      <w:r>
-        <w:rPr>
-          <w:b w:val="0"/>
-        </w:rPr>
-        <w:t>s.</w:t>
-      </w:r>
-    </w:p>
-    <w:p>
-      <w:pPr>
-        <w:spacing w:line="336" w:lineRule="auto" w:after="180"/>
-      </w:pPr>
-      <w:r>
-        <w:rPr>
-          <w:b w:val="0"/>
-        </w:rPr>
-        <w:t xml:space="preserve">The conclusion belongs to this scenario and procedure; changing the </w:t>
-      </w:r>
-      <w:r>
-        <w:rPr>
-          <w:b/>
-        </w:rPr>
-        <w:t>input</w:t>
-      </w:r>
-      <w:r>
-        <w:rPr>
-          <w:b w:val="0"/>
-        </w:rPr>
-        <w:t>s, evaluation population or authority can change what it establishes. Retain the raw record so a later revision can be compared honestly.</w:t>
-      </w:r>
-    </w:p>
-    <w:p>
-      <w:pPr>
-        <w:pStyle w:val="Heading3"/>
-      </w:pPr>
-      <w:r>
-        <w:t>Model the reasoning aloud · 5</w:t>
-      </w:r>
-    </w:p>
-    <w:p>
-      <w:pPr>
-        <w:spacing w:line="336" w:lineRule="auto" w:after="180"/>
-      </w:pPr>
-      <w:r>
-        <w:rPr>
-          <w:b w:val="0"/>
-        </w:rPr>
-        <w:t xml:space="preserve">Optional local lab: predict the printed result before running this standalone Python 3 example. Change one relevant boundary </w:t>
-      </w:r>
-      <w:r>
-        <w:rPr>
-          <w:b/>
-        </w:rPr>
-        <w:t>input</w:t>
-      </w:r>
-      <w:r>
-        <w:rPr>
-          <w:b w:val="0"/>
-        </w:rPr>
-        <w:t>, record the outcome and state the contract or statistical assumptions.</w:t>
-      </w:r>
-    </w:p>
-    <w:p>
-      <w:pPr>
-        <w:spacing w:line="336" w:lineRule="auto" w:after="180"/>
-      </w:pPr>
-      <w:r>
-        <w:rPr>
-          <w:b w:val="0"/>
-        </w:rPr>
-        <w:t>The program uses fictional values and the Python standard library; it performs no external operations.</w:t>
-      </w:r>
-    </w:p>
-    <w:p>
-      <w:r>
-        <w:rPr>
-          <w:rFonts w:ascii="Courier New" w:hAnsi="Courier New"/>
-          <w:sz w:val="18"/>
-        </w:rPr>
-        <w:t>def waiting_bound(attempts, per_attempt, gaps):</w:t>
-        <w:br/>
-        <w:t xml:space="preserve">    if type(attempts) is not int or attempts &lt; 1 or len(gaps) != attempts - 1:</w:t>
-        <w:br/>
-        <w:t xml:space="preserve">        raise ValueError('attempt budget')</w:t>
-        <w:br/>
-        <w:t xml:space="preserve">    if per_attempt &lt; 0 or any((g &lt; 0 for g in gaps)):</w:t>
-        <w:br/>
-        <w:t xml:space="preserve">        raise ValueError('negative duration')</w:t>
-        <w:br/>
-        <w:t xml:space="preserve">    return attempts * per_attempt + sum(gaps)</w:t>
-        <w:br/>
-        <w:br/>
-        <w:t>print(waiting_bound(3, 4, [1, 2]))</w:t>
       </w:r>
     </w:p>
     <w:tbl>
@@ -1508,65 +2736,10 @@
     </w:p>
     <w:p>
       <w:pPr>
-        <w:spacing w:line="336" w:lineRule="auto" w:after="180"/>
-      </w:pPr>
-      <w:r>
-        <w:rPr>
-          <w:b w:val="0"/>
-        </w:rPr>
-        <w:t xml:space="preserve">Retry within declared limits. A read-only lookup allows two attempts of at most one second each. </w:t>
-      </w:r>
-      <w:r>
-        <w:rPr>
-          <w:b/>
-        </w:rPr>
-        <w:t>Cancellation</w:t>
-      </w:r>
-      <w:r>
-        <w:rPr>
-          <w:b w:val="0"/>
-        </w:rPr>
-        <w:t xml:space="preserve"> forbids further attempts.</w:t>
-      </w:r>
-    </w:p>
-    <w:p>
-      <w:pPr>
         <w:pStyle w:val="Heading3"/>
       </w:pPr>
       <w:r>
         <w:t>The facts we will use</w:t>
-      </w:r>
-    </w:p>
-    <w:p>
-      <w:pPr>
-        <w:pStyle w:val="Heading3"/>
-      </w:pPr>
-      <w:r>
-        <w:t>Supplied facts</w:t>
-      </w:r>
-    </w:p>
-    <w:p>
-      <w:pPr>
-        <w:spacing w:line="336" w:lineRule="auto" w:after="180"/>
-        <w:shd w:fill="F1F6FC"/>
-      </w:pPr>
-      <w:r>
-        <w:rPr>
-          <w:b w:val="0"/>
-        </w:rPr>
-        <w:t xml:space="preserve">First attempt times out at 1 second. Second succeeds in 0.4 seconds. Ignore overhead. No </w:t>
-      </w:r>
-      <w:r>
-        <w:rPr>
-          <w:b/>
-        </w:rPr>
-        <w:t>cancellation</w:t>
-      </w:r>
-      <w:r>
-        <w:rPr>
-          <w:b w:val="0"/>
-        </w:rPr>
-        <w:t xml:space="preserve"> occurs.</w:t>
       </w:r>
     </w:p>
     <w:p>
@@ -1574,7 +2747,7 @@
         <w:drawing>
           <wp:inline xmlns:a="http://schemas.openxmlformats.org/drawingml/2006/main" xmlns:pic="http://schemas.openxmlformats.org/drawingml/2006/picture">
             <wp:extent cx="5486400" cy="5145314"/>
-            <wp:docPr id="1" name="Picture 1" descr="Timeouts retries and cancellation. Bound first wait: Stop attempt one after its one-second allowance.. Check retry: One attempt remains, and cancellation has not occurred.. Complete next attempt: Accept the checked record; total waiting is 1.4 seconds."/>
+            <wp:docPr id="3" name="Picture 3" descr="Timeouts retries and cancellation. Bound first wait: Stop attempt one after its one-second allowance.. Check retry: One attempt remains, and cancellation has not occurred.. Complete next attempt: Accept the checked record; total waiting is 1.4 seconds."/>
             <wp:cNvGraphicFramePr>
               <a:graphicFrameLocks noChangeAspect="1"/>
             </wp:cNvGraphicFramePr>
@@ -1586,7 +2759,7 @@
                     <pic:cNvPicPr/>
                   </pic:nvPicPr>
                   <pic:blipFill>
-                    <a:blip r:embed="rId9"/>
+                    <a:blip r:embed="rId11"/>
                     <a:stretch>
                       <a:fillRect/>
                     </a:stretch>
@@ -1610,114 +2783,7 @@
         <w:pStyle w:val="Heading3"/>
       </w:pPr>
       <w:r>
-        <w:t>Read the picture one step at a time</w:t>
-      </w:r>
-    </w:p>
-    <w:tbl>
-      <w:tblPr>
-        <w:tblStyle w:val="LightShading-Accent1"/>
-        <w:tblW w:type="auto" w:w="0"/>
-        <w:tblLook w:firstColumn="1" w:firstRow="1" w:lastColumn="0" w:lastRow="0" w:noHBand="0" w:noVBand="1" w:val="04A0"/>
-      </w:tblPr>
-      <w:tblGrid>
-        <w:gridCol w:w="5112"/>
-        <w:gridCol w:w="5112"/>
-      </w:tblGrid>
-      <w:tr>
-        <w:trPr>
-          <w:tblHeader/>
-        </w:trPr>
-        <w:tc>
-          <w:tcPr>
-            <w:tcW w:type="dxa" w:w="5112"/>
-          </w:tcPr>
-          <w:p>
-            <w:r>
-              <w:t>Step</w:t>
-            </w:r>
-          </w:p>
-        </w:tc>
-        <w:tc>
-          <w:tcPr>
-            <w:tcW w:type="dxa" w:w="5112"/>
-          </w:tcPr>
-          <w:p>
-            <w:r>
-              <w:t>What happens and why</w:t>
-            </w:r>
-          </w:p>
-        </w:tc>
-      </w:tr>
-      <w:tr>
-        <w:tc>
-          <w:tcPr>
-            <w:tcW w:type="dxa" w:w="5112"/>
-          </w:tcPr>
-          <w:p>
-            <w:r>
-              <w:t>1. Bound first wait</w:t>
-            </w:r>
-          </w:p>
-        </w:tc>
-        <w:tc>
-          <w:tcPr>
-            <w:tcW w:type="dxa" w:w="5112"/>
-          </w:tcPr>
-          <w:p>
-            <w:r>
-              <w:t>Stop attempt one after its one-second allowance.</w:t>
-            </w:r>
-          </w:p>
-        </w:tc>
-      </w:tr>
-      <w:tr>
-        <w:tc>
-          <w:tcPr>
-            <w:tcW w:type="dxa" w:w="5112"/>
-          </w:tcPr>
-          <w:p>
-            <w:r>
-              <w:t>2. Check retry</w:t>
-            </w:r>
-          </w:p>
-        </w:tc>
-        <w:tc>
-          <w:tcPr>
-            <w:tcW w:type="dxa" w:w="5112"/>
-          </w:tcPr>
-          <w:p>
-            <w:r>
-              <w:t>One attempt remains, and cancellation has not occurred.</w:t>
-            </w:r>
-          </w:p>
-        </w:tc>
-      </w:tr>
-      <w:tr>
-        <w:tc>
-          <w:tcPr>
-            <w:tcW w:type="dxa" w:w="5112"/>
-          </w:tcPr>
-          <w:p>
-            <w:r>
-              <w:t>3. Complete next attempt</w:t>
-            </w:r>
-          </w:p>
-        </w:tc>
-        <w:tc>
-          <w:tcPr>
-            <w:tcW w:type="dxa" w:w="5112"/>
-          </w:tcPr>
-          <w:p>
-            <w:r>
-              <w:t>Accept the checked record; total waiting is 1.4 seconds.</w:t>
-            </w:r>
-          </w:p>
-        </w:tc>
-      </w:tr>
-    </w:tbl>
-    <w:p>
-      <w:r>
-        <w:t>Match each pictured step to the supplied facts. This is a worked teaching case, not an independent assessment.</w:t>
+        <w:t>Why this result follows</w:t>
       </w:r>
     </w:p>
     <w:p>
@@ -1725,7 +2791,7 @@
         <w:pStyle w:val="Heading3"/>
       </w:pPr>
       <w:r>
-        <w:t>Why this result follows</w:t>
+        <w:t>What this example does not establish</w:t>
       </w:r>
     </w:p>
     <w:p>
@@ -1733,197 +2799,192 @@
         <w:pStyle w:val="Heading3"/>
       </w:pPr>
       <w:r>
-        <w:t>Why the result follows</w:t>
+        <w:t>Change one thing in the pictured case</w:t>
       </w:r>
     </w:p>
     <w:p>
       <w:pPr>
-        <w:spacing w:line="336" w:lineRule="auto" w:after="180"/>
-        <w:shd w:fill="F1F6FC"/>
-      </w:pPr>
-      <w:r>
-        <w:rPr>
-          <w:b w:val="0"/>
-        </w:rPr>
-        <w:t xml:space="preserve">A </w:t>
-      </w:r>
-      <w:r>
-        <w:rPr>
-          <w:b/>
-        </w:rPr>
-        <w:t>timeout</w:t>
-      </w:r>
-      <w:r>
-        <w:rPr>
-          <w:b w:val="0"/>
-        </w:rPr>
-        <w:t xml:space="preserve"> bounds waiting; a retry tries again; </w:t>
-      </w:r>
-      <w:r>
-        <w:rPr>
-          <w:b/>
-        </w:rPr>
-        <w:t>cancellation</w:t>
-      </w:r>
-      <w:r>
-        <w:rPr>
-          <w:b w:val="0"/>
-        </w:rPr>
-        <w:t xml:space="preserve"> withdraws the request. They are separate conditions on the next action.</w:t>
+        <w:pStyle w:val="Heading3"/>
+      </w:pPr>
+      <w:r>
+        <w:t>Ask while showing the picture</w:t>
       </w:r>
     </w:p>
     <w:p>
       <w:pPr>
-        <w:pStyle w:val="Heading3"/>
-      </w:pPr>
-      <w:r>
-        <w:t>What this example does not establish</w:t>
+        <w:spacing w:line="336" w:lineRule="auto" w:after="180"/>
+      </w:pPr>
+      <w:r>
+        <w:rPr>
+          <w:b w:val="0"/>
+        </w:rPr>
+        <w:t xml:space="preserve">Cover the result. Ask learners to name the </w:t>
+      </w:r>
+      <w:r>
+        <w:rPr>
+          <w:b/>
+        </w:rPr>
+        <w:t>input</w:t>
+      </w:r>
+      <w:r>
+        <w:rPr>
+          <w:b w:val="0"/>
+        </w:rPr>
+        <w:t xml:space="preserve">s and predict the next step. Uncover one step, connect the icon to the actual procedure, and explain its </w:t>
+      </w:r>
+      <w:r>
+        <w:rPr>
+          <w:b/>
+        </w:rPr>
+        <w:t>evidence</w:t>
+      </w:r>
+      <w:r>
+        <w:rPr>
+          <w:b w:val="0"/>
+        </w:rPr>
+        <w:t>. Then change the supplied condition and compare.</w:t>
       </w:r>
     </w:p>
     <w:p>
       <w:pPr>
-        <w:pStyle w:val="Heading3"/>
-      </w:pPr>
-      <w:r>
-        <w:t>Keep the stated limit</w:t>
+        <w:spacing w:line="336" w:lineRule="auto" w:after="180"/>
+      </w:pPr>
+      <w:r>
+        <w:rPr>
+          <w:b w:val="0"/>
+        </w:rPr>
+        <w:t>The picture is a representation; it does not document execution of a real AI model.</w:t>
       </w:r>
     </w:p>
     <w:p>
       <w:pPr>
-        <w:spacing w:line="336" w:lineRule="auto" w:after="180"/>
-        <w:shd w:fill="FFF5E6"/>
-      </w:pPr>
-      <w:r>
-        <w:rPr>
-          <w:b w:val="0"/>
-        </w:rPr>
-        <w:t>The arithmetic excludes overhead; retries of side-effecting operations require separate duplicate and recovery controls.</w:t>
+        <w:pStyle w:val="Heading1"/>
+      </w:pPr>
+      <w:r>
+        <w:t>03. Model a step,then remove help</w:t>
       </w:r>
     </w:p>
     <w:p>
-      <w:pPr>
-        <w:pStyle w:val="Heading3"/>
-      </w:pPr>
-      <w:r>
-        <w:t>Change one thing in the pictured case</w:t>
+      <w:r>
+        <w:t>Collect each learner’s reasoning before showing a key.</w:t>
       </w:r>
     </w:p>
     <w:p>
       <w:pPr>
-        <w:pStyle w:val="Heading3"/>
-      </w:pPr>
-      <w:r>
-        <w:t>Change one thing</w:t>
+        <w:pStyle w:val="Heading2"/>
+      </w:pPr>
+      <w:r>
+        <w:t>Current completion task and checked reasoning</w:t>
       </w:r>
     </w:p>
     <w:p>
       <w:pPr>
         <w:spacing w:line="336" w:lineRule="auto" w:after="180"/>
-        <w:shd w:fill="F5F1FB"/>
       </w:pPr>
       <w:r>
         <w:rPr>
           <w:b w:val="0"/>
         </w:rPr>
-        <w:t xml:space="preserve">Change: </w:t>
-      </w:r>
-      <w:r>
-        <w:rPr>
-          <w:b/>
-        </w:rPr>
-        <w:t>Cancellation</w:t>
-      </w:r>
-      <w:r>
-        <w:rPr>
-          <w:b w:val="0"/>
-        </w:rPr>
-        <w:t xml:space="preserve"> arrives after the first </w:t>
-      </w:r>
-      <w:r>
-        <w:rPr>
-          <w:b/>
-        </w:rPr>
-        <w:t>timeout</w:t>
-      </w:r>
-      <w:r>
-        <w:rPr>
-          <w:b w:val="0"/>
-        </w:rPr>
-        <w:t>.</w:t>
+        <w:t>Completion task: Three attempts each time out after 4 seconds with gaps 1 and 2. A fourth is proposed. Show the intermediate steps and give the conclusion with its scope.</w:t>
       </w:r>
     </w:p>
     <w:p>
       <w:pPr>
-        <w:pStyle w:val="Heading3"/>
-      </w:pPr>
-      <w:r>
-        <w:t>Predicted result</w:t>
+        <w:spacing w:line="336" w:lineRule="auto" w:after="180"/>
+      </w:pPr>
+      <w:r>
+        <w:rPr>
+          <w:b w:val="0"/>
+        </w:rPr>
+        <w:t>Teacher check: Teacher explanation: Budget is exhausted after 15 seconds under the model; reject fourth attempt. A late side-effect result must still be reconciled.</w:t>
       </w:r>
     </w:p>
     <w:p>
       <w:pPr>
         <w:spacing w:line="336" w:lineRule="auto" w:after="180"/>
-        <w:shd w:fill="F1F6FC"/>
-      </w:pPr>
+      </w:pPr>
+      <w:r>
+        <w:rPr>
+          <w:b w:val="0"/>
+        </w:rPr>
+        <w:t xml:space="preserve">Start by identifying the given </w:t>
+      </w:r>
       <w:r>
         <w:rPr>
           <w:b/>
         </w:rPr>
-        <w:t>Prediction</w:t>
+        <w:t>input</w:t>
       </w:r>
       <w:r>
         <w:rPr>
           <w:b w:val="0"/>
         </w:rPr>
-        <w:t>: Do not start the second attempt.</w:t>
+        <w:t>s together. Leave the intermediate steps blank. If needed, model one step, then withdraw that help on the next step. Move to a full trace only when the partial trace is understood.</w:t>
       </w:r>
     </w:p>
     <w:p>
       <w:pPr>
-        <w:pStyle w:val="Heading3"/>
-      </w:pPr>
-      <w:r>
-        <w:t>Why the result follows</w:t>
+        <w:spacing w:line="336" w:lineRule="auto" w:after="180"/>
+      </w:pPr>
+      <w:r>
+        <w:rPr>
+          <w:b w:val="0"/>
+        </w:rPr>
+        <w:t>For partners, alternate explainer and checker; collect a response from every learner before discussion.</w:t>
       </w:r>
     </w:p>
     <w:p>
       <w:pPr>
-        <w:spacing w:line="336" w:lineRule="auto" w:after="180"/>
-        <w:shd w:fill="F1F6FC"/>
-      </w:pPr>
-      <w:r>
-        <w:rPr>
-          <w:b w:val="0"/>
-        </w:rPr>
-        <w:t xml:space="preserve">Reason: </w:t>
-      </w:r>
-      <w:r>
-        <w:rPr>
-          <w:b/>
-        </w:rPr>
-        <w:t>Cancellation</w:t>
-      </w:r>
-      <w:r>
-        <w:rPr>
-          <w:b w:val="0"/>
-        </w:rPr>
-        <w:t xml:space="preserve"> overrides the unused retry allowance.</w:t>
+        <w:pStyle w:val="Heading2"/>
+      </w:pPr>
+      <w:r>
+        <w:t>Individual misconception check</w:t>
       </w:r>
     </w:p>
     <w:p>
       <w:pPr>
-        <w:pStyle w:val="Heading3"/>
-      </w:pPr>
-      <w:r>
-        <w:t>Ask while showing the picture</w:t>
+        <w:spacing w:line="336" w:lineRule="auto" w:after="180"/>
+      </w:pPr>
+      <w:r>
+        <w:rPr>
+          <w:b w:val="0"/>
+        </w:rPr>
+        <w:t xml:space="preserve">Use the worked case for </w:t>
+      </w:r>
+      <w:r>
+        <w:rPr>
+          <w:b/>
+        </w:rPr>
+        <w:t>Timeout</w:t>
+      </w:r>
+      <w:r>
+        <w:rPr>
+          <w:b w:val="0"/>
+        </w:rPr>
+        <w:t xml:space="preserve">s retries and </w:t>
+      </w:r>
+      <w:r>
+        <w:rPr>
+          <w:b/>
+        </w:rPr>
+        <w:t>cancellation</w:t>
+      </w:r>
+      <w:r>
+        <w:rPr>
+          <w:b w:val="0"/>
+        </w:rPr>
+        <w:t>. Proposed explanation: “The worked result establishes every future case”. Decide whether this explanation is supported.</w:t>
       </w:r>
     </w:p>
     <w:p>
       <w:pPr>
-        <w:pStyle w:val="Heading3"/>
-      </w:pPr>
-      <w:r>
-        <w:t>Ask while showing the picture · 6</w:t>
+        <w:spacing w:line="336" w:lineRule="auto" w:after="180"/>
+      </w:pPr>
+      <w:r>
+        <w:rPr>
+          <w:b w:val="0"/>
+        </w:rPr>
+        <w:t>Point to the step or supplied fact that decides; explain your repair if needed.</w:t>
       </w:r>
     </w:p>
     <w:p>
@@ -1934,31 +2995,19 @@
         <w:rPr>
           <w:b w:val="0"/>
         </w:rPr>
-        <w:t xml:space="preserve">Cover the result. Ask learners to name the </w:t>
+        <w:t xml:space="preserve">Expected correction: A </w:t>
       </w:r>
       <w:r>
         <w:rPr>
           <w:b/>
         </w:rPr>
-        <w:t>input</w:t>
+        <w:t>timeout</w:t>
       </w:r>
       <w:r>
         <w:rPr>
           <w:b w:val="0"/>
         </w:rPr>
-        <w:t xml:space="preserve">s and predict the next step. Uncover one step, connect the icon to the actual procedure, and explain its </w:t>
-      </w:r>
-      <w:r>
-        <w:rPr>
-          <w:b/>
-        </w:rPr>
-        <w:t>evidence</w:t>
-      </w:r>
-      <w:r>
-        <w:rPr>
-          <w:b w:val="0"/>
-        </w:rPr>
-        <w:t>. Then change the supplied condition and compare.</w:t>
+        <w:t xml:space="preserve"> means the caller lacks a timely result, not necessarily that the remote operation did not occur.</w:t>
       </w:r>
     </w:p>
     <w:p>
@@ -1969,20 +3018,244 @@
         <w:rPr>
           <w:b w:val="0"/>
         </w:rPr>
-        <w:t>The picture is a representation; it does not document execution of a real AI model.</w:t>
+        <w:t>Collect explanations, not only yes/no votes. If a misunderstanding is common, re-model the relevant step for the class.</w:t>
       </w:r>
     </w:p>
     <w:p>
       <w:pPr>
-        <w:pStyle w:val="Heading1"/>
-      </w:pPr>
-      <w:r>
-        <w:t>03. Demonstrate and guide practice</w:t>
+        <w:spacing w:line="336" w:lineRule="auto" w:after="180"/>
+      </w:pPr>
+      <w:r>
+        <w:rPr>
+          <w:b w:val="0"/>
+        </w:rPr>
+        <w:t>If it affects a few learners, give a short targeted group explanation while others solve a more demanding variation.</w:t>
       </w:r>
     </w:p>
     <w:p>
-      <w:r>
-        <w:t>Demonstrate Timeouts retries and cancellation, reduce support deliberately and check individual reasoning before discussing answers.</w:t>
+      <w:pPr>
+        <w:pStyle w:val="Heading2"/>
+      </w:pPr>
+      <w:r>
+        <w:t>Pictured reasoning and changed case</w:t>
+      </w:r>
+    </w:p>
+    <w:p>
+      <w:pPr>
+        <w:spacing w:line="336" w:lineRule="auto" w:after="180"/>
+      </w:pPr>
+      <w:r>
+        <w:rPr>
+          <w:b w:val="0"/>
+        </w:rPr>
+        <w:t xml:space="preserve">Calculate waiting time for a one-second </w:t>
+      </w:r>
+      <w:r>
+        <w:rPr>
+          <w:b/>
+        </w:rPr>
+        <w:t>timeout</w:t>
+      </w:r>
+      <w:r>
+        <w:rPr>
+          <w:b w:val="0"/>
+        </w:rPr>
+        <w:t xml:space="preserve"> followed by a 0.4-second success. What changes if </w:t>
+      </w:r>
+      <w:r>
+        <w:rPr>
+          <w:b/>
+        </w:rPr>
+        <w:t>cancellation</w:t>
+      </w:r>
+      <w:r>
+        <w:rPr>
+          <w:b w:val="0"/>
+        </w:rPr>
+        <w:t xml:space="preserve"> arrives after the first attempt but before the retry?</w:t>
+      </w:r>
+    </w:p>
+    <w:p>
+      <w:pPr>
+        <w:spacing w:line="336" w:lineRule="auto" w:after="180"/>
+      </w:pPr>
+      <w:r>
+        <w:rPr>
+          <w:b w:val="0"/>
+        </w:rPr>
+        <w:t xml:space="preserve">Stop attempt one after its one-second allowance. One attempt remains, and </w:t>
+      </w:r>
+      <w:r>
+        <w:rPr>
+          <w:b/>
+        </w:rPr>
+        <w:t>cancellation</w:t>
+      </w:r>
+      <w:r>
+        <w:rPr>
+          <w:b w:val="0"/>
+        </w:rPr>
+        <w:t xml:space="preserve"> has not occurred. Accept the checked record; total waiting is 1.4 seconds. Changed case: Do not start the second attempt.</w:t>
+      </w:r>
+    </w:p>
+    <w:p>
+      <w:pPr>
+        <w:spacing w:line="336" w:lineRule="auto" w:after="180"/>
+      </w:pPr>
+      <w:r>
+        <w:rPr>
+          <w:b/>
+        </w:rPr>
+        <w:t>Cancellation</w:t>
+      </w:r>
+      <w:r>
+        <w:rPr>
+          <w:b w:val="0"/>
+        </w:rPr>
+        <w:t xml:space="preserve"> overrides the unused retry allowance.</w:t>
+      </w:r>
+    </w:p>
+    <w:p>
+      <w:pPr>
+        <w:spacing w:line="336" w:lineRule="auto" w:after="180"/>
+      </w:pPr>
+      <w:r>
+        <w:rPr>
+          <w:b w:val="0"/>
+        </w:rPr>
+        <w:t xml:space="preserve">Changed-case reasoning: Do not start the second attempt. </w:t>
+      </w:r>
+      <w:r>
+        <w:rPr>
+          <w:b/>
+        </w:rPr>
+        <w:t>Cancellation</w:t>
+      </w:r>
+      <w:r>
+        <w:rPr>
+          <w:b w:val="0"/>
+        </w:rPr>
+        <w:t xml:space="preserve"> overrides the unused retry allowance.</w:t>
+      </w:r>
+    </w:p>
+    <w:p>
+      <w:pPr>
+        <w:spacing w:line="336" w:lineRule="auto" w:after="180"/>
+      </w:pPr>
+      <w:r>
+        <w:rPr>
+          <w:b w:val="0"/>
+        </w:rPr>
+        <w:t xml:space="preserve">Collect each learner’s explanation before discussion. Use the first missing connection between </w:t>
+      </w:r>
+      <w:r>
+        <w:rPr>
+          <w:b/>
+        </w:rPr>
+        <w:t>input</w:t>
+      </w:r>
+      <w:r>
+        <w:rPr>
+          <w:b w:val="0"/>
+        </w:rPr>
+        <w:t xml:space="preserve">, deciding step and result to choose support. This question is worked-case practice, not fresh mastery </w:t>
+      </w:r>
+      <w:r>
+        <w:rPr>
+          <w:b/>
+        </w:rPr>
+        <w:t>evidence</w:t>
+      </w:r>
+      <w:r>
+        <w:rPr>
+          <w:b w:val="0"/>
+        </w:rPr>
+        <w:t>.</w:t>
+      </w:r>
+    </w:p>
+    <w:p>
+      <w:pPr>
+        <w:pStyle w:val="Heading2"/>
+      </w:pPr>
+      <w:r>
+        <w:t>Accessible support and extension</w:t>
+      </w:r>
+    </w:p>
+    <w:p>
+      <w:pPr>
+        <w:spacing w:line="336" w:lineRule="auto" w:after="180"/>
+      </w:pPr>
+      <w:r>
+        <w:rPr>
+          <w:b w:val="0"/>
+        </w:rPr>
+        <w:t xml:space="preserve">Use See how it works and Follow a worked example. Collect a </w:t>
+      </w:r>
+      <w:r>
+        <w:rPr>
+          <w:b/>
+        </w:rPr>
+        <w:t>prediction</w:t>
+      </w:r>
+      <w:r>
+        <w:rPr>
+          <w:b w:val="0"/>
+        </w:rPr>
+        <w:t xml:space="preserve"> before revealing its result; ask the learner to point to each intermediate fact.</w:t>
+      </w:r>
+    </w:p>
+    <w:p>
+      <w:pPr>
+        <w:spacing w:line="336" w:lineRule="auto" w:after="180"/>
+      </w:pPr>
+      <w:r>
+        <w:rPr>
+          <w:b w:val="0"/>
+        </w:rPr>
+        <w:t xml:space="preserve">Provide an </w:t>
+      </w:r>
+      <w:r>
+        <w:rPr>
+          <w:b/>
+        </w:rPr>
+        <w:t>input</w:t>
+      </w:r>
+      <w:r>
+        <w:rPr>
+          <w:b w:val="0"/>
+        </w:rPr>
+        <w:t>/procedure/result/limit frame and a calculator when needed. Ask students to identify the first step before completing the whole trace.</w:t>
+      </w:r>
+    </w:p>
+    <w:p>
+      <w:pPr>
+        <w:spacing w:line="336" w:lineRule="auto" w:after="180"/>
+      </w:pPr>
+      <w:r>
+        <w:rPr>
+          <w:b w:val="0"/>
+        </w:rPr>
+        <w:t xml:space="preserve">Extension: compare two concrete variants of this </w:t>
+      </w:r>
+      <w:r>
+        <w:rPr>
+          <w:b/>
+        </w:rPr>
+        <w:t>mechanism</w:t>
+      </w:r>
+      <w:r>
+        <w:rPr>
+          <w:b w:val="0"/>
+        </w:rPr>
+        <w:t xml:space="preserve"> while holding unrelated conditions fixed; report both successful and unsuccessful outcomes.</w:t>
+      </w:r>
+    </w:p>
+    <w:p>
+      <w:pPr>
+        <w:pStyle w:val="Heading2"/>
+      </w:pPr>
+      <w:r>
+        <w:t>Earlier wording, alternatives and picture transcripts · reference / check after trying</w:t>
       </w:r>
     </w:p>
     <w:tbl>
@@ -2199,71 +3472,26 @@
     </w:tbl>
     <w:p>
       <w:pPr>
-        <w:spacing w:line="336" w:lineRule="auto" w:after="180"/>
-      </w:pPr>
-      <w:r>
-        <w:rPr>
-          <w:b w:val="0"/>
-        </w:rPr>
-        <w:t xml:space="preserve">Use See how it works and Follow a worked example. Collect a </w:t>
-      </w:r>
-      <w:r>
-        <w:rPr>
-          <w:b/>
-        </w:rPr>
-        <w:t>prediction</w:t>
-      </w:r>
-      <w:r>
-        <w:rPr>
-          <w:b w:val="0"/>
-        </w:rPr>
-        <w:t xml:space="preserve"> before revealing its result; ask the learner to point to each intermediate fact.</w:t>
+        <w:pStyle w:val="Heading3"/>
+      </w:pPr>
+      <w:r>
+        <w:t>Reduce help deliberately</w:t>
       </w:r>
     </w:p>
     <w:p>
       <w:pPr>
-        <w:spacing w:line="336" w:lineRule="auto" w:after="180"/>
-      </w:pPr>
-      <w:r>
-        <w:rPr>
-          <w:b w:val="0"/>
-        </w:rPr>
-        <w:t xml:space="preserve">Provide an </w:t>
-      </w:r>
-      <w:r>
-        <w:rPr>
-          <w:b/>
-        </w:rPr>
-        <w:t>input</w:t>
-      </w:r>
-      <w:r>
-        <w:rPr>
-          <w:b w:val="0"/>
-        </w:rPr>
-        <w:t>/procedure/result/limit frame and a calculator when needed. Ask students to identify the first step before completing the whole trace.</w:t>
+        <w:pStyle w:val="Heading3"/>
+      </w:pPr>
+      <w:r>
+        <w:t>Individual reasoning check</w:t>
       </w:r>
     </w:p>
     <w:p>
       <w:pPr>
-        <w:spacing w:line="336" w:lineRule="auto" w:after="180"/>
-      </w:pPr>
-      <w:r>
-        <w:rPr>
-          <w:b w:val="0"/>
-        </w:rPr>
-        <w:t xml:space="preserve">Extension: compare two concrete variants of this </w:t>
-      </w:r>
-      <w:r>
-        <w:rPr>
-          <w:b/>
-        </w:rPr>
-        <w:t>mechanism</w:t>
-      </w:r>
-      <w:r>
-        <w:rPr>
-          <w:b w:val="0"/>
-        </w:rPr>
-        <w:t xml:space="preserve"> while holding unrelated conditions fixed; report both successful and unsuccessful outcomes.</w:t>
+        <w:pStyle w:val="Heading3"/>
+      </w:pPr>
+      <w:r>
+        <w:t>Pictorial practice question</w:t>
       </w:r>
     </w:p>
     <w:p>
@@ -2271,47 +3499,39 @@
         <w:pStyle w:val="Heading3"/>
       </w:pPr>
       <w:r>
-        <w:t>Reduce help deliberately</w:t>
+        <w:t>Reasoned teacher answer</w:t>
       </w:r>
     </w:p>
     <w:p>
       <w:pPr>
-        <w:pStyle w:val="Heading3"/>
-      </w:pPr>
-      <w:r>
-        <w:t>Completion practice</w:t>
+        <w:pStyle w:val="Heading1"/>
+      </w:pPr>
+      <w:r>
+        <w:t>04. Run the complete supplied investigation</w:t>
       </w:r>
     </w:p>
     <w:p>
-      <w:pPr>
-        <w:spacing w:line="336" w:lineRule="auto" w:after="180"/>
-        <w:shd w:fill="F5F1FB"/>
-      </w:pPr>
-      <w:r>
-        <w:rPr>
-          <w:b w:val="0"/>
-        </w:rPr>
-        <w:t>Completion task: Three attempts each time out after 4 seconds with gaps 1 and 2. A fourth is proposed. Show the intermediate steps and give the conclusion with its scope.</w:t>
+      <w:r>
+        <w:t>Separate predictions,actual runs and paper traces.</w:t>
       </w:r>
     </w:p>
     <w:p>
       <w:pPr>
-        <w:pStyle w:val="Heading3"/>
-      </w:pPr>
-      <w:r>
-        <w:t>Reasoning to listen for</w:t>
+        <w:pStyle w:val="Heading2"/>
+      </w:pPr>
+      <w:r>
+        <w:t>Complete inputs,expected results and limits</w:t>
       </w:r>
     </w:p>
     <w:p>
       <w:pPr>
         <w:spacing w:line="336" w:lineRule="auto" w:after="180"/>
-        <w:shd w:fill="F1F6FC"/>
       </w:pPr>
       <w:r>
         <w:rPr>
           <w:b w:val="0"/>
         </w:rPr>
-        <w:t>Teacher check: Teacher explanation: Budget is exhausted after 15 seconds under the model; reject fourth attempt. A late side-effect result must still be reconciled.</w:t>
+        <w:t>Main bound 15 seconds, 3 attempts only; pictured 1.4 seconds without cancellation, 1 second and no second attempt after cancellation. A supplied non-transient failure stops immediately regardless of remaining budget. Independent 2 attempts×5 seconds plus 2 second gap =12 seconds, excluding overhead under enforced caller caps.</w:t>
       </w:r>
     </w:p>
     <w:p>
@@ -2322,38 +3542,38 @@
         <w:rPr>
           <w:b w:val="0"/>
         </w:rPr>
-        <w:t xml:space="preserve">Start by identifying the given </w:t>
-      </w:r>
-      <w:r>
-        <w:rPr>
-          <w:b/>
-        </w:rPr>
-        <w:t>input</w:t>
-      </w:r>
-      <w:r>
-        <w:rPr>
-          <w:b w:val="0"/>
-        </w:rPr>
-        <w:t>s together. Leave the intermediate steps blank. If needed, model one step, then withdraw that help on the next step. Move to a full trace only when the partial trace is understood.</w:t>
+        <w:t>Authentication failure is not automatically retryable under the declared policy; correct authority/credentials through the proper process rather than repeating the same failed action. No remote rollback or exactly-once guarantee follows from a timeout.</w:t>
       </w:r>
     </w:p>
     <w:p>
       <w:pPr>
-        <w:spacing w:line="336" w:lineRule="auto" w:after="180"/>
-      </w:pPr>
-      <w:r>
-        <w:rPr>
-          <w:b w:val="0"/>
-        </w:rPr>
-        <w:t>For partners, alternate explainer and checker; collect a response from every learner before discussion.</w:t>
+        <w:pStyle w:val="Heading2"/>
+      </w:pPr>
+      <w:r>
+        <w:t>Diagnose the current misconceptions</w:t>
       </w:r>
     </w:p>
     <w:p>
       <w:pPr>
-        <w:pStyle w:val="Heading3"/>
-      </w:pPr>
-      <w:r>
-        <w:t>Individual reasoning check</w:t>
+        <w:spacing w:line="336" w:lineRule="auto" w:after="180"/>
+      </w:pPr>
+      <w:r>
+        <w:rPr>
+          <w:b w:val="0"/>
+        </w:rPr>
+        <w:t xml:space="preserve">The worked result establishes every future case: A </w:t>
+      </w:r>
+      <w:r>
+        <w:rPr>
+          <w:b/>
+        </w:rPr>
+        <w:t>timeout</w:t>
+      </w:r>
+      <w:r>
+        <w:rPr>
+          <w:b w:val="0"/>
+        </w:rPr>
+        <w:t xml:space="preserve"> means the caller lacks a timely result, not necessarily that the remote operation did not occur.</w:t>
       </w:r>
     </w:p>
     <w:p>
@@ -2364,31 +3584,31 @@
         <w:rPr>
           <w:b w:val="0"/>
         </w:rPr>
-        <w:t xml:space="preserve">Use the worked case for </w:t>
+        <w:t xml:space="preserve">A missing </w:t>
       </w:r>
       <w:r>
         <w:rPr>
           <w:b/>
         </w:rPr>
-        <w:t>Timeout</w:t>
+        <w:t>input</w:t>
       </w:r>
       <w:r>
         <w:rPr>
           <w:b w:val="0"/>
         </w:rPr>
-        <w:t xml:space="preserve">s retries and </w:t>
+        <w:t xml:space="preserve"> may be replaced without recording the change: A replacement changes the </w:t>
       </w:r>
       <w:r>
         <w:rPr>
           <w:b/>
         </w:rPr>
-        <w:t>cancellation</w:t>
+        <w:t>evidence</w:t>
       </w:r>
       <w:r>
         <w:rPr>
           <w:b w:val="0"/>
         </w:rPr>
-        <w:t>. Proposed explanation: “The worked result establishes every future case”. Decide whether this explanation is supported.</w:t>
+        <w:t xml:space="preserve"> or contract. Record the change and its justification; do not silently turn unknown into a measured value.</w:t>
       </w:r>
     </w:p>
     <w:p>
@@ -2399,348 +3619,62 @@
         <w:rPr>
           <w:b w:val="0"/>
         </w:rPr>
-        <w:t>Point to the step or supplied fact that decides; explain your repair if needed.</w:t>
+        <w:t xml:space="preserve">Repeating an assessed case is new independent </w:t>
+      </w:r>
+      <w:r>
+        <w:rPr>
+          <w:b/>
+        </w:rPr>
+        <w:t>evidence</w:t>
+      </w:r>
+      <w:r>
+        <w:rPr>
+          <w:b w:val="0"/>
+        </w:rPr>
+        <w:t>: A replay checks consistency. An example used for feedback or revision cannot later be described as untouched final evaluation.</w:t>
       </w:r>
     </w:p>
     <w:p>
       <w:pPr>
-        <w:pStyle w:val="Heading3"/>
-      </w:pPr>
-      <w:r>
-        <w:t>Expected repair</w:t>
+        <w:spacing w:line="336" w:lineRule="auto" w:after="180"/>
+      </w:pPr>
+      <w:r>
+        <w:rPr>
+          <w:b w:val="0"/>
+        </w:rPr>
+        <w:t xml:space="preserve">Use Run the investigation for the </w:t>
+      </w:r>
+      <w:r>
+        <w:rPr>
+          <w:b/>
+        </w:rPr>
+        <w:t>evidence</w:t>
+      </w:r>
+      <w:r>
+        <w:rPr>
+          <w:b w:val="0"/>
+        </w:rPr>
+        <w:t xml:space="preserve"> ledger. Add a boundary or missing-</w:t>
+      </w:r>
+      <w:r>
+        <w:rPr>
+          <w:b/>
+        </w:rPr>
+        <w:t>input</w:t>
+      </w:r>
+      <w:r>
+        <w:rPr>
+          <w:b w:val="0"/>
+        </w:rPr>
+        <w:t xml:space="preserve"> case and record the expected response before checking. More successful repeats of one case do not establish wider coverage.</w:t>
       </w:r>
     </w:p>
     <w:p>
       <w:pPr>
-        <w:spacing w:line="336" w:lineRule="auto" w:after="180"/>
-        <w:shd w:fill="F1F6FC"/>
-      </w:pPr>
-      <w:r>
-        <w:rPr>
-          <w:b w:val="0"/>
-        </w:rPr>
-        <w:t xml:space="preserve">Expected correction: A </w:t>
-      </w:r>
-      <w:r>
-        <w:rPr>
-          <w:b/>
-        </w:rPr>
-        <w:t>timeout</w:t>
-      </w:r>
-      <w:r>
-        <w:rPr>
-          <w:b w:val="0"/>
-        </w:rPr>
-        <w:t xml:space="preserve"> means the caller lacks a timely result, not necessarily that the remote operation did not occur.</w:t>
-      </w:r>
-    </w:p>
-    <w:p>
-      <w:pPr>
-        <w:spacing w:line="336" w:lineRule="auto" w:after="180"/>
-      </w:pPr>
-      <w:r>
-        <w:rPr>
-          <w:b w:val="0"/>
-        </w:rPr>
-        <w:t>Collect explanations, not only yes/no votes. If a misunderstanding is common, re-model the relevant step for the class.</w:t>
-      </w:r>
-    </w:p>
-    <w:p>
-      <w:pPr>
-        <w:spacing w:line="336" w:lineRule="auto" w:after="180"/>
-      </w:pPr>
-      <w:r>
-        <w:rPr>
-          <w:b w:val="0"/>
-        </w:rPr>
-        <w:t>If it affects a few learners, give a short targeted group explanation while others solve a more demanding variation.</w:t>
-      </w:r>
-    </w:p>
-    <w:p>
-      <w:pPr>
-        <w:pStyle w:val="Heading3"/>
-      </w:pPr>
-      <w:r>
-        <w:t>Pictorial practice question</w:t>
-      </w:r>
-    </w:p>
-    <w:p>
-      <w:pPr>
-        <w:spacing w:line="336" w:lineRule="auto" w:after="180"/>
-        <w:shd w:fill="F5F1FB"/>
-      </w:pPr>
-      <w:r>
-        <w:rPr>
-          <w:b w:val="0"/>
-        </w:rPr>
-        <w:t xml:space="preserve">Calculate waiting time for a one-second </w:t>
-      </w:r>
-      <w:r>
-        <w:rPr>
-          <w:b/>
-        </w:rPr>
-        <w:t>timeout</w:t>
-      </w:r>
-      <w:r>
-        <w:rPr>
-          <w:b w:val="0"/>
-        </w:rPr>
-        <w:t xml:space="preserve"> followed by a 0.4-second success. What changes if </w:t>
-      </w:r>
-      <w:r>
-        <w:rPr>
-          <w:b/>
-        </w:rPr>
-        <w:t>cancellation</w:t>
-      </w:r>
-      <w:r>
-        <w:rPr>
-          <w:b w:val="0"/>
-        </w:rPr>
-        <w:t xml:space="preserve"> arrives after the first attempt but before the retry?</w:t>
-      </w:r>
-    </w:p>
-    <w:p>
-      <w:pPr>
-        <w:pStyle w:val="Heading3"/>
-      </w:pPr>
-      <w:r>
-        <w:t>Reasoned teacher answer</w:t>
-      </w:r>
-    </w:p>
-    <w:p>
-      <w:pPr>
-        <w:spacing w:line="336" w:lineRule="auto" w:after="180"/>
-      </w:pPr>
-      <w:r>
-        <w:rPr>
-          <w:b w:val="0"/>
-        </w:rPr>
-        <w:t xml:space="preserve">Stop attempt one after its one-second allowance. One attempt remains, and </w:t>
-      </w:r>
-      <w:r>
-        <w:rPr>
-          <w:b/>
-        </w:rPr>
-        <w:t>cancellation</w:t>
-      </w:r>
-      <w:r>
-        <w:rPr>
-          <w:b w:val="0"/>
-        </w:rPr>
-        <w:t xml:space="preserve"> has not occurred. Accept the checked record; total waiting is 1.4 seconds. Changed case: Do not start the second attempt.</w:t>
-      </w:r>
-    </w:p>
-    <w:p>
-      <w:pPr>
-        <w:spacing w:line="336" w:lineRule="auto" w:after="180"/>
-      </w:pPr>
-      <w:r>
-        <w:rPr>
-          <w:b/>
-        </w:rPr>
-        <w:t>Cancellation</w:t>
-      </w:r>
-      <w:r>
-        <w:rPr>
-          <w:b w:val="0"/>
-        </w:rPr>
-        <w:t xml:space="preserve"> overrides the unused retry allowance.</w:t>
-      </w:r>
-    </w:p>
-    <w:p>
-      <w:pPr>
-        <w:spacing w:line="336" w:lineRule="auto" w:after="180"/>
-      </w:pPr>
-      <w:r>
-        <w:rPr>
-          <w:b w:val="0"/>
-        </w:rPr>
-        <w:t xml:space="preserve">Changed-case reasoning: Do not start the second attempt. </w:t>
-      </w:r>
-      <w:r>
-        <w:rPr>
-          <w:b/>
-        </w:rPr>
-        <w:t>Cancellation</w:t>
-      </w:r>
-      <w:r>
-        <w:rPr>
-          <w:b w:val="0"/>
-        </w:rPr>
-        <w:t xml:space="preserve"> overrides the unused retry allowance.</w:t>
-      </w:r>
-    </w:p>
-    <w:p>
-      <w:pPr>
-        <w:spacing w:line="336" w:lineRule="auto" w:after="180"/>
-      </w:pPr>
-      <w:r>
-        <w:rPr>
-          <w:b w:val="0"/>
-        </w:rPr>
-        <w:t xml:space="preserve">Collect each learner’s explanation before discussion. Use the first missing connection between </w:t>
-      </w:r>
-      <w:r>
-        <w:rPr>
-          <w:b/>
-        </w:rPr>
-        <w:t>input</w:t>
-      </w:r>
-      <w:r>
-        <w:rPr>
-          <w:b w:val="0"/>
-        </w:rPr>
-        <w:t xml:space="preserve">, deciding step and result to choose support. This question is worked-case practice, not fresh mastery </w:t>
-      </w:r>
-      <w:r>
-        <w:rPr>
-          <w:b/>
-        </w:rPr>
-        <w:t>evidence</w:t>
-      </w:r>
-      <w:r>
-        <w:rPr>
-          <w:b w:val="0"/>
-        </w:rPr>
-        <w:t>.</w:t>
-      </w:r>
-    </w:p>
-    <w:p>
-      <w:pPr>
-        <w:pStyle w:val="Heading1"/>
-      </w:pPr>
-      <w:r>
-        <w:t>04. Run the investigation and diagnose misconceptions</w:t>
-      </w:r>
-    </w:p>
-    <w:p>
-      <w:r>
-        <w:t>Run the Timeouts retries and cancellation investigation and use the first unsupported step to choose a teaching response.</w:t>
-      </w:r>
-    </w:p>
-    <w:p>
-      <w:pPr>
-        <w:spacing w:line="336" w:lineRule="auto" w:after="180"/>
-      </w:pPr>
-      <w:r>
-        <w:rPr>
-          <w:b w:val="0"/>
-        </w:rPr>
-        <w:t xml:space="preserve">The worked result establishes every future case: A </w:t>
-      </w:r>
-      <w:r>
-        <w:rPr>
-          <w:b/>
-        </w:rPr>
-        <w:t>timeout</w:t>
-      </w:r>
-      <w:r>
-        <w:rPr>
-          <w:b w:val="0"/>
-        </w:rPr>
-        <w:t xml:space="preserve"> means the caller lacks a timely result, not necessarily that the remote operation did not occur.</w:t>
-      </w:r>
-    </w:p>
-    <w:p>
-      <w:pPr>
-        <w:spacing w:line="336" w:lineRule="auto" w:after="180"/>
-      </w:pPr>
-      <w:r>
-        <w:rPr>
-          <w:b w:val="0"/>
-        </w:rPr>
-        <w:t xml:space="preserve">A missing </w:t>
-      </w:r>
-      <w:r>
-        <w:rPr>
-          <w:b/>
-        </w:rPr>
-        <w:t>input</w:t>
-      </w:r>
-      <w:r>
-        <w:rPr>
-          <w:b w:val="0"/>
-        </w:rPr>
-        <w:t xml:space="preserve"> may be replaced without recording the change: A replacement changes the </w:t>
-      </w:r>
-      <w:r>
-        <w:rPr>
-          <w:b/>
-        </w:rPr>
-        <w:t>evidence</w:t>
-      </w:r>
-      <w:r>
-        <w:rPr>
-          <w:b w:val="0"/>
-        </w:rPr>
-        <w:t xml:space="preserve"> or contract. Record the change and its justification; do not silently turn unknown into a measured value.</w:t>
-      </w:r>
-    </w:p>
-    <w:p>
-      <w:pPr>
-        <w:spacing w:line="336" w:lineRule="auto" w:after="180"/>
-      </w:pPr>
-      <w:r>
-        <w:rPr>
-          <w:b w:val="0"/>
-        </w:rPr>
-        <w:t xml:space="preserve">Repeating an assessed case is new independent </w:t>
-      </w:r>
-      <w:r>
-        <w:rPr>
-          <w:b/>
-        </w:rPr>
-        <w:t>evidence</w:t>
-      </w:r>
-      <w:r>
-        <w:rPr>
-          <w:b w:val="0"/>
-        </w:rPr>
-        <w:t>: A replay checks consistency. An example used for feedback or revision cannot later be described as untouched final evaluation.</w:t>
-      </w:r>
-    </w:p>
-    <w:p>
-      <w:pPr>
-        <w:spacing w:line="336" w:lineRule="auto" w:after="180"/>
-      </w:pPr>
-      <w:r>
-        <w:rPr>
-          <w:b w:val="0"/>
-        </w:rPr>
-        <w:t xml:space="preserve">Use Run the investigation for the </w:t>
-      </w:r>
-      <w:r>
-        <w:rPr>
-          <w:b/>
-        </w:rPr>
-        <w:t>evidence</w:t>
-      </w:r>
-      <w:r>
-        <w:rPr>
-          <w:b w:val="0"/>
-        </w:rPr>
-        <w:t xml:space="preserve"> ledger. Add a boundary or missing-</w:t>
-      </w:r>
-      <w:r>
-        <w:rPr>
-          <w:b/>
-        </w:rPr>
-        <w:t>input</w:t>
-      </w:r>
-      <w:r>
-        <w:rPr>
-          <w:b w:val="0"/>
-        </w:rPr>
-        <w:t xml:space="preserve"> case and record the expected response before checking. More successful repeats of one case do not establish wider coverage.</w:t>
-      </w:r>
-    </w:p>
-    <w:p>
-      <w:pPr>
-        <w:pStyle w:val="Heading3"/>
-      </w:pPr>
-      <w:r>
-        <w:t>Match the support to the first error</w:t>
+        <w:pStyle w:val="Heading2"/>
+      </w:pPr>
+      <w:r>
+        <w:t>Choose accessible support</w:t>
       </w:r>
     </w:p>
     <w:tbl>
@@ -2913,57 +3847,39 @@
     </w:p>
     <w:p>
       <w:pPr>
-        <w:pStyle w:val="Heading1"/>
-      </w:pPr>
-      <w:r>
-        <w:t>05. Assess and explain the answers</w:t>
+        <w:pStyle w:val="Heading2"/>
+      </w:pPr>
+      <w:r>
+        <w:t>Earlier wording, alternatives and picture transcripts · reference / check after trying</w:t>
       </w:r>
     </w:p>
     <w:p>
-      <w:r>
-        <w:t>Use the Timeouts retries and cancellation questions, teacher keys and criteria after the relevant attempts. Previously discussed cases are practice; protect the separately selected independent task.</w:t>
+      <w:pPr>
+        <w:pStyle w:val="Heading3"/>
+      </w:pPr>
+      <w:r>
+        <w:t>Match the support to the first error</w:t>
       </w:r>
     </w:p>
     <w:p>
       <w:pPr>
-        <w:pStyle w:val="Heading3"/>
-      </w:pPr>
-      <w:r>
-        <w:t>Guided and exit questions</w:t>
+        <w:pStyle w:val="Heading1"/>
+      </w:pPr>
+      <w:r>
+        <w:t>05. Assess the new service scenario</w:t>
       </w:r>
     </w:p>
     <w:p>
-      <w:pPr>
-        <w:spacing w:line="336" w:lineRule="auto" w:after="180"/>
-      </w:pPr>
-      <w:r>
-        <w:rPr>
-          <w:b w:val="0"/>
-        </w:rPr>
-        <w:t>Guided: Budget is exhausted after 15 seconds under the model; reject fourth attempt. A late side-effect result must still be reconciled.</w:t>
+      <w:r>
+        <w:t>Keep the selected answer private until after a first attempt.</w:t>
       </w:r>
     </w:p>
     <w:p>
       <w:pPr>
-        <w:spacing w:line="336" w:lineRule="auto" w:after="180"/>
-      </w:pPr>
-      <w:r>
-        <w:rPr>
-          <w:b w:val="0"/>
-        </w:rPr>
-        <w:t xml:space="preserve">Qualification: A </w:t>
-      </w:r>
-      <w:r>
-        <w:rPr>
-          <w:b/>
-        </w:rPr>
-        <w:t>timeout</w:t>
-      </w:r>
-      <w:r>
-        <w:rPr>
-          <w:b w:val="0"/>
-        </w:rPr>
-        <w:t xml:space="preserve"> means the caller lacks a timely result, not necessarily that the remote operation did not occur.</w:t>
+        <w:pStyle w:val="Heading2"/>
+      </w:pPr>
+      <w:r>
+        <w:t>Selected independent task and checked answer</w:t>
       </w:r>
     </w:p>
     <w:p>
@@ -2974,607 +3890,26 @@
         <w:rPr>
           <w:b w:val="0"/>
         </w:rPr>
-        <w:t xml:space="preserve">Exit: accept a concrete variation with its predicted outcome and a stated condition that would challenge the </w:t>
-      </w:r>
-      <w:r>
-        <w:rPr>
-          <w:b/>
-        </w:rPr>
-        <w:t>mechanism</w:t>
-      </w:r>
-      <w:r>
-        <w:rPr>
-          <w:b w:val="0"/>
-        </w:rPr>
-        <w:t xml:space="preserve">; reject a claim resting on unmeasured </w:t>
-      </w:r>
-      <w:r>
-        <w:rPr>
-          <w:b/>
-        </w:rPr>
-        <w:t>evidence</w:t>
-      </w:r>
-      <w:r>
-        <w:rPr>
-          <w:b w:val="0"/>
-        </w:rPr>
-        <w:t>.</w:t>
+        <w:t>Selected case: Two attempts, each up to 5 seconds, gap 2. Compute bound and decide whether authentication failure should retry.</w:t>
       </w:r>
     </w:p>
     <w:p>
       <w:pPr>
-        <w:pStyle w:val="Heading3"/>
-      </w:pPr>
-      <w:r>
-        <w:t>W1 Explain the mechanism</w:t>
+        <w:spacing w:line="336" w:lineRule="auto" w:after="180"/>
+      </w:pPr>
+      <w:r>
+        <w:rPr>
+          <w:b w:val="0"/>
+        </w:rPr>
+        <w:t>Teacher explanation: Bound 12 seconds excluding overhead. Authentication failure is non-transient under this policy; do not retry it.</w:t>
       </w:r>
     </w:p>
     <w:p>
       <w:pPr>
-        <w:pStyle w:val="Heading3"/>
-      </w:pPr>
-      <w:r>
-        <w:t>Workbook question · W1</w:t>
-      </w:r>
-    </w:p>
-    <w:p>
-      <w:pPr>
-        <w:spacing w:line="336" w:lineRule="auto" w:after="180"/>
-        <w:shd w:fill="F5F1FB"/>
-      </w:pPr>
-      <w:r>
-        <w:rPr>
-          <w:b w:val="0"/>
-        </w:rPr>
-        <w:t xml:space="preserve">Explain the weekly </w:t>
-      </w:r>
-      <w:r>
-        <w:rPr>
-          <w:b/>
-        </w:rPr>
-        <w:t>mechanism</w:t>
-      </w:r>
-      <w:r>
-        <w:rPr>
-          <w:b w:val="0"/>
-        </w:rPr>
-        <w:t xml:space="preserve"> in your own words. Use the worked scenario to name its </w:t>
-      </w:r>
-      <w:r>
-        <w:rPr>
-          <w:b/>
-        </w:rPr>
-        <w:t>input</w:t>
-      </w:r>
-      <w:r>
-        <w:rPr>
-          <w:b w:val="0"/>
-        </w:rPr>
-        <w:t xml:space="preserve">, decision rule and </w:t>
-      </w:r>
-      <w:r>
-        <w:rPr>
-          <w:b/>
-        </w:rPr>
-        <w:t>output</w:t>
-      </w:r>
-      <w:r>
-        <w:rPr>
-          <w:b w:val="0"/>
-        </w:rPr>
-        <w:t>.</w:t>
-      </w:r>
-    </w:p>
-    <w:p>
-      <w:pPr>
-        <w:pStyle w:val="Heading3"/>
-      </w:pPr>
-      <w:r>
-        <w:t>Teacher reasoning · W1</w:t>
-      </w:r>
-    </w:p>
-    <w:p>
-      <w:pPr>
-        <w:spacing w:line="336" w:lineRule="auto" w:after="180"/>
-        <w:shd w:fill="F1F6FC"/>
-      </w:pPr>
-      <w:r>
-        <w:rPr>
-          <w:b w:val="0"/>
-        </w:rPr>
-        <w:t xml:space="preserve">Teacher explanation: </w:t>
-      </w:r>
-      <w:r>
-        <w:rPr>
-          <w:b/>
-        </w:rPr>
-        <w:t>Timeout</w:t>
-      </w:r>
-      <w:r>
-        <w:rPr>
-          <w:b w:val="0"/>
-        </w:rPr>
-        <w:t xml:space="preserve">s bound waiting; retries consume a finite budget. </w:t>
-      </w:r>
-      <w:r>
-        <w:rPr>
-          <w:b/>
-        </w:rPr>
-        <w:t>Cancellation</w:t>
-      </w:r>
-      <w:r>
-        <w:rPr>
-          <w:b w:val="0"/>
-        </w:rPr>
-        <w:t xml:space="preserve"> should stop future work while accounting for operations already committed. Retry only declared transient failures.</w:t>
-      </w:r>
-    </w:p>
-    <w:p>
-      <w:pPr>
-        <w:spacing w:line="336" w:lineRule="auto" w:after="180"/>
-        <w:shd w:fill="F1F6FC"/>
-      </w:pPr>
-      <w:r>
-        <w:rPr>
-          <w:b w:val="0"/>
-        </w:rPr>
-        <w:t>Use at most three attempts with waiting gaps 1 and 2 seconds; each attempt may run at most 4 seconds. Worst-case elapsed bound excluding overhead is 3*4+1+2=15 seconds.</w:t>
-      </w:r>
-    </w:p>
-    <w:p>
-      <w:pPr>
-        <w:pStyle w:val="Heading3"/>
-      </w:pPr>
-      <w:r>
-        <w:t>W2 Trace the worked case</w:t>
-      </w:r>
-    </w:p>
-    <w:p>
-      <w:pPr>
-        <w:pStyle w:val="Heading3"/>
-      </w:pPr>
-      <w:r>
-        <w:t>Workbook question · W2</w:t>
-      </w:r>
-    </w:p>
-    <w:p>
-      <w:pPr>
-        <w:spacing w:line="336" w:lineRule="auto" w:after="180"/>
-        <w:shd w:fill="F5F1FB"/>
-      </w:pPr>
-      <w:r>
-        <w:rPr>
-          <w:b w:val="0"/>
-        </w:rPr>
-        <w:t>Three attempts each time out after 4 seconds with gaps 1 and 2. A fourth is proposed. Show the intermediate steps and give the conclusion with its scope.</w:t>
-      </w:r>
-    </w:p>
-    <w:p>
-      <w:pPr>
-        <w:pStyle w:val="Heading3"/>
-      </w:pPr>
-      <w:r>
-        <w:t>Teacher reasoning · W2</w:t>
-      </w:r>
-    </w:p>
-    <w:p>
-      <w:pPr>
-        <w:spacing w:line="336" w:lineRule="auto" w:after="180"/>
-        <w:shd w:fill="F1F6FC"/>
-      </w:pPr>
-      <w:r>
-        <w:rPr>
-          <w:b w:val="0"/>
-        </w:rPr>
-        <w:t>Teacher explanation: Budget is exhausted after 15 seconds under the model; reject fourth attempt. A late side-effect result must still be reconciled.</w:t>
-      </w:r>
-    </w:p>
-    <w:p>
-      <w:pPr>
-        <w:pStyle w:val="Heading3"/>
-      </w:pPr>
-      <w:r>
-        <w:t>W3 Audit the limit</w:t>
-      </w:r>
-    </w:p>
-    <w:p>
-      <w:pPr>
-        <w:pStyle w:val="Heading3"/>
-      </w:pPr>
-      <w:r>
-        <w:t>Workbook question · W3</w:t>
-      </w:r>
-    </w:p>
-    <w:p>
-      <w:pPr>
-        <w:spacing w:line="336" w:lineRule="auto" w:after="180"/>
-        <w:shd w:fill="F5F1FB"/>
-      </w:pPr>
-      <w:r>
-        <w:rPr>
-          <w:b w:val="0"/>
-        </w:rPr>
-        <w:t xml:space="preserve">A report omits this qualification: A </w:t>
-      </w:r>
-      <w:r>
-        <w:rPr>
-          <w:b/>
-        </w:rPr>
-        <w:t>timeout</w:t>
-      </w:r>
-      <w:r>
-        <w:rPr>
-          <w:b w:val="0"/>
-        </w:rPr>
-        <w:t xml:space="preserve"> means the caller lacks a timely result, not necessarily that the remote operation did not occur.</w:t>
-      </w:r>
-    </w:p>
-    <w:p>
-      <w:pPr>
-        <w:spacing w:line="336" w:lineRule="auto" w:after="180"/>
-        <w:shd w:fill="F5F1FB"/>
-      </w:pPr>
-      <w:r>
-        <w:rPr>
-          <w:b w:val="0"/>
-        </w:rPr>
-        <w:t>Explain how omitting it could change a reader's interpretation, and write an accurate replacement.</w:t>
-      </w:r>
-    </w:p>
-    <w:p>
-      <w:pPr>
-        <w:pStyle w:val="Heading3"/>
-      </w:pPr>
-      <w:r>
-        <w:t>Teacher reasoning · W3</w:t>
-      </w:r>
-    </w:p>
-    <w:p>
-      <w:pPr>
-        <w:spacing w:line="336" w:lineRule="auto" w:after="180"/>
-        <w:shd w:fill="F1F6FC"/>
-      </w:pPr>
-      <w:r>
-        <w:rPr>
-          <w:b w:val="0"/>
-        </w:rPr>
-        <w:t xml:space="preserve">Teacher explanation: A </w:t>
-      </w:r>
-      <w:r>
-        <w:rPr>
-          <w:b/>
-        </w:rPr>
-        <w:t>timeout</w:t>
-      </w:r>
-      <w:r>
-        <w:rPr>
-          <w:b w:val="0"/>
-        </w:rPr>
-        <w:t xml:space="preserve"> means the caller lacks a timely result, not necessarily that the remote operation did not occur.</w:t>
-      </w:r>
-    </w:p>
-    <w:p>
-      <w:pPr>
-        <w:spacing w:line="336" w:lineRule="auto" w:after="180"/>
-        <w:shd w:fill="F1F6FC"/>
-      </w:pPr>
-      <w:r>
-        <w:rPr>
-          <w:b w:val="0"/>
-        </w:rPr>
-        <w:t xml:space="preserve">State the observed result separately from the unverified or out-of-scope claim; preserve the original </w:t>
-      </w:r>
-      <w:r>
-        <w:rPr>
-          <w:b/>
-        </w:rPr>
-        <w:t>evidence</w:t>
-      </w:r>
-      <w:r>
-        <w:rPr>
-          <w:b w:val="0"/>
-        </w:rPr>
-        <w:t xml:space="preserve"> rather than inventing a missing fact.</w:t>
-      </w:r>
-    </w:p>
-    <w:p>
-      <w:pPr>
-        <w:pStyle w:val="Heading3"/>
-      </w:pPr>
-      <w:r>
-        <w:t>W4 Apply a new case independently</w:t>
-      </w:r>
-    </w:p>
-    <w:p>
-      <w:pPr>
-        <w:pStyle w:val="Heading3"/>
-      </w:pPr>
-      <w:r>
-        <w:t>Workbook question · W4</w:t>
-      </w:r>
-    </w:p>
-    <w:p>
-      <w:pPr>
-        <w:spacing w:line="336" w:lineRule="auto" w:after="180"/>
-        <w:shd w:fill="F5F1FB"/>
-      </w:pPr>
-      <w:r>
-        <w:rPr>
-          <w:b w:val="0"/>
-        </w:rPr>
-        <w:t>Two attempts, each up to 5 seconds, gap 2. Compute bound and decide whether authentication failure should retry.</w:t>
-      </w:r>
-    </w:p>
-    <w:p>
-      <w:pPr>
-        <w:pStyle w:val="Heading3"/>
-      </w:pPr>
-      <w:r>
-        <w:t>Teacher reasoning · W4</w:t>
-      </w:r>
-    </w:p>
-    <w:p>
-      <w:pPr>
-        <w:spacing w:line="336" w:lineRule="auto" w:after="180"/>
-        <w:shd w:fill="F1F6FC"/>
-      </w:pPr>
-      <w:r>
-        <w:rPr>
-          <w:b w:val="0"/>
-        </w:rPr>
-        <w:t>Teacher explanation: Bound 12 seconds excluding overhead. Authentication failure is non-transient under this policy; do not retry it.</w:t>
-      </w:r>
-    </w:p>
-    <w:p>
-      <w:pPr>
-        <w:pStyle w:val="Heading3"/>
-      </w:pPr>
-      <w:r>
-        <w:t>W5 Design a revealing follow-up</w:t>
-      </w:r>
-    </w:p>
-    <w:p>
-      <w:pPr>
-        <w:pStyle w:val="Heading3"/>
-      </w:pPr>
-      <w:r>
-        <w:t>Workbook question · W5</w:t>
-      </w:r>
-    </w:p>
-    <w:p>
-      <w:pPr>
-        <w:spacing w:line="336" w:lineRule="auto" w:after="180"/>
-        <w:shd w:fill="F5F1FB"/>
-      </w:pPr>
-      <w:r>
-        <w:rPr>
-          <w:b w:val="0"/>
-        </w:rPr>
-        <w:t>For the worked scenario, propose one additional case that could reveal a failure, describe its expected outcome before running it, and explain what would need to remain fixed for a fair comparison.</w:t>
-      </w:r>
-    </w:p>
-    <w:p>
-      <w:pPr>
-        <w:spacing w:line="336" w:lineRule="auto" w:after="180"/>
-        <w:shd w:fill="F5F1FB"/>
-      </w:pPr>
-      <w:r>
-        <w:rPr>
-          <w:b w:val="0"/>
-        </w:rPr>
-        <w:t>Do not reuse W4 as a new final test after receiving feedback.</w:t>
-      </w:r>
-    </w:p>
-    <w:p>
-      <w:pPr>
-        <w:pStyle w:val="Heading3"/>
-      </w:pPr>
-      <w:r>
-        <w:t>Teacher reasoning · W5</w:t>
-      </w:r>
-    </w:p>
-    <w:p>
-      <w:pPr>
-        <w:spacing w:line="336" w:lineRule="auto" w:after="180"/>
-        <w:shd w:fill="F1F6FC"/>
-      </w:pPr>
-      <w:r>
-        <w:rPr>
-          <w:b w:val="0"/>
-        </w:rPr>
-        <w:t xml:space="preserve">Teacher explanation: Accept a concrete variant of the worked </w:t>
-      </w:r>
-      <w:r>
-        <w:rPr>
-          <w:b/>
-        </w:rPr>
-        <w:t>input</w:t>
-      </w:r>
-      <w:r>
-        <w:rPr>
-          <w:b w:val="0"/>
-        </w:rPr>
-        <w:t xml:space="preserve"> or a missing/conflicting/boundary condition, with an expectation derived from the declared procedure.</w:t>
-      </w:r>
-    </w:p>
-    <w:p>
-      <w:pPr>
-        <w:spacing w:line="336" w:lineRule="auto" w:after="180"/>
-        <w:shd w:fill="F1F6FC"/>
-      </w:pPr>
-      <w:r>
-        <w:rPr>
-          <w:b w:val="0"/>
-        </w:rPr>
-        <w:t xml:space="preserve">Require preserved settings, original </w:t>
-      </w:r>
-      <w:r>
-        <w:rPr>
-          <w:b/>
-        </w:rPr>
-        <w:t>output</w:t>
-      </w:r>
-      <w:r>
-        <w:rPr>
-          <w:b w:val="0"/>
-        </w:rPr>
-        <w:t xml:space="preserve">s and data roles. A </w:t>
-      </w:r>
-      <w:r>
-        <w:rPr>
-          <w:b/>
-        </w:rPr>
-        <w:t>timeout</w:t>
-      </w:r>
-      <w:r>
-        <w:rPr>
-          <w:b w:val="0"/>
-        </w:rPr>
-        <w:t xml:space="preserve"> means the caller lacks a timely result, not necessarily that the remote operation did not occur.</w:t>
-      </w:r>
-    </w:p>
-    <w:p>
-      <w:pPr>
-        <w:spacing w:line="336" w:lineRule="auto" w:after="180"/>
-        <w:shd w:fill="F1F6FC"/>
-      </w:pPr>
-      <w:r>
-        <w:rPr>
-          <w:b w:val="0"/>
-        </w:rPr>
-        <w:t xml:space="preserve">The new case should test this particular </w:t>
-      </w:r>
-      <w:r>
-        <w:rPr>
-          <w:b/>
-        </w:rPr>
-        <w:t>mechanism</w:t>
-      </w:r>
-      <w:r>
-        <w:rPr>
-          <w:b w:val="0"/>
-        </w:rPr>
-        <w:t xml:space="preserve"> rather than merely restate the original result.</w:t>
-      </w:r>
-    </w:p>
-    <w:p>
-      <w:pPr>
-        <w:pStyle w:val="Heading3"/>
-      </w:pPr>
-      <w:r>
-        <w:t>Independent assessment and fresh retry</w:t>
-      </w:r>
-    </w:p>
-    <w:p>
-      <w:pPr>
-        <w:pStyle w:val="Heading3"/>
-      </w:pPr>
-      <w:r>
-        <w:t>Teacher key · Independent assessment and fresh retry</w:t>
-      </w:r>
-    </w:p>
-    <w:p>
-      <w:pPr>
-        <w:spacing w:line="336" w:lineRule="auto" w:after="180"/>
-        <w:shd w:fill="F1F6FC"/>
-      </w:pPr>
-      <w:r>
-        <w:rPr>
-          <w:b w:val="0"/>
-        </w:rPr>
-        <w:t>W4: Bound 12 seconds excluding overhead. Authentication failure is non-transient under this policy; do not retry it. Require intermediate reasoning and the stated scope.</w:t>
-      </w:r>
-    </w:p>
-    <w:p>
-      <w:pPr>
-        <w:spacing w:line="336" w:lineRule="auto" w:after="180"/>
-        <w:shd w:fill="F1F6FC"/>
-      </w:pPr>
-      <w:r>
-        <w:rPr>
-          <w:b w:val="0"/>
-        </w:rPr>
-        <w:t xml:space="preserve">Fresh retry: Four attempts, each up to 2 seconds, gaps 1, 2, 4. Expected reasoning: Bound 15 seconds. </w:t>
-      </w:r>
-      <w:r>
-        <w:rPr>
-          <w:b/>
-        </w:rPr>
-        <w:t>Cancellation</w:t>
-      </w:r>
-      <w:r>
-        <w:rPr>
-          <w:b w:val="0"/>
-        </w:rPr>
-        <w:t xml:space="preserve"> prevents new attempts; it cannot undo an already committed effect.</w:t>
-      </w:r>
-    </w:p>
-    <w:p>
-      <w:pPr>
-        <w:spacing w:line="336" w:lineRule="auto" w:after="180"/>
-        <w:shd w:fill="F1F6FC"/>
-      </w:pPr>
-      <w:r>
-        <w:rPr>
-          <w:b w:val="0"/>
-        </w:rPr>
-        <w:t>If students need support, record it and reassess with another new case rather than awarding independence to a copied answer.</w:t>
-      </w:r>
-    </w:p>
-    <w:p>
-      <w:pPr>
-        <w:pStyle w:val="Heading3"/>
-      </w:pPr>
-      <w:r>
-        <w:t>Assess independent transfer</w:t>
-      </w:r>
-    </w:p>
-    <w:p>
-      <w:pPr>
-        <w:pStyle w:val="Heading3"/>
-      </w:pPr>
-      <w:r>
-        <w:t>Independent question · withhold the key</w:t>
-      </w:r>
-    </w:p>
-    <w:p>
-      <w:pPr>
-        <w:spacing w:line="336" w:lineRule="auto" w:after="180"/>
-        <w:shd w:fill="F5F1FB"/>
-      </w:pPr>
-      <w:r>
-        <w:rPr>
-          <w:b w:val="0"/>
-        </w:rPr>
-        <w:t>Selected case: Two attempts, each up to 5 seconds, gap 2. Compute bound and decide whether authentication failure should retry.</w:t>
-      </w:r>
-    </w:p>
-    <w:p>
-      <w:pPr>
-        <w:pStyle w:val="Heading3"/>
-      </w:pPr>
-      <w:r>
-        <w:t>Selected case answer</w:t>
-      </w:r>
-    </w:p>
-    <w:p>
-      <w:pPr>
-        <w:pStyle w:val="Heading3"/>
-      </w:pPr>
-      <w:r>
-        <w:t>Teacher key · Selected case answer</w:t>
-      </w:r>
-    </w:p>
-    <w:p>
-      <w:pPr>
-        <w:spacing w:line="336" w:lineRule="auto" w:after="180"/>
-        <w:shd w:fill="F1F6FC"/>
-      </w:pPr>
-      <w:r>
-        <w:rPr>
-          <w:b w:val="0"/>
-        </w:rPr>
-        <w:t>Teacher explanation: Bound 12 seconds excluding overhead. Authentication failure is non-transient under this policy; do not retry it.</w:t>
+        <w:pStyle w:val="Heading2"/>
+      </w:pPr>
+      <w:r>
+        <w:t>Judge explanation,trace and limits</w:t>
       </w:r>
     </w:p>
     <w:tbl>
@@ -3681,54 +4016,55 @@
     </w:tbl>
     <w:p>
       <w:pPr>
-        <w:pStyle w:val="Heading3"/>
-      </w:pPr>
-      <w:r>
-        <w:t>Teacher key · Selected case answer</w:t>
+        <w:spacing w:line="336" w:lineRule="auto" w:after="180"/>
+      </w:pPr>
+      <w:r>
+        <w:rPr>
+          <w:b w:val="0"/>
+        </w:rPr>
+        <w:t>Record each dimension as not yet, with support, or independent. Accept a valid alternative procedure with a defensible trace.</w:t>
       </w:r>
     </w:p>
     <w:p>
       <w:pPr>
         <w:spacing w:line="336" w:lineRule="auto" w:after="180"/>
-        <w:shd w:fill="F1F6FC"/>
       </w:pPr>
       <w:r>
         <w:rPr>
           <w:b w:val="0"/>
         </w:rPr>
-        <w:t>Record each dimension as not yet, with support, or independent. Accept a valid alternative procedure with a defensible trace.</w:t>
+        <w:t xml:space="preserve">Do not penalise an honestly recorded model failure if the learner correctly explains its </w:t>
+      </w:r>
+      <w:r>
+        <w:rPr>
+          <w:b/>
+        </w:rPr>
+        <w:t>evidence</w:t>
+      </w:r>
+      <w:r>
+        <w:rPr>
+          <w:b w:val="0"/>
+        </w:rPr>
+        <w:t xml:space="preserve"> and limits.</w:t>
       </w:r>
     </w:p>
     <w:p>
       <w:pPr>
-        <w:spacing w:line="336" w:lineRule="auto" w:after="180"/>
-        <w:shd w:fill="F1F6FC"/>
-      </w:pPr>
-      <w:r>
-        <w:rPr>
-          <w:b w:val="0"/>
-        </w:rPr>
-        <w:t xml:space="preserve">Do not penalise an honestly recorded model failure if the learner correctly explains its </w:t>
-      </w:r>
-      <w:r>
-        <w:rPr>
-          <w:b/>
-        </w:rPr>
-        <w:t>evidence</w:t>
-      </w:r>
-      <w:r>
-        <w:rPr>
-          <w:b w:val="0"/>
-        </w:rPr>
-        <w:t xml:space="preserve"> and limits.</w:t>
+        <w:pStyle w:val="Heading2"/>
+      </w:pPr>
+      <w:r>
+        <w:t>Give one usable repair</w:t>
       </w:r>
     </w:p>
     <w:p>
       <w:pPr>
-        <w:pStyle w:val="Heading3"/>
-      </w:pPr>
-      <w:r>
-        <w:t>Feedback that the learner uses</w:t>
+        <w:spacing w:line="336" w:lineRule="auto" w:after="180"/>
+      </w:pPr>
+      <w:r>
+        <w:rPr>
+          <w:b w:val="0"/>
+        </w:rPr>
+        <w:t>Name the earliest unsupported step and give one action to repair it. Have the learner make that repair now and explain why. Then assess the relevant skill on a fresh, fully specified case.</w:t>
       </w:r>
     </w:p>
     <w:p>
@@ -3739,114 +4075,117 @@
         <w:rPr>
           <w:b w:val="0"/>
         </w:rPr>
-        <w:t>Name the earliest unsupported step and give one action to repair it. Have the learner make that repair now and explain why. Then assess the relevant skill on a fresh, fully specified case.</w:t>
+        <w:t>Confirm it was not previously practised with feedback; solve and check the new case before assigning it. A follow-up design prompt is a starting brief, not automatically an equivalent test.</w:t>
       </w:r>
     </w:p>
     <w:p>
       <w:pPr>
-        <w:spacing w:line="336" w:lineRule="auto" w:after="180"/>
-      </w:pPr>
-      <w:r>
-        <w:rPr>
-          <w:b w:val="0"/>
-        </w:rPr>
-        <w:t>Confirm it was not previously practised with feedback; solve and check the new case before assigning it. A follow-up design prompt is a starting brief, not automatically an equivalent test.</w:t>
+        <w:pStyle w:val="Heading2"/>
+      </w:pPr>
+      <w:r>
+        <w:t>W1 Explain the mechanism</w:t>
       </w:r>
     </w:p>
     <w:p>
       <w:pPr>
-        <w:pStyle w:val="Heading1"/>
-      </w:pPr>
-      <w:r>
-        <w:t>06. Connect the project, support and next lesson</w:t>
+        <w:spacing w:line="336" w:lineRule="auto" w:after="180"/>
+      </w:pPr>
+      <w:r>
+        <w:rPr>
+          <w:b w:val="0"/>
+        </w:rPr>
+        <w:t xml:space="preserve">Explain the weekly </w:t>
+      </w:r>
+      <w:r>
+        <w:rPr>
+          <w:b/>
+        </w:rPr>
+        <w:t>mechanism</w:t>
+      </w:r>
+      <w:r>
+        <w:rPr>
+          <w:b w:val="0"/>
+        </w:rPr>
+        <w:t xml:space="preserve"> in your own words. Use the worked scenario to name its </w:t>
+      </w:r>
+      <w:r>
+        <w:rPr>
+          <w:b/>
+        </w:rPr>
+        <w:t>input</w:t>
+      </w:r>
+      <w:r>
+        <w:rPr>
+          <w:b w:val="0"/>
+        </w:rPr>
+        <w:t xml:space="preserve">, decision rule and </w:t>
+      </w:r>
+      <w:r>
+        <w:rPr>
+          <w:b/>
+        </w:rPr>
+        <w:t>output</w:t>
+      </w:r>
+      <w:r>
+        <w:rPr>
+          <w:b w:val="0"/>
+        </w:rPr>
+        <w:t>.</w:t>
       </w:r>
     </w:p>
     <w:p>
-      <w:r>
-        <w:t>Connect Timeouts retries and cancellation to Grounded Learning Service, adapt support and plan a later changed-case check.</w:t>
+      <w:pPr>
+        <w:spacing w:line="336" w:lineRule="auto" w:after="180"/>
+      </w:pPr>
+      <w:r>
+        <w:rPr>
+          <w:b w:val="0"/>
+        </w:rPr>
+        <w:t xml:space="preserve">Teacher explanation: </w:t>
+      </w:r>
+      <w:r>
+        <w:rPr>
+          <w:b/>
+        </w:rPr>
+        <w:t>Timeout</w:t>
+      </w:r>
+      <w:r>
+        <w:rPr>
+          <w:b w:val="0"/>
+        </w:rPr>
+        <w:t xml:space="preserve">s bound waiting; retries consume a finite budget. </w:t>
+      </w:r>
+      <w:r>
+        <w:rPr>
+          <w:b/>
+        </w:rPr>
+        <w:t>Cancellation</w:t>
+      </w:r>
+      <w:r>
+        <w:rPr>
+          <w:b w:val="0"/>
+        </w:rPr>
+        <w:t xml:space="preserve"> should stop future work while accounting for operations already committed. Retry only declared transient failures. Use at most three attempts with waiting gaps 1 and 2 seconds; the caller waits at most 4 seconds for each attempt under the enforced local </w:t>
+      </w:r>
+      <w:r>
+        <w:rPr>
+          <w:b/>
+        </w:rPr>
+        <w:t>timeout</w:t>
+      </w:r>
+      <w:r>
+        <w:rPr>
+          <w:b w:val="0"/>
+        </w:rPr>
+        <w:t xml:space="preserve"> model. Worst-case elapsed bound excluding overhead is 3*4+1+2=15 seconds.</w:t>
       </w:r>
     </w:p>
     <w:p>
       <w:pPr>
-        <w:spacing w:line="336" w:lineRule="auto" w:after="180"/>
-      </w:pPr>
-      <w:r>
-        <w:rPr>
-          <w:b w:val="0"/>
-        </w:rPr>
-        <w:t xml:space="preserve">Add a labelled </w:t>
-      </w:r>
-      <w:r>
-        <w:rPr>
-          <w:b/>
-        </w:rPr>
-        <w:t>timeout</w:t>
-      </w:r>
-      <w:r>
-        <w:rPr>
-          <w:b w:val="0"/>
-        </w:rPr>
-        <w:t xml:space="preserve">s retries and </w:t>
-      </w:r>
-      <w:r>
-        <w:rPr>
-          <w:b/>
-        </w:rPr>
-        <w:t>cancellation</w:t>
-      </w:r>
-      <w:r>
-        <w:rPr>
-          <w:b w:val="0"/>
-        </w:rPr>
-        <w:t xml:space="preserve"> </w:t>
-      </w:r>
-      <w:r>
-        <w:rPr>
-          <w:b/>
-        </w:rPr>
-        <w:t>evidence</w:t>
-      </w:r>
-      <w:r>
-        <w:rPr>
-          <w:b w:val="0"/>
-        </w:rPr>
-        <w:t xml:space="preserve"> sheet to Grounded Learning Service. Show how you can explain the </w:t>
-      </w:r>
-      <w:r>
-        <w:rPr>
-          <w:b/>
-        </w:rPr>
-        <w:t>mechanism</w:t>
-      </w:r>
-      <w:r>
-        <w:rPr>
-          <w:b w:val="0"/>
-        </w:rPr>
-        <w:t xml:space="preserve"> and terminology of </w:t>
-      </w:r>
-      <w:r>
-        <w:rPr>
-          <w:b/>
-        </w:rPr>
-        <w:t>timeout</w:t>
-      </w:r>
-      <w:r>
-        <w:rPr>
-          <w:b w:val="0"/>
-        </w:rPr>
-        <w:t xml:space="preserve">s retries and </w:t>
-      </w:r>
-      <w:r>
-        <w:rPr>
-          <w:b/>
-        </w:rPr>
-        <w:t>cancellation</w:t>
-      </w:r>
-      <w:r>
-        <w:rPr>
-          <w:b w:val="0"/>
-        </w:rPr>
-        <w:t>.</w:t>
+        <w:pStyle w:val="Heading2"/>
+      </w:pPr>
+      <w:r>
+        <w:t>W2 Trace the worked case</w:t>
       </w:r>
     </w:p>
     <w:p>
@@ -3857,31 +4196,7 @@
         <w:rPr>
           <w:b w:val="0"/>
         </w:rPr>
-        <w:t xml:space="preserve">Use the supplied fictional case and keep its </w:t>
-      </w:r>
-      <w:r>
-        <w:rPr>
-          <w:b/>
-        </w:rPr>
-        <w:t>input</w:t>
-      </w:r>
-      <w:r>
-        <w:rPr>
-          <w:b w:val="0"/>
-        </w:rPr>
-        <w:t xml:space="preserve">s, intermediate steps, calculation or </w:t>
-      </w:r>
-      <w:r>
-        <w:rPr>
-          <w:b/>
-        </w:rPr>
-        <w:t>prediction</w:t>
-      </w:r>
-      <w:r>
-        <w:rPr>
-          <w:b w:val="0"/>
-        </w:rPr>
-        <w:t>, and limitation. Connect this record to last week’s record; a matching answer without a trace is insufficient.</w:t>
+        <w:t>Three attempts each time out after 4 seconds with gaps 1 and 2. A fourth is proposed. Show the intermediate steps and give the conclusion with its scope.</w:t>
       </w:r>
     </w:p>
     <w:p>
@@ -3892,42 +4207,15 @@
         <w:rPr>
           <w:b w:val="0"/>
         </w:rPr>
-        <w:t xml:space="preserve">Provide an </w:t>
-      </w:r>
-      <w:r>
-        <w:rPr>
-          <w:b/>
-        </w:rPr>
-        <w:t>input</w:t>
-      </w:r>
-      <w:r>
-        <w:rPr>
-          <w:b w:val="0"/>
-        </w:rPr>
-        <w:t>/procedure/result/limit frame and a calculator when needed. Ask students to identify the first step before completing the whole trace.</w:t>
+        <w:t>Teacher explanation: Budget is exhausted after 15 seconds under the model; reject fourth attempt. A late side-effect result must still be reconciled.</w:t>
       </w:r>
     </w:p>
     <w:p>
       <w:pPr>
-        <w:spacing w:line="336" w:lineRule="auto" w:after="180"/>
-      </w:pPr>
-      <w:r>
-        <w:rPr>
-          <w:b w:val="0"/>
-        </w:rPr>
-        <w:t xml:space="preserve">Extension: compare two concrete variants of this </w:t>
-      </w:r>
-      <w:r>
-        <w:rPr>
-          <w:b/>
-        </w:rPr>
-        <w:t>mechanism</w:t>
-      </w:r>
-      <w:r>
-        <w:rPr>
-          <w:b w:val="0"/>
-        </w:rPr>
-        <w:t xml:space="preserve"> while holding unrelated conditions fixed; report both successful and unsuccessful outcomes.</w:t>
+        <w:pStyle w:val="Heading2"/>
+      </w:pPr>
+      <w:r>
+        <w:t>W3 Audit the limit</w:t>
       </w:r>
     </w:p>
     <w:p>
@@ -3938,19 +4226,19 @@
         <w:rPr>
           <w:b w:val="0"/>
         </w:rPr>
-        <w:t xml:space="preserve">Next connection: External side effects and recovery. Preserve the current case record and retrieve its </w:t>
+        <w:t xml:space="preserve">A report omits this qualification: A </w:t>
       </w:r>
       <w:r>
         <w:rPr>
           <w:b/>
         </w:rPr>
-        <w:t>evidence</w:t>
+        <w:t>timeout</w:t>
       </w:r>
       <w:r>
         <w:rPr>
           <w:b w:val="0"/>
         </w:rPr>
-        <w:t xml:space="preserve"> boundary before moving on.</w:t>
+        <w:t xml:space="preserve"> means the caller lacks a timely result, not necessarily that the remote operation did not occur.</w:t>
       </w:r>
     </w:p>
     <w:p>
@@ -3961,15 +4249,638 @@
         <w:rPr>
           <w:b w:val="0"/>
         </w:rPr>
-        <w:t>Retain the project ledger and assess a changed case after support. Check the relevant prerequisite before carrying this component forward.</w:t>
+        <w:t>Explain how omitting it could change a reader's interpretation, and write an accurate replacement.</w:t>
       </w:r>
     </w:p>
     <w:p>
       <w:pPr>
+        <w:spacing w:line="336" w:lineRule="auto" w:after="180"/>
+      </w:pPr>
+      <w:r>
+        <w:rPr>
+          <w:b w:val="0"/>
+        </w:rPr>
+        <w:t xml:space="preserve">Teacher explanation: A </w:t>
+      </w:r>
+      <w:r>
+        <w:rPr>
+          <w:b/>
+        </w:rPr>
+        <w:t>timeout</w:t>
+      </w:r>
+      <w:r>
+        <w:rPr>
+          <w:b w:val="0"/>
+        </w:rPr>
+        <w:t xml:space="preserve"> means the caller lacks a timely result, not necessarily that the remote operation did not occur.</w:t>
+      </w:r>
+    </w:p>
+    <w:p>
+      <w:pPr>
+        <w:spacing w:line="336" w:lineRule="auto" w:after="180"/>
+      </w:pPr>
+      <w:r>
+        <w:rPr>
+          <w:b w:val="0"/>
+        </w:rPr>
+        <w:t xml:space="preserve">State the observed result separately from the unverified or out-of-scope claim; preserve the original </w:t>
+      </w:r>
+      <w:r>
+        <w:rPr>
+          <w:b/>
+        </w:rPr>
+        <w:t>evidence</w:t>
+      </w:r>
+      <w:r>
+        <w:rPr>
+          <w:b w:val="0"/>
+        </w:rPr>
+        <w:t xml:space="preserve"> rather than inventing a missing fact.</w:t>
+      </w:r>
+    </w:p>
+    <w:p>
+      <w:pPr>
+        <w:pStyle w:val="Heading2"/>
+      </w:pPr>
+      <w:r>
+        <w:t>W5 Design a revealing follow-up</w:t>
+      </w:r>
+    </w:p>
+    <w:p>
+      <w:pPr>
+        <w:spacing w:line="336" w:lineRule="auto" w:after="180"/>
+      </w:pPr>
+      <w:r>
+        <w:rPr>
+          <w:b w:val="0"/>
+        </w:rPr>
+        <w:t>For the worked scenario, propose one additional case that could reveal a failure, describe its expected outcome before running it, and explain what would need to remain fixed for a fair comparison.</w:t>
+      </w:r>
+    </w:p>
+    <w:p>
+      <w:pPr>
+        <w:spacing w:line="336" w:lineRule="auto" w:after="180"/>
+      </w:pPr>
+      <w:r>
+        <w:rPr>
+          <w:b w:val="0"/>
+        </w:rPr>
+        <w:t>Do not reuse W4 as a new final test after receiving feedback.</w:t>
+      </w:r>
+    </w:p>
+    <w:p>
+      <w:pPr>
+        <w:spacing w:line="336" w:lineRule="auto" w:after="180"/>
+      </w:pPr>
+      <w:r>
+        <w:rPr>
+          <w:b w:val="0"/>
+        </w:rPr>
+        <w:t xml:space="preserve">Teacher explanation: Accept a concrete variant of the worked </w:t>
+      </w:r>
+      <w:r>
+        <w:rPr>
+          <w:b/>
+        </w:rPr>
+        <w:t>input</w:t>
+      </w:r>
+      <w:r>
+        <w:rPr>
+          <w:b w:val="0"/>
+        </w:rPr>
+        <w:t xml:space="preserve"> or a missing/conflicting/boundary condition, with an expectation derived from the declared procedure.</w:t>
+      </w:r>
+    </w:p>
+    <w:p>
+      <w:pPr>
+        <w:spacing w:line="336" w:lineRule="auto" w:after="180"/>
+      </w:pPr>
+      <w:r>
+        <w:rPr>
+          <w:b w:val="0"/>
+        </w:rPr>
+        <w:t xml:space="preserve">Require preserved settings, original </w:t>
+      </w:r>
+      <w:r>
+        <w:rPr>
+          <w:b/>
+        </w:rPr>
+        <w:t>output</w:t>
+      </w:r>
+      <w:r>
+        <w:rPr>
+          <w:b w:val="0"/>
+        </w:rPr>
+        <w:t xml:space="preserve">s and data roles. A </w:t>
+      </w:r>
+      <w:r>
+        <w:rPr>
+          <w:b/>
+        </w:rPr>
+        <w:t>timeout</w:t>
+      </w:r>
+      <w:r>
+        <w:rPr>
+          <w:b w:val="0"/>
+        </w:rPr>
+        <w:t xml:space="preserve"> means the caller lacks a timely result, not necessarily that the remote operation did not occur.</w:t>
+      </w:r>
+    </w:p>
+    <w:p>
+      <w:pPr>
+        <w:spacing w:line="336" w:lineRule="auto" w:after="180"/>
+      </w:pPr>
+      <w:r>
+        <w:rPr>
+          <w:b w:val="0"/>
+        </w:rPr>
+        <w:t xml:space="preserve">The new case should test this particular </w:t>
+      </w:r>
+      <w:r>
+        <w:rPr>
+          <w:b/>
+        </w:rPr>
+        <w:t>mechanism</w:t>
+      </w:r>
+      <w:r>
+        <w:rPr>
+          <w:b w:val="0"/>
+        </w:rPr>
+        <w:t xml:space="preserve"> rather than merely restate the original result.</w:t>
+      </w:r>
+    </w:p>
+    <w:p>
+      <w:pPr>
+        <w:pStyle w:val="Heading2"/>
+      </w:pPr>
+      <w:r>
+        <w:t>Earlier wording, alternatives and picture transcripts · reference / check after trying</w:t>
+      </w:r>
+    </w:p>
+    <w:p>
+      <w:pPr>
         <w:pStyle w:val="Heading3"/>
       </w:pPr>
       <w:r>
-        <w:t>Plan the delayed return</w:t>
+        <w:t>Guided and exit questions</w:t>
+      </w:r>
+    </w:p>
+    <w:p>
+      <w:pPr>
+        <w:spacing w:line="336" w:lineRule="auto" w:after="180"/>
+      </w:pPr>
+      <w:r>
+        <w:rPr>
+          <w:b w:val="0"/>
+        </w:rPr>
+        <w:t>Guided: Budget is exhausted after 15 seconds under the model; reject fourth attempt. A late side-effect result must still be reconciled.</w:t>
+      </w:r>
+    </w:p>
+    <w:p>
+      <w:pPr>
+        <w:spacing w:line="336" w:lineRule="auto" w:after="180"/>
+      </w:pPr>
+      <w:r>
+        <w:rPr>
+          <w:b w:val="0"/>
+        </w:rPr>
+        <w:t xml:space="preserve">Qualification: A </w:t>
+      </w:r>
+      <w:r>
+        <w:rPr>
+          <w:b/>
+        </w:rPr>
+        <w:t>timeout</w:t>
+      </w:r>
+      <w:r>
+        <w:rPr>
+          <w:b w:val="0"/>
+        </w:rPr>
+        <w:t xml:space="preserve"> means the caller lacks a timely result, not necessarily that the remote operation did not occur.</w:t>
+      </w:r>
+    </w:p>
+    <w:p>
+      <w:pPr>
+        <w:spacing w:line="336" w:lineRule="auto" w:after="180"/>
+      </w:pPr>
+      <w:r>
+        <w:rPr>
+          <w:b w:val="0"/>
+        </w:rPr>
+        <w:t xml:space="preserve">Exit: accept a concrete variation with its predicted outcome and a stated condition that would challenge the </w:t>
+      </w:r>
+      <w:r>
+        <w:rPr>
+          <w:b/>
+        </w:rPr>
+        <w:t>mechanism</w:t>
+      </w:r>
+      <w:r>
+        <w:rPr>
+          <w:b w:val="0"/>
+        </w:rPr>
+        <w:t xml:space="preserve">; reject a claim resting on unmeasured </w:t>
+      </w:r>
+      <w:r>
+        <w:rPr>
+          <w:b/>
+        </w:rPr>
+        <w:t>evidence</w:t>
+      </w:r>
+      <w:r>
+        <w:rPr>
+          <w:b w:val="0"/>
+        </w:rPr>
+        <w:t>.</w:t>
+      </w:r>
+    </w:p>
+    <w:p>
+      <w:pPr>
+        <w:pStyle w:val="Heading3"/>
+      </w:pPr>
+      <w:r>
+        <w:t>W1 Explain the mechanism</w:t>
+      </w:r>
+    </w:p>
+    <w:p>
+      <w:pPr>
+        <w:pStyle w:val="Heading3"/>
+      </w:pPr>
+      <w:r>
+        <w:t>W2 Trace the worked case</w:t>
+      </w:r>
+    </w:p>
+    <w:p>
+      <w:pPr>
+        <w:pStyle w:val="Heading3"/>
+      </w:pPr>
+      <w:r>
+        <w:t>W3 Audit the limit</w:t>
+      </w:r>
+    </w:p>
+    <w:p>
+      <w:pPr>
+        <w:pStyle w:val="Heading3"/>
+      </w:pPr>
+      <w:r>
+        <w:t>W4 Apply a new case independently</w:t>
+      </w:r>
+    </w:p>
+    <w:p>
+      <w:pPr>
+        <w:spacing w:line="336" w:lineRule="auto" w:after="180"/>
+      </w:pPr>
+      <w:r>
+        <w:rPr>
+          <w:b w:val="0"/>
+        </w:rPr>
+        <w:t>Two attempts, each up to 5 seconds, gap 2. Compute bound and decide whether authentication failure should retry.</w:t>
+      </w:r>
+    </w:p>
+    <w:p>
+      <w:pPr>
+        <w:spacing w:line="336" w:lineRule="auto" w:after="180"/>
+      </w:pPr>
+      <w:r>
+        <w:rPr>
+          <w:b w:val="0"/>
+        </w:rPr>
+        <w:t>Teacher explanation: Bound 12 seconds excluding overhead. Authentication failure is non-transient under this policy; do not retry it.</w:t>
+      </w:r>
+    </w:p>
+    <w:p>
+      <w:pPr>
+        <w:pStyle w:val="Heading3"/>
+      </w:pPr>
+      <w:r>
+        <w:t>W5 Design a revealing follow-up</w:t>
+      </w:r>
+    </w:p>
+    <w:p>
+      <w:pPr>
+        <w:pStyle w:val="Heading3"/>
+      </w:pPr>
+      <w:r>
+        <w:t>Independent assessment and fresh retry</w:t>
+      </w:r>
+    </w:p>
+    <w:p>
+      <w:pPr>
+        <w:spacing w:line="336" w:lineRule="auto" w:after="180"/>
+      </w:pPr>
+      <w:r>
+        <w:rPr>
+          <w:b w:val="0"/>
+        </w:rPr>
+        <w:t>W4: Bound 12 seconds excluding overhead. Authentication failure is non-transient under this policy; do not retry it. Require intermediate reasoning and the stated scope.</w:t>
+      </w:r>
+    </w:p>
+    <w:p>
+      <w:pPr>
+        <w:spacing w:line="336" w:lineRule="auto" w:after="180"/>
+      </w:pPr>
+      <w:r>
+        <w:rPr>
+          <w:b w:val="0"/>
+        </w:rPr>
+        <w:t xml:space="preserve">Fresh retry: Four attempts, each up to 2 seconds, gaps 1, 2, 4. Expected reasoning: Bound 15 seconds. </w:t>
+      </w:r>
+      <w:r>
+        <w:rPr>
+          <w:b/>
+        </w:rPr>
+        <w:t>Cancellation</w:t>
+      </w:r>
+      <w:r>
+        <w:rPr>
+          <w:b w:val="0"/>
+        </w:rPr>
+        <w:t xml:space="preserve"> prevents new attempts; it cannot undo an already committed effect.</w:t>
+      </w:r>
+    </w:p>
+    <w:p>
+      <w:pPr>
+        <w:spacing w:line="336" w:lineRule="auto" w:after="180"/>
+      </w:pPr>
+      <w:r>
+        <w:rPr>
+          <w:b w:val="0"/>
+        </w:rPr>
+        <w:t>If students need support, record it and reassess with another new case rather than awarding independence to a copied answer.</w:t>
+      </w:r>
+    </w:p>
+    <w:p>
+      <w:pPr>
+        <w:pStyle w:val="Heading3"/>
+      </w:pPr>
+      <w:r>
+        <w:t>Assess independent transfer</w:t>
+      </w:r>
+    </w:p>
+    <w:p>
+      <w:pPr>
+        <w:pStyle w:val="Heading3"/>
+      </w:pPr>
+      <w:r>
+        <w:t>Selected case answer</w:t>
+      </w:r>
+    </w:p>
+    <w:p>
+      <w:pPr>
+        <w:pStyle w:val="Heading3"/>
+      </w:pPr>
+      <w:r>
+        <w:t>Feedback that the learner uses</w:t>
+      </w:r>
+    </w:p>
+    <w:p>
+      <w:pPr>
+        <w:pStyle w:val="Heading1"/>
+      </w:pPr>
+      <w:r>
+        <w:t>06. Connect, support and revisit service design</w:t>
+      </w:r>
+    </w:p>
+    <w:p>
+      <w:r>
+        <w:t>Use saved evidence and boundary decisions to choose the next step.</w:t>
+      </w:r>
+    </w:p>
+    <w:p>
+      <w:pPr>
+        <w:pStyle w:val="Heading2"/>
+      </w:pPr>
+      <w:r>
+        <w:t>Project and next-week bridge</w:t>
+      </w:r>
+    </w:p>
+    <w:p>
+      <w:pPr>
+        <w:spacing w:line="336" w:lineRule="auto" w:after="180"/>
+      </w:pPr>
+      <w:r>
+        <w:rPr>
+          <w:b w:val="0"/>
+        </w:rPr>
+        <w:t xml:space="preserve">Add a labelled </w:t>
+      </w:r>
+      <w:r>
+        <w:rPr>
+          <w:b/>
+        </w:rPr>
+        <w:t>timeout</w:t>
+      </w:r>
+      <w:r>
+        <w:rPr>
+          <w:b w:val="0"/>
+        </w:rPr>
+        <w:t xml:space="preserve">s retries and </w:t>
+      </w:r>
+      <w:r>
+        <w:rPr>
+          <w:b/>
+        </w:rPr>
+        <w:t>cancellation</w:t>
+      </w:r>
+      <w:r>
+        <w:rPr>
+          <w:b w:val="0"/>
+        </w:rPr>
+        <w:t xml:space="preserve"> </w:t>
+      </w:r>
+      <w:r>
+        <w:rPr>
+          <w:b/>
+        </w:rPr>
+        <w:t>evidence</w:t>
+      </w:r>
+      <w:r>
+        <w:rPr>
+          <w:b w:val="0"/>
+        </w:rPr>
+        <w:t xml:space="preserve"> sheet to Grounded Learning Service. Show how you can explain the </w:t>
+      </w:r>
+      <w:r>
+        <w:rPr>
+          <w:b/>
+        </w:rPr>
+        <w:t>mechanism</w:t>
+      </w:r>
+      <w:r>
+        <w:rPr>
+          <w:b w:val="0"/>
+        </w:rPr>
+        <w:t xml:space="preserve"> and terminology of </w:t>
+      </w:r>
+      <w:r>
+        <w:rPr>
+          <w:b/>
+        </w:rPr>
+        <w:t>timeout</w:t>
+      </w:r>
+      <w:r>
+        <w:rPr>
+          <w:b w:val="0"/>
+        </w:rPr>
+        <w:t xml:space="preserve">s retries and </w:t>
+      </w:r>
+      <w:r>
+        <w:rPr>
+          <w:b/>
+        </w:rPr>
+        <w:t>cancellation</w:t>
+      </w:r>
+      <w:r>
+        <w:rPr>
+          <w:b w:val="0"/>
+        </w:rPr>
+        <w:t>.</w:t>
+      </w:r>
+    </w:p>
+    <w:p>
+      <w:pPr>
+        <w:spacing w:line="336" w:lineRule="auto" w:after="180"/>
+      </w:pPr>
+      <w:r>
+        <w:rPr>
+          <w:b w:val="0"/>
+        </w:rPr>
+        <w:t xml:space="preserve">Use the supplied fictional case and keep its </w:t>
+      </w:r>
+      <w:r>
+        <w:rPr>
+          <w:b/>
+        </w:rPr>
+        <w:t>input</w:t>
+      </w:r>
+      <w:r>
+        <w:rPr>
+          <w:b w:val="0"/>
+        </w:rPr>
+        <w:t xml:space="preserve">s, intermediate steps, calculation or </w:t>
+      </w:r>
+      <w:r>
+        <w:rPr>
+          <w:b/>
+        </w:rPr>
+        <w:t>prediction</w:t>
+      </w:r>
+      <w:r>
+        <w:rPr>
+          <w:b w:val="0"/>
+        </w:rPr>
+        <w:t>, and limitation. Connect this record to last week’s record; a matching answer without a trace is insufficient.</w:t>
+      </w:r>
+    </w:p>
+    <w:p>
+      <w:pPr>
+        <w:spacing w:line="336" w:lineRule="auto" w:after="180"/>
+      </w:pPr>
+      <w:r>
+        <w:rPr>
+          <w:b w:val="0"/>
+        </w:rPr>
+        <w:t xml:space="preserve">Provide an </w:t>
+      </w:r>
+      <w:r>
+        <w:rPr>
+          <w:b/>
+        </w:rPr>
+        <w:t>input</w:t>
+      </w:r>
+      <w:r>
+        <w:rPr>
+          <w:b w:val="0"/>
+        </w:rPr>
+        <w:t>/procedure/result/limit frame and a calculator when needed. Ask students to identify the first step before completing the whole trace.</w:t>
+      </w:r>
+    </w:p>
+    <w:p>
+      <w:pPr>
+        <w:spacing w:line="336" w:lineRule="auto" w:after="180"/>
+      </w:pPr>
+      <w:r>
+        <w:rPr>
+          <w:b w:val="0"/>
+        </w:rPr>
+        <w:t xml:space="preserve">Extension: compare two concrete variants of this </w:t>
+      </w:r>
+      <w:r>
+        <w:rPr>
+          <w:b/>
+        </w:rPr>
+        <w:t>mechanism</w:t>
+      </w:r>
+      <w:r>
+        <w:rPr>
+          <w:b w:val="0"/>
+        </w:rPr>
+        <w:t xml:space="preserve"> while holding unrelated conditions fixed; report both successful and unsuccessful outcomes.</w:t>
+      </w:r>
+    </w:p>
+    <w:p>
+      <w:pPr>
+        <w:spacing w:line="336" w:lineRule="auto" w:after="180"/>
+      </w:pPr>
+      <w:r>
+        <w:rPr>
+          <w:b w:val="0"/>
+        </w:rPr>
+        <w:t xml:space="preserve">Next connection: External side effects and recovery. Preserve the current case record and retrieve its </w:t>
+      </w:r>
+      <w:r>
+        <w:rPr>
+          <w:b/>
+        </w:rPr>
+        <w:t>evidence</w:t>
+      </w:r>
+      <w:r>
+        <w:rPr>
+          <w:b w:val="0"/>
+        </w:rPr>
+        <w:t xml:space="preserve"> boundary before moving on.</w:t>
+      </w:r>
+    </w:p>
+    <w:p>
+      <w:pPr>
+        <w:spacing w:line="336" w:lineRule="auto" w:after="180"/>
+      </w:pPr>
+      <w:r>
+        <w:rPr>
+          <w:b w:val="0"/>
+        </w:rPr>
+        <w:t>Retain the project ledger and assess a changed case after support. Check the relevant prerequisite before carrying this component forward.</w:t>
+      </w:r>
+    </w:p>
+    <w:p>
+      <w:pPr>
+        <w:spacing w:line="336" w:lineRule="auto" w:after="180"/>
+      </w:pPr>
+      <w:r>
+        <w:rPr>
+          <w:b w:val="0"/>
+        </w:rPr>
+        <w:t xml:space="preserve">For the Grounded Learning Service, retain an annotated trace and the changed-case result. Name the contract or </w:t>
+      </w:r>
+      <w:r>
+        <w:rPr>
+          <w:b/>
+        </w:rPr>
+        <w:t>evidence</w:t>
+      </w:r>
+      <w:r>
+        <w:rPr>
+          <w:b w:val="0"/>
+        </w:rPr>
+        <w:t xml:space="preserve"> that makes the deciding step valid, so another team can review it.</w:t>
+      </w:r>
+    </w:p>
+    <w:p>
+      <w:pPr>
+        <w:pStyle w:val="Heading2"/>
+      </w:pPr>
+      <w:r>
+        <w:t>Delayed return and support record</w:t>
       </w:r>
     </w:p>
     <w:p>
@@ -4186,60 +5097,60 @@
     </w:p>
     <w:p>
       <w:pPr>
-        <w:pStyle w:val="Heading3"/>
-      </w:pPr>
-      <w:r>
-        <w:t>Project evidence from this case</w:t>
+        <w:pStyle w:val="Heading2"/>
+      </w:pPr>
+      <w:r>
+        <w:t>Earlier wording, alternatives and picture transcripts · reference / check after trying</w:t>
       </w:r>
     </w:p>
     <w:p>
       <w:pPr>
-        <w:spacing w:line="336" w:lineRule="auto" w:after="180"/>
-      </w:pPr>
-      <w:r>
-        <w:rPr>
-          <w:b w:val="0"/>
-        </w:rPr>
-        <w:t xml:space="preserve">For the Grounded Learning Service, retain an annotated trace and the changed-case result. Name the contract or </w:t>
-      </w:r>
-      <w:r>
-        <w:rPr>
-          <w:b/>
-        </w:rPr>
-        <w:t>evidence</w:t>
-      </w:r>
-      <w:r>
-        <w:rPr>
-          <w:b w:val="0"/>
-        </w:rPr>
-        <w:t xml:space="preserve"> that makes the deciding step valid, so another team can review it.</w:t>
+        <w:pStyle w:val="Heading3"/>
+      </w:pPr>
+      <w:r>
+        <w:t>Plan the delayed return</w:t>
       </w:r>
     </w:p>
     <w:p>
       <w:pPr>
-        <w:pStyle w:val="Heading1"/>
-      </w:pPr>
-      <w:r>
-        <w:t>07. Prepare, teach and assess</w:t>
+        <w:pStyle w:val="Heading3"/>
+      </w:pPr>
+      <w:r>
+        <w:t>Project evidence from this case</w:t>
       </w:r>
     </w:p>
     <w:p>
-      <w:r>
-        <w:t>Use this preparation summary alongside the detailed Timeouts retries and cancellation lesson; it is a checklist rather than a replacement for the full sequence.</w:t>
+      <w:pPr>
+        <w:pStyle w:val="Heading1"/>
+      </w:pPr>
+      <w:r>
+        <w:t>Reference bank and extra practice</w:t>
       </w:r>
     </w:p>
     <w:p>
       <w:pPr>
-        <w:pStyle w:val="Heading3"/>
-      </w:pPr>
-      <w:r>
-        <w:t>Teaching target</w:t>
+        <w:pStyle w:val="Heading1"/>
+      </w:pPr>
+      <w:r>
+        <w:t>07. Reference · Alternative planning checklist</w:t>
       </w:r>
     </w:p>
     <w:p>
+      <w:r>
+        <w:t>Use alongside the main route when helpful.</w:t>
+      </w:r>
+    </w:p>
+    <w:p>
+      <w:pPr>
+        <w:pStyle w:val="Heading2"/>
+      </w:pPr>
+      <w:r>
+        <w:t>Planning,assessment and project reminders</w:t>
+      </w:r>
+    </w:p>
+    <w:p>
       <w:pPr>
         <w:spacing w:line="336" w:lineRule="auto" w:after="180"/>
-        <w:shd w:fill="EDF7F3"/>
       </w:pPr>
       <w:r>
         <w:rPr>
@@ -4457,22 +5368,48 @@
     </w:p>
     <w:p>
       <w:pPr>
-        <w:pStyle w:val="Heading3"/>
-      </w:pPr>
-      <w:r>
-        <w:t>Supported practice answer</w:t>
+        <w:spacing w:line="336" w:lineRule="auto" w:after="180"/>
+      </w:pPr>
+      <w:r>
+        <w:rPr>
+          <w:b w:val="0"/>
+        </w:rPr>
+        <w:t>Reasoned practice answer: Teacher explanation: Budget is exhausted after 15 seconds under the model; reject fourth attempt. A late side-effect result must still be reconciled.</w:t>
       </w:r>
     </w:p>
     <w:p>
       <w:pPr>
         <w:spacing w:line="336" w:lineRule="auto" w:after="180"/>
-        <w:shd w:fill="F1F6FC"/>
       </w:pPr>
       <w:r>
         <w:rPr>
           <w:b w:val="0"/>
         </w:rPr>
-        <w:t>Reasoned practice answer: Teacher explanation: Budget is exhausted after 15 seconds under the model; reject fourth attempt. A late side-effect result must still be reconciled.</w:t>
+        <w:t xml:space="preserve">Check every learner before discussion: Use the worked case for </w:t>
+      </w:r>
+      <w:r>
+        <w:rPr>
+          <w:b/>
+        </w:rPr>
+        <w:t>Timeout</w:t>
+      </w:r>
+      <w:r>
+        <w:rPr>
+          <w:b w:val="0"/>
+        </w:rPr>
+        <w:t xml:space="preserve">s retries and </w:t>
+      </w:r>
+      <w:r>
+        <w:rPr>
+          <w:b/>
+        </w:rPr>
+        <w:t>cancellation</w:t>
+      </w:r>
+      <w:r>
+        <w:rPr>
+          <w:b w:val="0"/>
+        </w:rPr>
+        <w:t>. Proposed explanation: “The worked result establishes every future case”. Decide whether this explanation is supported.</w:t>
       </w:r>
     </w:p>
     <w:p>
@@ -4483,31 +5420,7 @@
         <w:rPr>
           <w:b w:val="0"/>
         </w:rPr>
-        <w:t xml:space="preserve">Check every learner before discussion: Use the worked case for </w:t>
-      </w:r>
-      <w:r>
-        <w:rPr>
-          <w:b/>
-        </w:rPr>
-        <w:t>Timeout</w:t>
-      </w:r>
-      <w:r>
-        <w:rPr>
-          <w:b w:val="0"/>
-        </w:rPr>
-        <w:t xml:space="preserve">s retries and </w:t>
-      </w:r>
-      <w:r>
-        <w:rPr>
-          <w:b/>
-        </w:rPr>
-        <w:t>cancellation</w:t>
-      </w:r>
-      <w:r>
-        <w:rPr>
-          <w:b w:val="0"/>
-        </w:rPr>
-        <w:t>. Proposed explanation: “The worked result establishes every future case”. Decide whether this explanation is supported.</w:t>
+        <w:t>Point to the step or supplied fact that decides; explain your repair if needed.</w:t>
       </w:r>
     </w:p>
     <w:p>
@@ -4518,153 +5431,106 @@
         <w:rPr>
           <w:b w:val="0"/>
         </w:rPr>
-        <w:t>Point to the step or supplied fact that decides; explain your repair if needed.</w:t>
+        <w:t xml:space="preserve">Misconception repair: A </w:t>
+      </w:r>
+      <w:r>
+        <w:rPr>
+          <w:b/>
+        </w:rPr>
+        <w:t>timeout</w:t>
+      </w:r>
+      <w:r>
+        <w:rPr>
+          <w:b w:val="0"/>
+        </w:rPr>
+        <w:t xml:space="preserve"> means the caller lacks a timely result, not necessarily that the remote operation did not occur.</w:t>
       </w:r>
     </w:p>
     <w:p>
       <w:pPr>
-        <w:pStyle w:val="Heading3"/>
-      </w:pPr>
-      <w:r>
-        <w:t>Repair the misconception</w:t>
+        <w:spacing w:line="336" w:lineRule="auto" w:after="180"/>
+      </w:pPr>
+      <w:r>
+        <w:rPr>
+          <w:b w:val="0"/>
+        </w:rPr>
+        <w:t xml:space="preserve">Support: read the exact case aloud, enlarge the labelled picture, supply </w:t>
+      </w:r>
+      <w:r>
+        <w:rPr>
+          <w:b/>
+        </w:rPr>
+        <w:t>input</w:t>
+      </w:r>
+      <w:r>
+        <w:rPr>
+          <w:b w:val="0"/>
+        </w:rPr>
+        <w:t xml:space="preserve"> cards and model only the first deciding step. Accept a spoken explanation or drawing; retain the reasoning goal.</w:t>
       </w:r>
     </w:p>
     <w:p>
       <w:pPr>
         <w:spacing w:line="336" w:lineRule="auto" w:after="180"/>
-        <w:shd w:fill="FFF5E6"/>
       </w:pPr>
       <w:r>
         <w:rPr>
           <w:b w:val="0"/>
         </w:rPr>
-        <w:t xml:space="preserve">Misconception repair: A </w:t>
+        <w:t xml:space="preserve">Extension: </w:t>
       </w:r>
       <w:r>
         <w:rPr>
           <w:b/>
         </w:rPr>
+        <w:t>Cancellation</w:t>
+      </w:r>
+      <w:r>
+        <w:rPr>
+          <w:b w:val="0"/>
+        </w:rPr>
+        <w:t xml:space="preserve"> arrives after the first </w:t>
+      </w:r>
+      <w:r>
+        <w:rPr>
+          <w:b/>
+        </w:rPr>
         <w:t>timeout</w:t>
       </w:r>
       <w:r>
         <w:rPr>
           <w:b w:val="0"/>
         </w:rPr>
-        <w:t xml:space="preserve"> means the caller lacks a timely result, not necessarily that the remote operation did not occur.</w:t>
+        <w:t xml:space="preserve">. Require a </w:t>
+      </w:r>
+      <w:r>
+        <w:rPr>
+          <w:b/>
+        </w:rPr>
+        <w:t>prediction</w:t>
+      </w:r>
+      <w:r>
+        <w:rPr>
+          <w:b w:val="0"/>
+        </w:rPr>
+        <w:t xml:space="preserve"> and a reason before comparing. Expected result: Do not start the second attempt. Reason: </w:t>
+      </w:r>
+      <w:r>
+        <w:rPr>
+          <w:b/>
+        </w:rPr>
+        <w:t>Cancellation</w:t>
+      </w:r>
+      <w:r>
+        <w:rPr>
+          <w:b w:val="0"/>
+        </w:rPr>
+        <w:t xml:space="preserve"> overrides the unused retry allowance.</w:t>
       </w:r>
     </w:p>
     <w:p>
       <w:pPr>
-        <w:pStyle w:val="Heading3"/>
-      </w:pPr>
-      <w:r>
-        <w:t>Support without giving away the answer</w:t>
-      </w:r>
-    </w:p>
-    <w:p>
-      <w:pPr>
         <w:spacing w:line="336" w:lineRule="auto" w:after="180"/>
-        <w:shd w:fill="F1F6F8"/>
-      </w:pPr>
-      <w:r>
-        <w:rPr>
-          <w:b w:val="0"/>
-        </w:rPr>
-        <w:t xml:space="preserve">Support: read the exact case aloud, enlarge the labelled picture, supply </w:t>
-      </w:r>
-      <w:r>
-        <w:rPr>
-          <w:b/>
-        </w:rPr>
-        <w:t>input</w:t>
-      </w:r>
-      <w:r>
-        <w:rPr>
-          <w:b w:val="0"/>
-        </w:rPr>
-        <w:t xml:space="preserve"> cards and model only the first deciding step. Accept a spoken explanation or drawing; retain the reasoning goal.</w:t>
-      </w:r>
-    </w:p>
-    <w:p>
-      <w:pPr>
-        <w:pStyle w:val="Heading3"/>
-      </w:pPr>
-      <w:r>
-        <w:t>Extend the reasoning</w:t>
-      </w:r>
-    </w:p>
-    <w:p>
-      <w:pPr>
-        <w:spacing w:line="336" w:lineRule="auto" w:after="180"/>
-        <w:shd w:fill="F5F1FB"/>
-      </w:pPr>
-      <w:r>
-        <w:rPr>
-          <w:b w:val="0"/>
-        </w:rPr>
-        <w:t xml:space="preserve">Extension: </w:t>
-      </w:r>
-      <w:r>
-        <w:rPr>
-          <w:b/>
-        </w:rPr>
-        <w:t>Cancellation</w:t>
-      </w:r>
-      <w:r>
-        <w:rPr>
-          <w:b w:val="0"/>
-        </w:rPr>
-        <w:t xml:space="preserve"> arrives after the first </w:t>
-      </w:r>
-      <w:r>
-        <w:rPr>
-          <w:b/>
-        </w:rPr>
-        <w:t>timeout</w:t>
-      </w:r>
-      <w:r>
-        <w:rPr>
-          <w:b w:val="0"/>
-        </w:rPr>
-        <w:t xml:space="preserve">. Require a </w:t>
-      </w:r>
-      <w:r>
-        <w:rPr>
-          <w:b/>
-        </w:rPr>
-        <w:t>prediction</w:t>
-      </w:r>
-      <w:r>
-        <w:rPr>
-          <w:b w:val="0"/>
-        </w:rPr>
-        <w:t xml:space="preserve"> and a reason before comparing. Expected result: Do not start the second attempt. Reason: </w:t>
-      </w:r>
-      <w:r>
-        <w:rPr>
-          <w:b/>
-        </w:rPr>
-        <w:t>Cancellation</w:t>
-      </w:r>
-      <w:r>
-        <w:rPr>
-          <w:b w:val="0"/>
-        </w:rPr>
-        <w:t xml:space="preserve"> overrides the unused retry allowance.</w:t>
-      </w:r>
-    </w:p>
-    <w:p>
-      <w:pPr>
-        <w:pStyle w:val="Heading3"/>
-      </w:pPr>
-      <w:r>
-        <w:t>Protect the independent attempt</w:t>
-      </w:r>
-    </w:p>
-    <w:p>
-      <w:pPr>
-        <w:spacing w:line="336" w:lineRule="auto" w:after="180"/>
-        <w:shd w:fill="FFF5E6"/>
       </w:pPr>
       <w:r>
         <w:rPr>
@@ -4859,58 +5725,57 @@
     </w:tbl>
     <w:p>
       <w:pPr>
-        <w:pStyle w:val="Heading3"/>
-      </w:pPr>
-      <w:r>
-        <w:t>Project checkpoint</w:t>
+        <w:spacing w:line="336" w:lineRule="auto" w:after="180"/>
+      </w:pPr>
+      <w:r>
+        <w:rPr>
+          <w:b w:val="0"/>
+        </w:rPr>
+        <w:t>Project checkpoint: Test changed cases. Keep normal, boundary and failure cases; compare expected and observed results.</w:t>
       </w:r>
     </w:p>
     <w:p>
       <w:pPr>
         <w:spacing w:line="336" w:lineRule="auto" w:after="180"/>
-        <w:shd w:fill="EDF7F3"/>
       </w:pPr>
       <w:r>
         <w:rPr>
           <w:b w:val="0"/>
         </w:rPr>
-        <w:t>Project checkpoint: Test changed cases. Keep normal, boundary and failure cases; compare expected and observed results.</w:t>
+        <w:t xml:space="preserve">Use the weekly teacher answer for topic-specific reasoning. A saved progress tick is an activity record; judge mastery from the learner’s explanation and </w:t>
+      </w:r>
+      <w:r>
+        <w:rPr>
+          <w:b/>
+        </w:rPr>
+        <w:t>evidence</w:t>
+      </w:r>
+      <w:r>
+        <w:rPr>
+          <w:b w:val="0"/>
+        </w:rPr>
+        <w:t>.</w:t>
       </w:r>
     </w:p>
     <w:p>
       <w:pPr>
-        <w:spacing w:line="336" w:lineRule="auto" w:after="180"/>
-      </w:pPr>
-      <w:r>
-        <w:rPr>
-          <w:b w:val="0"/>
-        </w:rPr>
-        <w:t xml:space="preserve">Use the weekly teacher answer for topic-specific reasoning. A saved progress tick is an activity record; judge mastery from the learner’s explanation and </w:t>
-      </w:r>
-      <w:r>
-        <w:rPr>
-          <w:b/>
-        </w:rPr>
-        <w:t>evidence</w:t>
-      </w:r>
-      <w:r>
-        <w:rPr>
-          <w:b w:val="0"/>
-        </w:rPr>
-        <w:t>.</w:t>
+        <w:pStyle w:val="Heading1"/>
+      </w:pPr>
+      <w:r>
+        <w:t>08. Reference · Feedback,labs and repair paths</w:t>
       </w:r>
     </w:p>
     <w:p>
-      <w:pPr>
-        <w:pStyle w:val="Heading1"/>
-      </w:pPr>
-      <w:r>
-        <w:t>08. Use feedback, labs and repair paths</w:t>
+      <w:r>
+        <w:t>Retain the first attempt and the evidence used for a repair.</w:t>
       </w:r>
     </w:p>
     <w:p>
-      <w:r>
-        <w:t>Use feedback, earlier review and portfolios purposefully. Apply the coding routine only when this lesson has an executable lab.</w:t>
+      <w:pPr>
+        <w:pStyle w:val="Heading2"/>
+      </w:pPr>
+      <w:r>
+        <w:t>Feedback and record guidance</w:t>
       </w:r>
     </w:p>
     <w:p>
@@ -5009,40 +5874,17 @@
         <w:pStyle w:val="Heading1"/>
       </w:pPr>
       <w:r>
-        <w:t>09. Visual concept journey</w:t>
+        <w:t>09. Reference · Teach with the six pictures</w:t>
       </w:r>
     </w:p>
     <w:p>
       <w:r>
-        <w:t>Show one Timeouts retries and cancellation graphic at a time, request a prediction and discuss its trace before the independent assessment.</w:t>
+        <w:t>Choose one picture for a particular reasoning move.</w:t>
       </w:r>
     </w:p>
     <w:p>
       <w:pPr>
-        <w:spacing w:line="336" w:lineRule="auto" w:after="180"/>
-      </w:pPr>
-      <w:r>
-        <w:rPr>
-          <w:b w:val="0"/>
-        </w:rPr>
-        <w:t xml:space="preserve">Use one picture at a time. Hide a worked result before asking for a </w:t>
-      </w:r>
-      <w:r>
-        <w:rPr>
-          <w:b/>
-        </w:rPr>
-        <w:t>prediction</w:t>
-      </w:r>
-      <w:r>
-        <w:rPr>
-          <w:b w:val="0"/>
-        </w:rPr>
-        <w:t>, then reveal it for feedback. These are supported teaching cases; retain the separate independent assessment for a fresh first attempt.</w:t>
-      </w:r>
-    </w:p>
-    <w:p>
-      <w:pPr>
-        <w:pStyle w:val="Heading3"/>
+        <w:pStyle w:val="Heading2"/>
       </w:pPr>
       <w:r>
         <w:t>01. Timeouts retries and cancellation: the case</w:t>
@@ -5053,7 +5895,7 @@
         <w:drawing>
           <wp:inline xmlns:a="http://schemas.openxmlformats.org/drawingml/2006/main" xmlns:pic="http://schemas.openxmlformats.org/drawingml/2006/picture">
             <wp:extent cx="5486400" cy="2834640"/>
-            <wp:docPr id="2" name="Picture 2" descr="Retry within declared limits. A read-only lookup allows two attempts of at most one second each. Cancellation forbids further attempts. Supplied facts: First attempt times out at 1 second. Second succeeds in 0.4 seconds. Ignore overhead. No cancellation occurs."/>
+            <wp:docPr id="4" name="Picture 4" descr="Retry within declared limits. A read-only lookup allows two attempts of at most one second each. Cancellation forbids further attempts. Supplied facts: First attempt times out at 1 second. Second succeeds in 0.4 seconds. Ignore overhead. No cancellation occurs."/>
             <wp:cNvGraphicFramePr>
               <a:graphicFrameLocks noChangeAspect="1"/>
             </wp:cNvGraphicFramePr>
@@ -5065,7 +5907,7 @@
                     <pic:cNvPicPr/>
                   </pic:nvPicPr>
                   <pic:blipFill>
-                    <a:blip r:embed="rId10"/>
+                    <a:blip r:embed="rId12"/>
                     <a:stretch>
                       <a:fillRect/>
                     </a:stretch>
@@ -5133,7 +5975,6 @@
     <w:p>
       <w:pPr>
         <w:spacing w:line="336" w:lineRule="auto" w:after="180"/>
-        <w:shd w:fill="F5F1FB"/>
       </w:pPr>
       <w:r>
         <w:rPr>
@@ -5144,27 +5985,18 @@
     </w:p>
     <w:p>
       <w:pPr>
-        <w:pStyle w:val="Heading3"/>
-      </w:pPr>
-      <w:r>
-        <w:t>Discuss while showing the picture</w:t>
+        <w:spacing w:line="336" w:lineRule="auto" w:after="180"/>
+      </w:pPr>
+      <w:r>
+        <w:rPr>
+          <w:b w:val="0"/>
+        </w:rPr>
+        <w:t>Teacher prompt: Point to the given fact that matters most. Explain why it matters. Ask learners to describe one label or arrow in ordinary words. Use the adjacent transcript if the image is difficult to see.</w:t>
       </w:r>
     </w:p>
     <w:p>
       <w:pPr>
-        <w:spacing w:line="336" w:lineRule="auto" w:after="180"/>
-        <w:shd w:fill="F1F6F8"/>
-      </w:pPr>
-      <w:r>
-        <w:rPr>
-          <w:b w:val="0"/>
-        </w:rPr>
-        <w:t>Teacher prompt: Point to the given fact that matters most. Explain why it matters. Ask learners to describe one label or arrow in ordinary words. Use the adjacent transcript if the image is difficult to see.</w:t>
-      </w:r>
-    </w:p>
-    <w:p>
-      <w:pPr>
-        <w:pStyle w:val="Heading3"/>
+        <w:pStyle w:val="Heading2"/>
       </w:pPr>
       <w:r>
         <w:t>02. Follow the deciding steps</w:t>
@@ -5175,7 +6007,7 @@
         <w:drawing>
           <wp:inline xmlns:a="http://schemas.openxmlformats.org/drawingml/2006/main" xmlns:pic="http://schemas.openxmlformats.org/drawingml/2006/picture">
             <wp:extent cx="5486400" cy="3182112"/>
-            <wp:docPr id="3" name="Picture 3" descr="Bound first wait: Stop attempt one after its one-second allowance. → Check retry: One attempt remains, and cancellation has not occurred. → Complete next attempt: Accept the checked record; total waiting is 1.4 seconds."/>
+            <wp:docPr id="5" name="Picture 5" descr="Bound first wait: Stop attempt one after its one-second allowance. → Check retry: One attempt remains, and cancellation has not occurred. → Complete next attempt: Accept the checked record; total waiting is 1.4 seconds."/>
             <wp:cNvGraphicFramePr>
               <a:graphicFrameLocks noChangeAspect="1"/>
             </wp:cNvGraphicFramePr>
@@ -5187,7 +6019,7 @@
                     <pic:cNvPicPr/>
                   </pic:nvPicPr>
                   <pic:blipFill>
-                    <a:blip r:embed="rId11"/>
+                    <a:blip r:embed="rId10"/>
                     <a:stretch>
                       <a:fillRect/>
                     </a:stretch>
@@ -5232,7 +6064,6 @@
     <w:p>
       <w:pPr>
         <w:spacing w:line="336" w:lineRule="auto" w:after="180"/>
-        <w:shd w:fill="F5F1FB"/>
       </w:pPr>
       <w:r>
         <w:rPr>
@@ -5255,39 +6086,30 @@
     </w:p>
     <w:p>
       <w:pPr>
-        <w:pStyle w:val="Heading3"/>
-      </w:pPr>
-      <w:r>
-        <w:t>Discuss while showing the picture</w:t>
+        <w:spacing w:line="336" w:lineRule="auto" w:after="180"/>
+      </w:pPr>
+      <w:r>
+        <w:rPr>
+          <w:b w:val="0"/>
+        </w:rPr>
+        <w:t xml:space="preserve">Teacher prompt: Point to each numbered stage and explain which recorded </w:t>
+      </w:r>
+      <w:r>
+        <w:rPr>
+          <w:b/>
+        </w:rPr>
+        <w:t>input</w:t>
+      </w:r>
+      <w:r>
+        <w:rPr>
+          <w:b w:val="0"/>
+        </w:rPr>
+        <w:t xml:space="preserve"> it uses. Ask learners to describe one label or arrow in ordinary words. Use the adjacent transcript if the image is difficult to see.</w:t>
       </w:r>
     </w:p>
     <w:p>
       <w:pPr>
-        <w:spacing w:line="336" w:lineRule="auto" w:after="180"/>
-        <w:shd w:fill="F1F6F8"/>
-      </w:pPr>
-      <w:r>
-        <w:rPr>
-          <w:b w:val="0"/>
-        </w:rPr>
-        <w:t xml:space="preserve">Teacher prompt: Point to each numbered stage and explain which recorded </w:t>
-      </w:r>
-      <w:r>
-        <w:rPr>
-          <w:b/>
-        </w:rPr>
-        <w:t>input</w:t>
-      </w:r>
-      <w:r>
-        <w:rPr>
-          <w:b w:val="0"/>
-        </w:rPr>
-        <w:t xml:space="preserve"> it uses. Ask learners to describe one label or arrow in ordinary words. Use the adjacent transcript if the image is difficult to see.</w:t>
-      </w:r>
-    </w:p>
-    <w:p>
-      <w:pPr>
-        <w:pStyle w:val="Heading3"/>
+        <w:pStyle w:val="Heading2"/>
       </w:pPr>
       <w:r>
         <w:t>03. Timeouts retries and cancellation — evidence trace</w:t>
@@ -5298,7 +6120,7 @@
         <w:drawing>
           <wp:inline xmlns:a="http://schemas.openxmlformats.org/drawingml/2006/main" xmlns:pic="http://schemas.openxmlformats.org/drawingml/2006/picture">
             <wp:extent cx="5486400" cy="3145536"/>
-            <wp:docPr id="4" name="Picture 4" descr="Timeouts retries and cancellation — evidence trace. Three attempts each time out after 4 seconds with gaps 1 and 2. A fourth is proposed. | Retry only declared transient failures. Use at most three attempts with waiting gaps 1 and 2 seconds; each attempt may run at most 4 seconds. Worst-case elapsed bound excluding overhead is 3*4+1+2=15 seconds. | Budget is exhausted after 15 seconds under the model; reject fourth attempt. A late side-effect result must still be reconciled."/>
+            <wp:docPr id="6" name="Picture 6" descr="Timeouts retries and cancellation — evidence trace. Three attempts each time out after 4 seconds with gaps 1 and 2. A fourth is proposed. | Retry only declared transient failures. Use at most three attempts with waiting gaps 1 and 2 seconds; the caller waits at most 4 seconds for each attempt under the enforced local timeout model. Worst-case elapsed bound excluding overhead is 3*4+1+2=15 seconds. | Budget is exhausted after 15 seconds under the model; reject fourth attempt. A late side-effect result must still be reconciled."/>
             <wp:cNvGraphicFramePr>
               <a:graphicFrameLocks noChangeAspect="1"/>
             </wp:cNvGraphicFramePr>
@@ -5310,7 +6132,7 @@
                     <pic:cNvPicPr/>
                   </pic:nvPicPr>
                   <pic:blipFill>
-                    <a:blip r:embed="rId12"/>
+                    <a:blip r:embed="rId13"/>
                     <a:stretch>
                       <a:fillRect/>
                     </a:stretch>
@@ -5367,7 +6189,19 @@
         <w:rPr>
           <w:b w:val="0"/>
         </w:rPr>
-        <w:t xml:space="preserve"> trace. Three attempts each time out after 4 seconds with gaps 1 and 2. A fourth is proposed. | Retry only declared transient failures.</w:t>
+        <w:t xml:space="preserve"> trace. Three attempts each time out after 4 seconds with gaps 1 and 2. A fourth is proposed. | Retry only declared transient failures. Use at most three attempts with waiting gaps 1 and 2 seconds; the caller waits at most 4 seconds for each attempt under the enforced local </w:t>
+      </w:r>
+      <w:r>
+        <w:rPr>
+          <w:b/>
+        </w:rPr>
+        <w:t>timeout</w:t>
+      </w:r>
+      <w:r>
+        <w:rPr>
+          <w:b w:val="0"/>
+        </w:rPr>
+        <w:t xml:space="preserve"> model. Worst-case elapsed bound excluding overhead is 3*4+1+2=15 seconds. | Budget is exhausted after 15 seconds under the model; reject fourth attempt. A late side-effect result must still be reconciled.</w:t>
       </w:r>
     </w:p>
     <w:p>
@@ -5378,7 +6212,7 @@
         <w:rPr>
           <w:b w:val="0"/>
         </w:rPr>
-        <w:t>Use at most three attempts with waiting gaps 1 and 2 seconds; each attempt may run at most 4 seconds.</w:t>
+        <w:t>Read the labels and values. Explain the relationship the model shows.</w:t>
       </w:r>
     </w:p>
     <w:p>
@@ -5389,44 +6223,12 @@
         <w:rPr>
           <w:b w:val="0"/>
         </w:rPr>
-        <w:t>Worst-case elapsed bound excluding overhead is 3*4+1+2=15 seconds. | Budget is exhausted after 15 seconds under the model; reject fourth attempt. A late side-effect result must still be reconciled.</w:t>
+        <w:t>Teacher prompt: Read the labels and values. Explain the relationship the model shows. Ask learners to describe one label or arrow in ordinary words. Use the adjacent transcript if the image is difficult to see.</w:t>
       </w:r>
     </w:p>
     <w:p>
       <w:pPr>
-        <w:spacing w:line="336" w:lineRule="auto" w:after="180"/>
-        <w:shd w:fill="F5F1FB"/>
-      </w:pPr>
-      <w:r>
-        <w:rPr>
-          <w:b w:val="0"/>
-        </w:rPr>
-        <w:t>Read the labels and values. Explain the relationship the model shows.</w:t>
-      </w:r>
-    </w:p>
-    <w:p>
-      <w:pPr>
-        <w:pStyle w:val="Heading3"/>
-      </w:pPr>
-      <w:r>
-        <w:t>Discuss while showing the picture</w:t>
-      </w:r>
-    </w:p>
-    <w:p>
-      <w:pPr>
-        <w:spacing w:line="336" w:lineRule="auto" w:after="180"/>
-        <w:shd w:fill="F1F6F8"/>
-      </w:pPr>
-      <w:r>
-        <w:rPr>
-          <w:b w:val="0"/>
-        </w:rPr>
-        <w:t>Teacher prompt: Read the labels and values. Explain the relationship the model shows. Ask learners to describe one label or arrow in ordinary words. Use the adjacent transcript if the image is difficult to see.</w:t>
-      </w:r>
-    </w:p>
-    <w:p>
-      <w:pPr>
-        <w:pStyle w:val="Heading3"/>
+        <w:pStyle w:val="Heading2"/>
       </w:pPr>
       <w:r>
         <w:t>04. Change one thing. Trace what follows.</w:t>
@@ -5437,7 +6239,7 @@
         <w:drawing>
           <wp:inline xmlns:a="http://schemas.openxmlformats.org/drawingml/2006/main" xmlns:pic="http://schemas.openxmlformats.org/drawingml/2006/picture">
             <wp:extent cx="5486400" cy="3026664"/>
-            <wp:docPr id="5" name="Picture 5" descr="Original case: Accept the checked record; total waiting is 1.4 seconds. Changed condition: Cancellation arrives after the first timeout. Expected result: Do not start the second attempt. Reason: Cancellation overrides the unused retry allowance."/>
+            <wp:docPr id="7" name="Picture 7" descr="Original case: Accept the checked record; total waiting is 1.4 seconds. Changed condition: Cancellation arrives after the first timeout. Expected result: Do not start the second attempt. Reason: Cancellation overrides the unused retry allowance."/>
             <wp:cNvGraphicFramePr>
               <a:graphicFrameLocks noChangeAspect="1"/>
             </wp:cNvGraphicFramePr>
@@ -5449,7 +6251,7 @@
                     <pic:cNvPicPr/>
                   </pic:nvPicPr>
                   <pic:blipFill>
-                    <a:blip r:embed="rId13"/>
+                    <a:blip r:embed="rId14"/>
                     <a:stretch>
                       <a:fillRect/>
                     </a:stretch>
@@ -5529,7 +6331,6 @@
     <w:p>
       <w:pPr>
         <w:spacing w:line="336" w:lineRule="auto" w:after="180"/>
-        <w:shd w:fill="F5F1FB"/>
       </w:pPr>
       <w:r>
         <w:rPr>
@@ -5540,51 +6341,41 @@
     </w:p>
     <w:p>
       <w:pPr>
-        <w:pStyle w:val="Heading3"/>
-      </w:pPr>
-      <w:r>
-        <w:t>Discuss while showing the picture</w:t>
+        <w:spacing w:line="336" w:lineRule="auto" w:after="180"/>
+      </w:pPr>
+      <w:r>
+        <w:rPr>
+          <w:b w:val="0"/>
+        </w:rPr>
+        <w:t>Teacher prompt: Predict before checking the worked changed-case result. Name what changed and what the supplied facts allow you to conclude. Ask learners to describe one label or arrow in ordinary words.</w:t>
       </w:r>
     </w:p>
     <w:p>
       <w:pPr>
         <w:spacing w:line="336" w:lineRule="auto" w:after="180"/>
-        <w:shd w:fill="F1F6F8"/>
       </w:pPr>
       <w:r>
         <w:rPr>
           <w:b w:val="0"/>
         </w:rPr>
-        <w:t>Teacher prompt: Predict before checking the worked changed-case result. Name what changed and what the supplied facts allow you to conclude. Ask learners to describe one label or arrow in ordinary words.</w:t>
+        <w:t xml:space="preserve">Use the adjacent transcript if the image is difficult to see. Changed-case reasoning: </w:t>
+      </w:r>
+      <w:r>
+        <w:rPr>
+          <w:b/>
+        </w:rPr>
+        <w:t>Cancellation</w:t>
+      </w:r>
+      <w:r>
+        <w:rPr>
+          <w:b w:val="0"/>
+        </w:rPr>
+        <w:t xml:space="preserve"> overrides the unused retry allowance.</w:t>
       </w:r>
     </w:p>
     <w:p>
       <w:pPr>
-        <w:spacing w:line="336" w:lineRule="auto" w:after="180"/>
-        <w:shd w:fill="F1F6F8"/>
-      </w:pPr>
-      <w:r>
-        <w:rPr>
-          <w:b w:val="0"/>
-        </w:rPr>
-        <w:t xml:space="preserve">Use the adjacent transcript if the image is difficult to see. Changed-case reasoning: </w:t>
-      </w:r>
-      <w:r>
-        <w:rPr>
-          <w:b/>
-        </w:rPr>
-        <w:t>Cancellation</w:t>
-      </w:r>
-      <w:r>
-        <w:rPr>
-          <w:b w:val="0"/>
-        </w:rPr>
-        <w:t xml:space="preserve"> overrides the unused retry allowance.</w:t>
-      </w:r>
-    </w:p>
-    <w:p>
-      <w:pPr>
-        <w:pStyle w:val="Heading3"/>
+        <w:pStyle w:val="Heading2"/>
       </w:pPr>
       <w:r>
         <w:t>05. Connect the explanation to its limit</w:t>
@@ -5595,7 +6386,7 @@
         <w:drawing>
           <wp:inline xmlns:a="http://schemas.openxmlformats.org/drawingml/2006/main" xmlns:pic="http://schemas.openxmlformats.org/drawingml/2006/picture">
             <wp:extent cx="5486400" cy="2834640"/>
-            <wp:docPr id="6" name="Picture 6" descr="A timeout bounds waiting; a retry tries again; cancellation withdraws the request. They are separate conditions on the next action. Limit: The arithmetic excludes overhead; retries of side-effecting operations require separate duplicate and recovery controls."/>
+            <wp:docPr id="8" name="Picture 8" descr="A timeout bounds waiting; a retry tries again; cancellation withdraws the request. They are separate conditions on the next action. Limit: The arithmetic excludes overhead; retries of side-effecting operations require separate duplicate and recovery controls."/>
             <wp:cNvGraphicFramePr>
               <a:graphicFrameLocks noChangeAspect="1"/>
             </wp:cNvGraphicFramePr>
@@ -5607,7 +6398,7 @@
                     <pic:cNvPicPr/>
                   </pic:nvPicPr>
                   <pic:blipFill>
-                    <a:blip r:embed="rId14"/>
+                    <a:blip r:embed="rId15"/>
                     <a:stretch>
                       <a:fillRect/>
                     </a:stretch>
@@ -5675,7 +6466,6 @@
     <w:p>
       <w:pPr>
         <w:spacing w:line="336" w:lineRule="auto" w:after="180"/>
-        <w:shd w:fill="F5F1FB"/>
       </w:pPr>
       <w:r>
         <w:rPr>
@@ -5686,39 +6476,29 @@
     </w:p>
     <w:p>
       <w:pPr>
-        <w:pStyle w:val="Heading3"/>
-      </w:pPr>
-      <w:r>
-        <w:t>Discuss while showing the picture</w:t>
+        <w:spacing w:line="336" w:lineRule="auto" w:after="180"/>
+      </w:pPr>
+      <w:r>
+        <w:rPr>
+          <w:b w:val="0"/>
+        </w:rPr>
+        <w:t>Teacher prompt: Explain the case, then point to a limit on the claim. Ask learners to describe one label or arrow in ordinary words. Use the adjacent transcript if the image is difficult to see.</w:t>
       </w:r>
     </w:p>
     <w:p>
       <w:pPr>
         <w:spacing w:line="336" w:lineRule="auto" w:after="180"/>
-        <w:shd w:fill="F1F6F8"/>
       </w:pPr>
       <w:r>
         <w:rPr>
           <w:b w:val="0"/>
         </w:rPr>
-        <w:t>Teacher prompt: Explain the case, then point to a limit on the claim. Ask learners to describe one label or arrow in ordinary words. Use the adjacent transcript if the image is difficult to see.</w:t>
+        <w:t>Keep the stated scope: The arithmetic excludes overhead; retries of side-effecting operations require separate duplicate and recovery controls.</w:t>
       </w:r>
     </w:p>
     <w:p>
       <w:pPr>
-        <w:spacing w:line="336" w:lineRule="auto" w:after="180"/>
-        <w:shd w:fill="F1F6F8"/>
-      </w:pPr>
-      <w:r>
-        <w:rPr>
-          <w:b w:val="0"/>
-        </w:rPr>
-        <w:t>Keep the stated scope: The arithmetic excludes overhead; retries of side-effecting operations require separate duplicate and recovery controls.</w:t>
-      </w:r>
-    </w:p>
-    <w:p>
-      <w:pPr>
-        <w:pStyle w:val="Heading3"/>
+        <w:pStyle w:val="Heading2"/>
       </w:pPr>
       <w:r>
         <w:t>06. Make the idea visible in your project</w:t>
@@ -5729,7 +6509,7 @@
         <w:drawing>
           <wp:inline xmlns:a="http://schemas.openxmlformats.org/drawingml/2006/main" xmlns:pic="http://schemas.openxmlformats.org/drawingml/2006/picture">
             <wp:extent cx="5486400" cy="3529584"/>
-            <wp:docPr id="7" name="Picture 7" descr="For the Grounded Learning Service, retain an annotated trace and the changed-case result. Name the contract or evidence that makes the deciding step valid, so another team can review it. Draw your input, deciding step, result and limit. Supported question: Calculate waiting time for a one-second timeout followed by a 0.4-second success. What changes if cancellation arrives after the first attempt but before the retry?"/>
+            <wp:docPr id="9" name="Picture 9" descr="For the Grounded Learning Service, retain an annotated trace and the changed-case result. Name the contract or evidence that makes the deciding step valid, so another team can review it. Draw your input, deciding step, result and limit. Supported question: Calculate waiting time for a one-second timeout followed by a 0.4-second success. What changes if cancellation arrives after the first attempt but before the retry?"/>
             <wp:cNvGraphicFramePr>
               <a:graphicFrameLocks noChangeAspect="1"/>
             </wp:cNvGraphicFramePr>
@@ -5741,7 +6521,7 @@
                     <pic:cNvPicPr/>
                   </pic:nvPicPr>
                   <pic:blipFill>
-                    <a:blip r:embed="rId15"/>
+                    <a:blip r:embed="rId16"/>
                     <a:stretch>
                       <a:fillRect/>
                     </a:stretch>
@@ -5844,7 +6624,6 @@
     <w:p>
       <w:pPr>
         <w:spacing w:line="336" w:lineRule="auto" w:after="180"/>
-        <w:shd w:fill="F5F1FB"/>
       </w:pPr>
       <w:r>
         <w:rPr>
@@ -5867,82 +6646,150 @@
     </w:p>
     <w:p>
       <w:pPr>
-        <w:pStyle w:val="Heading3"/>
-      </w:pPr>
-      <w:r>
-        <w:t>Discuss while showing the picture</w:t>
+        <w:spacing w:line="336" w:lineRule="auto" w:after="180"/>
+      </w:pPr>
+      <w:r>
+        <w:rPr>
+          <w:b w:val="0"/>
+        </w:rPr>
+        <w:t xml:space="preserve">Teacher prompt: Draw your project trace and justify the deciding step using </w:t>
+      </w:r>
+      <w:r>
+        <w:rPr>
+          <w:b/>
+        </w:rPr>
+        <w:t>evidence</w:t>
+      </w:r>
+      <w:r>
+        <w:rPr>
+          <w:b w:val="0"/>
+        </w:rPr>
+        <w:t>. Ask learners to describe one label or arrow in ordinary words. Use the adjacent transcript if the image is difficult to see.</w:t>
       </w:r>
     </w:p>
     <w:p>
       <w:pPr>
         <w:spacing w:line="336" w:lineRule="auto" w:after="180"/>
-        <w:shd w:fill="F1F6F8"/>
       </w:pPr>
       <w:r>
         <w:rPr>
           <w:b w:val="0"/>
         </w:rPr>
-        <w:t xml:space="preserve">Teacher prompt: Draw your project trace and justify the deciding step using </w:t>
+        <w:t xml:space="preserve">Supported practice key: Stop attempt one after its one-second allowance. One attempt remains, and </w:t>
       </w:r>
       <w:r>
         <w:rPr>
           <w:b/>
         </w:rPr>
-        <w:t>evidence</w:t>
+        <w:t>cancellation</w:t>
       </w:r>
       <w:r>
         <w:rPr>
           <w:b w:val="0"/>
         </w:rPr>
-        <w:t>. Ask learners to describe one label or arrow in ordinary words. Use the adjacent transcript if the image is difficult to see.</w:t>
+        <w:t xml:space="preserve"> has not occurred. Accept the checked record; total waiting is 1.4 seconds.</w:t>
       </w:r>
     </w:p>
     <w:p>
       <w:pPr>
         <w:spacing w:line="336" w:lineRule="auto" w:after="180"/>
-        <w:shd w:fill="F1F6F8"/>
       </w:pPr>
       <w:r>
         <w:rPr>
           <w:b w:val="0"/>
         </w:rPr>
-        <w:t xml:space="preserve">Supported practice key: Stop attempt one after its one-second allowance. One attempt remains, and </w:t>
+        <w:t xml:space="preserve">Changed case: Do not start the second attempt. </w:t>
       </w:r>
       <w:r>
         <w:rPr>
           <w:b/>
         </w:rPr>
-        <w:t>cancellation</w:t>
+        <w:t>Cancellation</w:t>
       </w:r>
       <w:r>
         <w:rPr>
           <w:b w:val="0"/>
         </w:rPr>
-        <w:t xml:space="preserve"> has not occurred. Accept the checked record; total waiting is 1.4 seconds.</w:t>
+        <w:t xml:space="preserve"> overrides the unused retry allowance.</w:t>
       </w:r>
     </w:p>
     <w:p>
       <w:pPr>
+        <w:pStyle w:val="Heading2"/>
+      </w:pPr>
+      <w:r>
+        <w:t>Earlier wording, alternatives and picture transcripts · reference / check after trying</w:t>
+      </w:r>
+    </w:p>
+    <w:p>
+      <w:pPr>
         <w:spacing w:line="336" w:lineRule="auto" w:after="180"/>
-        <w:shd w:fill="F1F6F8"/>
       </w:pPr>
       <w:r>
         <w:rPr>
           <w:b w:val="0"/>
         </w:rPr>
-        <w:t xml:space="preserve">Changed case: Do not start the second attempt. </w:t>
+        <w:t xml:space="preserve">Use one picture at a time. Hide a worked result before asking for a </w:t>
       </w:r>
       <w:r>
         <w:rPr>
           <w:b/>
         </w:rPr>
-        <w:t>Cancellation</w:t>
+        <w:t>prediction</w:t>
       </w:r>
       <w:r>
         <w:rPr>
           <w:b w:val="0"/>
         </w:rPr>
-        <w:t xml:space="preserve"> overrides the unused retry allowance.</w:t>
+        <w:t>, then reveal it for feedback. These are supported teaching cases; retain the separate independent assessment for a fresh first attempt.</w:t>
+      </w:r>
+    </w:p>
+    <w:p>
+      <w:pPr>
+        <w:pStyle w:val="Heading3"/>
+      </w:pPr>
+      <w:r>
+        <w:t>01. Timeouts retries and cancellation: the case</w:t>
+      </w:r>
+    </w:p>
+    <w:p>
+      <w:pPr>
+        <w:pStyle w:val="Heading3"/>
+      </w:pPr>
+      <w:r>
+        <w:t>02. Follow the deciding steps</w:t>
+      </w:r>
+    </w:p>
+    <w:p>
+      <w:pPr>
+        <w:pStyle w:val="Heading3"/>
+      </w:pPr>
+      <w:r>
+        <w:t>03. Timeouts retries and cancellation — evidence trace</w:t>
+      </w:r>
+    </w:p>
+    <w:p>
+      <w:pPr>
+        <w:pStyle w:val="Heading3"/>
+      </w:pPr>
+      <w:r>
+        <w:t>04. Change one thing. Trace what follows.</w:t>
+      </w:r>
+    </w:p>
+    <w:p>
+      <w:pPr>
+        <w:pStyle w:val="Heading3"/>
+      </w:pPr>
+      <w:r>
+        <w:t>05. Connect the explanation to its limit</w:t>
+      </w:r>
+    </w:p>
+    <w:p>
+      <w:pPr>
+        <w:pStyle w:val="Heading3"/>
+      </w:pPr>
+      <w:r>
+        <w:t>06. Make the idea visible in your project</w:t>
       </w:r>
     </w:p>
     <w:sectPr>

--- a/downloads/teacher/ai-6-week-16.docx
+++ b/downloads/teacher/ai-6-week-16.docx
@@ -6119,7 +6119,7 @@
       <w:r>
         <w:drawing>
           <wp:inline xmlns:a="http://schemas.openxmlformats.org/drawingml/2006/main" xmlns:pic="http://schemas.openxmlformats.org/drawingml/2006/picture">
-            <wp:extent cx="5486400" cy="3145536"/>
+            <wp:extent cx="5486400" cy="3447288"/>
             <wp:docPr id="6" name="Picture 6" descr="Timeouts retries and cancellation — evidence trace. Three attempts each time out after 4 seconds with gaps 1 and 2. A fourth is proposed. | Retry only declared transient failures. Use at most three attempts with waiting gaps 1 and 2 seconds; the caller waits at most 4 seconds for each attempt under the enforced local timeout model. Worst-case elapsed bound excluding overhead is 3*4+1+2=15 seconds. | Budget is exhausted after 15 seconds under the model; reject fourth attempt. A late side-effect result must still be reconciled."/>
             <wp:cNvGraphicFramePr>
               <a:graphicFrameLocks noChangeAspect="1"/>
@@ -6140,7 +6140,7 @@
                   <pic:spPr>
                     <a:xfrm>
                       <a:off x="0" y="0"/>
-                      <a:ext cx="5486400" cy="3145536"/>
+                      <a:ext cx="5486400" cy="3447288"/>
                     </a:xfrm>
                     <a:prstGeom prst="rect"/>
                   </pic:spPr>
